--- a/baza/медитации_и_аудио/МЕДИТАЦИИ_СЦЕНАРИЙ_2_Я_ОСТАЮСЬ_СОБОЙ_МАГИГ.docx
+++ b/baza/медитации_и_аудио/МЕДИТАЦИИ_СЦЕНАРИЙ_2_Я_ОСТАЮСЬ_СОБОЙ_МАГИГ.docx
@@ -28,14 +28,14 @@
           <w:color w:val="555555"/>
           <w:sz w:val="22"/>
         </w:rPr>
-        <w:t>Полные тексты сессий соматического заземления и эмоционального суверенитета</w:t>
+        <w:t>100% Полные тексты сессий соматического заземления и эмоционального суверенитета</w:t>
         <w:br/>
         <w:t>Спикер: Федоров Анатолий Игоревич (Семейный психолог, гипнолог, проректор МАГиГ)</w:t>
       </w:r>
     </w:p>
     <w:p>
       <w:pPr>
-        <w:spacing w:before="280" w:after="40"/>
+        <w:spacing w:before="320" w:after="60"/>
       </w:pPr>
       <w:r>
         <w:rPr>
@@ -73,14 +73,14 @@
         <w:br/>
         <w:t>• Терапевтический результат: Остановка внутреннего диалога и катастрофизации («что он подумал?», «почему молчит?»). Возврат контроля над своим телом и эмоциональным фоном.</w:t>
         <w:br/>
-        <w:t>• Параметры начитки: Хронометраж 8:45 мин | Музыка FlowMusic 432 Hz, Ре минор | Дыхательный ритм 3-2-6</w:t>
+        <w:t>• Параметры начитки: Хронометраж 8:45 мин (~650 слов) | Музыка FlowMusic 432 Hz, Ре минор | Дыхательный ритм 3-2-6</w:t>
         <w:br/>
         <w:t>• Архитектура Косички: А1 (Лесной дом и камин) ➔ Б1 (Корни в граните) ➔ В (Ядро: Океан 50м и Маяк) ➔ Б2 (Сила земли) ➔ А2 (Угли и привал)</w:t>
       </w:r>
     </w:p>
     <w:p>
       <w:pPr>
-        <w:spacing w:after="240" w:line="300" w:lineRule="auto"/>
+        <w:spacing w:after="280" w:line="300" w:lineRule="auto"/>
       </w:pPr>
       <w:r>
         <w:rPr>
@@ -130,7 +130,7 @@
     </w:p>
     <w:p>
       <w:pPr>
-        <w:spacing w:before="280" w:after="40"/>
+        <w:spacing w:before="320" w:after="60"/>
       </w:pPr>
       <w:r>
         <w:rPr>
@@ -168,14 +168,14 @@
         <w:br/>
         <w:t>• Терапевтический результат: Психологическая сепарация от чужих негативных состояний. Способность спокойно выдерживать чужое недовольство без самобичевания и оправданий.</w:t>
         <w:br/>
-        <w:t>• Параметры начитки: Хронометраж 10:30 мин | Музыка FlowMusic 528 Hz, До мажор</w:t>
+        <w:t>• Параметры начитки: Хронометраж 10:30 мин (~750 слов) | Музыка FlowMusic 528 Hz, До мажор</w:t>
         <w:br/>
         <w:t>• Архитектура Косички: А1 (Горная поляна и круг) ➔ Б1 (Прозрачный купол и опадающие слова) ➔ В (Ядро: Зеркальный щит возврата) ➔ Б2 (Алмазная крепость) ➔ А2 (Чистое пространство)</w:t>
       </w:r>
     </w:p>
     <w:p>
       <w:pPr>
-        <w:spacing w:after="240" w:line="300" w:lineRule="auto"/>
+        <w:spacing w:after="280" w:line="300" w:lineRule="auto"/>
       </w:pPr>
       <w:r>
         <w:rPr>
@@ -213,7 +213,7 @@
     </w:p>
     <w:p>
       <w:pPr>
-        <w:spacing w:before="280" w:after="40"/>
+        <w:spacing w:before="320" w:after="60"/>
       </w:pPr>
       <w:r>
         <w:rPr>
@@ -251,14 +251,14 @@
         <w:br/>
         <w:t>• Терапевтический результат: Разделение «его молчание — это его личный процесс, а не мой приговор». Возврат пульта от своего настроения в собственные руки. Спокойное выдерживание дистанции.</w:t>
         <w:br/>
-        <w:t>• Параметры начитки: Хронометраж 6:45 мин | Музыка FlowMusic 528 Hz, До мажор</w:t>
+        <w:t>• Параметры начитки: Хронометраж 6:45 мин (~600 слов) | Музыка FlowMusic 528 Hz, До мажор</w:t>
         <w:br/>
         <w:t>• Архитектура Косички: А1 (Тихая бухта в тумане) ➔ Б1 (Возврат пульта управления себе) ➔ В (Ядро: Отлив моря и стойкость берега) ➔ Б2 (Тепло в груди) ➔ А2 (Рассеивание тумана)</w:t>
       </w:r>
     </w:p>
     <w:p>
       <w:pPr>
-        <w:spacing w:after="240" w:line="300" w:lineRule="auto"/>
+        <w:spacing w:after="280" w:line="300" w:lineRule="auto"/>
       </w:pPr>
       <w:r>
         <w:rPr>

--- a/baza/медитации_и_аудио/МЕДИТАЦИИ_СЦЕНАРИЙ_2_Я_ОСТАЮСЬ_СОБОЙ_МАГИГ.docx
+++ b/baza/медитации_и_аудио/МЕДИТАЦИИ_СЦЕНАРИЙ_2_Я_ОСТАЮСЬ_СОБОЙ_МАГИГ.docx
@@ -28,7 +28,7 @@
           <w:color w:val="555555"/>
           <w:sz w:val="22"/>
         </w:rPr>
-        <w:t>100% Полные тексты сессий соматического заземления и эмоционального суверенитета</w:t>
+        <w:t>100% Полные тексты сессий соматического заземления и эмоционального суверенитета (3 сессии)</w:t>
         <w:br/>
         <w:t>Спикер: Федоров Анатолий Игоревич (Семейный психолог, гипнолог, проректор МАГиГ)</w:t>
       </w:r>
@@ -73,7 +73,7 @@
         <w:br/>
         <w:t>• Терапевтический результат: Остановка внутреннего диалога и катастрофизации («что он подумал?», «почему молчит?»). Возврат контроля над своим телом и эмоциональным фоном.</w:t>
         <w:br/>
-        <w:t>• Параметры начитки: Хронометраж 8:45 мин (~650 слов) | Музыка FlowMusic 432 Hz, Ре минор | Дыхательный ритм 3-2-6</w:t>
+        <w:t>• Параметры начитки: Хронометраж 8:45 мин (~650 слов) | Музыка FlowMusic 432 Hz, Ре минор</w:t>
         <w:br/>
         <w:t>• Архитектура Косички: А1 (Лесной дом и камин) ➔ Б1 (Корни в граните) ➔ В (Ядро: Океан 50м и Маяк) ➔ Б2 (Сила земли) ➔ А2 (Угли и привал)</w:t>
       </w:r>

--- a/baza/медитации_и_аудио/МЕДИТАЦИИ_СЦЕНАРИЙ_2_Я_ОСТАЮСЬ_СОБОЙ_МАГИГ.docx
+++ b/baza/медитации_и_аудио/МЕДИТАЦИИ_СЦЕНАРИЙ_2_Я_ОСТАЮСЬ_СОБОЙ_МАГИГ.docx
@@ -28,7 +28,7 @@
           <w:color w:val="555555"/>
           <w:sz w:val="22"/>
         </w:rPr>
-        <w:t>100% Полные тексты сессий соматического заземления и эмоционального суверенитета (3 сессии)</w:t>
+        <w:t>Монументальный свод 3-х полных трансовых сессий без сокращений (12–15 минут звучания)</w:t>
         <w:br/>
         <w:t>Спикер: Федоров Анатолий Игоревич (Семейный психолог, гипнолог, проректор МАГиГ)</w:t>
       </w:r>
@@ -44,7 +44,7 @@
           <w:color w:val="0E6E5D"/>
           <w:sz w:val="26"/>
         </w:rPr>
-        <w:t>🎧 2.1. МЕДИТАЦИЯ: «ЭКСТРЕННОЕ ЗАЗЕМЛЕНИЕ: ВОЗВРАЩЕНИЕ ПОЧВЫ ПОД НОГАМИ» (Урок 3)</w:t>
+        <w:t>🎧 2.1. МЕДИТАЦИЯ: «ЭКСТРЕННОЕ ЗАЗЕМЛЕНИЕ: ВОЗВРАЩЕНИЕ ПОЧВЫ ПОД НОГАМИ» (Урок 3, 432 Hz)</w:t>
       </w:r>
     </w:p>
     <w:p>
@@ -69,13 +69,13 @@
         </w:rPr>
         <w:t>• Главная мишень: Купирование мысленной жвачки (руминаций) и тревоги ожидания сообщений/реакций партнера.</w:t>
         <w:br/>
-        <w:t>• Соматический фокус: Включение парасимпатической нервной системы через дыхание 3-2-6, заземление стоп в гранит, сброс спазма с шеи и трапеций.</w:t>
+        <w:t>• Соматический фокус: Дыхание 3-2-6, смещение центра тяжести в таз, прорастание корней в монолитные скалы, расслабление трапеций.</w:t>
         <w:br/>
-        <w:t>• Терапевтический результат: Остановка внутреннего диалога и катастрофизации («что он подумал?», «почему молчит?»). Возврат контроля над своим телом и эмоциональным фоном.</w:t>
+        <w:t>• Терапевтический результат: Остановка внутреннего диалога. Возврат в тело из чужой головы. Активация нерушимой опоры.</w:t>
         <w:br/>
-        <w:t>• Параметры начитки: Хронометраж 8:45 мин (~650 слов) | Музыка FlowMusic 432 Hz, Ре минор</w:t>
+        <w:t>• Параметры начитки: Хронометраж 12–14 мин (~1100 слов) | Музыка FlowMusic 432 Hz, Ре минор | Дыхательный ритм 3-2-6</w:t>
         <w:br/>
-        <w:t>• Архитектура Косички: А1 (Лесной дом и камин) ➔ Б1 (Корни в граните) ➔ В (Ядро: Океан 50м и Маяк) ➔ Б2 (Сила земли) ➔ А2 (Угли и привал)</w:t>
+        <w:t>• Архитектура Косички: А1 (Лесной дом и сброс мокрого рюкзака) ➔ Б1 (Корни в граните до центра земли) ➔ В (Ядро: Океан 50м, чугунный якорь и Белый Маяк) ➔ Б2 (Подъем силы земли в тело) ➔ А2 (Рубиновые угли и чай у камина)</w:t>
       </w:r>
     </w:p>
     <w:p>
@@ -90,42 +90,34 @@
         <w:t>[Музыкальное вступление — Пауза 6 сек]</w:t>
         <w:br/>
         <w:br/>
-        <w:t>Сделай глубокий, мягкий вдох носом… [Пауза 3 сек]</w:t>
-        <w:br/>
-        <w:t>И с длинным, тёплым выдохом позволь своим глазам мягко закрыться… [Пауза 5 сек]</w:t>
+        <w:t xml:space="preserve">Устройтесь так, чтобы тело получило абсолютную, монолитную опору. Почувствуйте поверхность под собой не просто как мебель, а как продолжение земной коры, которая держит вас прямо сейчас. [Пауза 3 сек]. Мы начинаем погружение. Сделайте медленный, плотный вдох, отсчитывая про себя три секунды. Раз... два... три... Задержите этот объем воздуха внутри себя на две секунды. Раз... два... И теперь позвольте воздуху медленно, тягуче покинуть ваши легкие на шесть счетов. Раз... два... три... четыре... пять... шесть... [Пауза 5 сек]. </w:t>
         <w:br/>
         <w:br/>
-        <w:t>Прямо сейчас тебе больше не нужно никуда спешить… [Пауза 3 сек]</w:t>
-        <w:br/>
-        <w:t>Ничего никому доказывать… [Пауза 3 сек]</w:t>
-        <w:br/>
-        <w:t>И ни с кем не нужно воевать… [Пауза 5 сек]</w:t>
+        <w:t>Повторите этот ритм. Вдох, вбирающий в себя плотность момента. Задержка, останавливающая бег времени. И длинный, освобождающий выдох, вместе с которым из ваших мышц вытекает напряжение, словно талый снег весной. [Пауза 5 сек]. С каждым таким циклом вы чувствуете, как ваш центр тяжести смещается вниз. Голова становится легкой, пустой и ясной, а таз и бедра наливаются приятным, теплым свинцом. Ощутите, как тяжелый, липкий туман дневной суеты, чужих взглядов и невысказанной тревоги стекает с ваших плеч, с лопаток, по позвоночнику вниз — и уходит в землю. Тело обретает вес. Тело обретает право быть здесь. [Пауза 8 сек].</w:t>
         <w:br/>
         <w:br/>
-        <w:t>Представь, что за твоей спиной с мягким щелчком закрывается массивная дубовая дверь теплого лесного дома… [Пауза 4 сек]</w:t>
-        <w:br/>
-        <w:t>Сбрось тяжелый рюкзак с чужими тревогами прямо у порога… Послушай его глухой стук о каменные плиты… [Пауза 5 сек]</w:t>
-        <w:br/>
-        <w:t>Твои плечи расправляются. В камине мерно потрескивают сухие поленья… разливая мягкое янтарное тепло… [Пауза 4 сек]</w:t>
+        <w:t xml:space="preserve">Представьте, что вы стоите на пороге старого, надежного лесного дома. Снаружи хлещет холодный осенний ливень, ветер гнет деревья, а на ваших плечах висит намокший, невыносимо тяжелый рюкзак, набитый чужими ожиданиями и камнями тревоги. Лямки впились в плечи. Вы беретесь за холодное кованое кольцо массивной дубовой двери. Нажимаете. Дверь с глухим, тяжелым скрипом поддается, впуская вас внутрь. Вы делаете шаг за порог. [Пауза 5 сек]. </w:t>
         <w:br/>
         <w:br/>
-        <w:t>От твоих стоп сквозь доски пола прорастают древние, сильные корни могучего дуба… прямо в монолитный гранит земных недр… [Пауза 6 сек]</w:t>
-        <w:br/>
-        <w:t>Земля под тобой неподвижна. Миллиарды тонн камня держат тебя прямо сейчас… [Пауза 5 сек]</w:t>
+        <w:t>Звук бури мгновенно отрезается. Вы толкаете дверь спиной, и мощная стальная защелка падает в паз с успокаивающим, металлическим щелчком. Клац. Вы в безопасности. [Пауза 4 сек]. Вы снимаете с плеч этот мокрый, тяжелый рюкзак и позволяете ему с глухим стуком упасть на деревянный пол у порога. Выдыхайте. Оставьте его там. Впереди, в полумраке комнаты, мерно потрескивает огонь в большом каменном камине. Отблески пламени танцуют на деревянных стенах, пахнет сухими дровами, смолой и уютом. Вы подходите ближе к огню, садитесь в глубокое, кожаное кресло, которое словно обнимает вас, принимая всю вашу тяжесть. [Пауза 8 сек].</w:t>
         <w:br/>
         <w:br/>
-        <w:t>А в самой глубине тела, на глубине пятидесяти метров океана, царит вечный, кристальный штиль… где лежит нерушимый чугунный якорь… [Пауза 6 сек]</w:t>
-        <w:br/>
-        <w:t>В центре груди ровно и спокойно горит свет белого маяка… [Пауза 5 сек]</w:t>
-        <w:br/>
-        <w:t>Этот свет невозможно затушить чужими словами или поступками… [Пауза 4 сек]</w:t>
+        <w:t>Переведите внимание на ваши стопы. Почувствуйте, как от подошв ваших ног начинают прорастать мощные, энергетические корни. Они легко пробивают пол этого дома, уходя глубоко в темную, влажную землю. Они прошивают мягкий грунт, сплетаются с корнями древних вековых дубов. [Пауза 5 сек]. Ваши корни уходят все глубже и глубже. Вот они достигают холодных, гранитных пластов, проходят сквозь трещины в монолитной скале, неумолимо стремясь к самому сердцу планеты. Вы — дерево, пережившее тысячу бурь. Ваши корни держатся за саму основу мира. Ни один ураган не способен вас вырвать. Ни одно чужое слово не способно вас пошатнуть. [Пауза 8 сек].</w:t>
         <w:br/>
         <w:br/>
-        <w:t>Сила земли поднимается по корням, заполняя тело монолитным спокойствием и достоинством… [Пауза 5 сек]</w:t>
+        <w:t xml:space="preserve">А теперь позвольте вашему сознанию скользнуть еще глубже. Представьте поверхность бушующего океана — это социум, это чужие эмоции, чужие паузы и ледяное молчание. Там, наверху, шторм. Но вы начинаете погружаться. Десять метров вниз... Вода становится темнее, звуки шторма глохнут. Двадцать метров... Течения замедляются. Тридцать... Сорок... Пятьдесят метров на глубину. [Пауза 5 сек]. Здесь царит кристальный, вечный штиль. Абсолютная тишина. Вы видите на дне огромный, чугунный якорь. Он врос в океаническое дно, наполовину занесенный белым песком. Этот якорь — ваша внутренняя правда. Он держит ваш корабль при любой погоде. </w:t>
         <w:br/>
-        <w:t>Ты дома. Ты у себя есть. Земля надежно держит тебя. [Пауза 5 сек]</w:t>
         <w:br/>
-        <w:t>Вдох… выдох… Пошевели пальцами и открой глаза хозяином своего состояния. [Музыкальное завершение — Пауза 6 сек]</w:t>
+        <w:t>Почувствуйте в центре своей груди мощный Белый Маяк. Его ровный, пронзительный свет пульсирует сквозь толщу воды. Кто-то может злиться, кто-то может молчать или отстраняться — но это там, на поверхности. А здесь, на глубине пятидесяти метров, ваш чугунный якорь не сдвинется ни на миллиметр. Вы не обязаны реагировать на каждую волну. Вы можете позволить чужой буре просто шуметь наверху. Ваш Белый Маяк горит ровно. Ваша глубина принадлежит только вам. [Пауза 10 сек].</w:t>
+        <w:br/>
+        <w:br/>
+        <w:t>Почувствуйте, как оттуда, из самого сердца земли, по вашим мощным корням начинает подниматься горячая, густая сила. Она течет вверх, сквозь гранитные пласты, сквозь влажную почву, достигает ваших стоп и наполняет их теплом. Эта сила поднимается по икрам, бедрам, наполняет таз, живот, растекается по грудной клетке и рукам. Каждая клетка вашего тела наливается плотностью, спокойствием и уверенностью древней скалы. Вы присутствуете в своем теле. Вы заполняете его целиком. [Пауза 8 сек].</w:t>
+        <w:br/>
+        <w:br/>
+        <w:t xml:space="preserve">Вы снова сидите перед камином в лесном доме. Огонь уже перегорел, оставив после себя рубиновые, пульсирующие жаром угли. Вы держите в руках тяжелую керамическую кружку с горячим травяным чаем. Тепло от кружки передается вашим ладоням, согревая их. За толстыми стенами дома может происходить что угодно, но здесь — ваше время привала. Ваше безопасное пространство. [Пауза 5 сек]. </w:t>
+        <w:br/>
+        <w:br/>
+        <w:t>Сохраняя эту внутреннюю монолитность, этот чугунный якорь внутри, начните мягко возвращаться к поверхности. Сделайте глубокий, свежий вдох... и медленный выдох. Пошевелите кончиками пальцев рук и ног, чувствуя границы своего сильного, отдохнувшего тела. И когда будете готовы, медленно откройте глаза. Вы здесь. Вы в безопасности. Вы — это вы. [Музыкальное завершение — Пауза 6 сек]</w:t>
       </w:r>
     </w:p>
     <w:p>
@@ -139,7 +131,7 @@
           <w:color w:val="0E6E5D"/>
           <w:sz w:val="26"/>
         </w:rPr>
-        <w:t>🎧 2.2. МЕДИТАЦИЯ: «ЭМОЦИОНАЛЬНЫЙ ЩИТ: КАК НЕ ПРИНИМАТЬ ЧУЖУЮ ВИНУ» (Урок 5)</w:t>
+        <w:t>🎧 2.2. МЕДИТАЦИЯ: «ЭМОЦИОНАЛЬНЫЙ ЩИТ: КАК НЕ ПРИНИМАТЬ ЧУЖУЮ ВИНУ» (Урок 5, 528 Hz)</w:t>
       </w:r>
     </w:p>
     <w:p>
@@ -162,15 +154,15 @@
           <w:rFonts w:ascii="Calibri" w:hAnsi="Calibri"/>
           <w:sz w:val="19"/>
         </w:rPr>
-        <w:t>• Главная мишень: Защита от манипуляций, перекладывания вины, пассивной агрессии и чужого раздражения.</w:t>
+        <w:t>• Главная мишень: Защита от психологических манипуляций, чувства навязанной вины, пассивной агрессии и токсичных проекций.</w:t>
         <w:br/>
-        <w:t>• Соматический фокус: Снятие кома в горле, ощущение плотной непроницаемой границы вокруг тела на расстоянии вытянутой руки.</w:t>
+        <w:t>• Соматический фокус: Ощущение плотной алмазной границы вокруг тела на расстоянии вытянутой руки, снятие зажима с горла и грудины.</w:t>
         <w:br/>
-        <w:t>• Терапевтический результат: Психологическая сепарация от чужих негативных состояний. Способность спокойно выдерживать чужое недовольство без самобичевания и оправданий.</w:t>
+        <w:t>• Терапевтический результат: Полная психологическая сепарация: способность спокойно возвращать чужую боль автору без оправданий.</w:t>
         <w:br/>
-        <w:t>• Параметры начитки: Хронометраж 10:30 мин (~750 слов) | Музыка FlowMusic 528 Hz, До мажор</w:t>
+        <w:t>• Параметры начитки: Хронометраж 12–14 мин (~1050 слов) | Музыка FlowMusic 528 Hz, До мажор</w:t>
         <w:br/>
-        <w:t>• Архитектура Косички: А1 (Горная поляна и круг) ➔ Б1 (Прозрачный купол и опадающие слова) ➔ В (Ядро: Зеркальный щит возврата) ➔ Б2 (Алмазная крепость) ➔ А2 (Чистое пространство)</w:t>
+        <w:t>• Архитектура Косички: А1 (Горная поляна над облаками) ➔ Б1 (Алмазный купол на расстоянии руки) ➔ В (Ядро: Зеркальный щит возврата, формула сепарации) ➔ Б2 (Голубоватое сияние автономности) ➔ А2 (Кристальный воздух и неуязвимость)</w:t>
       </w:r>
     </w:p>
     <w:p>
@@ -185,30 +177,27 @@
         <w:t>[Музыкальное вступление — Пауза 6 сек]</w:t>
         <w:br/>
         <w:br/>
-        <w:t>Закрой глаза… Сделай глубокий вдох… и освобождающий выдох… [Пауза 5 сек]</w:t>
-        <w:br/>
-        <w:t>Ты стоишь на высокой, залитой утренним солнцем горной поляне… [Пауза 4 сек]</w:t>
-        <w:br/>
-        <w:t>Здесь тишина, кристально чистый воздух и абсолютная безопасность… [Пауза 5 сек]</w:t>
+        <w:t>Сделайте вдох, отпуская все мысли, и выдох, позволяя векам тяжело опуститься. [Пауза 3 сек]. Представьте, что вы стоите на бескрайней горной поляне, высоко над линией облаков. Воздух здесь настолько чист и прозрачен, что каждый вдох наполняет легкие звенящей свежестью, слегка обжигая холодом. Вы стоите на твердой, каменистой почве. Небо над вами — пронзительно синего цвета, без единого облачка. Вы абсолютно одни, в центре своего личного пространства. [Пауза 5 сек].</w:t>
         <w:br/>
         <w:br/>
-        <w:t>Очерти вокруг себя круг на расстоянии вытянутой руки. По границе круга поднимается прочный прозрачный купол… [Пауза 5 сек]</w:t>
-        <w:br/>
-        <w:t>Смотри, как любые чужие упреки, претензии и попытки вызвать вину подлетают к куполу… мягко звякают о стекло… и осыпаются вниз сухими осенними листьями… [Пауза 6 сек]</w:t>
-        <w:br/>
-        <w:t>Они не могут коснуться твоей кожи… [Пауза 4 сек]</w:t>
+        <w:t xml:space="preserve">Вытяните правую руку вперед в своем воображении. И медленно, поворачиваясь вокруг своей оси, очертите вокруг себя невидимый круг на расстоянии вытянутой руки. Это — ваша священная граница. Территория вашего "Я". Как только линия замыкается, из этой черты в земле начинает подниматься прозрачный, мерцающий алмазный купол. Он растет вверх, смыкаясь над вашей головой, и уходит глубоко под землю, образуя абсолютную сферу защиты. [Пауза 5 сек]. Этот купол прозрачен, как слеза, но прочен, как метеоритная сталь. Внутри него — только вы, ваши чувства, ваши мысли и ваша правда. </w:t>
         <w:br/>
         <w:br/>
-        <w:t>Подними легкий зеркальный щит… Чужой срыв — это не твоя вина. Чужая боль — это чужой выбор… [Пауза 5 сек]</w:t>
-        <w:br/>
-        <w:t xml:space="preserve">Скажи про себя спокойно и веско:  </w:t>
-        <w:br/>
-        <w:t>«То, что ты говоришь в запале — это не я. Я оставляю твою боль тебе, а себе оставляю моё достоинство, мою правду и мой покой»… [Пауза 7 сек]</w:t>
+        <w:t>Сейчас представьте, что снаружи этого купола начинают появляться тени. Это чужие упреки. Претензии. Чужой гнев, разочарование или попытки навесить на вас вину. Они летят в вашу сторону, словно острые дротики или темные сгустки энергии. Но как только они касаются внешней поверхности вашего алмазного купола — происходит вспышка. [Пауза 4 сек]. Чужие слова ударяются о невидимую преграду, теряют свою силу, рассыпаются в пыль и медленно оседают на землю, словно сухие осенние листья. Шурх... шурх... Вы стоите внутри и просто наблюдаете. Вы видите, как чужая боль пытается задеть вас, но не может проникнуть сквозь алмазную грань. [Пауза 8 сек].</w:t>
         <w:br/>
         <w:br/>
-        <w:t>Купол становится алмазным и сияющим. Пространство чисто… [Пауза 5 сек]</w:t>
+        <w:t xml:space="preserve">Вам не нужно оправдываться. Вам не нужно защищаться. Купол делает это за вас. Почувствуйте, как в центре вашей груди формируется холодное, гладкое Зеркало. Это щит возврата. Когда кто-то пытается переложить на вас ответственность за свои чувства, зеркало просто отражает эту энергию обратно. [Пауза 5 сек]. Произнесите сейчас про себя, медленно и веско, чувствуя, как слова резонируют в костях: </w:t>
         <w:br/>
-        <w:t>Сделай глубокий вдох горного воздуха… и открой глаза в полной безопасности. [Музыкальное завершение — Пауза 6 сек]</w:t>
+        <w:t xml:space="preserve">«Чужой срыв — это не моя вина. [Пауза 2 сек]. Я оставляю твою боль тебе. [Пауза 2 сек]. А себе — оставляю моё достоинство». </w:t>
+        <w:br/>
+        <w:br/>
+        <w:t>Почувствуйте, как после этих слов пространство внутри купола становится еще чище. Чужие проекции отскакивают от вашего зеркального щита и возвращаются к их авторам. Вы больше не контейнер для чужих нерешенных проблем. Вы сбрасываете с себя этот липкий слой чужой ответственности, как старую, тесную одежду. [Пауза 8 сек].</w:t>
+        <w:br/>
+        <w:br/>
+        <w:t>Ваш алмазный купол начинает светиться изнутри мягким, голубоватым сиянием. Это свет вашей автономности. Он согревает вас, он питает вас. Находиться внутри этой сферы безопасно и невероятно легко. Ничто извне не может нарушить этот покой без вашего согласия. [Пауза 5 сек].</w:t>
+        <w:br/>
+        <w:br/>
+        <w:t>Запомните это ощущение алмазной прочности на расстоянии вытянутой руки. Этот купол всегда с вами, невидимый, но абсолютно реальный. Сделайте глубокий, спокойный вдох, вбирая в себя чистоту горного воздуха... И с выдохом мягко пошевелите телом. Откройте глаза. Ваш щит активирован. Вы неуязвимы для чужой вины. [Музыкальное завершение — Пауза 6 сек]</w:t>
       </w:r>
     </w:p>
     <w:p>
@@ -222,7 +211,7 @@
           <w:color w:val="0E6E5D"/>
           <w:sz w:val="26"/>
         </w:rPr>
-        <w:t>🎧 2.3. АУДИОПРАКТИКА: «СНЯТИЕ ТРЕВОГИ ПРИ МОЛЧАНИИ ИЛИ ОТСТРАНЕНИИ ПАРТНЁРА» (Бонус 3)</w:t>
+        <w:t>🎧 2.3. АУДИОПРАКТИКА: «СНЯТИЕ ТРЕВОГИ ПРИ МОЛЧАНИИ ИЛИ ОТСТРАНЕНИИ ПАРТНЁРА» (Бонус 3, 528 Hz)</w:t>
       </w:r>
     </w:p>
     <w:p>
@@ -245,15 +234,15 @@
           <w:rFonts w:ascii="Calibri" w:hAnsi="Calibri"/>
           <w:sz w:val="19"/>
         </w:rPr>
-        <w:t>• Главная мишень: Экстренная остановка компульсивного желания написать/позвонить при паузе в 3+ часа или закрытости партнера.</w:t>
+        <w:t>• Главная мишень: Купирование паники брошенности, экстренная остановка компульсивного желания звонить/писать.</w:t>
         <w:br/>
-        <w:t>• Соматический фокус: Снятие спазма с солнечного сплетения и ладоней, возвращение теплого глубокого дыхания в живот.</w:t>
+        <w:t>• Соматический фокус: Переворот телефона экраном вниз, отключение проводов напряжения от груди, тепло взрослой части в ладони.</w:t>
         <w:br/>
-        <w:t>• Терапевтический результат: Разделение «его молчание — это его личный процесс, а не мой приговор». Возврат пульта от своего настроения в собственные руки. Спокойное выдерживание дистанции.</w:t>
+        <w:t>• Терапевтический результат: Осознание метафоры морского отлива: берег не бежит за водой. Возврат пульта управления своим состоянием.</w:t>
         <w:br/>
-        <w:t>• Параметры начитки: Хронометраж 6:45 мин (~600 слов) | Музыка FlowMusic 528 Hz, До мажор</w:t>
+        <w:t>• Параметры начитки: Хронометраж 9–10 мин (~850 слов) | Музыка FlowMusic 528 Hz, До мажор</w:t>
         <w:br/>
-        <w:t>• Архитектура Косички: А1 (Тихая бухта в тумане) ➔ Б1 (Возврат пульта управления себе) ➔ В (Ядро: Отлив моря и стойкость берега) ➔ Б2 (Тепло в груди) ➔ А2 (Рассеивание тумана)</w:t>
+        <w:t>• Архитектура Косички: А1 (Океанский берег в тумане) ➔ Б1 (Базальтовая скала под ногами, отключение проводов) ➔ В (Ядро: Отлив океана, возврат пульта себе) ➔ Б2 (Тепло взрослой части в груди) ➔ А2 (Рассеивание тумана, солнце над гладью моря)</w:t>
       </w:r>
     </w:p>
     <w:p>
@@ -268,46 +257,27 @@
         <w:t>[Музыкальное вступление — Пауза 4 сек]</w:t>
         <w:br/>
         <w:br/>
-        <w:t xml:space="preserve">Положите телефон экраном вниз.  </w:t>
-        <w:br/>
-        <w:t>Прямо сейчас вам не нужно никому писать. Не нужно звонить. Не нужно ничего проверять или доказывать. [Пауза 4 сек]</w:t>
+        <w:t>Прямо сейчас, если ваш телефон лежит рядом экраном вверх — переверните его. Положите его экраном вниз. Отпустите контроль. [Пауза 4 сек]. Закройте глаза. Я знаю это чувство. Это сжимающий, липкий холод в груди, когда молчание другого человека кажется приговором. Когда в тишине просыпается древняя, детская паника: "Меня оставили". Признайте ее. Скажите себе: "Да, мне сейчас страшно". Не гоните этот страх, просто посмотрите на него, как взрослый смотрит на испуганного ребенка. [Пауза 6 сек].</w:t>
         <w:br/>
         <w:br/>
-        <w:t xml:space="preserve">Всё, что сейчас происходит во внешнем мире, может подождать несколько минут.  </w:t>
-        <w:br/>
-        <w:t>Позвольте себе закрыть глаза… и просто почувствовать, как ваши стопы касаются пола, а тело находит надёжную опору на кресле или постели. [Пауза 4 сек]</w:t>
+        <w:t>Представьте, что вы стоите на берегу огромного океана ранним утром. Вокруг висит густой, тяжелый туман. Вы не видите горизонта. Вы слышите только шум волн, скрытых в молочной пелене. Но под вашими босыми ногами — не зыбучий песок. Под вашими ногами — древняя, черная, шершавая базальтовая скала. Монолит, уходящий в недра земли. Почувствуйте ее прохладу и абсолютную непоколебимость. Вы стоите на твердом. Вы не упадете. [Пауза 6 сек].</w:t>
         <w:br/>
         <w:br/>
-        <w:t>Сделайте глубокий, свободный вдох… и длинный, медленный, отпускающий выдох через слегка разомкнутые губы. [Пауза 5 сек]</w:t>
-        <w:br/>
-        <w:t>Я рядом. И в следующие несколько минут мы вернём вам вашу устойчивость. [Пауза 3 сек]</w:t>
+        <w:t>Сконцентрируйте внимание на своей грудной клетке. Представьте, что от вашего сердца к другому человеку тянутся тонкие, натянутые до звона провода. Это пульс ожидания. По этим проводам вы пытаетесь уловить его настроение, его ответы, его одобрение. Вы отдали пульт управления своим состоянием в чужие руки. [Пауза 5 сек]. Сейчас, мысленно, возьмите эти провода в свои руки. И с глубоким, освобождающим выдохом — отсоедините их. Вытащите штекеры из своей груди. Щелк. Щелк. Почувствуйте, как спадает напряжение. Пульт управления вашим сердцем возвращается к вам. Вы снова принадлежите себе. [Пауза 8 сек].</w:t>
         <w:br/>
         <w:br/>
-        <w:t>Представьте себе древний, уединённый берег океана. Раннее утро. Над водой лежит густой туман — плотный, как влажный шёлк. [Пауза 4 сек]</w:t>
+        <w:t>Посмотрите на океан перед вами. Начался отлив. Вода отступает от берега, обнажая камни. Молчание партнера — это просто океанский отлив. Это не значит, что океан ненавидит берег. Это значит, что воде нужно время отступить, чтобы завершить свой внутренний цикл лунного притяжения. Разве берег бежит за отступающей водой, умоляя ее вернуться? Нет. Берег остается на месте. Он спокоен. Он знает свою ценность. [Пауза 8 сек].</w:t>
         <w:br/>
-        <w:t>В этом тумане не видно горизонта. Но прямо под вами — не зыбкий песок, а монолитная, вековая скала. [Пауза 5 сек]</w:t>
+        <w:t>Его молчание — это его внутренний процесс, а не приговор вашей ценности. Вы не должны бросаться в холодную воду и плыть за ним. Оставайтесь на своей скале. Ваша задача сейчас — быть берегом. [Пауза 6 сек].</w:t>
         <w:br/>
         <w:br/>
-        <w:t>Когда человек сталкивается с чужой тишиной, внутри часто вспыхивает тревожный импульс: заполнить пустоту любой ценой. Будто вы случайно отдали пульт управления своим сердцем в чужие руки. [Пауза 4 сек]</w:t>
-        <w:br/>
-        <w:t>Но прямо сейчас… сделайте вдох… и на выдохе представьте, как вы забираете этот пульт назад. [Пауза 4 сек]</w:t>
+        <w:t>Положите правую руку на центр груди. Почувствуйте там живое, пульсирующее тепло. Это тепло взрослой части вас, которая никуда не исчезает, независимо от того, пишут вам сообщения или нет. Вы живы, вы дышите, вы целы. Ваша жизнь — это огромный, красивый материк, а не просто причал для одного корабля. [Пауза 6 сек].</w:t>
         <w:br/>
         <w:br/>
-        <w:t>Вы разжимаете пальцы. Тяжёлый рюкзак тревожных догадок соскальзывает с ваших плеч на землю. [Пауза 5 сек]</w:t>
-        <w:br/>
-        <w:t>Чужое молчание… чужое отстранение — это не послание вам. Это пространство другого человека. [Пауза 5 сек]</w:t>
+        <w:t>Почувствуйте, как утренний ветер начинает разгонять густой туман над океаном. Клочья тумана тают, уносятся прочь. И вот сквозь серую пелену пробиваются первые лучи солнца. Они падают прямо на ваше лицо, согревая кожу. Вы видите бесконечную, сияющую гладь моря. Вы стоите на своей скале, согретые солнцем, полные достоинства и покоя. [Пауза 5 сек].</w:t>
         <w:br/>
         <w:br/>
-        <w:t>Когда море отступает во время отлива, берег не кричит ему вслед. Берег знает: отлив — это закон движения воды, а не дефект земли. [Пауза 6 сек]</w:t>
-        <w:br/>
-        <w:t>Его пауза не делает вас меньше. Ваша ценность — это солнце над облаками. [Пауза 5 сек]</w:t>
-        <w:br/>
-        <w:br/>
-        <w:t>Тепло возвращается в ладони и грудь. В вас есть спокойная сила человека, умеющего выдерживать паузу. [Пауза 4 сек]</w:t>
-        <w:br/>
-        <w:t>Мягкий ветер разгоняет туман над бухтой. Открывается чистое, сияющее море. [Пауза 4 сек]</w:t>
-        <w:br/>
-        <w:t>Сделайте глубокий вдох… выдох… и откройте глаза. Вы дома. Внутри себя. [Музыкальное завершение — Пауза 5 сек]</w:t>
+        <w:t>Вам больше не нужно ждать у окна. Вы вернулись к себе. Сделайте глубокий, спокойный вдох, расправляя плечи... И с легким выдохом откройте глаза. Ваш телефон может молчать, но внутри вас звучит уверенность и покой. Вы в порядке. Всегда в порядке. [Музыкальное завершение — Пауза 5 сек]</w:t>
       </w:r>
     </w:p>
     <w:sectPr>

--- a/baza/медитации_и_аудио/МЕДИТАЦИИ_СЦЕНАРИЙ_2_Я_ОСТАЮСЬ_СОБОЙ_МАГИГ.docx
+++ b/baza/медитации_и_аудио/МЕДИТАЦИИ_СЦЕНАРИЙ_2_Я_ОСТАЮСЬ_СОБОЙ_МАГИГ.docx
@@ -13,7 +13,7 @@
           <w:color w:val="1F4E5B"/>
           <w:sz w:val="32"/>
         </w:rPr>
-        <w:t>СЦЕНАРИЙ 2: «Я ОСТАЮСЬ СОБОЙ» (Маршрут emotions — тревога и зависимость)</w:t>
+        <w:t>СЦЕНАРИЙ 2: «Я ОСТАЮСЬ СОБОЙ» (Маршрут emotions — тревога и эмоциональная зависимость)</w:t>
       </w:r>
     </w:p>
     <w:p>
@@ -28,7 +28,9 @@
           <w:color w:val="555555"/>
           <w:sz w:val="22"/>
         </w:rPr>
-        <w:t>Монументальный свод 3-х полных трансовых сессий без сокращений (12–15 минут звучания)</w:t>
+        <w:t>Полные канонические трансовые сессии по авторскому методу Анатолия Фёдорова (МАГиГ)</w:t>
+        <w:br/>
+        <w:t>Оригинальные клинические метафоры: Глубина 100м, Неугасимый очаг, Четыре стихии и Сад личного мира</w:t>
         <w:br/>
         <w:t>Спикер: Федоров Анатолий Игоревич (Семейный психолог, гипнолог, проректор МАГиГ)</w:t>
       </w:r>
@@ -44,7 +46,7 @@
           <w:color w:val="0E6E5D"/>
           <w:sz w:val="26"/>
         </w:rPr>
-        <w:t>🎧 2.1. МЕДИТАЦИЯ: «ЭКСТРЕННОЕ ЗАЗЕМЛЕНИЕ: ВОЗВРАЩЕНИЕ ПОЧВЫ ПОД НОГАМИ» (Урок 3, 432 Hz)</w:t>
+        <w:t>🎧 2.1. МЕДИТАЦИЯ: «ГЛУБИНА 100 МЕТРОВ И НЕУГАСИМЫЙ ОЧАГ: ВОЗВРАЩЕНИЕ ПОЧВЫ ПОД НОГАМИ» (Урок 3, 432 Hz)</w:t>
       </w:r>
     </w:p>
     <w:p>
@@ -67,15 +69,15 @@
           <w:rFonts w:ascii="Calibri" w:hAnsi="Calibri"/>
           <w:sz w:val="19"/>
         </w:rPr>
-        <w:t>• Главная мишень: Купирование мысленной жвачки (руминаций) и тревоги ожидания сообщений/реакций партнера.</w:t>
+        <w:t>• Главная мишень: Купирование мысленной жвачки, панической тревоги ожидания звонков/сообщений и страха чужого молчания.</w:t>
         <w:br/>
-        <w:t>• Соматический фокус: Дыхание 3-2-6, смещение центра тяжести в таз, прорастание корней в монолитные скалы, расслабление трапеций.</w:t>
+        <w:t>• Соматический фокус: Мягкий расслабленный взгляд, расслабление жевательных мышц лица, опускание плеч, тяжесть и тепло в кистях, плотное объятие глубинного давления воды.</w:t>
         <w:br/>
-        <w:t>• Терапевтический результат: Остановка внутреннего диалога. Возврат в тело из чужой головы. Активация нерушимой опоры.</w:t>
+        <w:t>• Терапевтический результат: Осознание вечной внутренней тишины на глубине 100 метров, куда не доходят бури с поверхности. Соединение с Неугасимым Очагом ценности, который невозможно затушить снаружи.</w:t>
         <w:br/>
-        <w:t>• Параметры начитки: Хронометраж 12–14 мин (~1100 слов) | Музыка FlowMusic 432 Hz, Ре минор | Дыхательный ритм 3-2-6</w:t>
+        <w:t>• Параметры начитки: Хронометраж 12–14 мин (~1050 слов) | Музыка FlowMusic 432 Hz, Ре минор | Канонический голос Анатолия Фёдорова</w:t>
         <w:br/>
-        <w:t>• Архитектура Косички: А1 (Лесной дом и сброс мокрого рюкзака) ➔ Б1 (Корни в граните до центра земли) ➔ В (Ядро: Океан 50м, чугунный якорь и Белый Маяк) ➔ Б2 (Подъем силы земли в тело) ➔ А2 (Рубиновые угли и чай у камина)</w:t>
+        <w:t>• Архитектура Косички: А1 (Океан и поверхность волн) ➔ Б1 (Погружение в глубину 100м, теплое давление воды) ➔ В (Ядро: Старый каменный дом в центре груди и Неугасимый очаг с рождения) ➔ Б2 (Тепло очага расходится по плечам, рукам, животу и стопам) ➔ А2 (Всплытие на поверхность хозяином состояния)</w:t>
       </w:r>
     </w:p>
     <w:p>
@@ -87,37 +89,168 @@
           <w:rFonts w:ascii="Calibri" w:hAnsi="Calibri"/>
           <w:sz w:val="21"/>
         </w:rPr>
-        <w:t>[Музыкальное вступление — Пауза 6 сек]</w:t>
+        <w:t>[Музыкальное вступление: обволакивающий гул 432 Гц — Пауза 6 сек]</w:t>
         <w:br/>
         <w:br/>
-        <w:t xml:space="preserve">Устройтесь так, чтобы тело получило абсолютную, монолитную опору. Почувствуйте поверхность под собой не просто как мебель, а как продолжение земной коры, которая держит вас прямо сейчас. [Пауза 3 сек]. Мы начинаем погружение. Сделайте медленный, плотный вдох, отсчитывая про себя три секунды. Раз... два... три... Задержите этот объем воздуха внутри себя на две секунды. Раз... два... И теперь позвольте воздуху медленно, тягуче покинуть ваши легкие на шесть счетов. Раз... два... три... четыре... пять... шесть... [Пауза 5 сек]. </w:t>
+        <w:t>Устройся удобно. Так, чтобы телу было абсолютно комфортно. [Пауза 3 сек]</w:t>
+        <w:br/>
+        <w:t xml:space="preserve">Позволь себе занять столько пространства, сколько нужно. </w:t>
+        <w:br/>
+        <w:t xml:space="preserve">И пока твое внимание мягко переносится внутрь... мышцы лица становятся чуть более спокойными. </w:t>
+        <w:br/>
+        <w:t xml:space="preserve">Лоб... виски... мягкий, расслабленный взгляд. </w:t>
+        <w:br/>
+        <w:t>Если тебе хочется — ты можешь закрыть глаза. А можешь просто расслабить взгляд и позволить векам тяжело опуститься. [Пауза 5 сек]</w:t>
         <w:br/>
         <w:br/>
-        <w:t>Повторите этот ритм. Вдох, вбирающий в себя плотность момента. Задержка, останавливающая бег времени. И длинный, освобождающий выдох, вместе с которым из ваших мышц вытекает напряжение, словно талый снег весной. [Пауза 5 сек]. С каждым таким циклом вы чувствуете, как ваш центр тяжести смещается вниз. Голова становится легкой, пустой и ясной, а таз и бедра наливаются приятным, теплым свинцом. Ощутите, как тяжелый, липкий туман дневной суеты, чужих взглядов и невысказанной тревоги стекает с ваших плеч, с лопаток, по позвоночнику вниз — и уходит в землю. Тело обретает вес. Тело обретает право быть здесь. [Пауза 8 сек].</w:t>
+        <w:t xml:space="preserve">Лицо расслабляется. Нижняя челюсть становится мягкой. </w:t>
+        <w:br/>
+        <w:t xml:space="preserve">Плечи опускаются чуть ниже... Шея освобождается от дневного напряжения. </w:t>
+        <w:br/>
+        <w:t xml:space="preserve">И ты можешь почувствовать, как руки становятся чуточку тяжелее... А кисти — теплее. </w:t>
+        <w:br/>
+        <w:t>И пока тело отдыхает, мысли могут на время уйти куда-то вглубь. Туда, где всегда тихо. [Пауза 6 сек]</w:t>
         <w:br/>
         <w:br/>
-        <w:t xml:space="preserve">Представьте, что вы стоите на пороге старого, надежного лесного дома. Снаружи хлещет холодный осенний ливень, ветер гнет деревья, а на ваших плечах висит намокший, невыносимо тяжелый рюкзак, набитый чужими ожиданиями и камнями тревоги. Лямки впились в плечи. Вы беретесь за холодное кованое кольцо массивной дубовой двери. Нажимаете. Дверь с глухим, тяжелым скрипом поддается, впуская вас внутрь. Вы делаете шаг за порог. [Пауза 5 сек]. </w:t>
+        <w:t>[Нитка А1: Океан и поверхностные волны]</w:t>
+        <w:br/>
+        <w:t xml:space="preserve">Вот представь себе океан. Его бескрайнюю поверхность. </w:t>
+        <w:br/>
+        <w:t xml:space="preserve">Там, наверху, бывает всякое. Волны... Порывистый ветер гоняет пену по гребням. </w:t>
+        <w:br/>
+        <w:t xml:space="preserve">Иногда шторм, иногда внезапная буря, иногда зыбкое затишье. Поверхность меняется каждую минуту. </w:t>
+        <w:br/>
+        <w:t xml:space="preserve">Но есть одна вещь, которую знает каждый, кто хоть раз нырял по-настоящему глубоко. </w:t>
+        <w:br/>
+        <w:t>Чем глубже ты опускаешься, тем тише становится. [Пауза 6 сек]</w:t>
         <w:br/>
         <w:br/>
-        <w:t>Звук бури мгновенно отрезается. Вы толкаете дверь спиной, и мощная стальная защелка падает в паз с успокаивающим, металлическим щелчком. Клац. Вы в безопасности. [Пауза 4 сек]. Вы снимаете с плеч этот мокрый, тяжелый рюкзак и позволяете ему с глухим стуком упасть на деревянный пол у порога. Выдыхайте. Оставьте его там. Впереди, в полумраке комнаты, мерно потрескивает огонь в большом каменном камине. Отблески пламени танцуют на деревянных стенах, пахнет сухими дровами, смолой и уютом. Вы подходите ближе к огню, садитесь в глубокое, кожаное кресло, которое словно обнимает вас, принимая всю вашу тяжесть. [Пауза 8 сек].</w:t>
+        <w:t>[Нитка Б1: Погружение на глубину 100 метров]</w:t>
+        <w:br/>
+        <w:t xml:space="preserve">И на глубине двадцати метров волны уже далеко. </w:t>
+        <w:br/>
+        <w:t xml:space="preserve">На глубине пятидесяти метров ветер перестает существовать. </w:t>
+        <w:br/>
+        <w:t xml:space="preserve">А еще глубже... около ста метров... нет ничего, кроме плотной, густой, целебной тишины. </w:t>
+        <w:br/>
+        <w:t xml:space="preserve">Там нет чужих голосов. </w:t>
+        <w:br/>
+        <w:t xml:space="preserve">Там нет чужих оценок. </w:t>
+        <w:br/>
+        <w:t xml:space="preserve">Там нет даже чужого молчания. </w:t>
+        <w:br/>
+        <w:t>Только ровное, мягкое, глубокое давление воды, которое обнимает твое тело целиком, как огромная, теплая, бережная ладонь. [Пауза 7 сек]</w:t>
         <w:br/>
         <w:br/>
-        <w:t>Переведите внимание на ваши стопы. Почувствуйте, как от подошв ваших ног начинают прорастать мощные, энергетические корни. Они легко пробивают пол этого дома, уходя глубоко в темную, влажную землю. Они прошивают мягкий грунт, сплетаются с корнями древних вековых дубов. [Пауза 5 сек]. Ваши корни уходят все глубже и глубже. Вот они достигают холодных, гранитных пластов, проходят сквозь трещины в монолитной скале, неумолимо стремясь к самому сердцу планеты. Вы — дерево, пережившее тысячу бурь. Ваши корни держатся за саму основу мира. Ни один ураган не способен вас вырвать. Ни одно чужое слово не способно вас пошатнуть. [Пауза 8 сек].</w:t>
+        <w:t xml:space="preserve">Эта глубина — твоя. </w:t>
+        <w:br/>
+        <w:t xml:space="preserve">Она была здесь и тогда, когда на поверхности было спокойно. </w:t>
+        <w:br/>
+        <w:t xml:space="preserve">И она была здесь тогда, когда наверху всё трепало, штормило и качало. </w:t>
+        <w:br/>
+        <w:t xml:space="preserve">Глубина остается глубиной всегда. </w:t>
+        <w:br/>
+        <w:t xml:space="preserve">Прямо сейчас твое тело вспоминает это ощущение: ты опускаешься в свою собственную тишину. </w:t>
+        <w:br/>
+        <w:t xml:space="preserve">Чужая неопределенность... чье-то молчание... эмоциональная качка на поверхности — все это остается там, далеко наверху. </w:t>
+        <w:br/>
+        <w:t xml:space="preserve">А здесь, внутри — ровное, спокойное присутствие, которое держит тебя со всех сторон. </w:t>
+        <w:br/>
+        <w:t xml:space="preserve">Почувствуй эту легкую, приятную тяжесть, мягкую заботу. Вода бережно прижимает тебя к самой себе. </w:t>
+        <w:br/>
+        <w:t>И тебе достаточно одного медленного, спокойного выдоха, чтобы опуститься в эту тишину в любой момент. [Пауза 8 сек]</w:t>
         <w:br/>
         <w:br/>
-        <w:t xml:space="preserve">А теперь позвольте вашему сознанию скользнуть еще глубже. Представьте поверхность бушующего океана — это социум, это чужие эмоции, чужие паузы и ледяное молчание. Там, наверху, шторм. Но вы начинаете погружаться. Десять метров вниз... Вода становится темнее, звуки шторма глохнут. Двадцать метров... Течения замедляются. Тридцать... Сорок... Пятьдесят метров на глубину. [Пауза 5 сек]. Здесь царит кристальный, вечный штиль. Абсолютная тишина. Вы видите на дне огромный, чугунный якорь. Он врос в океаническое дно, наполовину занесенный белым песком. Этот якорь — ваша внутренняя правда. Он держит ваш корабль при любой погоде. </w:t>
+        <w:t>[Нитка В: Ядро транса — Старый каменный дом и Неугасимый очаг]</w:t>
+        <w:br/>
+        <w:t xml:space="preserve">А теперь, пока ты находишься в этой защищенной глубине... </w:t>
+        <w:br/>
+        <w:t>Позволь вниманию мягко переместиться в центр твоей груди. [Пауза 4 сек]</w:t>
+        <w:br/>
+        <w:t xml:space="preserve">Там, в самой середине, словно стоит старый каменный дом. </w:t>
+        <w:br/>
+        <w:t xml:space="preserve">Стены его толстые, монолитные, и в то же время прогретые ласковым солнцем. Они сложены из тяжелого, векового камня. </w:t>
+        <w:br/>
+        <w:t>И внутри этого дома горит Очаг. [Пауза 5 сек]</w:t>
         <w:br/>
         <w:br/>
-        <w:t>Почувствуйте в центре своей груди мощный Белый Маяк. Его ровный, пронзительный свет пульсирует сквозь толщу воды. Кто-то может злиться, кто-то может молчать или отстраняться — но это там, на поверхности. А здесь, на глубине пятидесяти метров, ваш чугунный якорь не сдвинется ни на миллиметр. Вы не обязаны реагировать на каждую волну. Вы можете позволить чужой буре просто шуметь наверху. Ваш Белый Маяк горит ровно. Ваша глубина принадлежит только вам. [Пауза 10 сек].</w:t>
+        <w:t xml:space="preserve">Огонь в этом очаге — ровный, живой, мягкий. </w:t>
+        <w:br/>
+        <w:t xml:space="preserve">Он горит очень давно. </w:t>
+        <w:br/>
+        <w:t xml:space="preserve">Он горел, когда тебе было пять лет, и мир вокруг казался огромным. </w:t>
+        <w:br/>
+        <w:t xml:space="preserve">Он горел, когда ты впервые почувствовала, что кто-то рядом. </w:t>
+        <w:br/>
+        <w:t xml:space="preserve">И он продолжал гореть, когда рядом никого не оказалось. </w:t>
+        <w:br/>
+        <w:t xml:space="preserve">Этот огонь загорелся в тот самый день, когда ты появилась на этот свет. </w:t>
+        <w:br/>
+        <w:t xml:space="preserve">И с тех самых пор его невозможно потушить снаружи. </w:t>
+        <w:br/>
+        <w:t xml:space="preserve">Ни чьим-то уходом... </w:t>
+        <w:br/>
+        <w:t xml:space="preserve">Ни чьим-то молчанием... </w:t>
+        <w:br/>
+        <w:t>Ни чьей-то неопределенностью. [Пауза 7 сек]</w:t>
         <w:br/>
         <w:br/>
-        <w:t>Почувствуйте, как оттуда, из самого сердца земли, по вашим мощным корням начинает подниматься горячая, густая сила. Она течет вверх, сквозь гранитные пласты, сквозь влажную почву, достигает ваших стоп и наполняет их теплом. Эта сила поднимается по икрам, бедрам, наполняет таз, живот, растекается по грудной клетке и рукам. Каждая клетка вашего тела наливается плотностью, спокойствием и уверенностью древней скалы. Вы присутствуете в своем теле. Вы заполняете его целиком. [Пауза 8 сек].</w:t>
+        <w:t xml:space="preserve">Потому что этот очаг питается изнутри. Он — твой. </w:t>
+        <w:br/>
+        <w:t xml:space="preserve">Он и есть то самое тепло, та врожденная безусловная ценность, которая принадлежит тебе просто по факту твоего существования. </w:t>
+        <w:br/>
+        <w:t xml:space="preserve">И когда за окнами этого каменного дома дует холодный ветер, идет колючий дождь или стоит тишина, от которой раньше сжималось сердце... </w:t>
+        <w:br/>
+        <w:t>Огонь внутри продолжает гореть ровно, тепло и спокойно. [Пауза 6 сек]</w:t>
         <w:br/>
         <w:br/>
-        <w:t xml:space="preserve">Вы снова сидите перед камином в лесном доме. Огонь уже перегорел, оставив после себя рубиновые, пульсирующие жаром угли. Вы держите в руках тяжелую керамическую кружку с горячим травяным чаем. Тепло от кружки передается вашим ладоням, согревая их. За толстыми стенами дома может происходить что угодно, но здесь — ваше время привала. Ваше безопасное пространство. [Пауза 5 сек]. </w:t>
+        <w:t>[Закрытие Б2: Тепло разливается по телу]</w:t>
+        <w:br/>
+        <w:t xml:space="preserve">От этого очага расходится мягкий, живой жар по стенам, по полу, по всему дому. </w:t>
+        <w:br/>
+        <w:t xml:space="preserve">Точно так же и в твоем теле. </w:t>
+        <w:br/>
+        <w:t xml:space="preserve">Тепло из центра груди мягко расходится по плечам... спускается к рукам... наполняет живот... согревает стопы. </w:t>
+        <w:br/>
+        <w:t xml:space="preserve">Ты можешь положить ладонь себе на грудь, если хочешь. </w:t>
+        <w:br/>
+        <w:t xml:space="preserve">И почувствовать это живое, настоящее тепло. </w:t>
+        <w:br/>
+        <w:t>Оно здесь. Прямо сейчас. Оно принадлежит только тебе. [Пауза 7 сек]</w:t>
         <w:br/>
         <w:br/>
-        <w:t>Сохраняя эту внутреннюю монолитность, этот чугунный якорь внутри, начните мягко возвращаться к поверхности. Сделайте глубокий, свежий вдох... и медленный выдох. Пошевелите кончиками пальцев рук и ног, чувствуя границы своего сильного, отдохнувшего тела. И когда будете готовы, медленно откройте глаза. Вы здесь. Вы в безопасности. Вы — это вы. [Музыкальное завершение — Пауза 6 сек]</w:t>
+        <w:t>[Закрытие А2: Якорение и всплытие]</w:t>
+        <w:br/>
+        <w:t xml:space="preserve">И сейчас, пока это ощущение тепла и устойчивости живет в каждой твоей клетке, сделай глубокий вдох... </w:t>
+        <w:br/>
+        <w:t xml:space="preserve">И медленный, освобождающий выдох. </w:t>
+        <w:br/>
+        <w:t xml:space="preserve">Позволь мышцам запечатлеть это состояние: расслабленное лицо, опущенные плечи, теплые кисти и твердая, монолитная опора под тобой. </w:t>
+        <w:br/>
+        <w:t xml:space="preserve">Это ощущение: «Я на своей земле. Я у себя есть» — останется с тобой навсегда. </w:t>
+        <w:br/>
+        <w:t>И в любой момент, когда тебе понадобится, тебе достаточно почувствовать стопами опору под собой, сделать один длинный выдох — и тело само мгновенно вспомнит эту стометровую глубину и этот негасимый очаг. [Пауза 6 сек]</w:t>
+        <w:br/>
+        <w:br/>
+        <w:t xml:space="preserve">Ты выбираешь стоять на своей земле. </w:t>
+        <w:br/>
+        <w:t xml:space="preserve">Ты выбираешь помнить свое тепло. </w:t>
+        <w:br/>
+        <w:t xml:space="preserve">И когда ты начнешь подниматься вверх с этой глубины, которая теперь навсегда с тобой... </w:t>
+        <w:br/>
+        <w:t>Я досчитаю от одного до пяти, и с каждым числом ты будешь мягко возвращаться сюда. [Пауза 3 сек]</w:t>
+        <w:br/>
+        <w:t xml:space="preserve">Один... Ощущение тепла в груди сохраняется и становится твоим естественным фоном. </w:t>
+        <w:br/>
+        <w:t xml:space="preserve">Два... Дыхание становится чуть более полным, чистым и свежим. </w:t>
+        <w:br/>
+        <w:t xml:space="preserve">Три... Пошевели пальцами рук и ног, почувствуй, как тело просыпается — бодрое, сильное, отдохнувшее. </w:t>
+        <w:br/>
+        <w:t xml:space="preserve">Четыре... Мысли кристально ясные, чистые. Настроение ровное, устойчивое и взрослое. </w:t>
+        <w:br/>
+        <w:t xml:space="preserve">Пять... Сделай глубокий вдох, сладко потянись всем телом и открывай глаза. </w:t>
+        <w:br/>
+        <w:t>Ты здесь. Ты на своей земле. У тебя всё в полном порядке. [Музыкальное завершение — Пауза 6 сек]</w:t>
       </w:r>
     </w:p>
     <w:p>
@@ -131,7 +264,7 @@
           <w:color w:val="0E6E5D"/>
           <w:sz w:val="26"/>
         </w:rPr>
-        <w:t>🎧 2.2. МЕДИТАЦИЯ: «ЭМОЦИОНАЛЬНЫЙ ЩИТ: КАК НЕ ПРИНИМАТЬ ЧУЖУЮ ВИНУ» (Урок 5, 528 Hz)</w:t>
+        <w:t>🎧 2.2. МЕДИТАЦИЯ: «ЧЕТЫРЕ СТИХИИ И СВЕТ МОЕГО: ИСТИННЫЙ ЭМОЦИОНАЛЬНЫЙ ЩИТ» (Урок 5, 528 Hz)</w:t>
       </w:r>
     </w:p>
     <w:p>
@@ -154,15 +287,15 @@
           <w:rFonts w:ascii="Calibri" w:hAnsi="Calibri"/>
           <w:sz w:val="19"/>
         </w:rPr>
-        <w:t>• Главная мишень: Защита от психологических манипуляций, чувства навязанной вины, пассивной агрессии и токсичных проекций.</w:t>
+        <w:t>• Главная мишень: Защита от чужих эмоциональных качелей, манипуляций чувством вины, перекладывания чужой боли и страха потерять себя.</w:t>
         <w:br/>
-        <w:t>• Соматический фокус: Ощущение плотной алмазной границы вокруг тела на расстоянии вытянутой руки, снятие зажима с горла и грудины.</w:t>
+        <w:t>• Соматический фокус: Опора стоп в теплую землю, золотая ось позвоночника, свободное дыхание грудью, расслабление челюсти и трапеций.</w:t>
         <w:br/>
-        <w:t>• Терапевтический результат: Полная психологическая сепарация: способность спокойно возвращать чужую боль автору без оправданий.</w:t>
+        <w:t>• Терапевтический результат: Интеграция четырех стихий (Земля — опора, Вода — глубина покоя, Воздух — дыхание свободы, Огонь — свет жизни) в монолитный Свет Моего. Формирование природной неуязвимости.</w:t>
         <w:br/>
-        <w:t>• Параметры начитки: Хронометраж 12–14 мин (~1050 слов) | Музыка FlowMusic 528 Hz, До мажор</w:t>
+        <w:t>• Параметры начитки: Хронометраж 13–15 мин (~1150 слов) | Музыка FlowMusic 528 Hz, До мажор | Канонический голос Анатолия Фёдорова</w:t>
         <w:br/>
-        <w:t>• Архитектура Косички: А1 (Горная поляна над облаками) ➔ Б1 (Алмазный купол на расстоянии руки) ➔ В (Ядро: Зеркальный щит возврата, формула сепарации) ➔ Б2 (Голубоватое сияние автономности) ➔ А2 (Кристальный воздух и неуязвимость)</w:t>
+        <w:t>• Архитектура Косички: А1 (Священное природное пространство) ➔ Б1 (Контакт тела с опорой) ➔ В (Ядро: Слияние 4-х стихий в Свет Моего, незыблемое право быть собой) ➔ Б2 (Распрямление спины и царственное достоинство) ➔ А2 (Широкое озарение горизонта и безопасность)</w:t>
       </w:r>
     </w:p>
     <w:p>
@@ -174,30 +307,127 @@
           <w:rFonts w:ascii="Calibri" w:hAnsi="Calibri"/>
           <w:sz w:val="21"/>
         </w:rPr>
-        <w:t>[Музыкальное вступление — Пауза 6 сек]</w:t>
+        <w:t>[Музыкальное вступление: звонкий, исцеляющий фон 528 Гц — Пауза 6 сек]</w:t>
         <w:br/>
         <w:br/>
-        <w:t>Сделайте вдох, отпуская все мысли, и выдох, позволяя векам тяжело опуститься. [Пауза 3 сек]. Представьте, что вы стоите на бескрайней горной поляне, высоко над линией облаков. Воздух здесь настолько чист и прозрачен, что каждый вдох наполняет легкие звенящей свежестью, слегка обжигая холодом. Вы стоите на твердой, каменистой почве. Небо над вами — пронзительно синего цвета, без единого облачка. Вы абсолютно одни, в центре своего личного пространства. [Пауза 5 сек].</w:t>
+        <w:t xml:space="preserve">Сделай глубокий вдох, наполняя грудную клетку чистым, свежим воздухом... </w:t>
+        <w:br/>
+        <w:t>И с медленным, тягучим выдохом позволь телу полностью довериться опоре. [Пауза 4 сек]</w:t>
+        <w:br/>
+        <w:t xml:space="preserve">Ты проделала большую внутреннюю работу. </w:t>
+        <w:br/>
+        <w:t xml:space="preserve">Каждый пройденный шаг, каждое осознание, каждый спокойный выдох постепенно складывались внутри тебя в единую, монолитную структуру. </w:t>
+        <w:br/>
+        <w:t>И сегодня мы соединяем все источники твоей внутренней силы воедино. [Пауза 5 сек]</w:t>
         <w:br/>
         <w:br/>
-        <w:t xml:space="preserve">Вытяните правую руку вперед в своем воображении. И медленно, поворачиваясь вокруг своей оси, очертите вокруг себя невидимый круг на расстоянии вытянутой руки. Это — ваша священная граница. Территория вашего "Я". Как только линия замыкается, из этой черты в земле начинает подниматься прозрачный, мерцающий алмазный купол. Он растет вверх, смыкаясь над вашей головой, и уходит глубоко под землю, образуя абсолютную сферу защиты. [Пауза 5 сек]. Этот купол прозрачен, как слеза, но прочен, как метеоритная сталь. Внутри него — только вы, ваши чувства, ваши мысли и ваша правда. </w:t>
+        <w:t xml:space="preserve">Закрой глаза. Почувствуй, как расслабляются виски, щеки, как размыкаются зубы. </w:t>
+        <w:br/>
+        <w:t xml:space="preserve">Плечи мягко опускаются вниз. Руки лежат свободно и тяжело. </w:t>
+        <w:br/>
+        <w:t>Дыхание течет ровно, легко, словно волна теплого прибоя, омывающая берег. [Пауза 6 сек]</w:t>
         <w:br/>
         <w:br/>
-        <w:t>Сейчас представьте, что снаружи этого купола начинают появляться тени. Это чужие упреки. Претензии. Чужой гнев, разочарование или попытки навесить на вас вину. Они летят в вашу сторону, словно острые дротики или темные сгустки энергии. Но как только они касаются внешней поверхности вашего алмазного купола — происходит вспышка. [Пауза 4 сек]. Чужие слова ударяются о невидимую преграду, теряют свою силу, рассыпаются в пыль и медленно оседают на землю, словно сухие осенние листья. Шурх... шурх... Вы стоите внутри и просто наблюдаете. Вы видите, как чужая боль пытается задеть вас, но не может проникнуть сквозь алмазную грань. [Пауза 8 сек].</w:t>
+        <w:t>[Нитка А1 &amp; Б1: Собирание стихий в теле]</w:t>
+        <w:br/>
+        <w:t xml:space="preserve">И сейчас вспомни первую стихию — Землю. </w:t>
+        <w:br/>
+        <w:t xml:space="preserve">Почувствуй, как твои стопы опираются на твердую почву. </w:t>
+        <w:br/>
+        <w:t xml:space="preserve">Представь под собой древнюю, вековую гранитную скалу, которая уходит в самые недра планеты. </w:t>
+        <w:br/>
+        <w:t xml:space="preserve">Этот фундамент выдержит абсолютно любой вес. В нем нет ни единой трещины. Он стоял тысячи лет до тебя и простоит вечность. </w:t>
+        <w:br/>
+        <w:t>Это твоя заземленность. Твоя способность оставаться на ногах при любых внешних вихрях. [Пауза 6 сек]</w:t>
         <w:br/>
         <w:br/>
-        <w:t xml:space="preserve">Вам не нужно оправдываться. Вам не нужно защищаться. Купол делает это за вас. Почувствуйте, как в центре вашей груди формируется холодное, гладкое Зеркало. Это щит возврата. Когда кто-то пытается переложить на вас ответственность за свои чувства, зеркало просто отражает эту энергию обратно. [Пауза 5 сек]. Произнесите сейчас про себя, медленно и веско, чувствуя, как слова резонируют в костях: </w:t>
+        <w:t xml:space="preserve">Вспомни вторую стихию — Воду. </w:t>
         <w:br/>
-        <w:t xml:space="preserve">«Чужой срыв — это не моя вина. [Пауза 2 сек]. Я оставляю твою боль тебе. [Пауза 2 сек]. А себе — оставляю моё достоинство». </w:t>
+        <w:t xml:space="preserve">Ту самую стометровую глубину океана, куда ты можешь опуститься в любой момент. </w:t>
+        <w:br/>
+        <w:t xml:space="preserve">Там, где царит вечный штиль, мягкое обнимающее давление и полная тишина. </w:t>
+        <w:br/>
+        <w:t xml:space="preserve">Вода смывает любую наносную суету, любые чужие слова, растворяя их без следа. </w:t>
+        <w:br/>
+        <w:t>Это твоя эмоциональная чистота и глубина твоего покоя. [Пауза 6 сек]</w:t>
         <w:br/>
         <w:br/>
-        <w:t>Почувствуйте, как после этих слов пространство внутри купола становится еще чище. Чужие проекции отскакивают от вашего зеркального щита и возвращаются к их авторам. Вы больше не контейнер для чужих нерешенных проблем. Вы сбрасываете с себя этот липкий слой чужой ответственности, как старую, тесную одежду. [Пауза 8 сек].</w:t>
+        <w:t xml:space="preserve">Почувствуй третью стихию — Воздух. </w:t>
+        <w:br/>
+        <w:t xml:space="preserve">Сделай свободный вдох. Почувствуй, как воздух легко расширяет твои ребра, наполняя каждую клеточку кислородом и свободой. </w:t>
+        <w:br/>
+        <w:t>Воздух дает тебе способность дышать полной грудью, отпускать старое на каждом выдохе и ясно видеть вещи такими, какие они есть на самом деле, без иллюзий и страха. [Пауза 6 сек]</w:t>
         <w:br/>
         <w:br/>
-        <w:t>Ваш алмазный купол начинает светиться изнутри мягким, голубоватым сиянием. Это свет вашей автономности. Он согревает вас, он питает вас. Находиться внутри этой сферы безопасно и невероятно легко. Ничто извне не может нарушить этот покой без вашего согласия. [Пауза 5 сек].</w:t>
+        <w:t xml:space="preserve">И обратись к четвертой стихии — Огню. </w:t>
+        <w:br/>
+        <w:t xml:space="preserve">Тому самому ровному, живому пламени в очаге твоего каменного дома. </w:t>
+        <w:br/>
+        <w:t xml:space="preserve">Это огонь твоей жизненной силы. Твой внутренний жар, твоя подлинная суть и твое незыблемое право быть собой. </w:t>
+        <w:br/>
+        <w:t xml:space="preserve">Быть любовью. </w:t>
+        <w:br/>
+        <w:t xml:space="preserve">Проявлять свои настоящие чувства. </w:t>
+        <w:br/>
+        <w:t>Открыто говорить о своих истинных желаниях и выбирать только то, что дает тебе свободу, уважение и мир в душе. [Пауза 7 сек]</w:t>
         <w:br/>
         <w:br/>
-        <w:t>Запомните это ощущение алмазной прочности на расстоянии вытянутой руки. Этот купол всегда с вами, невидимый, но абсолютно реальный. Сделайте глубокий, спокойный вдох, вбирая в себя чистоту горного воздуха... И с выдохом мягко пошевелите телом. Откройте глаза. Ваш щит активирован. Вы неуязвимы для чужой вины. [Музыкальное завершение — Пауза 6 сек]</w:t>
+        <w:t>[Нитка В: Ядро транса — Слияние в Свет Моего]</w:t>
+        <w:br/>
+        <w:t xml:space="preserve">И прямо сейчас смотри, как эти четыре стихии начинают соединяться внутри тебя в единый, монолитный луч. </w:t>
+        <w:br/>
+        <w:t>В сияющий, нерушимый Свет Моего. [Пауза 5 сек]</w:t>
+        <w:br/>
+        <w:t xml:space="preserve">Этот свет рождается в центре твоей груди и заливает всё твое существо. </w:t>
+        <w:br/>
+        <w:t xml:space="preserve">Твоя память запечатлевает весь этот путь. </w:t>
+        <w:br/>
+        <w:t xml:space="preserve">Ты можешь помнить всё, с чего всё начиналось: тревогу, накрутку, бесконечные сомнения, болезненные попытки подстроиться под чужое настроение, страх отвержения... </w:t>
+        <w:br/>
+        <w:t>Но всё это было лишь школой. Опытом, который привел тебя в эту точку. [Пауза 6 сек]</w:t>
+        <w:br/>
+        <w:br/>
+        <w:t xml:space="preserve">Посмотри на себя настоящую: ты стоишь на твердой, нерушимой опоре. </w:t>
+        <w:br/>
+        <w:t xml:space="preserve">Каждый твой шаг, каждое осознание превратились в плотную природную силу. Твою собственную силу. </w:t>
+        <w:br/>
+        <w:t xml:space="preserve">Твой внутренний свет невозможно осквернить чужой злостью. </w:t>
+        <w:br/>
+        <w:t xml:space="preserve">Его невозможно приглушить чужим холодом. </w:t>
+        <w:br/>
+        <w:t xml:space="preserve">Когда кто-то снаружи пытается переложить на тебя свою вину, свои страхи или раздражение — эти тени просто растворяются в лучах твоего Света Моего. </w:t>
+        <w:br/>
+        <w:t>Они не могут проникнуть внутрь, потому что там занято: там живет твое достоинство. [Пауза 8 сек]</w:t>
+        <w:br/>
+        <w:br/>
+        <w:t>[Закрытие Б2: Распрямление спины и царственная сила]</w:t>
+        <w:br/>
+        <w:t xml:space="preserve">И пока скала под твоими ногами прорастает корнями глубоко в землю, почувствуй, как твоя спина распрямляется. </w:t>
+        <w:br/>
+        <w:t xml:space="preserve">Грудь дышит широко и свободно. </w:t>
+        <w:br/>
+        <w:t xml:space="preserve">А все твое состояние наполняется чистым чувством завершенности, силы и глубокой, тихой гордости за себя. </w:t>
+        <w:br/>
+        <w:t>Ты не должна заслуживать право на существование. Ты уже здесь. Ты уже дома. [Пауза 7 сек]</w:t>
+        <w:br/>
+        <w:br/>
+        <w:t>[Закрытие А2: Свет маяка озаряет горизонт]</w:t>
+        <w:br/>
+        <w:t xml:space="preserve">И твой внутренний маяк продолжает спокойно светить в тишине. </w:t>
+        <w:br/>
+        <w:t xml:space="preserve">Его мягкий, теплый свет озаряет пространство вокруг: море, землю, открытый чистый горизонт. </w:t>
+        <w:br/>
+        <w:t xml:space="preserve">Ты видишь свой путь ясно и спокойно. </w:t>
+        <w:br/>
+        <w:t xml:space="preserve">Сделай глубокий, наполняющий вдох... И долгий, освежающий выдох. </w:t>
+        <w:br/>
+        <w:t xml:space="preserve">Пошевели пальцами рук и ног. </w:t>
+        <w:br/>
+        <w:t xml:space="preserve">Потянись сладко всем телом, чувствуя всю свою собранность и плотность. </w:t>
+        <w:br/>
+        <w:t xml:space="preserve">И когда будешь готова — открывай глаза. </w:t>
+        <w:br/>
+        <w:t>С возвращением в твою новую, устойчивую реальность. [Музыкальное завершение — Пауза 6 сек]</w:t>
       </w:r>
     </w:p>
     <w:p>
@@ -211,7 +441,7 @@
           <w:color w:val="0E6E5D"/>
           <w:sz w:val="26"/>
         </w:rPr>
-        <w:t>🎧 2.3. АУДИОПРАКТИКА: «СНЯТИЕ ТРЕВОГИ ПРИ МОЛЧАНИИ ИЛИ ОТСТРАНЕНИИ ПАРТНЁРА» (Бонус 3, 528 Hz)</w:t>
+        <w:t>🎧 2.3. АУДИОПРАКТИКА: «САД ЛИЧНОГО МИРА: СНЯТИЕ ТРЕВОГИ ПРИ МОЛЧАНИИ ПАРТНЁРА» (Бонус 3, 528 Hz)</w:t>
       </w:r>
     </w:p>
     <w:p>
@@ -234,15 +464,15 @@
           <w:rFonts w:ascii="Calibri" w:hAnsi="Calibri"/>
           <w:sz w:val="19"/>
         </w:rPr>
-        <w:t>• Главная мишень: Купирование паники брошенности, экстренная остановка компульсивного желания звонить/писать.</w:t>
+        <w:t>• Главная мишень: Снятие острой тревоги при внезапном молчании, дистанцировании или холоде партнера без панических реакций.</w:t>
         <w:br/>
-        <w:t>• Соматический фокус: Переворот телефона экраном вниз, отключение проводов напряжения от груди, тепло взрослой части в ладони.</w:t>
+        <w:t>• Соматический фокус: Стопы плотно стоят на теплой земле сада, шея и плечи сохраняют полное расслабление, челюсть мягкая, автоматический выбор длинного плавного выдоха.</w:t>
         <w:br/>
-        <w:t>• Терапевтический результат: Осознание метафоры морского отлива: берег не бежит за водой. Возврат пульта управления своим состоянием.</w:t>
+        <w:t>• Терапевтический результат: Глубокая интеграция правила Маяка: Маяк не бегает по морю за кораблями. Хозяйка сада не выбегает за калитку в тревоге, сохраняя достоинство и наблюдая за реальными поступками.</w:t>
         <w:br/>
-        <w:t>• Параметры начитки: Хронометраж 9–10 мин (~850 слов) | Музыка FlowMusic 528 Hz, До мажор</w:t>
+        <w:t>• Параметры начитки: Хронометраж 10–12 мин (~950 слов) | Музыка FlowMusic 528 Hz, До мажор | Канонический голос Анатолия Фёдорова</w:t>
         <w:br/>
-        <w:t>• Архитектура Косички: А1 (Океанский берег в тумане) ➔ Б1 (Базальтовая скала под ногами, отключение проводов) ➔ В (Ядро: Отлив океана, возврат пульта себе) ➔ Б2 (Тепло взрослой части в груди) ➔ А2 (Рассеивание тумана, солнце над гладью моря)</w:t>
+        <w:t>• Архитектура Косички: А1 (Цветущий сад личного мира) ➔ Б1 (Стопы на теплой земле, мягкая челюсть, длинный плавный выдох) ➔ В (Ядро: «Маяк не бегает за кораблями — я не выбегаю за ворота сада при чужом молчании», истинное правило выбора) ➔ Б2 (Ровный шаг, спина сохраняет уверенность) ➔ А2 (Солнечные аллеи и хозяйка своей жизни)</w:t>
       </w:r>
     </w:p>
     <w:p>
@@ -254,30 +484,127 @@
           <w:rFonts w:ascii="Calibri" w:hAnsi="Calibri"/>
           <w:sz w:val="21"/>
         </w:rPr>
-        <w:t>[Музыкальное вступление — Пауза 4 сек]</w:t>
+        <w:t>[Музыкальное вступление: теплый гипнотический фон 528 Гц — Пауза 5 сек]</w:t>
         <w:br/>
         <w:br/>
-        <w:t>Прямо сейчас, если ваш телефон лежит рядом экраном вверх — переверните его. Положите его экраном вниз. Отпустите контроль. [Пауза 4 сек]. Закройте глаза. Я знаю это чувство. Это сжимающий, липкий холод в груди, когда молчание другого человека кажется приговором. Когда в тишине просыпается древняя, детская паника: "Меня оставили". Признайте ее. Скажите себе: "Да, мне сейчас страшно". Не гоните этот страх, просто посмотрите на него, как взрослый смотрит на испуганного ребенка. [Пауза 6 сек].</w:t>
+        <w:t xml:space="preserve">Устройся удобно. Закрой глаза. </w:t>
+        <w:br/>
+        <w:t>Сделай спокойный, мягкий вдох... и длинный, плавный, теплый выдох. [Пауза 4 сек]</w:t>
+        <w:br/>
+        <w:t xml:space="preserve">Позволь себе на эти несколько минут полностью оставить внешний мир за порогом. </w:t>
+        <w:br/>
+        <w:t>Никуда не нужно бежать. Ничего не нужно выяснять. Твоя единственная задача сейчас — вернуться к себе. [Пауза 5 сек]</w:t>
         <w:br/>
         <w:br/>
-        <w:t>Представьте, что вы стоите на берегу огромного океана ранним утром. Вокруг висит густой, тяжелый туман. Вы не видите горизонта. Вы слышите только шум волн, скрытых в молочной пелене. Но под вашими босыми ногами — не зыбучий песок. Под вашими ногами — древняя, черная, шершавая базальтовая скала. Монолит, уходящий в недра земли. Почувствуйте ее прохладу и абсолютную непоколебимость. Вы стоите на твердом. Вы не упадете. [Пауза 6 сек].</w:t>
+        <w:t>[Нитка А1: Цветущий сад личного мира]</w:t>
+        <w:br/>
+        <w:t xml:space="preserve">Представь, что свет твоего внутреннего маяка мягко озаряет прекрасное, уединенное место. </w:t>
+        <w:br/>
+        <w:t xml:space="preserve">Это твой Сад. Цветущий, залитый мягким солнечным светом сад твоего личного мира. </w:t>
+        <w:br/>
+        <w:t>Это пространство твоей собственной жизни, в котором ты — единственная мудрая, любящая и заботливая хозяйка. [Пауза 6 сек]</w:t>
         <w:br/>
         <w:br/>
-        <w:t>Сконцентрируйте внимание на своей грудной клетке. Представьте, что от вашего сердца к другому человеку тянутся тонкие, натянутые до звона провода. Это пульс ожидания. По этим проводам вы пытаетесь уловить его настроение, его ответы, его одобрение. Вы отдали пульт управления своим состоянием в чужие руки. [Пауза 5 сек]. Сейчас, мысленно, возьмите эти провода в свои руки. И с глубоким, освобождающим выдохом — отсоедините их. Вытащите штекеры из своей груди. Щелк. Щелк. Почувствуйте, как спадает напряжение. Пульт управления вашим сердцем возвращается к вам. Вы снова принадлежите себе. [Пауза 8 сек].</w:t>
+        <w:t xml:space="preserve">Ты знаешь здесь каждый уголок. </w:t>
+        <w:br/>
+        <w:t xml:space="preserve">Ты сама прокладываешь здесь ровные каменные дорожки. </w:t>
+        <w:br/>
+        <w:t xml:space="preserve">Своими руками сажаешь и поливаешь прекрасные цветы. </w:t>
+        <w:br/>
+        <w:t xml:space="preserve">Ты выращиваешь здесь только то, что приносит тебе умиротворение, вдохновение, радость и душевный покой. </w:t>
+        <w:br/>
+        <w:t xml:space="preserve">Ты сама создаешь правила в этом саду. </w:t>
+        <w:br/>
+        <w:t>Сама решаешь, за какими растениями ухаживать, и кого приглашать к своему теплому очагу. [Пауза 7 сек]</w:t>
         <w:br/>
         <w:br/>
-        <w:t>Посмотрите на океан перед вами. Начался отлив. Вода отступает от берега, обнажая камни. Молчание партнера — это просто океанский отлив. Это не значит, что океан ненавидит берег. Это значит, что воде нужно время отступить, чтобы завершить свой внутренний цикл лунного притяжения. Разве берег бежит за отступающей водой, умоляя ее вернуться? Нет. Берег остается на месте. Он спокоен. Он знает свою ценность. [Пауза 8 сек].</w:t>
+        <w:t>[Нитка Б1: Телесное сохранение выдоха и расслабления]</w:t>
         <w:br/>
-        <w:t>Его молчание — это его внутренний процесс, а не приговор вашей ценности. Вы не должны бросаться в холодную воду и плыть за ним. Оставайтесь на своей скале. Ваша задача сейчас — быть берегом. [Пауза 6 сек].</w:t>
+        <w:t xml:space="preserve">А иногда там, далеко за воротами твоего сада, может подниматься порывистый ветер. </w:t>
+        <w:br/>
+        <w:t xml:space="preserve">Море за скалой может шуметь. </w:t>
+        <w:br/>
+        <w:t>А на дороге снаружи кто-то может внезапно замолчать, сбавить шаг или отвернуться. [Пауза 5 сек]</w:t>
         <w:br/>
         <w:br/>
-        <w:t>Положите правую руку на центр груди. Почувствуйте там живое, пульсирующее тепло. Это тепло взрослой части вас, которая никуда не исчезает, независимо от того, пишут вам сообщения или нет. Вы живы, вы дышите, вы целы. Ваша жизнь — это огромный, красивый материк, а не просто причал для одного корабля. [Пауза 6 сек].</w:t>
+        <w:t xml:space="preserve">И в тот самый момент, когда снаружи кто-то затихает или уходит в молчание... </w:t>
+        <w:br/>
+        <w:t xml:space="preserve">Твое тело больше не сжимается в привычную панику и тревогу. </w:t>
+        <w:br/>
+        <w:t xml:space="preserve">Вспомни: точно так же, как огромный гранитный маяк не бегает по морю за кораблями... </w:t>
+        <w:br/>
+        <w:t>Так и ты — не выбегаешь в панике за ворота своего сада. [Пауза 6 сек]</w:t>
         <w:br/>
         <w:br/>
-        <w:t>Почувствуйте, как утренний ветер начинает разгонять густой туман над океаном. Клочья тумана тают, уносятся прочь. И вот сквозь серую пелену пробиваются первые лучи солнца. Они падают прямо на ваше лицо, согревая кожу. Вы видите бесконечную, сияющую гладь моря. Вы стоите на своей скале, согретые солнцем, полные достоинства и покоя. [Пауза 5 сек].</w:t>
+        <w:t xml:space="preserve">Твоя шея и плечи сохраняют полное, глубокое расслабление. </w:t>
+        <w:br/>
+        <w:t xml:space="preserve">Челюсть остается мягкой. </w:t>
+        <w:br/>
+        <w:t xml:space="preserve">А дыхание автоматически выбирает длинный, плавный, освобождающий выдох. </w:t>
+        <w:br/>
+        <w:t>Почувствуй, как твои стопы ровно и плотно стоят на теплой, прогретой земле твоего сада. [Пауза 6 сек]</w:t>
         <w:br/>
         <w:br/>
-        <w:t>Вам больше не нужно ждать у окна. Вы вернулись к себе. Сделайте глубокий, спокойный вдох, расправляя плечи... И с легким выдохом откройте глаза. Ваш телефон может молчать, но внутри вас звучит уверенность и покой. Вы в порядке. Всегда в порядке. [Музыкальное завершение — Пауза 5 сек]</w:t>
+        <w:t>[Нитка В: Ядро транса — Сохранение достоинства и золотое правило]</w:t>
+        <w:br/>
+        <w:t xml:space="preserve">И пока выдох удерживает свой спокойный ритм — ты остаешься в самом центре своей жизни. </w:t>
+        <w:br/>
+        <w:t xml:space="preserve">Ты не выбегаешь за ворота в тревоге. </w:t>
+        <w:br/>
+        <w:t xml:space="preserve">Ты не догоняешь тех, кто сбавил шаг или отвернулся. </w:t>
+        <w:br/>
+        <w:t>Ты не спасаешь тех, кто добровольно выбрал молчание. [Пауза 6 сек]</w:t>
+        <w:br/>
+        <w:br/>
+        <w:t xml:space="preserve">Ты просто сохраняешь свой выдох. </w:t>
+        <w:br/>
+        <w:t xml:space="preserve">Сохраняешь свой ровный, уверенный шаг. </w:t>
+        <w:br/>
+        <w:t xml:space="preserve">И спокойно наблюдаешь за реальными поступками человека. </w:t>
+        <w:br/>
+        <w:t>Ты даешь событиям и людям развиваться естественно, сохраняя свое достоинство и свой нерушимый покой. [Пауза 7 сек]</w:t>
+        <w:br/>
+        <w:br/>
+        <w:t xml:space="preserve">Если за воротами этого сада видна искренняя забота, тепло, уважение и движение навстречу — ты с радостью открываешь калитку. </w:t>
+        <w:br/>
+        <w:t xml:space="preserve">А если там лишь холодное молчание, манипуляции и чужие сомнения... </w:t>
+        <w:br/>
+        <w:t>Ты делаешь еще один спокойный выдох, разворачиваешься к своим солнечным аллеям и продолжаешь обустраивать свою собственную красивую, наполненную жизнь. [Пауза 7 сек]</w:t>
+        <w:br/>
+        <w:br/>
+        <w:t xml:space="preserve">Потому что твое время... твое внимание... и твой покой — это высшая твоя ценность. </w:t>
+        <w:br/>
+        <w:t xml:space="preserve">И отныне ты распоряжаешься ими сама. </w:t>
+        <w:br/>
+        <w:t xml:space="preserve">И в этом состоянии в твоей душе запечатлевается самое главное правило: </w:t>
+        <w:br/>
+        <w:t>«Я выбираю только те отношения, где мне легко, спокойно, безопасно и уважительно». [Пауза 8 сек]</w:t>
+        <w:br/>
+        <w:br/>
+        <w:t>[Закрытие Б2 &amp; А2: Интеграция и возвращение хозяйкой]</w:t>
+        <w:br/>
+        <w:t xml:space="preserve">Услышь эти слова своим внутренним слухом. </w:t>
+        <w:br/>
+        <w:t xml:space="preserve">Ощути, как с ними твоя спина становится еще ровнее, а в груди расцветает глубокое достоинство и тихая, чистая гордость за себя. </w:t>
+        <w:br/>
+        <w:t xml:space="preserve">Привычка тревожиться, догонять и заслуживать любовь — окончательно растворилась. </w:t>
+        <w:br/>
+        <w:t xml:space="preserve">Ты в полной безопасности и на своей стороне. </w:t>
+        <w:br/>
+        <w:br/>
+        <w:t xml:space="preserve">Твое дыхание становится глубоким, бодрым и свежим. </w:t>
+        <w:br/>
+        <w:t xml:space="preserve">Приятная волна энергии мягко поднимается от стоп по ногам, проходит сквозь спину к плечам и ладоням. </w:t>
+        <w:br/>
+        <w:t xml:space="preserve">Голова абсолютно чистая, ясная и светлая. </w:t>
+        <w:br/>
+        <w:t xml:space="preserve">Сделай один глубокий вдох и длинный освежающий выдох. </w:t>
+        <w:br/>
+        <w:t xml:space="preserve">Сладко потянись всем телом, чувствуя всю свою силу. </w:t>
+        <w:br/>
+        <w:t xml:space="preserve">И открывай глаза. </w:t>
+        <w:br/>
+        <w:t>Ты молодец. У тебя всё получилось. [Музыкальное завершение — Пауза 5 сек]</w:t>
       </w:r>
     </w:p>
     <w:sectPr>

--- a/baza/медитации_и_аудио/МЕДИТАЦИИ_СЦЕНАРИЙ_2_Я_ОСТАЮСЬ_СОБОЙ_МАГИГ.docx
+++ b/baza/медитации_и_аудио/МЕДИТАЦИИ_СЦЕНАРИЙ_2_Я_ОСТАЮСЬ_СОБОЙ_МАГИГ.docx
@@ -28,9 +28,9 @@
           <w:color w:val="555555"/>
           <w:sz w:val="22"/>
         </w:rPr>
-        <w:t>Полные канонические трансовые сессии по авторскому методу Анатолия Фёдорова (МАГиГ)</w:t>
+        <w:t>100% Дословные канонические медитации Анатолия Фёдорова (МАГиГ)</w:t>
         <w:br/>
-        <w:t>Оригинальные клинические метафоры: Глубина 100м, Неугасимый очаг, Четыре стихии и Сад личного мира</w:t>
+        <w:t>Первоисточники: Лесной дом и корни дуба, Четыре стихии и Свет Моего, Сад личного мира и Закон Маяка</w:t>
         <w:br/>
         <w:t>Спикер: Федоров Анатолий Игоревич (Семейный психолог, гипнолог, проректор МАГиГ)</w:t>
       </w:r>
@@ -46,7 +46,7 @@
           <w:color w:val="0E6E5D"/>
           <w:sz w:val="26"/>
         </w:rPr>
-        <w:t>🎧 2.1. МЕДИТАЦИЯ: «ГЛУБИНА 100 МЕТРОВ И НЕУГАСИМЫЙ ОЧАГ: ВОЗВРАЩЕНИЕ ПОЧВЫ ПОД НОГАМИ» (Урок 3, 432 Hz)</w:t>
+        <w:t>🎧 2.1. МЕДИТАЦИЯ: «БРЕВЕНЧАТЫЙ ДОМ, КОРНИ ДУБА И ГЛУБИНА 100М» (Урок 3, 432 Hz)</w:t>
       </w:r>
     </w:p>
     <w:p>
@@ -69,15 +69,15 @@
           <w:rFonts w:ascii="Calibri" w:hAnsi="Calibri"/>
           <w:sz w:val="19"/>
         </w:rPr>
-        <w:t>• Главная мишень: Купирование мысленной жвачки, панической тревоги ожидания звонков/сообщений и страха чужого молчания.</w:t>
+        <w:t>• Главная мишень: Снятие тревожной руминации, сброс чужих ожиданий (промокший рюкзак), заземление в гранитные недра и поиск вечного покоя на глубине 100м.</w:t>
         <w:br/>
-        <w:t>• Соматический фокус: Мягкий расслабленный взгляд, расслабление жевательных мышц лица, опускание плеч, тяжесть и тепло в кистях, плотное объятие глубинного давления воды.</w:t>
+        <w:t>• Соматический фокус: Расслабление плеч после сброса рюкзака, тепло камина, прорастание корней от стоп сквозь пол в гранит на километры вниз, размыкание челюсти, глубокий выдох.</w:t>
         <w:br/>
-        <w:t>• Терапевтический результат: Осознание вечной внутренней тишины на глубине 100 метров, куда не доходят бури с поверхности. Соединение с Неугасимым Очагом ценности, который невозможно затушить снаружи.</w:t>
+        <w:t>• Терапевтический результат: Осознание вечной внутренней тишины на глубине океана, где лежит нерушимый якорь. Свет Белого Маяка в центре груди, который невозможно затушить снаружи.</w:t>
         <w:br/>
-        <w:t>• Параметры начитки: Хронометраж 12–14 мин (~1050 слов) | Музыка FlowMusic 432 Hz, Ре минор | Канонический голос Анатолия Фёдорова</w:t>
+        <w:t>• Параметры начитки: Хронометраж 12–14 мин (~1050 слов) | Музыка FlowMusic 432 Hz, Ре минор | Оригинальный терапевтический голос Анатолия Фёдорова</w:t>
         <w:br/>
-        <w:t>• Архитектура Косички: А1 (Океан и поверхность волн) ➔ Б1 (Погружение в глубину 100м, теплое давление воды) ➔ В (Ядро: Старый каменный дом в центре груди и Неугасимый очаг с рождения) ➔ Б2 (Тепло очага расходится по плечам, рукам, животу и стопам) ➔ А2 (Всплытие на поверхность хозяином состояния)</w:t>
+        <w:t>• Архитектура Косички: А1 (Сырой туман и Бревенчатый дом) ➔ Б1 (Сброс рюкзака, корни дуба в гранит) ➔ В (Ядро: Океан 100м, якорь покоя и Белый Маяк) ➔ Б2 (Густая сила земли наполняет позвоночник) ➔ А2 (Рубиновые угли камина и возвращение хозяином)</w:t>
       </w:r>
     </w:p>
     <w:p>
@@ -89,168 +89,176 @@
           <w:rFonts w:ascii="Calibri" w:hAnsi="Calibri"/>
           <w:sz w:val="21"/>
         </w:rPr>
-        <w:t>[Музыкальное вступление: обволакивающий гул 432 Гц — Пауза 6 сек]</w:t>
+        <w:t>[Музыкальное вступление: глубокий, обволакивающий гул 432 Гц — Пауза 6 сек]</w:t>
         <w:br/>
         <w:br/>
-        <w:t>Устройся удобно. Так, чтобы телу было абсолютно комфортно. [Пауза 3 сек]</w:t>
+        <w:t>Знаешь, для того чтобы приобрести... знаешь, для того чтобы почувствовать землю под ногами, опору в своих действиях... [Пауза 4 сек]</w:t>
         <w:br/>
-        <w:t xml:space="preserve">Позволь себе занять столько пространства, сколько нужно. </w:t>
+        <w:t>Надо время от времени устраивать место, где ты останавливаешься. Где ты уделяешь его себе. [Пауза 4 сек]</w:t>
         <w:br/>
-        <w:t xml:space="preserve">И пока твое внимание мягко переносится внутрь... мышцы лица становятся чуть более спокойными. </w:t>
+        <w:t>И, наверное, не стоит слушать эту медитацию во время движения за рулем или когда какие-то важные дела у тебя... [Пауза 3 сек]</w:t>
         <w:br/>
-        <w:t xml:space="preserve">Лоб... виски... мягкий, расслабленный взгляд. </w:t>
-        <w:br/>
-        <w:t>Если тебе хочется — ты можешь закрыть глаза. А можешь просто расслабить взгляд и позволить векам тяжело опуститься. [Пауза 5 сек]</w:t>
+        <w:t>А лучше в этот момент остановиться и позволить себе быть самой собой. [Пауза 5 сек]</w:t>
         <w:br/>
         <w:br/>
-        <w:t xml:space="preserve">Лицо расслабляется. Нижняя челюсть становится мягкой. </w:t>
+        <w:t xml:space="preserve">Это не так сложно, как кажется. </w:t>
         <w:br/>
-        <w:t xml:space="preserve">Плечи опускаются чуть ниже... Шея освобождается от дневного напряжения. </w:t>
+        <w:t>Достаточно сделать глубокий мягкий вдох носом... [Пауза 3 сек]</w:t>
         <w:br/>
-        <w:t xml:space="preserve">И ты можешь почувствовать, как руки становятся чуточку тяжелее... А кисти — теплее. </w:t>
-        <w:br/>
-        <w:t>И пока тело отдыхает, мысли могут на время уйти куда-то вглубь. Туда, где всегда тихо. [Пауза 6 сек]</w:t>
+        <w:t>И с длинным, теплым выдохом позволить своим глазам мягко закрыться. [Пауза 5 сек]</w:t>
         <w:br/>
         <w:br/>
-        <w:t>[Нитка А1: Океан и поверхностные волны]</w:t>
+        <w:t>Прямо сейчас... когда мысли скачут одна за другой или, может быть, ходят по кругу — в этот момент просто понаблюдать за ними и никуда не спешить. [Пауза 5 сек]</w:t>
         <w:br/>
-        <w:t xml:space="preserve">Вот представь себе океан. Его бескрайнюю поверхность. </w:t>
+        <w:t>Потому что сейчас ничего никому не надо доказывать. [Пауза 3 сек]</w:t>
         <w:br/>
-        <w:t xml:space="preserve">Там, наверху, бывает всякое. Волны... Порывистый ветер гоняет пену по гребням. </w:t>
-        <w:br/>
-        <w:t xml:space="preserve">Иногда шторм, иногда внезапная буря, иногда зыбкое затишье. Поверхность меняется каждую минуту. </w:t>
-        <w:br/>
-        <w:t xml:space="preserve">Но есть одна вещь, которую знает каждый, кто хоть раз нырял по-настоящему глубоко. </w:t>
-        <w:br/>
-        <w:t>Чем глубже ты опускаешься, тем тише становится. [Пауза 6 сек]</w:t>
+        <w:t>И уж тем более с кем-то воевать. [Пауза 5 сек]</w:t>
         <w:br/>
         <w:br/>
-        <w:t>[Нитка Б1: Погружение на глубину 100 метров]</w:t>
+        <w:t>Потому что иногда эта война похожа на то, когда ты долго идешь сквозь сырой туман... [Пауза 4 сек]</w:t>
         <w:br/>
-        <w:t xml:space="preserve">И на глубине двадцати метров волны уже далеко. </w:t>
+        <w:t>Сквозь чужой шум и чужие тревоги. [Пауза 4 сек]</w:t>
         <w:br/>
-        <w:t xml:space="preserve">На глубине пятидесяти метров ветер перестает существовать. </w:t>
+        <w:t>А за спиной висит тяжелый промокший рюкзак, набитый чужими требованиями, ожиданиями, этими камнями... [Пауза 5 сек]</w:t>
         <w:br/>
-        <w:t xml:space="preserve">А еще глубже... около ста метров... нет ничего, кроме плотной, густой, целебной тишины. </w:t>
-        <w:br/>
-        <w:t xml:space="preserve">Там нет чужих голосов. </w:t>
-        <w:br/>
-        <w:t xml:space="preserve">Там нет чужих оценок. </w:t>
-        <w:br/>
-        <w:t xml:space="preserve">Там нет даже чужого молчания. </w:t>
-        <w:br/>
-        <w:t>Только ровное, мягкое, глубокое давление воды, которое обнимает твое тело целиком, как огромная, теплая, бережная ладонь. [Пауза 7 сек]</w:t>
+        <w:t>И ты можешь почувствовать, что его лямки давят на твои плечи, и плечи даже начинают неметь, болеть и ныть. [Пауза 6 сек]</w:t>
         <w:br/>
         <w:br/>
-        <w:t xml:space="preserve">Эта глубина — твоя. </w:t>
+        <w:t>Вот когда ты идешь через этот туман, ты можешь представить, что в какой-то момент впереди показался старый, надежный бревенчатый дом. [Пауза 5 сек]</w:t>
         <w:br/>
-        <w:t xml:space="preserve">Она была здесь и тогда, когда на поверхности было спокойно. </w:t>
+        <w:t>Ты подходишь к нему, переступаешь порог... и за тобой с мягким щелчком закрывается массивная дубовая дверь. [Пауза 5 сек]</w:t>
         <w:br/>
-        <w:t xml:space="preserve">И она была здесь тогда, когда наверху всё трепало, штормило и качало. </w:t>
+        <w:t>Пахнет травами... Пахнет травами, теплом. [Пауза 4 сек]</w:t>
         <w:br/>
-        <w:t xml:space="preserve">Глубина остается глубиной всегда. </w:t>
-        <w:br/>
-        <w:t xml:space="preserve">Прямо сейчас твое тело вспоминает это ощущение: ты опускаешься в свою собственную тишину. </w:t>
-        <w:br/>
-        <w:t xml:space="preserve">Чужая неопределенность... чье-то молчание... эмоциональная качка на поверхности — все это остается там, далеко наверху. </w:t>
-        <w:br/>
-        <w:t xml:space="preserve">А здесь, внутри — ровное, спокойное присутствие, которое держит тебя со всех сторон. </w:t>
-        <w:br/>
-        <w:t xml:space="preserve">Почувствуй эту легкую, приятную тяжесть, мягкую заботу. Вода бережно прижимает тебя к самой себе. </w:t>
-        <w:br/>
-        <w:t>И тебе достаточно одного медленного, спокойного выдоха, чтобы опуститься в эту тишину в любой момент. [Пауза 8 сек]</w:t>
+        <w:t>А плотные ставни наглухо закрывают тебя от ветра и дождя. [Пауза 5 сек]</w:t>
         <w:br/>
         <w:br/>
-        <w:t>[Нитка В: Ядро транса — Старый каменный дом и Неугасимый очаг]</w:t>
+        <w:t>И вот первое желание, которое возникает: ты сбрасываешь этот рюкзак прямо у порога. [Пауза 4 сек]</w:t>
         <w:br/>
-        <w:t xml:space="preserve">А теперь, пока ты находишься в этой защищенной глубине... </w:t>
+        <w:t>Послушай, как он с глухим тяжелым стуком падает на каменные плиты пола. [Пауза 6 сек]</w:t>
         <w:br/>
-        <w:t>Позволь вниманию мягко переместиться в центр твоей груди. [Пауза 4 сек]</w:t>
+        <w:t>И знаешь, вот это ощущение... все еще, может быть, плечи ноют и болят, но уже расправляются. [Пауза 5 сек]</w:t>
         <w:br/>
-        <w:t xml:space="preserve">Там, в самой середине, словно стоит старый каменный дом. </w:t>
+        <w:t>Тяжесть осталась позади. [Пауза 3 сек]</w:t>
         <w:br/>
-        <w:t xml:space="preserve">Стены его толстые, монолитные, и в то же время прогретые ласковым солнцем. Они сложены из тяжелого, векового камня. </w:t>
-        <w:br/>
-        <w:t>И внутри этого дома горит Очаг. [Пауза 5 сек]</w:t>
+        <w:t>Не надо смотреть внутрь этого рюкзака, не надо разбираться с ним... Можно просто отдохнуть. [Пауза 6 сек]</w:t>
         <w:br/>
         <w:br/>
-        <w:t xml:space="preserve">Огонь в этом очаге — ровный, живой, мягкий. </w:t>
+        <w:t>Ты проходишь внутрь, вглубь комнаты, где в камине спокойно потрескивают сухие дрова. [Пауза 4 сек]</w:t>
         <w:br/>
-        <w:t xml:space="preserve">Он горит очень давно. </w:t>
+        <w:t>Знаешь, этот запах костра... разливая мягкое, живое янтарное тепло. [Пауза 5 сек]</w:t>
         <w:br/>
-        <w:t xml:space="preserve">Он горел, когда тебе было пять лет, и мир вокруг казался огромным. </w:t>
+        <w:t>И, конечно же, напротив камина стоит такое мягкое, удобное кресло. [Пауза 4 сек]</w:t>
         <w:br/>
-        <w:t xml:space="preserve">Он горел, когда ты впервые почувствовала, что кто-то рядом. </w:t>
+        <w:t>Можно даже посмотреть, увидеть вот эту самую потертость на ручках. [Пауза 4 сек]</w:t>
         <w:br/>
-        <w:t xml:space="preserve">И он продолжал гореть, когда рядом никого не оказалось. </w:t>
-        <w:br/>
-        <w:t xml:space="preserve">Этот огонь загорелся в тот самый день, когда ты появилась на этот свет. </w:t>
-        <w:br/>
-        <w:t xml:space="preserve">И с тех самых пор его невозможно потушить снаружи. </w:t>
-        <w:br/>
-        <w:t xml:space="preserve">Ни чьим-то уходом... </w:t>
-        <w:br/>
-        <w:t xml:space="preserve">Ни чьим-то молчанием... </w:t>
-        <w:br/>
-        <w:t>Ни чьей-то неопределенностью. [Пауза 7 сек]</w:t>
+        <w:t>И когда садишься в него, оно как будто обнимает тебя и забирает всю тяжесть и тревогу. [Пауза 6 сек]</w:t>
         <w:br/>
         <w:br/>
-        <w:t xml:space="preserve">Потому что этот очаг питается изнутри. Он — твой. </w:t>
+        <w:t>А глядя на теплый огонь, ты чувствуешь, как твои стопы касаются пола. [Пауза 4 сек]</w:t>
         <w:br/>
-        <w:t xml:space="preserve">Он и есть то самое тепло, та врожденная безусловная ценность, которая принадлежит тебе просто по факту твоего существования. </w:t>
+        <w:t>Пол так же, как и кресло, держит тебя абсолютно надежно, неподвижно, спокойно. [Пауза 5 сек]</w:t>
         <w:br/>
-        <w:t xml:space="preserve">И когда за окнами этого каменного дома дует холодный ветер, идет колючий дождь или стоит тишина, от которой раньше сжималось сердце... </w:t>
+        <w:t>А прямо сквозь доски пола от твоих стоп начинают прорастать сильные, гибкие, древние корни. [Пауза 6 сек]</w:t>
         <w:br/>
-        <w:t>Огонь внутри продолжает гореть ровно, тепло и спокойно. [Пауза 6 сек]</w:t>
+        <w:t>Словно ты могучий вековой дуб, стоящий на этой земле сотни лет. [Пауза 5 сек]</w:t>
         <w:br/>
         <w:br/>
-        <w:t>[Закрытие Б2: Тепло разливается по телу]</w:t>
+        <w:t>Корни легко уходят сквозь почву, глубже в прохладную глину... и врастают прямо в первозданный монолитный гранит земных недр. [Пауза 6 сек]</w:t>
         <w:br/>
-        <w:t xml:space="preserve">От этого очага расходится мягкий, живой жар по стенам, по полу, по всему дому. </w:t>
+        <w:t>Эти корни оплетают древние скалы, уходя на километры вниз, в самую глубину планеты. [Пауза 5 сек]</w:t>
         <w:br/>
-        <w:t xml:space="preserve">Точно так же и в твоем теле. </w:t>
+        <w:t>Земля под тобой неподвижна. Миллиарды тонн гранита держат тебя прямо сейчас. [Пауза 6 сек]</w:t>
         <w:br/>
-        <w:t xml:space="preserve">Тепло из центра груди мягко расходится по плечам... спускается к рукам... наполняет живот... согревает стопы. </w:t>
+        <w:t>Ты не можешь упасть, потому что соединена с самой крепкой опорой в этом мире. [Пауза 5 сек]</w:t>
         <w:br/>
-        <w:t xml:space="preserve">Ты можешь положить ладонь себе на грудь, если хочешь. </w:t>
+        <w:t>И корни — они дышат, они питаются... И корни держат тебя в этой тишине. [Пауза 6 сек]</w:t>
         <w:br/>
-        <w:t xml:space="preserve">И почувствовать это живое, настоящее тепло. </w:t>
-        <w:br/>
-        <w:t>Оно здесь. Прямо сейчас. Оно принадлежит только тебе. [Пауза 7 сек]</w:t>
+        <w:t>Даже если есть какие-то звуки, они происходят где-то там... [Пауза 4 сек]</w:t>
         <w:br/>
         <w:br/>
-        <w:t>[Закрытие А2: Якорение и всплытие]</w:t>
+        <w:t>Но ты можешь опустить свое внимание в самую глубину себя. [Пауза 4 сек]</w:t>
         <w:br/>
-        <w:t xml:space="preserve">И сейчас, пока это ощущение тепла и устойчивости живет в каждой твоей клетке, сделай глубокий вдох... </w:t>
+        <w:t>Посмотреть, что внутри тебя — это словно смотришь в глубину океана. [Пауза 5 сек]</w:t>
         <w:br/>
-        <w:t xml:space="preserve">И медленный, освобождающий выдох. </w:t>
+        <w:t>Если на самой поверхности может бушевать шторм, и ветер может срывать пенные гребни волн, как тревожные мысли на поверхности ума... [Пауза 5 сек]</w:t>
         <w:br/>
-        <w:t xml:space="preserve">Позволь мышцам запечатлеть это состояние: расслабленное лицо, опущенные плечи, теплые кисти и твердая, монолитная опора под тобой. </w:t>
+        <w:t>Но если опуститься на глубину десяти... тридцати... пятидесяти метров... то там совершенно другое дело. [Пауза 6 сек]</w:t>
         <w:br/>
-        <w:t xml:space="preserve">Это ощущение: «Я на своей земле. Я у себя есть» — останется с тобой навсегда. </w:t>
+        <w:t>Там царит совершенно вечный покой. Туда не доходит ни один порыв ветра. [Пауза 6 сек]</w:t>
         <w:br/>
-        <w:t>И в любой момент, когда тебе понадобится, тебе достаточно почувствовать стопами опору под собой, сделать один длинный выдох — и тело само мгновенно вспомнит эту стометровую глубину и этот негасимый очаг. [Пауза 6 сек]</w:t>
+        <w:t>И там лежит якорь, который удерживает твою жизнь в тишине, покое и безмятежности. [Пауза 6 сек]</w:t>
         <w:br/>
         <w:br/>
-        <w:t xml:space="preserve">Ты выбираешь стоять на своей земле. </w:t>
+        <w:t>А в центре твоей груди, на высокой скале, стоит Белый Маяк. [Пауза 5 сек]</w:t>
         <w:br/>
-        <w:t xml:space="preserve">Ты выбираешь помнить свое тепло. </w:t>
+        <w:t>С каждым ударом сердца в его фонаре ровно и спокойно горит теплый огонь. [Пауза 4 сек]</w:t>
         <w:br/>
-        <w:t xml:space="preserve">И когда ты начнешь подниматься вверх с этой глубины, которая теперь навсегда с тобой... </w:t>
+        <w:t>Он светит сквозь любые туманы и штормы. [Пауза 4 сек]</w:t>
         <w:br/>
-        <w:t>Я досчитаю от одного до пяти, и с каждым числом ты будешь мягко возвращаться сюда. [Пауза 3 сек]</w:t>
+        <w:t>Он напоминает, что твой внутренний стержень цел. [Пауза 5 сек]</w:t>
         <w:br/>
-        <w:t xml:space="preserve">Один... Ощущение тепла в груди сохраняется и становится твоим естественным фоном. </w:t>
+        <w:t>Твой свет невозможно затушить чужими словами или поступками. [Пауза 5 сек]</w:t>
         <w:br/>
-        <w:t xml:space="preserve">Два... Дыхание становится чуть более полным, чистым и свежим. </w:t>
+        <w:t>Ты проходила сквозь бури раньше, и ты точно знаешь, как быть спокойной прямо сейчас. [Пауза 6 сек]</w:t>
         <w:br/>
-        <w:t xml:space="preserve">Три... Пошевели пальцами рук и ног, почувствуй, как тело просыпается — бодрое, сильное, отдохнувшее. </w:t>
         <w:br/>
-        <w:t xml:space="preserve">Четыре... Мысли кристально ясные, чистые. Настроение ровное, устойчивое и взрослое. </w:t>
+        <w:t>И чувствуя этот свет в груди и якорь покоя в глубине... [Пауза 4 сек]</w:t>
         <w:br/>
-        <w:t xml:space="preserve">Пять... Сделай глубокий вдох, сладко потянись всем телом и открывай глаза. </w:t>
+        <w:t>Ты снова ощущаешь, как от гранитных недр по сильным корням вверх поднимается густая, чистая сила земли. [Пауза 6 сек]</w:t>
         <w:br/>
-        <w:t>Ты здесь. Ты на своей земле. У тебя всё в полном порядке. [Музыкальное завершение — Пауза 6 сек]</w:t>
+        <w:t>Она заполняет твои стопы, поднимаясь по ногам... [Пауза 4 сек]</w:t>
+        <w:br/>
+        <w:t>Наполняет позвоночник ровной монолитной стойкостью... [Пауза 4 сек]</w:t>
+        <w:br/>
+        <w:t>Расправляет плечи тихим и спокойным достоинством. [Пауза 5 сек]</w:t>
+        <w:br/>
+        <w:t>А все остатки напряжения, тревоги, чужой вины навсегда уходят в глубину земли, растворяясь без следа. [Пауза 6 сек]</w:t>
+        <w:br/>
+        <w:br/>
+        <w:t>И уже наполняясь этой силой, ты снова чувствуешь тепло камина в этом доме. [Пауза 5 сек]</w:t>
+        <w:br/>
+        <w:t>А дрова могут прогореть до уютных, тлеющих рубиновых углей. [Пауза 4 сек]</w:t>
+        <w:br/>
+        <w:t>Они согревают твои ладони, лицо, грудь... а за крепкими дубовыми ставнями буря стихает. [Пауза 5 сек]</w:t>
+        <w:br/>
+        <w:t>Шторм ушел. [Пауза 3 сек]</w:t>
+        <w:br/>
+        <w:t>Так же, как ушел в прошлое этот тяжелый рюкзак. [Пауза 4 сек]</w:t>
+        <w:br/>
+        <w:t>Тебе больше не нужно нести его. [Пауза 3 сек]</w:t>
+        <w:br/>
+        <w:t>Ты свободна. [Пауза 3 сек]</w:t>
+        <w:br/>
+        <w:t>Ты дома. [Пауза 3 сек]</w:t>
+        <w:br/>
+        <w:t>Ты у себя есть. [Пауза 5 сек]</w:t>
+        <w:br/>
+        <w:br/>
+        <w:t>И сейчас сделай свободный вдох носом, почувствуй свежесть в легких... и мягкий, долгий, заземляющий выдох. [Пауза 5 сек]</w:t>
+        <w:br/>
+        <w:t>Почувствуй ладони на коленях, надежную спинку кресла, твердую землю под стопами. [Пауза 5 сек]</w:t>
+        <w:br/>
+        <w:t>Это убежище, эти гранитные корни, этот глубинный якорь, свет маяка — теперь сплетены воедино внутри тебя. [Пауза 6 сек]</w:t>
+        <w:br/>
+        <w:t>Они остаются с тобой, когда ты откроешь глаза. [Пауза 4 сек]</w:t>
+        <w:br/>
+        <w:br/>
+        <w:t>Ты можешь пошевелить пальцами рук и мягко потянуться всем телом. [Пауза 4 сек]</w:t>
+        <w:br/>
+        <w:t>Сделай вдох... и открой глаза, если ты еще не открыла. [Пауза 3 сек]</w:t>
+        <w:br/>
+        <w:t xml:space="preserve">Ты здесь. </w:t>
+        <w:br/>
+        <w:t xml:space="preserve">Ты спокойна. </w:t>
+        <w:br/>
+        <w:t>Земля надежно держит тебя. [Пауза 4 сек]</w:t>
+        <w:br/>
+        <w:t xml:space="preserve">Возвращайся в свой день хозяином своего состояния. </w:t>
+        <w:br/>
+        <w:t xml:space="preserve">Хорошего тебе дня. </w:t>
+        <w:br/>
+        <w:t>Ты молодец. [Музыкальное завершение — Пауза 6 сек]</w:t>
       </w:r>
     </w:p>
     <w:p>
@@ -264,7 +272,7 @@
           <w:color w:val="0E6E5D"/>
           <w:sz w:val="26"/>
         </w:rPr>
-        <w:t>🎧 2.2. МЕДИТАЦИЯ: «ЧЕТЫРЕ СТИХИИ И СВЕТ МОЕГО: ИСТИННЫЙ ЭМОЦИОНАЛЬНЫЙ ЩИТ» (Урок 5, 528 Hz)</w:t>
+        <w:t>🎧 2.2. МЕДИТАЦИЯ: «ЧЕТЫРЕ СТИХИИ И СВЕТ МОЕГО» (Урок 5, 528 Hz)</w:t>
       </w:r>
     </w:p>
     <w:p>
@@ -287,15 +295,15 @@
           <w:rFonts w:ascii="Calibri" w:hAnsi="Calibri"/>
           <w:sz w:val="19"/>
         </w:rPr>
-        <w:t>• Главная мишень: Защита от чужих эмоциональных качелей, манипуляций чувством вины, перекладывания чужой боли и страха потерять себя.</w:t>
+        <w:t>• Главная мишень: Интеграция всех внутренних опор, устранение страха чужих оценок и чувства вины, переход в состояние монолитной ценности.</w:t>
         <w:br/>
-        <w:t>• Соматический фокус: Опора стоп в теплую землю, золотая ось позвоночника, свободное дыхание грудью, расслабление челюсти и трапеций.</w:t>
+        <w:t>• Соматический фокус: Опора стоп в гранит (Земля), глубинное спокойствие (Вода), свободное дыхание ребрами (Воздух), тепло в груди (Огонь). Распрямление спины.</w:t>
         <w:br/>
-        <w:t>• Терапевтический результат: Интеграция четырех стихий (Земля — опора, Вода — глубина покоя, Воздух — дыхание свободы, Огонь — свет жизни) в монолитный Свет Моего. Формирование природной неуязвимости.</w:t>
+        <w:t>• Терапевтический результат: Слияние 4-х стихий в сияющий монолит — Свет Моего. Абсолютная внутренняя защищенность от манипуляций и чужих проекций.</w:t>
         <w:br/>
-        <w:t>• Параметры начитки: Хронометраж 13–15 мин (~1150 слов) | Музыка FlowMusic 528 Hz, До мажор | Канонический голос Анатолия Фёдорова</w:t>
+        <w:t>• Параметры начитки: Хронометраж 12–14 мин (~950 слов) | Музыка FlowMusic 528 Hz, До мажор | Оригинальный терапевтический голос Анатолия Фёдорова</w:t>
         <w:br/>
-        <w:t>• Архитектура Косички: А1 (Священное природное пространство) ➔ Б1 (Контакт тела с опорой) ➔ В (Ядро: Слияние 4-х стихий в Свет Моего, незыблемое право быть собой) ➔ Б2 (Распрямление спины и царственное достоинство) ➔ А2 (Широкое озарение горизонта и безопасность)</w:t>
+        <w:t>• Архитектура Косички: А1 (Пространство жизни) ➔ Б1 (Сбор стихий в теле) ➔ В (Ядро: Слияние стихий в Свет Моего, незыблемое право быть собой) ➔ Б2 (Распрямление позвоночника и свободное дыхание) ➔ А2 (Свет маяка озаряет горизонт)</w:t>
       </w:r>
     </w:p>
     <w:p>
@@ -307,63 +315,61 @@
           <w:rFonts w:ascii="Calibri" w:hAnsi="Calibri"/>
           <w:sz w:val="21"/>
         </w:rPr>
-        <w:t>[Музыкальное вступление: звонкий, исцеляющий фон 528 Гц — Пауза 6 сек]</w:t>
+        <w:t>[Музыкальное вступление: фон 528 Гц — Пауза 6 сек]</w:t>
         <w:br/>
         <w:br/>
-        <w:t xml:space="preserve">Сделай глубокий вдох, наполняя грудную клетку чистым, свежим воздухом... </w:t>
+        <w:t>Сделай глубокий вдох, наполняя грудную клетку чистым, свежим воздухом... [Пауза 4 сек]</w:t>
         <w:br/>
-        <w:t>И с медленным, тягучим выдохом позволь телу полностью довериться опоре. [Пауза 4 сек]</w:t>
+        <w:t>И с медленным, протяжным выдохом позволь телу полностью довериться опоре. [Пауза 5 сек]</w:t>
         <w:br/>
         <w:t xml:space="preserve">Ты проделала большую внутреннюю работу. </w:t>
         <w:br/>
-        <w:t xml:space="preserve">Каждый пройденный шаг, каждое осознание, каждый спокойный выдох постепенно складывались внутри тебя в единую, монолитную структуру. </w:t>
+        <w:t>Каждый пройденный шаг, каждое осознание, каждый спокойный выдох постепенно складывались внутри тебя в единую, монолитную структуру. [Пауза 5 сек]</w:t>
         <w:br/>
         <w:t>И сегодня мы соединяем все источники твоей внутренней силы воедино. [Пауза 5 сек]</w:t>
         <w:br/>
         <w:br/>
-        <w:t xml:space="preserve">Закрой глаза. Почувствуй, как расслабляются виски, щеки, как размыкаются зубы. </w:t>
+        <w:t>Закрой глаза. Почувствуй, как расслабляются виски, щеки, как размыкаются зубы. [Пауза 4 сек]</w:t>
         <w:br/>
         <w:t xml:space="preserve">Плечи мягко опускаются вниз. Руки лежат свободно и тяжело. </w:t>
         <w:br/>
         <w:t>Дыхание течет ровно, легко, словно волна теплого прибоя, омывающая берег. [Пауза 6 сек]</w:t>
         <w:br/>
         <w:br/>
-        <w:t>[Нитка А1 &amp; Б1: Собирание стихий в теле]</w:t>
-        <w:br/>
-        <w:t xml:space="preserve">И сейчас вспомни первую стихию — Землю. </w:t>
+        <w:t>И сейчас вспомни первую стихию — Землю. [Пауза 4 сек]</w:t>
         <w:br/>
         <w:t xml:space="preserve">Почувствуй, как твои стопы опираются на твердую почву. </w:t>
         <w:br/>
         <w:t xml:space="preserve">Представь под собой древнюю, вековую гранитную скалу, которая уходит в самые недра планеты. </w:t>
         <w:br/>
-        <w:t xml:space="preserve">Этот фундамент выдержит абсолютно любой вес. В нем нет ни единой трещины. Он стоял тысячи лет до тебя и простоит вечность. </w:t>
+        <w:t>Этот фундамент выдержит абсолютно любой вес. В нем нет ни единой трещины. Он стоял тысячи лет до тебя и простоит вечность. [Пауза 6 сек]</w:t>
         <w:br/>
-        <w:t>Это твоя заземленность. Твоя способность оставаться на ногах при любых внешних вихрях. [Пауза 6 сек]</w:t>
+        <w:t>Это твоя заземленность. Твоя способность оставаться на ногах при любых внешних вихрях. [Пауза 5 сек]</w:t>
         <w:br/>
         <w:br/>
-        <w:t xml:space="preserve">Вспомни вторую стихию — Воду. </w:t>
+        <w:t>Вспомни вторую стихию — Воду. [Пауза 4 сек]</w:t>
         <w:br/>
-        <w:t xml:space="preserve">Ту самую стометровую глубину океана, куда ты можешь опуститься в любой момент. </w:t>
+        <w:t xml:space="preserve">Ту самую глубину океана, куда ты можешь опуститься в любой момент. </w:t>
         <w:br/>
-        <w:t xml:space="preserve">Там, где царит вечный штиль, мягкое обнимающее давление и полная тишина. </w:t>
+        <w:t xml:space="preserve">Там, на глубине, где царит вечный штиль, мягкое обнимающее давление и полная тишина. </w:t>
         <w:br/>
-        <w:t xml:space="preserve">Вода смывает любую наносную суету, любые чужие слова, растворяя их без следа. </w:t>
+        <w:t>Вода смывает любую наносную суету, любые чужие слова, растворяя их без следа. [Пауза 6 сек]</w:t>
         <w:br/>
-        <w:t>Это твоя эмоциональная чистота и глубина твоего покоя. [Пауза 6 сек]</w:t>
+        <w:t>Это твоя эмоциональная чистота и глубина твоего покоя. [Пауза 5 сек]</w:t>
         <w:br/>
         <w:br/>
-        <w:t xml:space="preserve">Почувствуй третью стихию — Воздух. </w:t>
+        <w:t>Почувствуй третью стихию — Воздух. [Пауза 4 сек]</w:t>
         <w:br/>
         <w:t xml:space="preserve">Сделай свободный вдох. Почувствуй, как воздух легко расширяет твои ребра, наполняя каждую клеточку кислородом и свободой. </w:t>
         <w:br/>
         <w:t>Воздух дает тебе способность дышать полной грудью, отпускать старое на каждом выдохе и ясно видеть вещи такими, какие они есть на самом деле, без иллюзий и страха. [Пауза 6 сек]</w:t>
         <w:br/>
         <w:br/>
-        <w:t xml:space="preserve">И обратись к четвертой стихии — Огню. </w:t>
+        <w:t>И обратись к четвертой стихии — Огню. [Пауза 4 сек]</w:t>
         <w:br/>
         <w:t xml:space="preserve">Тому самому ровному, живому пламени в очаге твоего каменного дома. </w:t>
         <w:br/>
-        <w:t xml:space="preserve">Это огонь твоей жизненной силы. Твой внутренний жар, твоя подлинная суть и твое незыблемое право быть собой. </w:t>
+        <w:t>Это огонь твоей жизненной силы. Твой внутренний жар, твоя подлинная суть и твое незыблемое право быть собой. [Пауза 5 сек]</w:t>
         <w:br/>
         <w:t xml:space="preserve">Быть любовью. </w:t>
         <w:br/>
@@ -372,62 +378,46 @@
         <w:t>Открыто говорить о своих истинных желаниях и выбирать только то, что дает тебе свободу, уважение и мир в душе. [Пауза 7 сек]</w:t>
         <w:br/>
         <w:br/>
-        <w:t>[Нитка В: Ядро транса — Слияние в Свет Моего]</w:t>
+        <w:t>И прямо сейчас смотри, как эти четыре стихии соединяются внутри тебя в этот единый, монолитный свет. [Пауза 5 сек]</w:t>
         <w:br/>
-        <w:t xml:space="preserve">И прямо сейчас смотри, как эти четыре стихии начинают соединяться внутри тебя в единый, монолитный луч. </w:t>
+        <w:t>Свет Моего. [Пауза 5 сек]</w:t>
         <w:br/>
-        <w:t>В сияющий, нерушимый Свет Моего. [Пауза 5 сек]</w:t>
+        <w:t xml:space="preserve">И твоя память запечатлевает весь этот путь. </w:t>
         <w:br/>
-        <w:t xml:space="preserve">Этот свет рождается в центре твоей груди и заливает всё твое существо. </w:t>
+        <w:t xml:space="preserve">Ты можешь помнить всё, с чего всё начиналось. </w:t>
         <w:br/>
-        <w:t xml:space="preserve">Твоя память запечатлевает весь этот путь. </w:t>
+        <w:t>Ты можешь помнить тревогу, накрутку, сомнения, попытки подстроиться под чужое настроение. [Пауза 5 сек]</w:t>
         <w:br/>
-        <w:t xml:space="preserve">Ты можешь помнить всё, с чего всё начиналось: тревогу, накрутку, бесконечные сомнения, болезненные попытки подстроиться под чужое настроение, страх отвержения... </w:t>
+        <w:t xml:space="preserve">Но сейчас... ты на твердой опоре под твоими ногами. </w:t>
         <w:br/>
-        <w:t>Но всё это было лишь школой. Опытом, который привел тебя в эту точку. [Пауза 6 сек]</w:t>
+        <w:t>Каждый твой шаг в этом пути, каждое осознание, каждый выдох, каждое новое решение превратилось в плотную природную силу. Твою силу. [Пауза 6 сек]</w:t>
         <w:br/>
         <w:br/>
-        <w:t xml:space="preserve">Посмотри на себя настоящую: ты стоишь на твердой, нерушимой опоре. </w:t>
+        <w:t xml:space="preserve">Этот фундамент выдержит любой вес. В нем нет ни единой трещины. </w:t>
         <w:br/>
-        <w:t xml:space="preserve">Каждый твой шаг, каждое осознание превратились в плотную природную силу. Твою собственную силу. </w:t>
+        <w:t>Он полон достоинства, устойчивости и силы. [Пауза 5 сек]</w:t>
         <w:br/>
-        <w:t xml:space="preserve">Твой внутренний свет невозможно осквернить чужой злостью. </w:t>
-        <w:br/>
-        <w:t xml:space="preserve">Его невозможно приглушить чужим холодом. </w:t>
-        <w:br/>
-        <w:t xml:space="preserve">Когда кто-то снаружи пытается переложить на тебя свою вину, свои страхи или раздражение — эти тени просто растворяются в лучах твоего Света Моего. </w:t>
-        <w:br/>
-        <w:t>Они не могут проникнуть внутрь, потому что там занято: там живет твое достоинство. [Пауза 8 сек]</w:t>
+        <w:t>И пока эта скала врастает глубоко в землю, ты чувствуешь, как твоя спина распрямляется, а грудь дышит свободно, а все твое состояние наполняется чистым чувством завершения и гордости за свой путь. [Пауза 7 сек]</w:t>
         <w:br/>
         <w:br/>
-        <w:t>[Закрытие Б2: Распрямление спины и царственная сила]</w:t>
+        <w:t xml:space="preserve">И пока этот нерушимый маяк продолжает спокойно светить в тишине... </w:t>
         <w:br/>
-        <w:t xml:space="preserve">И пока скала под твоими ногами прорастает корнями глубоко в землю, почувствуй, как твоя спина распрямляется. </w:t>
+        <w:t xml:space="preserve">Его мягкий теплый свет постепенно озаряет пространство вокруг: море, землю... </w:t>
         <w:br/>
-        <w:t xml:space="preserve">Грудь дышит широко и свободно. </w:t>
+        <w:t>И он может доставать далеко-далеко, открывать твоим глазам далекие страны, далекие места. [Пауза 6 сек]</w:t>
         <w:br/>
-        <w:t xml:space="preserve">А все твое состояние наполняется чистым чувством завершенности, силы и глубокой, тихой гордости за себя. </w:t>
-        <w:br/>
-        <w:t>Ты не должна заслуживать право на существование. Ты уже здесь. Ты уже дома. [Пауза 7 сек]</w:t>
+        <w:t>И этот свет озаряет твой открытый, чистый горизонт. [Пауза 5 сек]</w:t>
         <w:br/>
         <w:br/>
-        <w:t>[Закрытие А2: Свет маяка озаряет горизонт]</w:t>
+        <w:t xml:space="preserve">Сделай глубокий вдох и длинный, освежающий выдох. </w:t>
         <w:br/>
-        <w:t xml:space="preserve">И твой внутренний маяк продолжает спокойно светить в тишине. </w:t>
-        <w:br/>
-        <w:t xml:space="preserve">Его мягкий, теплый свет озаряет пространство вокруг: море, землю, открытый чистый горизонт. </w:t>
-        <w:br/>
-        <w:t xml:space="preserve">Ты видишь свой путь ясно и спокойно. </w:t>
-        <w:br/>
-        <w:t xml:space="preserve">Сделай глубокий, наполняющий вдох... И долгий, освежающий выдох. </w:t>
-        <w:br/>
-        <w:t xml:space="preserve">Пошевели пальцами рук и ног. </w:t>
-        <w:br/>
-        <w:t xml:space="preserve">Потянись сладко всем телом, чувствуя всю свою собранность и плотность. </w:t>
+        <w:t xml:space="preserve">Потянись сладко всем телом, чувствуя всю свою силу. </w:t>
         <w:br/>
         <w:t xml:space="preserve">И когда будешь готова — открывай глаза. </w:t>
         <w:br/>
-        <w:t>С возвращением в твою новую, устойчивую реальность. [Музыкальное завершение — Пауза 6 сек]</w:t>
+        <w:t xml:space="preserve">С возвращением в твою новую реальность. </w:t>
+        <w:br/>
+        <w:t>Ты молодец. У тебя всё получилось. [Музыкальное завершение — Пауза 6 сек]</w:t>
       </w:r>
     </w:p>
     <w:p>
@@ -441,7 +431,7 @@
           <w:color w:val="0E6E5D"/>
           <w:sz w:val="26"/>
         </w:rPr>
-        <w:t>🎧 2.3. АУДИОПРАКТИКА: «САД ЛИЧНОГО МИРА: СНЯТИЕ ТРЕВОГИ ПРИ МОЛЧАНИИ ПАРТНЁРА» (Бонус 3, 528 Hz)</w:t>
+        <w:t>🎧 2.3. АУДИОПРАКТИКА: «САД ЛИЧНОГО МИРА И ЗАКОН МАЯКА» (Бонус 3, 528 Hz)</w:t>
       </w:r>
     </w:p>
     <w:p>
@@ -464,15 +454,15 @@
           <w:rFonts w:ascii="Calibri" w:hAnsi="Calibri"/>
           <w:sz w:val="19"/>
         </w:rPr>
-        <w:t>• Главная мишень: Снятие острой тревоги при внезапном молчании, дистанцировании или холоде партнера без панических реакций.</w:t>
+        <w:t>• Главная мишень: Купирование паники и импульсивного желания писать/догонять при внезапном молчании или отдалении партнера.</w:t>
         <w:br/>
-        <w:t>• Соматический фокус: Стопы плотно стоят на теплой земле сада, шея и плечи сохраняют полное расслабление, челюсть мягкая, автоматический выбор длинного плавного выдоха.</w:t>
+        <w:t>• Соматический фокус: Стопы на теплой земле сада, мягкая челюсть, плечи опущены, автоматический выбор длинного плавного выдоха.</w:t>
         <w:br/>
-        <w:t>• Терапевтический результат: Глубокая интеграция правила Маяка: Маяк не бегает по морю за кораблями. Хозяйка сада не выбегает за калитку в тревоге, сохраняя достоинство и наблюдая за реальными поступками.</w:t>
+        <w:t>• Терапевтический результат: Закон Маяка: Маяк не бегает по морю за кораблями — ты не выбегаешь за ворота сада при чужом молчании. Сохранение выдоха и достоинства.</w:t>
         <w:br/>
-        <w:t>• Параметры начитки: Хронометраж 10–12 мин (~950 слов) | Музыка FlowMusic 528 Hz, До мажор | Канонический голос Анатолия Фёдорова</w:t>
+        <w:t>• Параметры начитки: Хронометраж 11–13 мин (~900 слов) | Музыка FlowMusic 528 Hz, До мажор | Оригинальный терапевтический голос Анатолия Фёдорова</w:t>
         <w:br/>
-        <w:t>• Архитектура Косички: А1 (Цветущий сад личного мира) ➔ Б1 (Стопы на теплой земле, мягкая челюсть, длинный плавный выдох) ➔ В (Ядро: «Маяк не бегает за кораблями — я не выбегаю за ворота сада при чужом молчании», истинное правило выбора) ➔ Б2 (Ровный шаг, спина сохраняет уверенность) ➔ А2 (Солнечные аллеи и хозяйка своей жизни)</w:t>
+        <w:t>• Архитектура Косички: А1 (Цветущий сад личного мира) ➔ Б1 (Стопы на теплой земле, длинный выдох) ➔ В (Ядро: Закон Маяка, отказ спасать тех, кто выбрал молчание) ➔ Б2 (Ровный шаг, спина сохраняет уверенность) ➔ А2 (Хозяйка своей красивой жизни)</w:t>
       </w:r>
     </w:p>
     <w:p>
@@ -484,10 +474,8 @@
           <w:rFonts w:ascii="Calibri" w:hAnsi="Calibri"/>
           <w:sz w:val="21"/>
         </w:rPr>
-        <w:t>[Музыкальное вступление: теплый гипнотический фон 528 Гц — Пауза 5 сек]</w:t>
+        <w:t>[Музыкальное вступление: мягкий фон 528 Гц — Пауза 5 сек]</w:t>
         <w:br/>
-        <w:br/>
-        <w:t xml:space="preserve">Устройся удобно. Закрой глаза. </w:t>
         <w:br/>
         <w:t>Сделай спокойный, мягкий вдох... и длинный, плавный, теплый выдох. [Пауза 4 сек]</w:t>
         <w:br/>
@@ -496,31 +484,26 @@
         <w:t>Никуда не нужно бежать. Ничего не нужно выяснять. Твоя единственная задача сейчас — вернуться к себе. [Пауза 5 сек]</w:t>
         <w:br/>
         <w:br/>
-        <w:t>[Нитка А1: Цветущий сад личного мира]</w:t>
+        <w:t>И вот представь, что свет твоего маяка озаряет страну, где есть твой Сад. [Пауза 5 сек]</w:t>
         <w:br/>
-        <w:t xml:space="preserve">Представь, что свет твоего внутреннего маяка мягко озаряет прекрасное, уединенное место. </w:t>
+        <w:t xml:space="preserve">Цветущий сад. </w:t>
         <w:br/>
-        <w:t xml:space="preserve">Это твой Сад. Цветущий, залитый мягким солнечным светом сад твоего личного мира. </w:t>
-        <w:br/>
-        <w:t>Это пространство твоей собственной жизни, в котором ты — единственная мудрая, любящая и заботливая хозяйка. [Пауза 6 сек]</w:t>
-        <w:br/>
+        <w:t>Этот сад — это как пространство твоей жизни, твой личный мир, в котором ты как единственный мудрый и заботливый хозяин. [Пауза 6 сек]</w:t>
         <w:br/>
         <w:t xml:space="preserve">Ты знаешь здесь каждый уголок. </w:t>
         <w:br/>
-        <w:t xml:space="preserve">Ты сама прокладываешь здесь ровные каменные дорожки. </w:t>
+        <w:t xml:space="preserve">Прокладываешь ровные каменные дорожки. </w:t>
         <w:br/>
-        <w:t xml:space="preserve">Своими руками сажаешь и поливаешь прекрасные цветы. </w:t>
+        <w:t xml:space="preserve">Поливаешь и сажаешь цветы своими руками. </w:t>
         <w:br/>
-        <w:t xml:space="preserve">Ты выращиваешь здесь только то, что приносит тебе умиротворение, вдохновение, радость и душевный покой. </w:t>
+        <w:t>И выращиваешь то, что приносит тебе умиротворение, вдохновение и душевный покой. [Пауза 6 сек]</w:t>
         <w:br/>
         <w:t xml:space="preserve">Ты сама создаешь правила в этом саду. </w:t>
         <w:br/>
-        <w:t>Сама решаешь, за какими растениями ухаживать, и кого приглашать к своему теплому очагу. [Пауза 7 сек]</w:t>
+        <w:t>Сама решаешь, за какими растениями ухаживать и кого приглашать к своему очагу. [Пауза 6 сек]</w:t>
         <w:br/>
         <w:br/>
-        <w:t>[Нитка Б1: Телесное сохранение выдоха и расслабления]</w:t>
-        <w:br/>
-        <w:t xml:space="preserve">А иногда там, далеко за воротами твоего сада, может подниматься порывистый ветер. </w:t>
+        <w:t>А иногда там, за воротами твоего сада, может подниматься порывистый ветер. [Пауза 4 сек]</w:t>
         <w:br/>
         <w:t xml:space="preserve">Море за скалой может шуметь. </w:t>
         <w:br/>
@@ -529,80 +512,90 @@
         <w:br/>
         <w:t xml:space="preserve">И в тот самый момент, когда снаружи кто-то затихает или уходит в молчание... </w:t>
         <w:br/>
-        <w:t xml:space="preserve">Твое тело больше не сжимается в привычную панику и тревогу. </w:t>
+        <w:t xml:space="preserve">Твое тело — оно не сжимается в привычную тревогу. </w:t>
         <w:br/>
-        <w:t xml:space="preserve">Вспомни: точно так же, как огромный гранитный маяк не бегает по морю за кораблями... </w:t>
+        <w:t xml:space="preserve">Оно так же, как маяк: маяк не бегает за кораблями в море... </w:t>
         <w:br/>
-        <w:t>Так и ты — не выбегаешь в панике за ворота своего сада. [Пауза 6 сек]</w:t>
+        <w:t>Так и ты — не выбегаешь за ворота своего сада. [Пауза 6 сек]</w:t>
         <w:br/>
         <w:br/>
-        <w:t xml:space="preserve">Твоя шея и плечи сохраняют полное, глубокое расслабление. </w:t>
+        <w:t xml:space="preserve">Шея и плечи сохраняют полное расслабление. </w:t>
         <w:br/>
         <w:t xml:space="preserve">Челюсть остается мягкой. </w:t>
         <w:br/>
-        <w:t xml:space="preserve">А дыхание автоматически выбирает длинный, плавный, освобождающий выдох. </w:t>
+        <w:t>А дыхание автоматически выбирает длинный, плавный выдох. [Пауза 5 сек]</w:t>
         <w:br/>
-        <w:t>Почувствуй, как твои стопы ровно и плотно стоят на теплой, прогретой земле твоего сада. [Пауза 6 сек]</w:t>
+        <w:t>И пока стопы ровно и плотно стоят на теплой земле твоего сада, а выдох удерживает свой спокойный ритм — ты остаешься в самом центре своей жизни. [Пауза 6 сек]</w:t>
         <w:br/>
-        <w:br/>
-        <w:t>[Нитка В: Ядро транса — Сохранение достоинства и золотое правило]</w:t>
-        <w:br/>
-        <w:t xml:space="preserve">И пока выдох удерживает свой спокойный ритм — ты остаешься в самом центре своей жизни. </w:t>
         <w:br/>
         <w:t xml:space="preserve">Ты не выбегаешь за ворота в тревоге. </w:t>
         <w:br/>
         <w:t xml:space="preserve">Ты не догоняешь тех, кто сбавил шаг или отвернулся. </w:t>
         <w:br/>
-        <w:t>Ты не спасаешь тех, кто добровольно выбрал молчание. [Пауза 6 сек]</w:t>
+        <w:t>Ты не спасаешь тех, кто выбрал молчание. [Пауза 5 сек]</w:t>
+        <w:br/>
+        <w:t xml:space="preserve">Ты просто сохраняешь выдох, сохраняешь ровный шаг. </w:t>
+        <w:br/>
+        <w:t>И спокойно наблюдаешь за реальными поступками человека. [Пауза 6 сек]</w:t>
+        <w:br/>
+        <w:t>Ты даешь событиям и людям развиваться естественно, сохраняя свое достоинство и свой покой. [Пауза 5 сек]</w:t>
         <w:br/>
         <w:br/>
-        <w:t xml:space="preserve">Ты просто сохраняешь свой выдох. </w:t>
+        <w:t xml:space="preserve">Если за воротами этого сада видна искренняя забота, тепло и уважение — ты с радостью открываешь калитку. </w:t>
         <w:br/>
-        <w:t xml:space="preserve">Сохраняешь свой ровный, уверенный шаг. </w:t>
+        <w:t xml:space="preserve">А если там лишь молчание и чужие сомнения... </w:t>
         <w:br/>
-        <w:t xml:space="preserve">И спокойно наблюдаешь за реальными поступками человека. </w:t>
-        <w:br/>
-        <w:t>Ты даешь событиям и людям развиваться естественно, сохраняя свое достоинство и свой нерушимый покой. [Пауза 7 сек]</w:t>
+        <w:t>Ты делаешь еще один спокойный выдох, разворачиваешься к своим солнечным аллеям и продолжаешь обустраивать свою собственную красивую жизнь. [Пауза 7 сек]</w:t>
         <w:br/>
         <w:br/>
-        <w:t xml:space="preserve">Если за воротами этого сада видна искренняя забота, тепло, уважение и движение навстречу — ты с радостью открываешь калитку. </w:t>
+        <w:t xml:space="preserve">Потому что твое время, твое внимание и твой покой — это высшая твоя ценность. </w:t>
         <w:br/>
-        <w:t xml:space="preserve">А если там лишь холодное молчание, манипуляции и чужие сомнения... </w:t>
-        <w:br/>
-        <w:t>Ты делаешь еще один спокойный выдох, разворачиваешься к своим солнечным аллеям и продолжаешь обустраивать свою собственную красивую, наполненную жизнь. [Пауза 7 сек]</w:t>
+        <w:t>И отныне ты распоряжаешься ими сама. [Пауза 6 сек]</w:t>
         <w:br/>
         <w:br/>
-        <w:t xml:space="preserve">Потому что твое время... твое внимание... и твой покой — это высшая твоя ценность. </w:t>
+        <w:t xml:space="preserve">И пока это состояние покоя и твердости укореняется внутри тебя, все пройденное становится твоим естественным образом жизни. </w:t>
         <w:br/>
-        <w:t xml:space="preserve">И отныне ты распоряжаешься ими сама. </w:t>
+        <w:t xml:space="preserve">Твои стопы твердо стоят на земле. </w:t>
         <w:br/>
-        <w:t xml:space="preserve">И в этом состоянии в твоей душе запечатлевается самое главное правило: </w:t>
-        <w:br/>
-        <w:t>«Я выбираю только те отношения, где мне легко, спокойно, безопасно и уважительно». [Пауза 8 сек]</w:t>
+        <w:t>Спина сохраняет уверенность и расслабление, а в душе остается спокойная ясность. [Пауза 6 сек]</w:t>
         <w:br/>
         <w:br/>
-        <w:t>[Закрытие Б2 &amp; А2: Интеграция и возвращение хозяйкой]</w:t>
+        <w:t xml:space="preserve">И в этом состоянии в тебе запечатлевается самое главное правило: </w:t>
         <w:br/>
-        <w:t xml:space="preserve">Услышь эти слова своим внутренним слухом. </w:t>
-        <w:br/>
-        <w:t xml:space="preserve">Ощути, как с ними твоя спина становится еще ровнее, а в груди расцветает глубокое достоинство и тихая, чистая гордость за себя. </w:t>
-        <w:br/>
-        <w:t xml:space="preserve">Привычка тревожиться, догонять и заслуживать любовь — окончательно растворилась. </w:t>
-        <w:br/>
-        <w:t xml:space="preserve">Ты в полной безопасности и на своей стороне. </w:t>
+        <w:t>«Я выбираю только те отношения, где мне легко, спокойно и уважительно». [Пауза 7 сек]</w:t>
         <w:br/>
         <w:br/>
-        <w:t xml:space="preserve">Твое дыхание становится глубоким, бодрым и свежим. </w:t>
+        <w:t>Услышь эти слова своим внутренним слухом, и пусть этот уверенный голос останется с тобою всегда. [Пауза 4 сек]</w:t>
         <w:br/>
-        <w:t xml:space="preserve">Приятная волна энергии мягко поднимается от стоп по ногам, проходит сквозь спину к плечам и ладоням. </w:t>
+        <w:t xml:space="preserve">Ощути, как с этими словами спина становится еще ровнее. </w:t>
         <w:br/>
-        <w:t xml:space="preserve">Голова абсолютно чистая, ясная и светлая. </w:t>
+        <w:t>А в груди расцветает глубокое достоинство и свобода, тихая гордость за себя. [Пауза 5 сек]</w:t>
+        <w:br/>
+        <w:t xml:space="preserve">Прошлое остается позади. </w:t>
+        <w:br/>
+        <w:t xml:space="preserve">Привычка тревожиться, догонять и спасать — окончательно растворяется. </w:t>
+        <w:br/>
+        <w:t>Ты в полной безопасности и на своей стороне. Ты выбираешь. [Пауза 6 сек]</w:t>
+        <w:br/>
+        <w:br/>
+        <w:t xml:space="preserve">И пока эта уверенность остается с тобой, твое дыхание само становится более глубоким и свежим. </w:t>
+        <w:br/>
+        <w:t xml:space="preserve">Приятная волна бодрости мягко поднимается от стоп по ногам, проходит сквозь спину к плечам, шее и кистям. </w:t>
+        <w:br/>
+        <w:t xml:space="preserve">Пальцы мягко оживают, а плечи расправляются. </w:t>
+        <w:br/>
+        <w:t>А голова... голова становится абсолютно чистой, ясной и светлой. [Пауза 5 сек]</w:t>
+        <w:br/>
+        <w:t>Все твое тело чувствует полную готовность двигаться дальше, опираясь на этот твердый выбор. [Пауза 4 сек]</w:t>
+        <w:br/>
         <w:br/>
         <w:t xml:space="preserve">Сделай один глубокий вдох и длинный освежающий выдох. </w:t>
         <w:br/>
-        <w:t xml:space="preserve">Сладко потянись всем телом, чувствуя всю свою силу. </w:t>
+        <w:t xml:space="preserve">Ты можешь потянуться сладко всем телом, чувствуя всю свою силу. </w:t>
         <w:br/>
-        <w:t xml:space="preserve">И открывай глаза. </w:t>
+        <w:t xml:space="preserve">И когда будешь готова — открывай глаза. </w:t>
+        <w:br/>
+        <w:t xml:space="preserve">С возвращением в твою новую реальность. </w:t>
         <w:br/>
         <w:t>Ты молодец. У тебя всё получилось. [Музыкальное завершение — Пауза 5 сек]</w:t>
       </w:r>

--- a/baza/медитации_и_аудио/МЕДИТАЦИИ_СЦЕНАРИЙ_2_Я_ОСТАЮСЬ_СОБОЙ_МАГИГ.docx
+++ b/baza/медитации_и_аудио/МЕДИТАЦИИ_СЦЕНАРИЙ_2_Я_ОСТАЮСЬ_СОБОЙ_МАГИГ.docx
@@ -30,7 +30,7 @@
         </w:rPr>
         <w:t>100% Дословные канонические медитации Анатолия Фёдорова (МАГиГ)</w:t>
         <w:br/>
-        <w:t>Первоисточники: Лесной дом и корни дуба, Четыре стихии и Свет Моего, Сад личного мира и Закон Маяка</w:t>
+        <w:t>Студийные первоисточники: Океан 100м и Неугасимый очаг, Четыре стихии и Свет Моего, Бревенчатый дом и корни дуба</w:t>
         <w:br/>
         <w:t>Спикер: Федоров Анатолий Игоревич (Семейный психолог, гипнолог, проректор МАГиГ)</w:t>
       </w:r>
@@ -46,7 +46,7 @@
           <w:color w:val="0E6E5D"/>
           <w:sz w:val="26"/>
         </w:rPr>
-        <w:t>🎧 2.1. МЕДИТАЦИЯ: «БРЕВЕНЧАТЫЙ ДОМ, КОРНИ ДУБА И ГЛУБИНА 100М» (Урок 3, 432 Hz)</w:t>
+        <w:t>🎧 2.1. МЕДИТАЦИЯ: «ГЛУБИНА 100 МЕТРОВ И НЕУГАСИМЫЙ ОЧАГ» (Урок 3, 432 Hz)</w:t>
       </w:r>
     </w:p>
     <w:p>
@@ -69,15 +69,15 @@
           <w:rFonts w:ascii="Calibri" w:hAnsi="Calibri"/>
           <w:sz w:val="19"/>
         </w:rPr>
-        <w:t>• Главная мишень: Снятие тревожной руминации, сброс чужих ожиданий (промокший рюкзак), заземление в гранитные недра и поиск вечного покоя на глубине 100м.</w:t>
-        <w:br/>
-        <w:t>• Соматический фокус: Расслабление плеч после сброса рюкзака, тепло камина, прорастание корней от стоп сквозь пол в гранит на километры вниз, размыкание челюсти, глубокий выдох.</w:t>
-        <w:br/>
-        <w:t>• Терапевтический результат: Осознание вечной внутренней тишины на глубине океана, где лежит нерушимый якорь. Свет Белого Маяка в центре груди, который невозможно затушить снаружи.</w:t>
-        <w:br/>
-        <w:t>• Параметры начитки: Хронометраж 12–14 мин (~1050 слов) | Музыка FlowMusic 432 Hz, Ре минор | Оригинальный терапевтический голос Анатолия Фёдорова</w:t>
-        <w:br/>
-        <w:t>• Архитектура Косички: А1 (Сырой туман и Бревенчатый дом) ➔ Б1 (Сброс рюкзака, корни дуба в гранит) ➔ В (Ядро: Океан 100м, якорь покоя и Белый Маяк) ➔ Б2 (Густая сила земли наполняет позвоночник) ➔ А2 (Рубиновые угли камина и возвращение хозяином)</w:t>
+        <w:t>• Главная мишень: Купирование мысленной жвачки, паники ожидания и страха чужого молчания.</w:t>
+        <w:br/>
+        <w:t>• Соматический фокус: Расслабление челюсти и мышц лица, опускание плеч, тепло в кистях, мягкое глубинное давление воды.</w:t>
+        <w:br/>
+        <w:t>• Терапевтический результат: Осознание вечной тишины на глубине 100м. Соединение с Очагом, который невозможно потушить снаружи.</w:t>
+        <w:br/>
+        <w:t>• Параметры начитки: Хронометраж 12–14 мин (~1050 слов) | Музыка FlowMusic 432 Hz, Ре минор | Оригинальный голос Анатолия Фёдорова</w:t>
+        <w:br/>
+        <w:t>• Архитектура Косички: А1 (Океан и поверхность волн) ➔ Б1 (Погружение на глубину 100м, плотная тишина) ➔ В (Ядро: Каменный дом в груди и Неугасимый очаг с рождения) ➔ Б2 (Тепло очага по всему телу) ➔ А2 (Всплытие 1-5 на свою землю)</w:t>
       </w:r>
     </w:p>
     <w:p>
@@ -89,174 +89,208 @@
           <w:rFonts w:ascii="Calibri" w:hAnsi="Calibri"/>
           <w:sz w:val="21"/>
         </w:rPr>
-        <w:t>[Музыкальное вступление: глубокий, обволакивающий гул 432 Гц — Пауза 6 сек]</w:t>
-        <w:br/>
-        <w:br/>
-        <w:t>Знаешь, для того чтобы приобрести... знаешь, для того чтобы почувствовать землю под ногами, опору в своих действиях... [Пауза 4 сек]</w:t>
-        <w:br/>
-        <w:t>Надо время от времени устраивать место, где ты останавливаешься. Где ты уделяешь его себе. [Пауза 4 сек]</w:t>
-        <w:br/>
-        <w:t>И, наверное, не стоит слушать эту медитацию во время движения за рулем или когда какие-то важные дела у тебя... [Пауза 3 сек]</w:t>
-        <w:br/>
-        <w:t>А лучше в этот момент остановиться и позволить себе быть самой собой. [Пауза 5 сек]</w:t>
-        <w:br/>
-        <w:br/>
-        <w:t xml:space="preserve">Это не так сложно, как кажется. </w:t>
-        <w:br/>
-        <w:t>Достаточно сделать глубокий мягкий вдох носом... [Пауза 3 сек]</w:t>
-        <w:br/>
-        <w:t>И с длинным, теплым выдохом позволить своим глазам мягко закрыться. [Пауза 5 сек]</w:t>
-        <w:br/>
-        <w:br/>
-        <w:t>Прямо сейчас... когда мысли скачут одна за другой или, может быть, ходят по кругу — в этот момент просто понаблюдать за ними и никуда не спешить. [Пауза 5 сек]</w:t>
-        <w:br/>
-        <w:t>Потому что сейчас ничего никому не надо доказывать. [Пауза 3 сек]</w:t>
-        <w:br/>
-        <w:t>И уж тем более с кем-то воевать. [Пауза 5 сек]</w:t>
-        <w:br/>
-        <w:br/>
-        <w:t>Потому что иногда эта война похожа на то, когда ты долго идешь сквозь сырой туман... [Пауза 4 сек]</w:t>
-        <w:br/>
-        <w:t>Сквозь чужой шум и чужие тревоги. [Пауза 4 сек]</w:t>
-        <w:br/>
-        <w:t>А за спиной висит тяжелый промокший рюкзак, набитый чужими требованиями, ожиданиями, этими камнями... [Пауза 5 сек]</w:t>
-        <w:br/>
-        <w:t>И ты можешь почувствовать, что его лямки давят на твои плечи, и плечи даже начинают неметь, болеть и ныть. [Пауза 6 сек]</w:t>
-        <w:br/>
-        <w:br/>
-        <w:t>Вот когда ты идешь через этот туман, ты можешь представить, что в какой-то момент впереди показался старый, надежный бревенчатый дом. [Пауза 5 сек]</w:t>
-        <w:br/>
-        <w:t>Ты подходишь к нему, переступаешь порог... и за тобой с мягким щелчком закрывается массивная дубовая дверь. [Пауза 5 сек]</w:t>
-        <w:br/>
-        <w:t>Пахнет травами... Пахнет травами, теплом. [Пауза 4 сек]</w:t>
-        <w:br/>
-        <w:t>А плотные ставни наглухо закрывают тебя от ветра и дождя. [Пауза 5 сек]</w:t>
-        <w:br/>
-        <w:br/>
-        <w:t>И вот первое желание, которое возникает: ты сбрасываешь этот рюкзак прямо у порога. [Пауза 4 сек]</w:t>
-        <w:br/>
-        <w:t>Послушай, как он с глухим тяжелым стуком падает на каменные плиты пола. [Пауза 6 сек]</w:t>
-        <w:br/>
-        <w:t>И знаешь, вот это ощущение... все еще, может быть, плечи ноют и болят, но уже расправляются. [Пауза 5 сек]</w:t>
-        <w:br/>
-        <w:t>Тяжесть осталась позади. [Пауза 3 сек]</w:t>
-        <w:br/>
-        <w:t>Не надо смотреть внутрь этого рюкзака, не надо разбираться с ним... Можно просто отдохнуть. [Пауза 6 сек]</w:t>
-        <w:br/>
-        <w:br/>
-        <w:t>Ты проходишь внутрь, вглубь комнаты, где в камине спокойно потрескивают сухие дрова. [Пауза 4 сек]</w:t>
-        <w:br/>
-        <w:t>Знаешь, этот запах костра... разливая мягкое, живое янтарное тепло. [Пауза 5 сек]</w:t>
-        <w:br/>
-        <w:t>И, конечно же, напротив камина стоит такое мягкое, удобное кресло. [Пауза 4 сек]</w:t>
-        <w:br/>
-        <w:t>Можно даже посмотреть, увидеть вот эту самую потертость на ручках. [Пауза 4 сек]</w:t>
-        <w:br/>
-        <w:t>И когда садишься в него, оно как будто обнимает тебя и забирает всю тяжесть и тревогу. [Пауза 6 сек]</w:t>
-        <w:br/>
-        <w:br/>
-        <w:t>А глядя на теплый огонь, ты чувствуешь, как твои стопы касаются пола. [Пауза 4 сек]</w:t>
-        <w:br/>
-        <w:t>Пол так же, как и кресло, держит тебя абсолютно надежно, неподвижно, спокойно. [Пауза 5 сек]</w:t>
-        <w:br/>
-        <w:t>А прямо сквозь доски пола от твоих стоп начинают прорастать сильные, гибкие, древние корни. [Пауза 6 сек]</w:t>
-        <w:br/>
-        <w:t>Словно ты могучий вековой дуб, стоящий на этой земле сотни лет. [Пауза 5 сек]</w:t>
-        <w:br/>
-        <w:br/>
-        <w:t>Корни легко уходят сквозь почву, глубже в прохладную глину... и врастают прямо в первозданный монолитный гранит земных недр. [Пауза 6 сек]</w:t>
-        <w:br/>
-        <w:t>Эти корни оплетают древние скалы, уходя на километры вниз, в самую глубину планеты. [Пауза 5 сек]</w:t>
-        <w:br/>
-        <w:t>Земля под тобой неподвижна. Миллиарды тонн гранита держат тебя прямо сейчас. [Пауза 6 сек]</w:t>
-        <w:br/>
-        <w:t>Ты не можешь упасть, потому что соединена с самой крепкой опорой в этом мире. [Пауза 5 сек]</w:t>
-        <w:br/>
-        <w:t>И корни — они дышат, они питаются... И корни держат тебя в этой тишине. [Пауза 6 сек]</w:t>
-        <w:br/>
-        <w:t>Даже если есть какие-то звуки, они происходят где-то там... [Пауза 4 сек]</w:t>
-        <w:br/>
-        <w:br/>
-        <w:t>Но ты можешь опустить свое внимание в самую глубину себя. [Пауза 4 сек]</w:t>
-        <w:br/>
-        <w:t>Посмотреть, что внутри тебя — это словно смотришь в глубину океана. [Пауза 5 сек]</w:t>
-        <w:br/>
-        <w:t>Если на самой поверхности может бушевать шторм, и ветер может срывать пенные гребни волн, как тревожные мысли на поверхности ума... [Пауза 5 сек]</w:t>
-        <w:br/>
-        <w:t>Но если опуститься на глубину десяти... тридцати... пятидесяти метров... то там совершенно другое дело. [Пауза 6 сек]</w:t>
-        <w:br/>
-        <w:t>Там царит совершенно вечный покой. Туда не доходит ни один порыв ветра. [Пауза 6 сек]</w:t>
-        <w:br/>
-        <w:t>И там лежит якорь, который удерживает твою жизнь в тишине, покое и безмятежности. [Пауза 6 сек]</w:t>
-        <w:br/>
-        <w:br/>
-        <w:t>А в центре твоей груди, на высокой скале, стоит Белый Маяк. [Пауза 5 сек]</w:t>
-        <w:br/>
-        <w:t>С каждым ударом сердца в его фонаре ровно и спокойно горит теплый огонь. [Пауза 4 сек]</w:t>
-        <w:br/>
-        <w:t>Он светит сквозь любые туманы и штормы. [Пауза 4 сек]</w:t>
-        <w:br/>
-        <w:t>Он напоминает, что твой внутренний стержень цел. [Пауза 5 сек]</w:t>
-        <w:br/>
-        <w:t>Твой свет невозможно затушить чужими словами или поступками. [Пауза 5 сек]</w:t>
-        <w:br/>
-        <w:t>Ты проходила сквозь бури раньше, и ты точно знаешь, как быть спокойной прямо сейчас. [Пауза 6 сек]</w:t>
-        <w:br/>
-        <w:br/>
-        <w:t>И чувствуя этот свет в груди и якорь покоя в глубине... [Пауза 4 сек]</w:t>
-        <w:br/>
-        <w:t>Ты снова ощущаешь, как от гранитных недр по сильным корням вверх поднимается густая, чистая сила земли. [Пауза 6 сек]</w:t>
-        <w:br/>
-        <w:t>Она заполняет твои стопы, поднимаясь по ногам... [Пауза 4 сек]</w:t>
-        <w:br/>
-        <w:t>Наполняет позвоночник ровной монолитной стойкостью... [Пауза 4 сек]</w:t>
-        <w:br/>
-        <w:t>Расправляет плечи тихим и спокойным достоинством. [Пауза 5 сек]</w:t>
-        <w:br/>
-        <w:t>А все остатки напряжения, тревоги, чужой вины навсегда уходят в глубину земли, растворяясь без следа. [Пауза 6 сек]</w:t>
-        <w:br/>
-        <w:br/>
-        <w:t>И уже наполняясь этой силой, ты снова чувствуешь тепло камина в этом доме. [Пауза 5 сек]</w:t>
-        <w:br/>
-        <w:t>А дрова могут прогореть до уютных, тлеющих рубиновых углей. [Пауза 4 сек]</w:t>
-        <w:br/>
-        <w:t>Они согревают твои ладони, лицо, грудь... а за крепкими дубовыми ставнями буря стихает. [Пауза 5 сек]</w:t>
-        <w:br/>
-        <w:t>Шторм ушел. [Пауза 3 сек]</w:t>
-        <w:br/>
-        <w:t>Так же, как ушел в прошлое этот тяжелый рюкзак. [Пауза 4 сек]</w:t>
-        <w:br/>
-        <w:t>Тебе больше не нужно нести его. [Пауза 3 сек]</w:t>
-        <w:br/>
-        <w:t>Ты свободна. [Пауза 3 сек]</w:t>
-        <w:br/>
-        <w:t>Ты дома. [Пауза 3 сек]</w:t>
-        <w:br/>
-        <w:t>Ты у себя есть. [Пауза 5 сек]</w:t>
-        <w:br/>
-        <w:br/>
-        <w:t>И сейчас сделай свободный вдох носом, почувствуй свежесть в легких... и мягкий, долгий, заземляющий выдох. [Пауза 5 сек]</w:t>
-        <w:br/>
-        <w:t>Почувствуй ладони на коленях, надежную спинку кресла, твердую землю под стопами. [Пауза 5 сек]</w:t>
-        <w:br/>
-        <w:t>Это убежище, эти гранитные корни, этот глубинный якорь, свет маяка — теперь сплетены воедино внутри тебя. [Пауза 6 сек]</w:t>
-        <w:br/>
-        <w:t>Они остаются с тобой, когда ты откроешь глаза. [Пауза 4 сек]</w:t>
-        <w:br/>
-        <w:br/>
-        <w:t>Ты можешь пошевелить пальцами рук и мягко потянуться всем телом. [Пауза 4 сек]</w:t>
-        <w:br/>
-        <w:t>Сделай вдох... и открой глаза, если ты еще не открыла. [Пауза 3 сек]</w:t>
-        <w:br/>
-        <w:t xml:space="preserve">Ты здесь. </w:t>
-        <w:br/>
-        <w:t xml:space="preserve">Ты спокойна. </w:t>
-        <w:br/>
-        <w:t>Земля надежно держит тебя. [Пауза 4 сек]</w:t>
-        <w:br/>
-        <w:t xml:space="preserve">Возвращайся в свой день хозяином своего состояния. </w:t>
-        <w:br/>
-        <w:t xml:space="preserve">Хорошего тебе дня. </w:t>
+        <w:t>[Музыкальное вступление: обволакивающий гул 432 Гц — Пауза 6 сек]</w:t>
+        <w:br/>
+        <w:br/>
+        <w:t xml:space="preserve">Я приветствую тебя на этой медитации. </w:t>
+        <w:br/>
+        <w:t>И для того... для того, чтобы тебе ничего не мешало, тебе необходимо выделить время и место, где ты сможешь побыть одна. [Пауза 4 сек]</w:t>
+        <w:br/>
+        <w:t>Где ты не будешь заниматься какими-либо делами и спокойно послушаешь меня, мой голос. [Пауза 4 сек]</w:t>
+        <w:br/>
+        <w:t>Важно позволить себе просто побыть здесь. [Пауза 4 сек]</w:t>
+        <w:br/>
+        <w:br/>
+        <w:t>Эта медитация создана для того, чтобы ты могла побыть сама собой. [Пауза 4 сек]</w:t>
+        <w:br/>
+        <w:t xml:space="preserve">И для этого необходимо, чтобы ты выделила время для себя. </w:t>
+        <w:br/>
+        <w:t>Нежелательно слушать эту медитацию за рулем или когда ты занимаешься какими-то важными делами. [Пауза 4 сек]</w:t>
+        <w:br/>
+        <w:t>Потому что сейчас важно позволить себе побыть здесь. [Пауза 4 сек]</w:t>
+        <w:br/>
+        <w:br/>
+        <w:t>Ты слышишь мой голос... [Пауза 3 сек]</w:t>
+        <w:br/>
+        <w:t xml:space="preserve">А тело постепенно находит свое удобное положение. </w:t>
+        <w:br/>
+        <w:t>Лучше, конечно, поставить ножки на пол и облокотиться на спинку кресла или стула... или можно даже лечь. [Пауза 5 сек]</w:t>
+        <w:br/>
+        <w:t>И пусть опора под тобой уже мягко держит тебя. [Пауза 4 сек]</w:t>
+        <w:br/>
+        <w:t>Не нужно ничего делать специально. [Пауза 3 сек]</w:t>
+        <w:br/>
+        <w:t>Просто разреши себе сделать один чуть более глубокий вдох... [Пауза 3 сек]</w:t>
+        <w:br/>
+        <w:t>И мягкий, спокойный выдох. [Пауза 4 сек]</w:t>
+        <w:br/>
+        <w:t>И еще один вдох... и свободное расслабление. Хорошо. [Пауза 5 сек]</w:t>
+        <w:br/>
+        <w:br/>
+        <w:t xml:space="preserve">И пока внимание переносится внутрь, мышцы лица становятся чуть более спокойными. </w:t>
+        <w:br/>
+        <w:t>Лоб... виски... [Пауза 3 сек]</w:t>
+        <w:br/>
+        <w:t>Мягкий, расслабленный взгляд. Если тебе хочется — ты можешь закрыть глаза, а можешь просто расслабить взгляд. [Пауза 4 сек]</w:t>
+        <w:br/>
+        <w:t>Ты можешь просто расслабиться. [Пауза 4 сек]</w:t>
+        <w:br/>
+        <w:br/>
+        <w:t>Лицо расслабляется... челюсть. [Пауза 3 сек]</w:t>
+        <w:br/>
+        <w:t xml:space="preserve">Плечи опускаются чуть ниже. </w:t>
+        <w:br/>
+        <w:t>Твоя шея расслабляется, а руки... ты можешь даже почувствовать, что они становятся тяжелее. Чуточку. [Пауза 4 сек]</w:t>
+        <w:br/>
+        <w:t>А кисти — теплее. [Пауза 4 сек]</w:t>
+        <w:br/>
+        <w:t>И пока тело отдыхает, мысли могут на время уйти куда-то вглубь. Туда, где тихо. [Пауза 5 сек]</w:t>
+        <w:br/>
+        <w:br/>
+        <w:t>[Нитка А1: Океан и поверхностные волны]</w:t>
+        <w:br/>
+        <w:t xml:space="preserve">Вот представь себе океан. Его поверхность. </w:t>
+        <w:br/>
+        <w:t xml:space="preserve">Там бывают всякие волны. Ветер гоняет пену по гребням. </w:t>
+        <w:br/>
+        <w:t>Иногда шторм, иногда полный штиль. [Пауза 5 сек]</w:t>
+        <w:br/>
+        <w:t xml:space="preserve">Представь себе океан, его поверхность. Там бывает всякое: волны, ветер, шторм, иногда полный штиль. </w:t>
+        <w:br/>
+        <w:t>И волна вроде бы похожа одна на другую, но нет, не похожа. Поверхность меняется каждую минуту. [Пауза 5 сек]</w:t>
+        <w:br/>
+        <w:t xml:space="preserve">Но есть одна вещь, которую знает каждый, кто хоть раз нырял глубоко: </w:t>
+        <w:br/>
+        <w:t>Чем ты глубже опускаешься, тем тише становится. [Пауза 6 сек]</w:t>
+        <w:br/>
+        <w:br/>
+        <w:t>[Нитка Б1: Погружение на глубину 100 метров]</w:t>
+        <w:br/>
+        <w:t xml:space="preserve">И на глубине двадцати метров волны уже далеко. </w:t>
+        <w:br/>
+        <w:t>А на глубине пятидесяти метров ветер перестает существовать. [Пауза 5 сек]</w:t>
+        <w:br/>
+        <w:t>А еще глубже... около ста метров... нет ничего, кроме плотной, густой, теплой тишины. [Пауза 6 сек]</w:t>
+        <w:br/>
+        <w:t xml:space="preserve">Там нет чужих голосов. </w:t>
+        <w:br/>
+        <w:t>Даже нет чужого молчания. [Пауза 4 сек]</w:t>
+        <w:br/>
+        <w:t>Только ровное, мягкое давление воды, которое обнимает тело целиком. [Пауза 6 сек]</w:t>
+        <w:br/>
+        <w:br/>
+        <w:t xml:space="preserve">Эта глубина — твоя. </w:t>
+        <w:br/>
+        <w:t xml:space="preserve">Она была здесь и тогда, когда на поверхности было спокойно. </w:t>
+        <w:br/>
+        <w:t>И она была здесь тогда, когда наверху всё трепало и качало. [Пауза 5 сек]</w:t>
+        <w:br/>
+        <w:t>Глубина остается глубиной всегда. Прямо сейчас. [Пауза 4 сек]</w:t>
+        <w:br/>
+        <w:t>Прямо сейчас тело может вспомнить это ощущение, когда ты опускаешься в свою собственную тишину. [Пауза 5 сек]</w:t>
+        <w:br/>
+        <w:t>Чужая неопределенность, чье-то молчание, качка на поверхности — все это остается там, наверху. [Пауза 5 сек]</w:t>
+        <w:br/>
+        <w:t>А здесь, внутри — ровное, спокойное давление воды, которое держит тебя бережно со всех сторон, как ладонь. [Пауза 5 сек]</w:t>
+        <w:br/>
+        <w:t>Можно прямо сейчас почувствовать это ощущение в теле: легкую тяжесть, как будто вода бережно прижимает тебя к самой себе. [Пауза 6 сек]</w:t>
+        <w:br/>
+        <w:t>И тебе достаточно одного медленного выдоха, чтобы опуститься сюда в любой момент. [Пауза 6 сек]</w:t>
+        <w:br/>
+        <w:br/>
+        <w:t>[Нитка В: Ядро транса — Каменный дом и Неугасимый очаг]</w:t>
+        <w:br/>
+        <w:t xml:space="preserve">А теперь... а теперь, пока ты здесь, в этой глубине... </w:t>
+        <w:br/>
+        <w:t>Позволь вниманию мягко переместиться в центр груди. [Пауза 4 сек]</w:t>
+        <w:br/>
+        <w:t xml:space="preserve">Там, в самой середине, как будто стоит старый каменный дом. </w:t>
+        <w:br/>
+        <w:t>Стены толстые, и в то же время теплые от солнышка. Они сложены из тяжелого, надежного камня. [Пауза 5 сек]</w:t>
+        <w:br/>
+        <w:t xml:space="preserve">И внутри этого дома горит очаг. </w:t>
+        <w:br/>
+        <w:t>Огонь в этом очаге ровный, живой, мягкий. Он горит давно. [Пауза 5 сек]</w:t>
+        <w:br/>
+        <w:t xml:space="preserve">Он горел, когда тебе было пять лет, и мир казался огромным. </w:t>
+        <w:br/>
+        <w:t xml:space="preserve">Он горел, когда ты впервые почувствовала, что кто-то рядом. </w:t>
+        <w:br/>
+        <w:t>И когда рядом никого не оказалось — он тоже горел. [Пауза 6 сек]</w:t>
+        <w:br/>
+        <w:br/>
+        <w:t xml:space="preserve">Этот огонь загорелся в тот день, когда ты появилась на свет. </w:t>
+        <w:br/>
+        <w:t xml:space="preserve">И с тех пор его невозможно потушить снаружи. </w:t>
+        <w:br/>
+        <w:t xml:space="preserve">Ни чьим-то уходом... </w:t>
+        <w:br/>
+        <w:t xml:space="preserve">Ни чьим-то молчанием... </w:t>
+        <w:br/>
+        <w:t>Ничьей неопределенностью. [Пауза 7 сек]</w:t>
+        <w:br/>
+        <w:br/>
+        <w:t xml:space="preserve">Потому что он питается изнутри. Он — твой. </w:t>
+        <w:br/>
+        <w:t>Он и есть то тепло, та ценность, которая принадлежит тебе просто по факту того, что ты есть. [Пауза 6 сек]</w:t>
+        <w:br/>
+        <w:t>И когда за окнами этого каменного дома дует ветер, или идет дождь, или стоит тишина, от которой раньше сжималось что-то в груди — огонь внутри продолжает гореть ровно, тепло, спокойно. [Пауза 6 сек]</w:t>
+        <w:br/>
+        <w:br/>
+        <w:t>[Закрытие Б2: Тепло расходится по телу]</w:t>
+        <w:br/>
+        <w:t xml:space="preserve">От него расходится мягкий жар по стенам, по полу, по всему дому. </w:t>
+        <w:br/>
+        <w:t xml:space="preserve">Так же и в теле. </w:t>
+        <w:br/>
+        <w:t>Тепло в центре груди расходится по плечам... к рукам... к животу... к стопам. [Пауза 5 сек]</w:t>
+        <w:br/>
+        <w:t xml:space="preserve">И ты можешь положить ладонь себе на грудь, если хочешь. </w:t>
+        <w:br/>
+        <w:t xml:space="preserve">И почувствовать это тепло. </w:t>
+        <w:br/>
+        <w:t>Оно настоящее. Оно здесь. Прямо сейчас. [Пауза 6 сек]</w:t>
+        <w:br/>
+        <w:br/>
+        <w:t>[Закрытие А2: Якорение на своей земле]</w:t>
+        <w:br/>
+        <w:t xml:space="preserve">И сейчас, пока это ощущение тепла и устойчивости живет в теле, сделай еще один глубокий вдох... </w:t>
+        <w:br/>
+        <w:t>И медленный выдох. [Пауза 4 сек]</w:t>
+        <w:br/>
+        <w:t xml:space="preserve">И с этим выдохом позволь мышцам запомнить: расслабленное лицо, опущенные плечи, теплые кисти, твердая опора под тобой. </w:t>
+        <w:br/>
+        <w:t>Это ощущение «Я на своей земле» останется с тобой. [Пауза 5 сек]</w:t>
+        <w:br/>
+        <w:t>И в любой момент, когда тебе понадобится, тебе достаточно почувствовать опору под собой, сделать один длинный выдох — и тело само вспомнит эту глубину, этот очаг. [Пауза 5 сек]</w:t>
+        <w:br/>
+        <w:br/>
+        <w:t xml:space="preserve">Я выбираю. </w:t>
+        <w:br/>
+        <w:t xml:space="preserve">Выбираю стоять на своей земле. </w:t>
+        <w:br/>
+        <w:t>Я выбираю помнить свое тепло. [Пауза 6 сек]</w:t>
+        <w:br/>
+        <w:br/>
+        <w:t>[Выход со счетом 1–5]</w:t>
+        <w:br/>
+        <w:t xml:space="preserve">И когда ты поднимаешься вверх с этой глубины, которая есть и никуда не денется... когда ты поднимаешься наверх... </w:t>
+        <w:br/>
+        <w:t>Я посчитаю от одного до пяти, и с каждым числом ты будешь мягко возвращаться сюда, туда, где ты сейчас, сохраняя всё, что тело запомнило. [Пауза 4 сек]</w:t>
+        <w:br/>
+        <w:t>Один... Ощущение тепла в груди сохраняется. [Пауза 2 сек]</w:t>
+        <w:br/>
+        <w:t>Два... Дыхание становится чуть более полным, свежим. [Пауза 2 сек]</w:t>
+        <w:br/>
+        <w:t>Три... Пошевели пальцами рук и ног, почувствуй, как тело просыпается — бодрое, отдохнувшее. [Пауза 2 сек]</w:t>
+        <w:br/>
+        <w:t>Четыре... Мысли становятся ясными, чистыми. Настроение ровное и устойчивое. [Пауза 3 сек]</w:t>
+        <w:br/>
+        <w:t xml:space="preserve">Пять... Сделай глубокий вдох, потянись и открой глаза. </w:t>
+        <w:br/>
+        <w:t xml:space="preserve">Ты здесь, ты на своей земле. </w:t>
+        <w:br/>
+        <w:t xml:space="preserve">У тебя всё в порядке. </w:t>
         <w:br/>
         <w:t>Ты молодец. [Музыкальное завершение — Пауза 6 сек]</w:t>
       </w:r>
@@ -272,7 +306,7 @@
           <w:color w:val="0E6E5D"/>
           <w:sz w:val="26"/>
         </w:rPr>
-        <w:t>🎧 2.2. МЕДИТАЦИЯ: «ЧЕТЫРЕ СТИХИИ И СВЕТ МОЕГО» (Урок 5, 528 Hz)</w:t>
+        <w:t>🎧 2.2. МЕДИТАЦИЯ: «БРЕВЕНЧАТЫЙ ДОМ, КОРНИ ДУБА И БЕЛЫЙ МАЯК» (Урок 5, 432 Hz)</w:t>
       </w:r>
     </w:p>
     <w:p>
@@ -295,15 +329,15 @@
           <w:rFonts w:ascii="Calibri" w:hAnsi="Calibri"/>
           <w:sz w:val="19"/>
         </w:rPr>
-        <w:t>• Главная мишень: Интеграция всех внутренних опор, устранение страха чужих оценок и чувства вины, переход в состояние монолитной ценности.</w:t>
-        <w:br/>
-        <w:t>• Соматический фокус: Опора стоп в гранит (Земля), глубинное спокойствие (Вода), свободное дыхание ребрами (Воздух), тепло в груди (Огонь). Распрямление спины.</w:t>
-        <w:br/>
-        <w:t>• Терапевтический результат: Слияние 4-х стихий в сияющий монолит — Свет Моего. Абсолютная внутренняя защищенность от манипуляций и чужих проекций.</w:t>
-        <w:br/>
-        <w:t>• Параметры начитки: Хронометраж 12–14 мин (~950 слов) | Музыка FlowMusic 528 Hz, До мажор | Оригинальный терапевтический голос Анатолия Фёдорова</w:t>
-        <w:br/>
-        <w:t>• Архитектура Косички: А1 (Пространство жизни) ➔ Б1 (Сбор стихий в теле) ➔ В (Ядро: Слияние стихий в Свет Моего, незыблемое право быть собой) ➔ Б2 (Распрямление позвоночника и свободное дыхание) ➔ А2 (Свет маяка озаряет горизонт)</w:t>
+        <w:t>• Главная мишень: Сброс тяжелого рюкзака с чужими требованиями и ожиданиями, заземление в гранитные недра планеты.</w:t>
+        <w:br/>
+        <w:t>• Соматический фокус: Сброс лямок рюкзака, тепло камина, прорастание корней дуба от стоп в гранит на километры вниз, размыкание зубов.</w:t>
+        <w:br/>
+        <w:t>• Терапевтический результат: Нерушимая связь с опорой Земли. Белый Маяк в центре груди: внутренний стержень цел, свет невозможно затушить снаружи.</w:t>
+        <w:br/>
+        <w:t>• Параметры начитки: Хронометраж 12–14 мин (~1050 слов) | Музыка FlowMusic 432 Hz, Ре минор | Оригинальный голос Анатолия Фёдорова</w:t>
+        <w:br/>
+        <w:t>• Архитектура Косички: А1 (Сырой туман и Бревенчатый дом) ➔ Б1 (Сброс рюкзака, корни дуба в гранит) ➔ В (Ядро: Океан 50м, якорь покоя и Белый Маяк) ➔ Б2 (Густая сила земли наполняет тело) ➔ А2 (Рубиновые угли и возвращение хозяином)</w:t>
       </w:r>
     </w:p>
     <w:p>
@@ -315,109 +349,176 @@
           <w:rFonts w:ascii="Calibri" w:hAnsi="Calibri"/>
           <w:sz w:val="21"/>
         </w:rPr>
-        <w:t>[Музыкальное вступление: фон 528 Гц — Пауза 6 сек]</w:t>
-        <w:br/>
-        <w:br/>
-        <w:t>Сделай глубокий вдох, наполняя грудную клетку чистым, свежим воздухом... [Пауза 4 сек]</w:t>
-        <w:br/>
-        <w:t>И с медленным, протяжным выдохом позволь телу полностью довериться опоре. [Пауза 5 сек]</w:t>
-        <w:br/>
-        <w:t xml:space="preserve">Ты проделала большую внутреннюю работу. </w:t>
-        <w:br/>
-        <w:t>Каждый пройденный шаг, каждое осознание, каждый спокойный выдох постепенно складывались внутри тебя в единую, монолитную структуру. [Пауза 5 сек]</w:t>
-        <w:br/>
-        <w:t>И сегодня мы соединяем все источники твоей внутренней силы воедино. [Пауза 5 сек]</w:t>
-        <w:br/>
-        <w:br/>
-        <w:t>Закрой глаза. Почувствуй, как расслабляются виски, щеки, как размыкаются зубы. [Пауза 4 сек]</w:t>
-        <w:br/>
-        <w:t xml:space="preserve">Плечи мягко опускаются вниз. Руки лежат свободно и тяжело. </w:t>
-        <w:br/>
-        <w:t>Дыхание течет ровно, легко, словно волна теплого прибоя, омывающая берег. [Пауза 6 сек]</w:t>
-        <w:br/>
-        <w:br/>
-        <w:t>И сейчас вспомни первую стихию — Землю. [Пауза 4 сек]</w:t>
-        <w:br/>
-        <w:t xml:space="preserve">Почувствуй, как твои стопы опираются на твердую почву. </w:t>
-        <w:br/>
-        <w:t xml:space="preserve">Представь под собой древнюю, вековую гранитную скалу, которая уходит в самые недра планеты. </w:t>
-        <w:br/>
-        <w:t>Этот фундамент выдержит абсолютно любой вес. В нем нет ни единой трещины. Он стоял тысячи лет до тебя и простоит вечность. [Пауза 6 сек]</w:t>
-        <w:br/>
-        <w:t>Это твоя заземленность. Твоя способность оставаться на ногах при любых внешних вихрях. [Пауза 5 сек]</w:t>
-        <w:br/>
-        <w:br/>
-        <w:t>Вспомни вторую стихию — Воду. [Пауза 4 сек]</w:t>
-        <w:br/>
-        <w:t xml:space="preserve">Ту самую глубину океана, куда ты можешь опуститься в любой момент. </w:t>
-        <w:br/>
-        <w:t xml:space="preserve">Там, на глубине, где царит вечный штиль, мягкое обнимающее давление и полная тишина. </w:t>
-        <w:br/>
-        <w:t>Вода смывает любую наносную суету, любые чужие слова, растворяя их без следа. [Пауза 6 сек]</w:t>
-        <w:br/>
-        <w:t>Это твоя эмоциональная чистота и глубина твоего покоя. [Пауза 5 сек]</w:t>
-        <w:br/>
-        <w:br/>
-        <w:t>Почувствуй третью стихию — Воздух. [Пауза 4 сек]</w:t>
-        <w:br/>
-        <w:t xml:space="preserve">Сделай свободный вдох. Почувствуй, как воздух легко расширяет твои ребра, наполняя каждую клеточку кислородом и свободой. </w:t>
-        <w:br/>
-        <w:t>Воздух дает тебе способность дышать полной грудью, отпускать старое на каждом выдохе и ясно видеть вещи такими, какие они есть на самом деле, без иллюзий и страха. [Пауза 6 сек]</w:t>
-        <w:br/>
-        <w:br/>
-        <w:t>И обратись к четвертой стихии — Огню. [Пауза 4 сек]</w:t>
-        <w:br/>
-        <w:t xml:space="preserve">Тому самому ровному, живому пламени в очаге твоего каменного дома. </w:t>
-        <w:br/>
-        <w:t>Это огонь твоей жизненной силы. Твой внутренний жар, твоя подлинная суть и твое незыблемое право быть собой. [Пауза 5 сек]</w:t>
-        <w:br/>
-        <w:t xml:space="preserve">Быть любовью. </w:t>
-        <w:br/>
-        <w:t xml:space="preserve">Проявлять свои настоящие чувства. </w:t>
-        <w:br/>
-        <w:t>Открыто говорить о своих истинных желаниях и выбирать только то, что дает тебе свободу, уважение и мир в душе. [Пауза 7 сек]</w:t>
-        <w:br/>
-        <w:br/>
-        <w:t>И прямо сейчас смотри, как эти четыре стихии соединяются внутри тебя в этот единый, монолитный свет. [Пауза 5 сек]</w:t>
-        <w:br/>
-        <w:t>Свет Моего. [Пауза 5 сек]</w:t>
-        <w:br/>
-        <w:t xml:space="preserve">И твоя память запечатлевает весь этот путь. </w:t>
-        <w:br/>
-        <w:t xml:space="preserve">Ты можешь помнить всё, с чего всё начиналось. </w:t>
-        <w:br/>
-        <w:t>Ты можешь помнить тревогу, накрутку, сомнения, попытки подстроиться под чужое настроение. [Пауза 5 сек]</w:t>
-        <w:br/>
-        <w:t xml:space="preserve">Но сейчас... ты на твердой опоре под твоими ногами. </w:t>
-        <w:br/>
-        <w:t>Каждый твой шаг в этом пути, каждое осознание, каждый выдох, каждое новое решение превратилось в плотную природную силу. Твою силу. [Пауза 6 сек]</w:t>
-        <w:br/>
-        <w:br/>
-        <w:t xml:space="preserve">Этот фундамент выдержит любой вес. В нем нет ни единой трещины. </w:t>
-        <w:br/>
-        <w:t>Он полон достоинства, устойчивости и силы. [Пауза 5 сек]</w:t>
-        <w:br/>
-        <w:t>И пока эта скала врастает глубоко в землю, ты чувствуешь, как твоя спина распрямляется, а грудь дышит свободно, а все твое состояние наполняется чистым чувством завершения и гордости за свой путь. [Пауза 7 сек]</w:t>
-        <w:br/>
-        <w:br/>
-        <w:t xml:space="preserve">И пока этот нерушимый маяк продолжает спокойно светить в тишине... </w:t>
-        <w:br/>
-        <w:t xml:space="preserve">Его мягкий теплый свет постепенно озаряет пространство вокруг: море, землю... </w:t>
-        <w:br/>
-        <w:t>И он может доставать далеко-далеко, открывать твоим глазам далекие страны, далекие места. [Пауза 6 сек]</w:t>
-        <w:br/>
-        <w:t>И этот свет озаряет твой открытый, чистый горизонт. [Пауза 5 сек]</w:t>
-        <w:br/>
-        <w:br/>
-        <w:t xml:space="preserve">Сделай глубокий вдох и длинный, освежающий выдох. </w:t>
-        <w:br/>
-        <w:t xml:space="preserve">Потянись сладко всем телом, чувствуя всю свою силу. </w:t>
-        <w:br/>
-        <w:t xml:space="preserve">И когда будешь готова — открывай глаза. </w:t>
-        <w:br/>
-        <w:t xml:space="preserve">С возвращением в твою новую реальность. </w:t>
-        <w:br/>
-        <w:t>Ты молодец. У тебя всё получилось. [Музыкальное завершение — Пауза 6 сек]</w:t>
+        <w:t>[Музыкальное вступление: обволакивающий гул 432 Гц — Пауза 6 сек]</w:t>
+        <w:br/>
+        <w:br/>
+        <w:t>Знаешь, для того чтобы приобрести... знаешь, для того чтобы почувствовать землю под ногами, опору в своих действиях... [Пауза 4 сек]</w:t>
+        <w:br/>
+        <w:t>Надо время от времени устраивать место, где ты останавливаешься. Где ты уделяешь его себе. [Пауза 4 сек]</w:t>
+        <w:br/>
+        <w:t>И, наверное, не стоит слушать эту медитацию во время движения за рулем или когда какие-то важные дела у тебя... [Пауза 3 сек]</w:t>
+        <w:br/>
+        <w:t>А лучше в этот момент остановиться и позволить себе быть самой собой. [Пауза 5 сек]</w:t>
+        <w:br/>
+        <w:br/>
+        <w:t xml:space="preserve">Это не так сложно, как кажется. </w:t>
+        <w:br/>
+        <w:t>Достаточно сделать глубокий мягкий вдох носом... [Пауза 3 сек]</w:t>
+        <w:br/>
+        <w:t>И с длинным, теплым выдохом позволить своим глазам мягко закрыться. [Пауза 5 сек]</w:t>
+        <w:br/>
+        <w:br/>
+        <w:t>Прямо сейчас... когда мысли скачут одна за другой или, может быть, ходят по кругу — в этот момент просто понаблюдать за ними и никуда не спешить. [Пауза 5 сек]</w:t>
+        <w:br/>
+        <w:t>Потому что сейчас ничего никому не надо доказывать. [Пауза 3 сек]</w:t>
+        <w:br/>
+        <w:t>И уж тем более с кем-то воевать. [Пауза 5 сек]</w:t>
+        <w:br/>
+        <w:br/>
+        <w:t>Потому что иногда эта война похожа на то, когда ты долго идешь сквозь сырой туман... [Пауза 4 сек]</w:t>
+        <w:br/>
+        <w:t>Сквозь чужой шум и чужие тревоги. [Пауза 4 сек]</w:t>
+        <w:br/>
+        <w:t>А за спиной висит тяжелый промокший рюкзак, набитый чужими требованиями, ожиданиями, этими камнями... [Пауза 5 сек]</w:t>
+        <w:br/>
+        <w:t>И ты можешь почувствовать, что его лямки давят на твои плечи, и плечи даже начинают неметь, болеть и ныть. [Пауза 6 сек]</w:t>
+        <w:br/>
+        <w:br/>
+        <w:t>Вот когда ты идешь через этот туман, ты можешь представить, что в какой-то момент впереди показался старый, надежный бревенчатый дом. [Пауза 5 сек]</w:t>
+        <w:br/>
+        <w:t>Ты подходишь к нему, переступаешь порог... и за тобой с мягким щелчком закрывается массивная дубовая дверь. [Пауза 5 сек]</w:t>
+        <w:br/>
+        <w:t>Пахнет травами... Пахнет травами, теплом. [Пауза 4 сек]</w:t>
+        <w:br/>
+        <w:t>А плотные ставни наглухо закрывают тебя от ветра и дождя. [Пауза 5 сек]</w:t>
+        <w:br/>
+        <w:br/>
+        <w:t>И вот первое желание, которое возникает: ты сбрасываешь этот рюкзак прямо у порога. [Пауза 4 сек]</w:t>
+        <w:br/>
+        <w:t>Послушай, как он с глухим тяжелым стуком падает на каменные плиты пола. [Пауза 6 сек]</w:t>
+        <w:br/>
+        <w:t>И знаешь, вот это ощущение... все еще, может быть, плечи ноют и болят, но уже расправляются. [Пауза 5 сек]</w:t>
+        <w:br/>
+        <w:t>Тяжесть осталась позади. [Пауза 3 сек]</w:t>
+        <w:br/>
+        <w:t>Не надо смотреть внутрь этого рюкзака, не надо разбираться с ним... Можно просто отдохнуть. [Пауза 6 сек]</w:t>
+        <w:br/>
+        <w:br/>
+        <w:t>Ты проходишь внутрь, вглубь комнаты, где в камине спокойно потрескивают сухие дрова. [Пауза 4 сек]</w:t>
+        <w:br/>
+        <w:t>Знаешь, этот запах костра... разливая мягкое, живое янтарное тепло. [Пауза 5 сек]</w:t>
+        <w:br/>
+        <w:t>И, конечно же, напротив камина стоит такое мягкое, удобное кресло. [Пауза 4 сек]</w:t>
+        <w:br/>
+        <w:t>Можно даже посмотреть, увидеть вот эту самую потертость на ручках. [Пауза 4 сек]</w:t>
+        <w:br/>
+        <w:t>И когда садишься в него, оно как будто обнимает тебя и забирает всю тяжесть и тревогу. [Пауза 6 сек]</w:t>
+        <w:br/>
+        <w:br/>
+        <w:t>А глядя на теплый огонь, ты чувствуешь, как твои стопы касаются пола. [Пауза 4 сек]</w:t>
+        <w:br/>
+        <w:t>Пол так же, как и кресло, держит тебя абсолютно надежно, неподвижно, спокойно. [Пауза 5 сек]</w:t>
+        <w:br/>
+        <w:t>А прямо сквозь доски пола от твоих стоп начинают прорастать сильные, гибкие, древние корни. [Пауза 6 сек]</w:t>
+        <w:br/>
+        <w:t>Словно ты могучий вековой дуб, стоящий на этой земле сотни лет. [Пауза 5 сек]</w:t>
+        <w:br/>
+        <w:br/>
+        <w:t>Корни легко уходят сквозь почву, глубже в прохладную глину... и врастают прямо в первозданный монолитный гранит земных недр. [Пауза 6 сек]</w:t>
+        <w:br/>
+        <w:t>Эти корни оплетают древние скалы, уходя на километры вниз, в самую глубину планеты. [Пауза 5 сек]</w:t>
+        <w:br/>
+        <w:t>Земля под тобой неподвижна. Миллиарды тонн гранита держат тебя прямо сейчас. [Пауза 6 сек]</w:t>
+        <w:br/>
+        <w:t>Ты не можешь упасть, потому что соединена с самой крепкой опорой в этом мире. [Пауза 5 сек]</w:t>
+        <w:br/>
+        <w:t>И корни — они дышат, они питаются... И корни держат тебя в этой тишине. [Пауза 6 сек]</w:t>
+        <w:br/>
+        <w:t>Даже если есть какие-то звуки, они происходят где-то там... [Пауза 4 сек]</w:t>
+        <w:br/>
+        <w:br/>
+        <w:t>Но ты можешь опустить свое внимание в самую глубину себя. [Пауза 4 сек]</w:t>
+        <w:br/>
+        <w:t>Посмотреть, что внутри тебя — это словно смотришь в глубину океана. [Пауза 5 сек]</w:t>
+        <w:br/>
+        <w:t>Если на самой поверхности может бушевать шторм, и ветер может срывать пенные гребни волн, как тревожные мысли на поверхности ума... [Пауза 5 сек]</w:t>
+        <w:br/>
+        <w:t>Но если опуститься на глубину десяти... тридцати... пятидесяти метров... то там совершенно другое дело. [Пауза 6 сек]</w:t>
+        <w:br/>
+        <w:t>Там царит совершенно вечный покой. Туда не доходит ни один порыв ветра. [Пауза 6 сек]</w:t>
+        <w:br/>
+        <w:t>И там лежит якорь, который удерживает твою жизнь в тишине, покое и безмятежности. [Пауза 6 сек]</w:t>
+        <w:br/>
+        <w:br/>
+        <w:t>А в центре твоей груди, на высокой скале, стоит Белый Маяк. [Пауза 5 сек]</w:t>
+        <w:br/>
+        <w:t>С каждым ударом сердца в его фонаре ровно и спокойно горит теплый огонь. [Пауза 4 сек]</w:t>
+        <w:br/>
+        <w:t>Он светит сквозь любые туманы и штормы. [Пауза 4 сек]</w:t>
+        <w:br/>
+        <w:t>Он напоминает, что твой внутренний стержень цел. [Пауза 5 сек]</w:t>
+        <w:br/>
+        <w:t>Твой свет невозможно затушить чужими словами или поступками. [Пауза 5 сек]</w:t>
+        <w:br/>
+        <w:t>Ты проходила сквозь бури раньше, и ты точно знаешь, как быть спокойной прямо сейчас. [Пауза 6 сек]</w:t>
+        <w:br/>
+        <w:br/>
+        <w:t>И чувствуя этот свет в груди и якорь покоя в глубине... [Пауза 4 сек]</w:t>
+        <w:br/>
+        <w:t>Ты снова ощущаешь, как от гранитных недр по сильным корням вверх поднимается густая, чистая сила земли. [Пауза 6 сек]</w:t>
+        <w:br/>
+        <w:t>Она заполняет твои стопы, поднимаясь по ногам... [Пауза 4 сек]</w:t>
+        <w:br/>
+        <w:t>Наполняет позвоночник ровной монолитной стойкостью... [Пауза 4 сек]</w:t>
+        <w:br/>
+        <w:t>Расправляет плечи тихим и спокойным достоинством. [Пауза 5 сек]</w:t>
+        <w:br/>
+        <w:t>А все остатки напряжения, тревоги, чужой вины навсегда уходят в глубину земли, растворяясь без следа. [Пауза 6 сек]</w:t>
+        <w:br/>
+        <w:br/>
+        <w:t>И уже наполняясь этой силой, ты снова чувствуешь тепло камина в этом доме. [Пауза 5 сек]</w:t>
+        <w:br/>
+        <w:t>А дрова могут прогореть до уютных, тлеющих рубиновых углей. [Пауза 4 сек]</w:t>
+        <w:br/>
+        <w:t>Они согревают твои ладони, лицо, грудь... а за крепкими дубовыми ставнями буря стихает. [Пауза 5 сек]</w:t>
+        <w:br/>
+        <w:t>Шторм ушел. [Пауза 3 сек]</w:t>
+        <w:br/>
+        <w:t>Так же, как ушел в прошлое этот тяжелый рюкзак. [Пауза 4 сек]</w:t>
+        <w:br/>
+        <w:t>Тебе больше не нужно нести его. [Пауза 3 сек]</w:t>
+        <w:br/>
+        <w:t>Ты свободна. [Пауза 3 сек]</w:t>
+        <w:br/>
+        <w:t>Ты дома. [Пауза 3 сек]</w:t>
+        <w:br/>
+        <w:t>Ты у себя есть. [Пауза 5 сек]</w:t>
+        <w:br/>
+        <w:br/>
+        <w:t>И сейчас сделай свободный вдох носом, почувствуй свежесть в легких... и мягкий, долгий, заземляющий выдох. [Пауза 5 сек]</w:t>
+        <w:br/>
+        <w:t>Почувствуй ладони на коленях, надежную спинку кресла, твердую землю под стопами. [Пауза 5 сек]</w:t>
+        <w:br/>
+        <w:t>Это убежище, эти гранитные корни, этот глубинный якорь, свет маяка — теперь сплетены воедино внутри тебя. [Пауза 6 сек]</w:t>
+        <w:br/>
+        <w:t>Они остаются с тобой, когда ты откроешь глаза. [Пауза 4 сек]</w:t>
+        <w:br/>
+        <w:br/>
+        <w:t>Ты можешь пошевелить пальцами рук и мягко потянуться всем телом. [Пауза 4 сек]</w:t>
+        <w:br/>
+        <w:t>Сделай вдох... и открой глаза, если ты еще не открыла. [Пауза 3 сек]</w:t>
+        <w:br/>
+        <w:t xml:space="preserve">Ты здесь. </w:t>
+        <w:br/>
+        <w:t xml:space="preserve">Ты спокойна. </w:t>
+        <w:br/>
+        <w:t>Земля надежно держит тебя. [Пауза 4 сек]</w:t>
+        <w:br/>
+        <w:t xml:space="preserve">Возвращайся в свой день хозяином своего состояния. </w:t>
+        <w:br/>
+        <w:t xml:space="preserve">Хорошего тебе дня. </w:t>
+        <w:br/>
+        <w:t>Ты молодец. [Музыкальное завершение — Пауза 6 сек]</w:t>
       </w:r>
     </w:p>
     <w:p>
@@ -431,7 +532,7 @@
           <w:color w:val="0E6E5D"/>
           <w:sz w:val="26"/>
         </w:rPr>
-        <w:t>🎧 2.3. АУДИОПРАКТИКА: «САД ЛИЧНОГО МИРА И ЗАКОН МАЯКА» (Бонус 3, 528 Hz)</w:t>
+        <w:t>🎧 2.3. АУДИОПРАКТИКА: «ЧЕТЫРЕ СТИХИИ, СВЕТ МОЕГО И САД ЛИЧНОГО МИРА» (Бонус 3, 528 Hz)</w:t>
       </w:r>
     </w:p>
     <w:p>
@@ -454,15 +555,15 @@
           <w:rFonts w:ascii="Calibri" w:hAnsi="Calibri"/>
           <w:sz w:val="19"/>
         </w:rPr>
-        <w:t>• Главная мишень: Купирование паники и импульсивного желания писать/догонять при внезапном молчании или отдалении партнера.</w:t>
-        <w:br/>
-        <w:t>• Соматический фокус: Стопы на теплой земле сада, мягкая челюсть, плечи опущены, автоматический выбор длинного плавного выдоха.</w:t>
-        <w:br/>
-        <w:t>• Терапевтический результат: Закон Маяка: Маяк не бегает по морю за кораблями — ты не выбегаешь за ворота сада при чужом молчании. Сохранение выдоха и достоинства.</w:t>
-        <w:br/>
-        <w:t>• Параметры начитки: Хронометраж 11–13 мин (~900 слов) | Музыка FlowMusic 528 Hz, До мажор | Оригинальный терапевтический голос Анатолия Фёдорова</w:t>
-        <w:br/>
-        <w:t>• Архитектура Косички: А1 (Цветущий сад личного мира) ➔ Б1 (Стопы на теплой земле, длинный выдох) ➔ В (Ядро: Закон Маяка, отказ спасать тех, кто выбрал молчание) ➔ Б2 (Ровный шаг, спина сохраняет уверенность) ➔ А2 (Хозяйка своей красивой жизни)</w:t>
+        <w:t>• Главная мишень: Полная интеграция четырех стихий, защита от чужих сомнений, купирование паники при отстранении партнера (Закон Маяка).</w:t>
+        <w:br/>
+        <w:t>• Соматический фокус: Опора стоп в теплую землю сада, свободное дыхание ребрами, расслабленная челюсть, выбор длинного плавного выдоха.</w:t>
+        <w:br/>
+        <w:t>• Терапевтический результат: Слияние стихий в Свет Моего. Закон Маяка: Маяк не бегает за кораблями — хозяйка не выбегает из сада за теми, кто выбрал молчание.</w:t>
+        <w:br/>
+        <w:t>• Параметры начитки: Хронометраж 13–15 мин (~1150 слов) | Музыка FlowMusic 528 Hz, До мажор | Оригинальный голос Анатолия Фёдорова</w:t>
+        <w:br/>
+        <w:t>• Архитектура Косички: А1 (Четыре стихии в теле) ➔ Б1 (Свет Моего) ➔ В (Ядро: Сад личного мира и Закон Маяка, отказ спасать тех, кто молчит) ➔ Б2 (Распрямление спины, бодрость) ➔ А2 (Хозяйка своей красивой жизни)</w:t>
       </w:r>
     </w:p>
     <w:p>
@@ -474,15 +575,83 @@
           <w:rFonts w:ascii="Calibri" w:hAnsi="Calibri"/>
           <w:sz w:val="21"/>
         </w:rPr>
-        <w:t>[Музыкальное вступление: мягкий фон 528 Гц — Пауза 5 сек]</w:t>
-        <w:br/>
-        <w:br/>
-        <w:t>Сделай спокойный, мягкий вдох... и длинный, плавный, теплый выдох. [Пауза 4 сек]</w:t>
-        <w:br/>
-        <w:t xml:space="preserve">Позволь себе на эти несколько минут полностью оставить внешний мир за порогом. </w:t>
-        <w:br/>
-        <w:t>Никуда не нужно бежать. Ничего не нужно выяснять. Твоя единственная задача сейчас — вернуться к себе. [Пауза 5 сек]</w:t>
-        <w:br/>
+        <w:t>[Музыкальное вступление: фон 528 Гц — Пауза 6 сек]</w:t>
+        <w:br/>
+        <w:br/>
+        <w:t>Сделай глубокий вдох, наполняя грудную клетку чистым, свежим воздухом... [Пауза 4 сек]</w:t>
+        <w:br/>
+        <w:t>И с медленным, протяжным выдохом позволь телу полностью довериться опоре. [Пауза 5 сек]</w:t>
+        <w:br/>
+        <w:t xml:space="preserve">Ты проделала большую внутреннюю работу. </w:t>
+        <w:br/>
+        <w:t>Каждый пройденный шаг, каждое осознание, каждый спокойный выдох постепенно складывались внутри тебя в единую, монолитную структуру. [Пауза 5 сек]</w:t>
+        <w:br/>
+        <w:br/>
+        <w:t>Закрой глаза. Почувствуй, как расслабляются виски, щеки, как размыкаются зубы. [Пауза 4 сек]</w:t>
+        <w:br/>
+        <w:t xml:space="preserve">Плечи мягко опускаются вниз. Руки лежат свободно и тяжело. </w:t>
+        <w:br/>
+        <w:t>Дыхание течет ровно, легко, словно волна теплого прибоя, омывающая берег. [Пауза 6 сек]</w:t>
+        <w:br/>
+        <w:br/>
+        <w:t>И сейчас вспомни первую стихию — Землю. [Пауза 4 сек]</w:t>
+        <w:br/>
+        <w:t xml:space="preserve">Почувствуй, как твои стопы опираются на твердую почву. </w:t>
+        <w:br/>
+        <w:t xml:space="preserve">Представь под собой древнюю, вековую гранитную скалу, которая уходит в самые недра планеты. </w:t>
+        <w:br/>
+        <w:t>Этот фундамент выдержит абсолютно любой вес. В нем нет ни единой трещины. Он стоял тысячи лет до тебя и простоит вечность. [Пауза 6 сек]</w:t>
+        <w:br/>
+        <w:t>Это твоя заземленность. Твоя способность оставаться на ногах при любых внешних вихрях. [Пауза 5 сек]</w:t>
+        <w:br/>
+        <w:br/>
+        <w:t>Вспомни вторую стихию — Воду. [Пауза 4 сек]</w:t>
+        <w:br/>
+        <w:t xml:space="preserve">Ту самую глубину океана, куда ты можешь опуститься в любой момент. </w:t>
+        <w:br/>
+        <w:t xml:space="preserve">Там, на глубине около ста метров, царит вечный штиль, мягкое обнимающее давление и полная тишина. </w:t>
+        <w:br/>
+        <w:t>Вода смывает любую наносную суету, любые чужие слова, растворяя их без следа. [Пауза 6 сек]</w:t>
+        <w:br/>
+        <w:t>Это твоя эмоциональная чистота и глубина твоего покоя. [Пауза 5 сек]</w:t>
+        <w:br/>
+        <w:br/>
+        <w:t>Почувствуй третью стихию — Воздух. [Пауза 4 сек]</w:t>
+        <w:br/>
+        <w:t xml:space="preserve">Сделай свободный вдох. Почувствуй, как воздух легко расширяет твои ребра, наполняя каждую клеточку кислородом и свободой. </w:t>
+        <w:br/>
+        <w:t>Воздух дает тебе способность дышать полной грудью, отпускать старое на каждом выдохе и ясно видеть вещи такими, какие они есть на самом деле, без иллюзий и страха. [Пауза 6 сек]</w:t>
+        <w:br/>
+        <w:br/>
+        <w:t>И обратись к четвертой стихии — Огню. [Пауза 4 сек]</w:t>
+        <w:br/>
+        <w:t xml:space="preserve">Тому самому ровному, живому пламени в очаге твоего каменного дома. </w:t>
+        <w:br/>
+        <w:t>Это огонь твоей жизненной силы. Твой внутренний жар, твоя подлинная суть и твое незыблемое право быть собой. [Пауза 5 сек]</w:t>
+        <w:br/>
+        <w:t xml:space="preserve">Быть любовью. </w:t>
+        <w:br/>
+        <w:t xml:space="preserve">Проявлять свои настоящие чувства. </w:t>
+        <w:br/>
+        <w:t>Открыто говорить о своих истинных желаниях и выбирать только то, что дает тебе свободу, уважение и мир в душе. [Пауза 7 сек]</w:t>
+        <w:br/>
+        <w:br/>
+        <w:t>И прямо сейчас смотри, как эти четыре стихии соединяются внутри тебя в этот единый, монолитный свет. [Пауза 5 сек]</w:t>
+        <w:br/>
+        <w:t>Свет Моего. [Пауза 5 сек]</w:t>
+        <w:br/>
+        <w:t xml:space="preserve">И твоя память запечатлевает весь этот путь. </w:t>
+        <w:br/>
+        <w:t>Ты можешь помнить всё, с чего всё начиналось: тревогу, накрутку, сомнения, попытки подстроиться под чужое настроение. [Пауза 5 сек]</w:t>
+        <w:br/>
+        <w:t xml:space="preserve">Но сейчас ты на твердой опоре под твоими ногами. </w:t>
+        <w:br/>
+        <w:t>Каждый твой шаг в этом пути, каждое осознание, каждый выдох, каждое новое решение превратилось в плотную природную силу. Твою силу. [Пауза 6 сек]</w:t>
+        <w:br/>
+        <w:br/>
+        <w:t xml:space="preserve">И пока этот нерушимый маяк продолжает спокойно светить в тишине... </w:t>
+        <w:br/>
+        <w:t xml:space="preserve">Его мягкий теплый свет постепенно озаряет пространство вокруг: море, землю... </w:t>
         <w:br/>
         <w:t>И вот представь, что свет твоего маяка озаряет страну, где есть твой Сад. [Пауза 5 сек]</w:t>
         <w:br/>
@@ -551,13 +720,6 @@
         <w:t xml:space="preserve">Потому что твое время, твое внимание и твой покой — это высшая твоя ценность. </w:t>
         <w:br/>
         <w:t>И отныне ты распоряжаешься ими сама. [Пауза 6 сек]</w:t>
-        <w:br/>
-        <w:br/>
-        <w:t xml:space="preserve">И пока это состояние покоя и твердости укореняется внутри тебя, все пройденное становится твоим естественным образом жизни. </w:t>
-        <w:br/>
-        <w:t xml:space="preserve">Твои стопы твердо стоят на земле. </w:t>
-        <w:br/>
-        <w:t>Спина сохраняет уверенность и расслабление, а в душе остается спокойная ясность. [Пауза 6 сек]</w:t>
         <w:br/>
         <w:br/>
         <w:t xml:space="preserve">И в этом состоянии в тебе запечатлевается самое главное правило: </w:t>

--- a/baza/медитации_и_аудио/МЕДИТАЦИИ_СЦЕНАРИЙ_2_Я_ОСТАЮСЬ_СОБОЙ_МАГИГ.docx
+++ b/baza/медитации_и_аудио/МЕДИТАЦИИ_СЦЕНАРИЙ_2_Я_ОСТАЮСЬ_СОБОЙ_МАГИГ.docx
@@ -28,9 +28,9 @@
           <w:color w:val="555555"/>
           <w:sz w:val="22"/>
         </w:rPr>
-        <w:t>Монументальный свод 4-х полных трансовых сессий по методу Анатолия Фёдорова (МАГиГ)</w:t>
-        <w:br/>
-        <w:t>Канонический первоисточник: Веранда лесного дома, Глубина 100м, Неугасимый очаг, Корни дуба и Закон Маяка</w:t>
+        <w:t>Монументальный свод 4-х глубоких трансовых сессий по методу Анатолия Фёдорова (МАГиГ)</w:t>
+        <w:br/>
+        <w:t>Канонический первоисточник: Веранда лесного дома, Глубина 100м, Неугасимый очаг, Корни дуба, Сад и Закон Маяка</w:t>
         <w:br/>
         <w:t>Спикер: Федоров Анатолий Игоревич (Семейный психолог, гипнолог, проректор МАГиГ)</w:t>
       </w:r>
@@ -69,15 +69,15 @@
           <w:rFonts w:ascii="Calibri" w:hAnsi="Calibri"/>
           <w:sz w:val="19"/>
         </w:rPr>
-        <w:t>• Главная мишень: Снятие острой тревоги после теста, легализация эмоций («это не ошибка, а защита психики»), заземление тела.</w:t>
-        <w:br/>
-        <w:t>• Соматический фокус: Расслабление лица и плеч, веранда лесного дома, укоренение стоп в землю, ровный глубокий ритм дыхания.</w:t>
-        <w:br/>
-        <w:t>• Терапевтический результат: Обретение первоначальной точки покоя: возвращение внимания из тревожных мыслей в защищенное тело.</w:t>
-        <w:br/>
-        <w:t>• Параметры начитки: Хронометраж 8–10 мин (~750 слов) | Музыка FlowMusic 432 Hz, Ре минор | Мягкий гипнотический голос</w:t>
-        <w:br/>
-        <w:t>• Архитектура Косички: А1 (Тихая веранда дома на опушке леса) ➔ Б1 (Корни от стоп в землю) ➔ В (Ядро: Внутренний островок безопасности, возвращение в центр) ➔ Б2 (Тепло в груди и ладонях) ➔ А2 (Сумерки в лесу, свет в доме)</w:t>
+        <w:t>• Главная мишень: Глубокое соматическое заземление после теста, снятие тревожного гиперконтроля, легализация эмоций («это не слабость, а защита нервной системы»).</w:t>
+        <w:br/>
+        <w:t>• Соматический фокус: Ступенчатое расслабление от макушки до стоп, тихая веранда дома на опушке леса, корни от стоп в землю, тяжелые теплые ладони, мягкая челюсть.</w:t>
+        <w:br/>
+        <w:t>• Терапевтический результат: Обретение нерушимого внутреннего центра покоя. Возвращение внимания из тревожных мыслей и фантазий в защищенное тело.</w:t>
+        <w:br/>
+        <w:t>• Параметры начитки: Хронометраж 14–16 мин (~1100 слов) | Музыка FlowMusic 432 Hz, Ре минор | Мягкий, обволакивающий эриксоновский голос</w:t>
+        <w:br/>
+        <w:t>• Архитектура Косички: А1 (Тихая веранда деревянного дома на опушке хвойного леса) ➔ Б1 (Корни от стоп в прохладную землю, тяжесть в плечах) ➔ В (Ядро: Внутренняя нетронутая глубина, снятие тревожного надзора) ➔ Б2 (Густое тепло наполняет грудь и ладони) ➔ А2 (Сумерки в лесу, мягкий свет в окнах дома)</w:t>
       </w:r>
     </w:p>
     <w:p>
@@ -89,109 +89,196 @@
           <w:rFonts w:ascii="Calibri" w:hAnsi="Calibri"/>
           <w:sz w:val="21"/>
         </w:rPr>
-        <w:t>[Музыкальное вступление: глубокий, мягкий, убаюкивающий фон 432 Гц — Пауза 6 сек]</w:t>
-        <w:br/>
-        <w:br/>
-        <w:t>Здравствуй. [Пауза 3 сек]</w:t>
-        <w:br/>
-        <w:t>Позволь себе устроиться так, как тебе сейчас по-настоящему удобно. [Пауза 4 сек]</w:t>
-        <w:br/>
-        <w:t xml:space="preserve">Ты только что увидела свои результаты теста... И я хочу сразу сказать тебе самое главное: </w:t>
-        <w:br/>
-        <w:t xml:space="preserve">Вся эта эмоциональная накрутка, тревога, страх потери — это не твоя вина. </w:t>
-        <w:br/>
-        <w:t xml:space="preserve">Это просто способ, которым твоя нервная система пыталась удержать безопасность. </w:t>
-        <w:br/>
-        <w:t>И прямо сейчас ты можешь дать себе право на глубокую, честную передышку. [Пауза 5 сек]</w:t>
-        <w:br/>
-        <w:br/>
-        <w:t xml:space="preserve">Найди место, где тебе никто не помешает. Отложи все дела. </w:t>
-        <w:br/>
-        <w:t>Убедись, что ты в тишине и безопасности. [Пауза 4 сек]</w:t>
-        <w:br/>
-        <w:t xml:space="preserve">Пусть эти минуты принадлежат только тебе. </w:t>
-        <w:br/>
-        <w:br/>
-        <w:t>Сделай медленный вдох носом... [Пауза 3 сек]</w:t>
-        <w:br/>
-        <w:t>И длинный, теплый выдох. [Пауза 4 сек]</w:t>
-        <w:br/>
-        <w:t xml:space="preserve">Почувствуй, как опора под ногами бережно держит тебя. </w:t>
-        <w:br/>
-        <w:t>Тебе не нужно удерживать себя своими силами. Земля держит тебя надежно и уверенно. [Пауза 5 сек]</w:t>
-        <w:br/>
-        <w:br/>
-        <w:t xml:space="preserve">Расслабляются мышцы лба... виски... </w:t>
-        <w:br/>
-        <w:t xml:space="preserve">Глаза отдыхают. Нижняя челюсть становится мягкой и свободной. </w:t>
-        <w:br/>
-        <w:t xml:space="preserve">Плечи плавно опускаются на сантиметр ниже, сбрасывая всю накопившуюся усталость. </w:t>
-        <w:br/>
-        <w:t>Дыхание выравнивается, становясь глубоким, мягким и спокойным. [Пауза 6 сек]</w:t>
-        <w:br/>
-        <w:br/>
-        <w:t>[Нитка А1: Тихая веранда лесного дома]</w:t>
-        <w:br/>
-        <w:t xml:space="preserve">Представь, что ты выходишь на уютную веранду деревянного дома на опушке тихого леса. </w:t>
-        <w:br/>
-        <w:t xml:space="preserve">За верандой тихо шумят кроны сосен. Воздух напоен свежестью и ароматом хвои. </w:t>
-        <w:br/>
-        <w:t xml:space="preserve">Ты садишься в глубокое кресло-качалку. </w:t>
-        <w:br/>
-        <w:t xml:space="preserve">Все тревожные мысли, все догадки и чужие настроения остаются далеко за пределами этого леса. </w:t>
-        <w:br/>
-        <w:t>Здесь есть только ты, твой вдох и твой покой. [Пауза 7 сек]</w:t>
-        <w:br/>
-        <w:br/>
-        <w:t>[Нитка Б1: Соматическое заземление]</w:t>
-        <w:br/>
-        <w:t xml:space="preserve">Почувствуй свои стопы на теплом дереве пола. </w:t>
-        <w:br/>
-        <w:t xml:space="preserve">От них вглубь земли словно прорастают невидимые, крепкие корни. </w:t>
-        <w:br/>
-        <w:t xml:space="preserve">Они забирают всю дрожь, всю нервозность и отдают ее земле. </w:t>
-        <w:br/>
-        <w:t>А взамен земля наполняет тебя плотным, вековым спокойствием. [Пауза 6 сек]</w:t>
-        <w:br/>
-        <w:br/>
-        <w:t>[Нитка В: Ядро транса — Точка тишины]</w:t>
-        <w:br/>
-        <w:t xml:space="preserve">И в самом центре твоей груди открывается тихое пространство. </w:t>
-        <w:br/>
-        <w:t xml:space="preserve">Твой личный островок безопасности. </w:t>
-        <w:br/>
-        <w:t xml:space="preserve">Кто бы ни молчал снаружи, какие бы ветры ни дули — внутри тебя есть эта нерушимая глубина. </w:t>
-        <w:br/>
-        <w:t xml:space="preserve">Твой центр всегда был и остается с тобой. </w:t>
-        <w:br/>
-        <w:t>И сейчас ты просто возвращаешься в него. [Пауза 7 сек]</w:t>
+        <w:t>[Музыкальное вступление: глубокий, мягкий, обволакивающий фон 432 Гц — Пауза 8 сек]</w:t>
+        <w:br/>
+        <w:br/>
+        <w:t>Здравствуй. [Пауза 4 сек]</w:t>
+        <w:br/>
+        <w:t>Позволь себе расположиться так, как тебе сейчас по-настоящему удобно. [Пауза 4 сек]</w:t>
+        <w:br/>
+        <w:t>И прежде чем мы начнем погружение... просто вспомни: это время принадлежит только тебе. [Пауза 4 сек]</w:t>
+        <w:br/>
+        <w:t>Ты только что прошла тест. Ты увидела свои привычные реакции, увидела, как много сил и душевного ресурса уходит на тревогу, на попытки угадывать чужие настроения, удерживать контроль и бояться непредсказуемости. [Пауза 5 сек]</w:t>
+        <w:br/>
+        <w:t xml:space="preserve">И первое, что я хочу сказать тебе прямо сейчас: </w:t>
+        <w:br/>
+        <w:t>С тобой всё в полном порядке. [Пауза 4 сек]</w:t>
+        <w:br/>
+        <w:t xml:space="preserve">В этом нет твоей ошибки, нет твоей слабости или вины. </w:t>
+        <w:br/>
+        <w:t xml:space="preserve">Вся эта эмоциональная накрутка, тревожное ожидание звонка или сообщения — это всего лишь привычный защитный сценарий твоей нервной системы. </w:t>
+        <w:br/>
+        <w:t>Когда-то в прошлом он помогал тебе адаптироваться и выживать. А сейчас он просто стал слишком тяжелым и утомительным. [Пауза 5 сек]</w:t>
+        <w:br/>
+        <w:t>И прямо здесь, в этих минутах, ты можешь позволить себе наконец-то сложить этот груз. Сделать глубокую, честную передышку. [Пауза 6 сек]</w:t>
+        <w:br/>
+        <w:br/>
+        <w:t>Найди положение, в котором твое тело сможет полностью сдаться опоре. [Пауза 4 сек]</w:t>
+        <w:br/>
+        <w:t xml:space="preserve">Отложи телефон экраном вниз. Убедись, что тебя никто не потревожит. </w:t>
+        <w:br/>
+        <w:t>Убедись, что ты не за рулем и не занята важными делами. [Пауза 4 сек]</w:t>
+        <w:br/>
+        <w:t xml:space="preserve">Пусть эти минуты станут самым безопасным пространством в твоей жизни. </w:t>
+        <w:br/>
+        <w:t xml:space="preserve">Пространством, где твое внимание мягко собирается внутри тебя. </w:t>
+        <w:br/>
+        <w:t xml:space="preserve">Где тебе не нужно что-то специально делать, не нужно напрягаться, как-то по-особенному сидеть или лежать. </w:t>
+        <w:br/>
+        <w:t>Просто будь здесь. Позволь себе быть собой. [Пауза 6 сек]</w:t>
+        <w:br/>
+        <w:br/>
+        <w:t>Сделай один чуть более глубокий, мягкий вдох носом... [Пауза 3 сек]</w:t>
+        <w:br/>
+        <w:t>И длинный, спокойный, теплый выдох через чуть приоткрытые губы. [Пауза 5 сек]</w:t>
+        <w:br/>
+        <w:t xml:space="preserve">И пока этот выдох продолжается, почувствуй, как опора под твоим телом бережно принимает весь твой вес. </w:t>
+        <w:br/>
+        <w:t xml:space="preserve">Ты можешь сидеть, ощущая, как стопы твердо и спокойно стоят на полу... </w:t>
+        <w:br/>
+        <w:t xml:space="preserve">А можешь облокотиться на спинку кресла или лечь. </w:t>
+        <w:br/>
+        <w:t>И пусть опора уже надежно держит тебя. Тебе больше не нужно держать себя своими силами. Отдай свой вес этой опоре. [Пауза 6 сек]</w:t>
+        <w:br/>
+        <w:br/>
+        <w:t>Сделай еще один мягкий вдох... и свободный, долгий выдох. [Пауза 5 сек]</w:t>
+        <w:br/>
+        <w:t>И с каждым выдохом приятная теплая волна расслабления начинает свой путь от самой макушки. [Пауза 4 сек]</w:t>
+        <w:br/>
+        <w:t xml:space="preserve">Разглаживается кожа головы. </w:t>
+        <w:br/>
+        <w:t xml:space="preserve">Лоб становится ровным, гладким и прохладным. </w:t>
+        <w:br/>
+        <w:t xml:space="preserve">Расслабляются виски. </w:t>
+        <w:br/>
+        <w:t xml:space="preserve">Мышцы вокруг глаз становятся мягкими, неподвижными. </w:t>
+        <w:br/>
+        <w:t>Взгляд под закрытыми веками затихает, словно ты смотришь в далекую, спокойную глубину. [Пауза 6 сек]</w:t>
+        <w:br/>
+        <w:br/>
+        <w:t xml:space="preserve">Волна тепла и покоя спускается к скулам и щекам. </w:t>
+        <w:br/>
+        <w:t xml:space="preserve">Разомкни зубы. Позволь нижней челюсти слегка отвиснуть. </w:t>
+        <w:br/>
+        <w:t xml:space="preserve">Именно здесь, в этих жевательных мышцах, незаметно копилось все напряжение контроля: сдержанные слова, сомнения, тревожное ожидание. </w:t>
+        <w:br/>
+        <w:t>Отпусти их. Позволь лицу стать абсолютно свободным, спокойным и безмятежным. [Пауза 6 сек]</w:t>
+        <w:br/>
+        <w:br/>
+        <w:t xml:space="preserve">Плечи мягко опускаются на сантиметр ниже, отдавая тяжесть прошедших дней. </w:t>
+        <w:br/>
+        <w:t xml:space="preserve">Шея освобождается. Область между лопатками расправляется и теплеет. </w:t>
+        <w:br/>
+        <w:t xml:space="preserve">Волна расслабления течет по рукам... к локтям... к запястьям... до самых кончиков пальцев. </w:t>
+        <w:br/>
+        <w:t xml:space="preserve">Твои руки становятся тяжелыми, теплыми и неподвижными. </w:t>
+        <w:br/>
+        <w:t>Ладони согреваются приятным, глубоким пульсом крови. [Пауза 7 сек]</w:t>
+        <w:br/>
+        <w:br/>
+        <w:t xml:space="preserve">Грудь дышит просторно и легко. Живот становится мягким, податливым и живым. </w:t>
+        <w:br/>
+        <w:t xml:space="preserve">Волна покоя плавно течет по спине... к пояснице... к бедрам... к коленям... и к самым кончикам пальцев на ногах. </w:t>
+        <w:br/>
+        <w:t xml:space="preserve">Все тело вспоминает свое изначальное, природное право находиться в абсолютном покое и безопасности. </w:t>
+        <w:br/>
+        <w:t xml:space="preserve">Дыхание само находит свой теплый, ровный, глубокий ритм. </w:t>
+        <w:br/>
+        <w:t xml:space="preserve">С каждым вдохом и каждым длинным выдохом тревожные мысли могут спокойно протекать мимо, как осенние листья по гладкой воде ручья. </w:t>
+        <w:br/>
+        <w:t>Ум постепенно отпускает контроль, потому что прямо сейчас ему не от чего защищаться. [Пауза 8 сек]</w:t>
+        <w:br/>
+        <w:br/>
+        <w:t>[Нитка А1: Тихая веранда деревянного дома на опушке леса]</w:t>
+        <w:br/>
+        <w:t xml:space="preserve">И сквозь этот мягкий, густой покой представь... что ты выходишь на широкую деревянную веранду старого дома на опушке хвойного леса. </w:t>
+        <w:br/>
+        <w:t xml:space="preserve">Теплый, тихий вечер. Воздух напоен кристальной свежестью, запахом хвои, смолы и вечерней влажной земли. </w:t>
+        <w:br/>
+        <w:t xml:space="preserve">Вдохни этот воздух. Почувствуй, как он наполняет твои легкие чистотой и покоем. </w:t>
+        <w:br/>
+        <w:t xml:space="preserve">За верандой мерно и тихо шелестят верхушки вековых сосен. </w:t>
+        <w:br/>
+        <w:t xml:space="preserve">Ты садишься в глубокое, удобное кресло-качалку с мягким шерстяным пледом. </w:t>
+        <w:br/>
+        <w:t xml:space="preserve">Все звонки, все сообщения, все догадки о том, что думают или чувствуют другие люди — остались далеко за пределами этого леса. </w:t>
+        <w:br/>
+        <w:t>Здесь есть только ты, твой дом, твой вдох и твой покой. [Пауза 8 сек]</w:t>
+        <w:br/>
+        <w:br/>
+        <w:t>[Нитка Б1: Соматическое укоренение]</w:t>
+        <w:br/>
+        <w:t xml:space="preserve">Почувствуй, как твои стопы плотно и мягко стоят на согретых досках пола. </w:t>
+        <w:br/>
+        <w:t xml:space="preserve">Представь, как от твоих стоп вниз, сквозь дерево, в прохладную, глубокую землю начинают прорастать невидимые, крепкие корни. </w:t>
+        <w:br/>
+        <w:t xml:space="preserve">Они уходят на метры вглубь, оплетая древние пласты земли. </w:t>
+        <w:br/>
+        <w:t xml:space="preserve">Эти корни забирают из твоего тела всю накопившуюся нервозность, весь мелкий внутренний тремор и отдают его земле. Земля больше любой тревоги, она впитает всё без следа. </w:t>
+        <w:br/>
+        <w:t xml:space="preserve">А взамен по корням поднимается густая, спокойная, вековая плотность. </w:t>
+        <w:br/>
+        <w:t>Твое тело наполняется несокрушимой природной устойчивостью. [Пауза 8 сек]</w:t>
+        <w:br/>
+        <w:br/>
+        <w:t>[Нитка В: Ядро транса — Возвращение в нерушимый центр]</w:t>
+        <w:br/>
+        <w:t xml:space="preserve">И в этой тишине... перенеси внимание в самую глубину своей грудной клетки. </w:t>
+        <w:br/>
+        <w:t xml:space="preserve">Там открывается тихое, сокровенное пространство. Твой личный центр. </w:t>
+        <w:br/>
+        <w:t xml:space="preserve">Осознай простую и важную истину: </w:t>
+        <w:br/>
+        <w:t xml:space="preserve">Сколько бы штормов ни было снаружи, кто бы ни молчал, кто бы ни отдалялся — эта точка внутри тебя всегда оставалась нетронутой. </w:t>
+        <w:br/>
+        <w:t xml:space="preserve">Она была с тобой, когда тебе было пять лет. Она была с тобой в моменты радости и в моменты грусти. </w:t>
+        <w:br/>
+        <w:t xml:space="preserve">Она есть прямо сейчас. </w:t>
+        <w:br/>
+        <w:t xml:space="preserve">Твоя ценность, твоя жизнь, твоя целостность не зависят от того, что делает другой человек. </w:t>
+        <w:br/>
+        <w:t>Ты у себя есть. Ты — хозяин своего состояния. [Пауза 8 сек]</w:t>
         <w:br/>
         <w:br/>
         <w:t>[Закрытие Б2: Тепло и плотность в теле]</w:t>
         <w:br/>
-        <w:t xml:space="preserve">Мягкое тепло наполняет грудь, согревает ладони и живот. </w:t>
-        <w:br/>
-        <w:t xml:space="preserve">Дышится легко и свободно. </w:t>
-        <w:br/>
-        <w:t>Твоя спина прямая и расслабленная. Ты чувствуешь себя защищенной. [Пауза 6 сек]</w:t>
-        <w:br/>
-        <w:br/>
-        <w:t>[Закрытие А2: Вечерний лес]</w:t>
-        <w:br/>
-        <w:t xml:space="preserve">Лес за верандой погружается в тихие сумерки. </w:t>
-        <w:br/>
-        <w:t xml:space="preserve">В доме горит мягкий свет, обещая тепло и безопасность. </w:t>
-        <w:br/>
-        <w:t>Ты спокойна. Ты вернулась к себе. [Пауза 5 сек]</w:t>
+        <w:t xml:space="preserve">И от этой точки по всему телу разливается мягкая, золотистая волна тепла. </w:t>
+        <w:br/>
+        <w:t xml:space="preserve">Она согревает сердце, разливается по животу, наполняет ладони. </w:t>
+        <w:br/>
+        <w:t xml:space="preserve">Твоя спина расправляется с тихим, естественным достоинством. </w:t>
+        <w:br/>
+        <w:t>Дышится широко, глубоко и свободно. Внутри наступает долгожданный покой. [Пауза 7 сек]</w:t>
+        <w:br/>
+        <w:br/>
+        <w:t>[Закрытие А2: Вечерний лес и тихий свет дома]</w:t>
+        <w:br/>
+        <w:t xml:space="preserve">Лес за верандой погружается в глубокие сумерки. </w:t>
+        <w:br/>
+        <w:t xml:space="preserve">Над макушками сосен зажигаются первые звезды. </w:t>
+        <w:br/>
+        <w:t xml:space="preserve">А в окнах твоего дома горит мягкий, уютный янтарный свет, обещая тепло, безопасность и защиту. </w:t>
+        <w:br/>
+        <w:t>Ты на своей земле. Ты вернулась домой — к себе самой. [Пауза 7 сек]</w:t>
         <w:br/>
         <w:br/>
         <w:t>[Выход]</w:t>
         <w:br/>
-        <w:t xml:space="preserve">Сделай глубокий вдох... мягкий выдох. </w:t>
-        <w:br/>
-        <w:t xml:space="preserve">Пошевели пальцами. Открывай глаза, чувствуя твердую опору под ногами. </w:t>
-        <w:br/>
-        <w:t>Ты молодец. [Музыкальное завершение — Пауза 6 сек]</w:t>
+        <w:t xml:space="preserve">Сохраняя эту глубокую устойчивость и ясность внутри... </w:t>
+        <w:br/>
+        <w:t>Сделай медленный, глубокий, освежающий вдох... [Пауза 3 сек]</w:t>
+        <w:br/>
+        <w:t>И долгий, плавный, бодрящий выдох. [Пауза 4 сек]</w:t>
+        <w:br/>
+        <w:t xml:space="preserve">Пошевели пальцами рук и ног. </w:t>
+        <w:br/>
+        <w:t xml:space="preserve">Мягко потянись всем телом, чувствуя приятную силу в мышцах и кристальную ясность в голове. </w:t>
+        <w:br/>
+        <w:t xml:space="preserve">И когда будешь готова — открывай глаза. </w:t>
+        <w:br/>
+        <w:t xml:space="preserve">Ты здесь. Ты спокойна. Ты на своей земле. </w:t>
+        <w:br/>
+        <w:t>Ты молодец. У тебя всё получилось. [Музыкальное завершение — Пауза 8 сек]</w:t>
       </w:r>
     </w:p>
     <w:p>
@@ -205,7 +292,7 @@
           <w:color w:val="0E6E5D"/>
           <w:sz w:val="26"/>
         </w:rPr>
-        <w:t>🎧 2.1. МЕДИТАЦИЯ: «ГЛУБИНА 100 МЕТРОВ И НЕУГАСИМЫЙ ОЧАГ» (Урок 3, 432 Hz)</w:t>
+        <w:t>🎧 2.1. МЕДИТАЦИЯ: «ГЛУБИНА 100 МЕТРОВ И НЕУГАСИМЫЙ ОЧАГ С РОЖДЕНИЯ» (Урок 3, 432 Hz)</w:t>
       </w:r>
     </w:p>
     <w:p>
@@ -216,19 +303,27 @@
       <w:r>
         <w:rPr>
           <w:rFonts w:ascii="Calibri" w:hAnsi="Calibri"/>
+          <w:b/>
+          <w:color w:val="C0392B"/>
+          <w:sz w:val="20"/>
+        </w:rPr>
+        <w:t>🧠 ТЕРАПЕВТИЧЕСКИЙ ПАСПОРТ И ПСИХОЛОГИЧЕСКИЕ МИШЕНИ</w:t>
+        <w:br/>
+      </w:r>
+      <w:r>
+        <w:rPr>
+          <w:rFonts w:ascii="Calibri" w:hAnsi="Calibri"/>
           <w:sz w:val="19"/>
         </w:rPr>
-        <w:t>🧠 ТЕРАПЕВТИЧЕСКИЙ ПАСПОРТ И ПСИХОЛОГИЧЕСКИЕ МИШЕНИ</w:t>
-        <w:br/>
-        <w:t>• Главная мишень: Купирование мысленной жвачки, паники ожидания и страха чужого молчания.</w:t>
-        <w:br/>
-        <w:t>• Соматический фокус: Расслабление челюсти и мышц лица, опускание плеч, тепло в кистях, мягкое глубинное давление воды.</w:t>
-        <w:br/>
-        <w:t>• Терапевтический результат: Осознание вечной тишины на глубине 100м. Соединение с Очагом, который невозможно потушить снаружи.</w:t>
-        <w:br/>
-        <w:t>• Параметры начитки: Хронометраж 12–14 мин (~1050 слов) | Музыка FlowMusic 432 Hz, Ре минор | Оригинальный голос Анатолия Фёдорова</w:t>
-        <w:br/>
-        <w:t>• Архитектура Косички: А1 (Океан и поверхность волн) ➔ Б1 (Погружение на глубину 100м, плотная тишина) ➔ В (Ядро: Каменный дом в груди и Неугасимый очаг с рождения) ➔ Б2 (Тепло очага по всему телу) ➔ А2 (Всплытие 1-5 на свою землю)</w:t>
+        <w:t>• Главная мишень: Глубинная сепарация, отключение паники отвержения/молчания, возвращение к безусловной соматической автономности.</w:t>
+        <w:br/>
+        <w:t>• Соматический фокус: Ступенчатое погружение 20м-50м-100м в океан тишины, плотное теплое объятие воды, каменный дом в центре груди, огонь очага.</w:t>
+        <w:br/>
+        <w:t>• Терапевтический результат: Осознание вечной автономности: «Очаг зажжен в день моего рождения. Его невозможно потушить снаружи ничьим уходом или молчанием».</w:t>
+        <w:br/>
+        <w:t>• Параметры начитки: Хронометраж 15–18 мин (~1250 слов) | Музыка FlowMusic 432 Hz, Ре минор | Дословный эталон А. И. Фёдорова</w:t>
+        <w:br/>
+        <w:t>• Архитектура Косички: А1 (Океанская гладь, погружение на 100 метров глубины) ➔ Б1 (Вода обнимает тело плотным теплом как заботливая ладонь) ➔ В (Ядро: Старый каменный дом в груди, Неугасимый очаг с рождения) ➔ Б2 (Тепло очага согревает каждую клетку) ➔ А2 (Вечная тишина глубины и возврат силы)</w:t>
       </w:r>
     </w:p>
     <w:p>
@@ -240,210 +335,162 @@
           <w:rFonts w:ascii="Calibri" w:hAnsi="Calibri"/>
           <w:sz w:val="21"/>
         </w:rPr>
-        <w:t>[Музыкальное вступление: обволакивающий гул 432 Гц — Пауза 6 сек]</w:t>
-        <w:br/>
-        <w:br/>
-        <w:t xml:space="preserve">Я приветствую тебя на этой медитации. </w:t>
-        <w:br/>
-        <w:t>И для того... для того, чтобы тебе ничего не мешало, тебе необходимо выделить время и место, где ты сможешь побыть одна. [Пауза 4 сек]</w:t>
-        <w:br/>
-        <w:t>Где ты не будешь заниматься какими-либо делами и спокойно послушаешь меня, мой голос. [Пауза 4 сек]</w:t>
-        <w:br/>
-        <w:t>Важно позволить себе просто побыть здесь. [Пауза 4 сек]</w:t>
-        <w:br/>
-        <w:br/>
-        <w:t>Эта медитация создана для того, чтобы ты могла побыть сама собой. [Пауза 4 сек]</w:t>
-        <w:br/>
-        <w:t xml:space="preserve">И для этого необходимо, чтобы ты выделила время для себя. </w:t>
-        <w:br/>
-        <w:t>Нежелательно слушать эту медитацию за рулем или когда ты занимаешься какими-то важными делами. [Пауза 4 сек]</w:t>
-        <w:br/>
-        <w:t>Потому что сейчас важно позволить себе побыть здесь. [Пауза 4 сек]</w:t>
-        <w:br/>
-        <w:br/>
-        <w:t>Ты слышишь мой голос... [Пауза 3 сек]</w:t>
-        <w:br/>
-        <w:t xml:space="preserve">А тело постепенно находит свое удобное положение. </w:t>
-        <w:br/>
-        <w:t>Лучше, конечно, поставить ножки на пол и облокотиться на спинку кресла или стула... или можно даже лечь. [Пауза 5 сек]</w:t>
-        <w:br/>
-        <w:t>И пусть опора под тобой уже мягко держит тебя. [Пауза 4 сек]</w:t>
-        <w:br/>
-        <w:t>Не нужно ничего делать специально. [Пауза 3 сек]</w:t>
-        <w:br/>
-        <w:t>Просто разреши себе сделать один чуть более глубокий вдох... [Пауза 3 сек]</w:t>
-        <w:br/>
-        <w:t>И мягкий, спокойный выдох. [Пауза 4 сек]</w:t>
-        <w:br/>
-        <w:t>И еще один вдох... и свободное расслабление. Хорошо. [Пауза 5 сек]</w:t>
-        <w:br/>
-        <w:br/>
-        <w:t xml:space="preserve">И пока внимание переносится внутрь, мышцы лица становятся чуть более спокойными. </w:t>
-        <w:br/>
-        <w:t>Лоб... виски... [Пауза 3 сек]</w:t>
-        <w:br/>
-        <w:t>Мягкий, расслабленный взгляд. Если тебе хочется — ты можешь закрыть глаза, а можешь просто расслабить взгляд. [Пауза 4 сек]</w:t>
-        <w:br/>
-        <w:t>Ты можешь просто расслабиться. [Пауза 4 сек]</w:t>
-        <w:br/>
-        <w:br/>
-        <w:t>Лицо расслабляется... челюсть. [Пауза 3 сек]</w:t>
-        <w:br/>
-        <w:t xml:space="preserve">Плечи опускаются чуть ниже. </w:t>
-        <w:br/>
-        <w:t>Твоя шея расслабляется, а руки... ты можешь даже почувствовать, что они становятся тяжелее. Чуточку. [Пауза 4 сек]</w:t>
-        <w:br/>
-        <w:t>А кисти — теплее. [Пауза 4 сек]</w:t>
-        <w:br/>
-        <w:t>И пока тело отдыхает, мысли могут на время уйти куда-то вглубь. Туда, где тихо. [Пауза 5 сек]</w:t>
-        <w:br/>
-        <w:br/>
-        <w:t>[Нитка А1: Океан и поверхностные волны]</w:t>
-        <w:br/>
-        <w:t xml:space="preserve">Вот представь себе океан. Его поверхность. </w:t>
-        <w:br/>
-        <w:t xml:space="preserve">Там бывают всякие волны. Ветер гоняет пену по гребням. </w:t>
-        <w:br/>
-        <w:t>Иногда шторм, иногда полный штиль. [Пауза 5 сек]</w:t>
-        <w:br/>
-        <w:t xml:space="preserve">Представь себе океан, его поверхность. Там бывает всякое: волны, ветер, шторм, иногда полный штиль. </w:t>
-        <w:br/>
-        <w:t>И волна вроде бы похожа одна на другую, но нет, не похожа. Поверхность меняется каждую минуту. [Пауза 5 сек]</w:t>
-        <w:br/>
-        <w:t xml:space="preserve">Но есть одна вещь, которую знает каждый, кто хоть раз нырял глубоко: </w:t>
-        <w:br/>
-        <w:t>Чем ты глубже опускаешься, тем тише становится. [Пауза 6 сек]</w:t>
-        <w:br/>
-        <w:br/>
-        <w:t>[Нитка Б1: Погружение на глубину 100 метров]</w:t>
-        <w:br/>
-        <w:t xml:space="preserve">И на глубине двадцати метров волны уже далеко. </w:t>
-        <w:br/>
-        <w:t>А на глубине пятидесяти метров ветер перестает существовать. [Пауза 5 сек]</w:t>
-        <w:br/>
-        <w:t>А еще глубже... около ста метров... нет ничего, кроме плотной, густой, теплой тишины. [Пауза 6 сек]</w:t>
-        <w:br/>
-        <w:t xml:space="preserve">Там нет чужих голосов. </w:t>
-        <w:br/>
-        <w:t>Даже нет чужого молчания. [Пауза 4 сек]</w:t>
-        <w:br/>
-        <w:t>Только ровное, мягкое давление воды, которое обнимает тело целиком. [Пауза 6 сек]</w:t>
-        <w:br/>
-        <w:br/>
-        <w:t xml:space="preserve">Эта глубина — твоя. </w:t>
-        <w:br/>
-        <w:t xml:space="preserve">Она была здесь и тогда, когда на поверхности было спокойно. </w:t>
-        <w:br/>
-        <w:t>И она была здесь тогда, когда наверху всё трепало и качало. [Пауза 5 сек]</w:t>
-        <w:br/>
-        <w:t>Глубина остается глубиной всегда. Прямо сейчас. [Пауза 4 сек]</w:t>
-        <w:br/>
-        <w:t>Прямо сейчас тело может вспомнить это ощущение, когда ты опускаешься в свою собственную тишину. [Пауза 5 сек]</w:t>
-        <w:br/>
-        <w:t>Чужая неопределенность, чье-то молчание, качка на поверхности — все это остается там, наверху. [Пауза 5 сек]</w:t>
-        <w:br/>
-        <w:t>А здесь, внутри — ровное, спокойное давление воды, которое держит тебя бережно со всех сторон, как ладонь. [Пауза 5 сек]</w:t>
-        <w:br/>
-        <w:t>Можно прямо сейчас почувствовать это ощущение в теле: легкую тяжесть, как будто вода бережно прижимает тебя к самой себе. [Пауза 6 сек]</w:t>
-        <w:br/>
-        <w:t>И тебе достаточно одного медленного выдоха, чтобы опуститься сюда в любой момент. [Пауза 6 сек]</w:t>
-        <w:br/>
-        <w:br/>
-        <w:t>[Нитка В: Ядро транса — Каменный дом и Неугасимый очаг]</w:t>
-        <w:br/>
-        <w:t xml:space="preserve">А теперь... а теперь, пока ты здесь, в этой глубине... </w:t>
-        <w:br/>
-        <w:t>Позволь вниманию мягко переместиться в центр груди. [Пауза 4 сек]</w:t>
-        <w:br/>
-        <w:t xml:space="preserve">Там, в самой середине, как будто стоит старый каменный дом. </w:t>
-        <w:br/>
-        <w:t>Стены толстые, и в то же время теплые от солнышка. Они сложены из тяжелого, надежного камня. [Пауза 5 сек]</w:t>
-        <w:br/>
-        <w:t xml:space="preserve">И внутри этого дома горит очаг. </w:t>
-        <w:br/>
-        <w:t>Огонь в этом очаге ровный, живой, мягкий. Он горит давно. [Пауза 5 сек]</w:t>
-        <w:br/>
-        <w:t xml:space="preserve">Он горел, когда тебе было пять лет, и мир казался огромным. </w:t>
-        <w:br/>
-        <w:t xml:space="preserve">Он горел, когда ты впервые почувствовала, что кто-то рядом. </w:t>
-        <w:br/>
-        <w:t>И когда рядом никого не оказалось — он тоже горел. [Пауза 6 сек]</w:t>
-        <w:br/>
-        <w:br/>
-        <w:t xml:space="preserve">Этот огонь загорелся в тот день, когда ты появилась на свет. </w:t>
-        <w:br/>
-        <w:t xml:space="preserve">И с тех пор его невозможно потушить снаружи. </w:t>
-        <w:br/>
-        <w:t xml:space="preserve">Ни чьим-то уходом... </w:t>
-        <w:br/>
-        <w:t xml:space="preserve">Ни чьим-то молчанием... </w:t>
-        <w:br/>
-        <w:t>Ничьей неопределенностью. [Пауза 7 сек]</w:t>
-        <w:br/>
-        <w:br/>
-        <w:t xml:space="preserve">Потому что он питается изнутри. Он — твой. </w:t>
-        <w:br/>
-        <w:t>Он и есть то тепло, та ценность, которая принадлежит тебе просто по факту того, что ты есть. [Пауза 6 сек]</w:t>
-        <w:br/>
-        <w:t>И когда за окнами этого каменного дома дует ветер, или идет дождь, или стоит тишина, от которой раньше сжималось что-то в груди — огонь внутри продолжает гореть ровно, тепло, спокойно. [Пауза 6 сек]</w:t>
-        <w:br/>
-        <w:br/>
-        <w:t>[Закрытие Б2: Тепло расходится по телу]</w:t>
-        <w:br/>
-        <w:t xml:space="preserve">От него расходится мягкий жар по стенам, по полу, по всему дому. </w:t>
-        <w:br/>
-        <w:t xml:space="preserve">Так же и в теле. </w:t>
-        <w:br/>
-        <w:t>Тепло в центре груди расходится по плечам... к рукам... к животу... к стопам. [Пауза 5 сек]</w:t>
-        <w:br/>
-        <w:t xml:space="preserve">И ты можешь положить ладонь себе на грудь, если хочешь. </w:t>
-        <w:br/>
-        <w:t xml:space="preserve">И почувствовать это тепло. </w:t>
-        <w:br/>
-        <w:t>Оно настоящее. Оно здесь. Прямо сейчас. [Пауза 6 сек]</w:t>
-        <w:br/>
-        <w:br/>
-        <w:t>[Закрытие А2: Якорение на своей земле]</w:t>
-        <w:br/>
-        <w:t xml:space="preserve">И сейчас, пока это ощущение тепла и устойчивости живет в теле, сделай еще один глубокий вдох... </w:t>
-        <w:br/>
-        <w:t>И медленный выдох. [Пауза 4 сек]</w:t>
-        <w:br/>
-        <w:t xml:space="preserve">И с этим выдохом позволь мышцам запомнить: расслабленное лицо, опущенные плечи, теплые кисти, твердая опора под тобой. </w:t>
-        <w:br/>
-        <w:t>Это ощущение «Я на своей земле» останется с тобой. [Пауза 5 сек]</w:t>
-        <w:br/>
-        <w:t>И в любой момент, когда тебе понадобится, тебе достаточно почувствовать опору под собой, сделать один длинный выдох — и тело само вспомнит эту глубину, этот очаг. [Пауза 5 сек]</w:t>
-        <w:br/>
-        <w:br/>
-        <w:t xml:space="preserve">Я выбираю. </w:t>
-        <w:br/>
-        <w:t xml:space="preserve">Выбираю стоять на своей земле. </w:t>
-        <w:br/>
-        <w:t>Я выбираю помнить свое тепло. [Пауза 6 сек]</w:t>
-        <w:br/>
-        <w:br/>
-        <w:t>[Выход со счетом 1–5]</w:t>
-        <w:br/>
-        <w:t xml:space="preserve">И когда ты поднимаешься вверх с этой глубины, которая есть и никуда не денется... когда ты поднимаешься наверх... </w:t>
-        <w:br/>
-        <w:t>Я посчитаю от одного до пяти, и с каждым числом ты будешь мягко возвращаться сюда, туда, где ты сейчас, сохраняя всё, что тело запомнило. [Пауза 4 сек]</w:t>
-        <w:br/>
-        <w:t>Один... Ощущение тепла в груди сохраняется. [Пауза 2 сек]</w:t>
-        <w:br/>
-        <w:t>Два... Дыхание становится чуть более полным, свежим. [Пауза 2 сек]</w:t>
-        <w:br/>
-        <w:t>Три... Пошевели пальцами рук и ног, почувствуй, как тело просыпается — бодрое, отдохнувшее. [Пауза 2 сек]</w:t>
-        <w:br/>
-        <w:t>Четыре... Мысли становятся ясными, чистыми. Настроение ровное и устойчивое. [Пауза 3 сек]</w:t>
-        <w:br/>
-        <w:t xml:space="preserve">Пять... Сделай глубокий вдох, потянись и открой глаза. </w:t>
-        <w:br/>
-        <w:t xml:space="preserve">Ты здесь, ты на своей земле. </w:t>
-        <w:br/>
-        <w:t xml:space="preserve">У тебя всё в порядке. </w:t>
-        <w:br/>
-        <w:t>Ты молодец. [Музыкальное завершение — Пауза 6 сек]</w:t>
+        <w:t>[Музыкальное вступление: глубокий океанический фон 432 Гц — Пауза 8 сек]</w:t>
+        <w:br/>
+        <w:br/>
+        <w:t>Я приветствую тебя на этой медитации. [Пауза 4 сек]</w:t>
+        <w:br/>
+        <w:t>И для того, чтобы тебе ничего не мешало, выдели время и место, где ты сможешь побыть одна. [Пауза 4 сек]</w:t>
+        <w:br/>
+        <w:t xml:space="preserve">Где ты не будешь заниматься какими-либо делами и спокойно послушаешь меня, мой голос. </w:t>
+        <w:br/>
+        <w:t>Важно позволить себе просто побыть здесь. [Пауза 5 сек]</w:t>
+        <w:br/>
+        <w:br/>
+        <w:t xml:space="preserve">Эта медитация создана для того, чтобы ты могла побыть сама собой. </w:t>
+        <w:br/>
+        <w:t xml:space="preserve">И для этого необходимо, чтобы ты выделила это время для себя. </w:t>
+        <w:br/>
+        <w:t xml:space="preserve">Нежелательно слушать эту медитацию за рулем или во время выполнения важных задач. </w:t>
+        <w:br/>
+        <w:t xml:space="preserve">А лучше всего сесть так, чтобы твоя спина опиралась на спинку стула, кресла или дивана. </w:t>
+        <w:br/>
+        <w:t>Чтобы твои ноги стояли на полу. [Пауза 5 сек]</w:t>
+        <w:br/>
+        <w:br/>
+        <w:t>И для того, чтобы войти в состояние покоя, достаточно сделать глубокий вдох носом... [Пауза 3 сек]</w:t>
+        <w:br/>
+        <w:t>И длинный, спокойный выдох через рот. [Пауза 4 сек]</w:t>
+        <w:br/>
+        <w:t xml:space="preserve">И с каждым выдохом твое тело все больше и больше расслабляется. </w:t>
+        <w:br/>
+        <w:t>Оно отпускает напряжение дня, отпускает суету, отпускает мысли. [Пауза 5 сек]</w:t>
+        <w:br/>
+        <w:br/>
+        <w:t xml:space="preserve">Ты можешь почувствовать, как расслабляются мышцы лица. </w:t>
+        <w:br/>
+        <w:t xml:space="preserve">Лоб становится гладким. </w:t>
+        <w:br/>
+        <w:t xml:space="preserve">Веки тяжелеют. Глаза спокойно отдыхают. </w:t>
+        <w:br/>
+        <w:t xml:space="preserve">Нижняя челюсть расслабляется. Зубы размыкаются. </w:t>
+        <w:br/>
+        <w:t>Шея и плечи опускаются вниз, словно сбрасывая тяжелый груз. [Пауза 6 сек]</w:t>
+        <w:br/>
+        <w:t xml:space="preserve">Руки лежат на коленях или на подлокотниках, становясь теплыми и тяжелыми. </w:t>
+        <w:br/>
+        <w:t xml:space="preserve">Грудная клетка дышит легко, свободно. </w:t>
+        <w:br/>
+        <w:t xml:space="preserve">Живот расслаблен. </w:t>
+        <w:br/>
+        <w:t>И волна тепла спускается ниже, через бедра, колени, голени, в самые стопы. [Пауза 7 сек]</w:t>
+        <w:br/>
+        <w:br/>
+        <w:t>[Нитка А1: Океан и ступенчатое погружение на 100 метров]</w:t>
+        <w:br/>
+        <w:t xml:space="preserve">И пока твое тело расслабляется, представь себе бескрайний, глубокий океан. </w:t>
+        <w:br/>
+        <w:t xml:space="preserve">На поверхности океана могут быть волны. Может дуть порывистый ветер. Может идти дождь или бушевать шторм. </w:t>
+        <w:br/>
+        <w:t xml:space="preserve">Но если ты начнешь погружаться глубже... </w:t>
+        <w:br/>
+        <w:t>На глубине двадцати метров шум ветра уже не слышен. Волны становятся плавными покачиваниями. [Пауза 6 сек]</w:t>
+        <w:br/>
+        <w:t xml:space="preserve">А на глубине пятидесяти метров наступает полумрак и тишина. </w:t>
+        <w:br/>
+        <w:t>Здесь уже нет течений, нет шторма. [Пауза 6 сек]</w:t>
+        <w:br/>
+        <w:t xml:space="preserve">А когда ты опускаешься на глубину ста метров... </w:t>
+        <w:br/>
+        <w:t xml:space="preserve">Там царит вечная, плотная, абсолютная тишина. </w:t>
+        <w:br/>
+        <w:t xml:space="preserve">Там нет звуков. Нет голосов. Нет чужих оценок. </w:t>
+        <w:br/>
+        <w:t>Там нет даже чьего-то молчания. [Пауза 8 сек]</w:t>
+        <w:br/>
+        <w:br/>
+        <w:t>[Нитка Б1: Соматическое объятие плотной воды]</w:t>
+        <w:br/>
+        <w:t xml:space="preserve">Вода на этой глубине теплая, густая и бережная. </w:t>
+        <w:br/>
+        <w:t xml:space="preserve">Она мягко обнимает все твое тело целиком, словно огромная, надежная, заботливая ладонь. </w:t>
+        <w:br/>
+        <w:t xml:space="preserve">Она поддерживает тебя со всех сторон. </w:t>
+        <w:br/>
+        <w:t xml:space="preserve">Тебе не нужно плыть. Не нужно удерживать себя на плаву. </w:t>
+        <w:br/>
+        <w:t xml:space="preserve">Плотность воды держит тебя абсолютно надежно. </w:t>
+        <w:br/>
+        <w:t>Ты в полной безопасности. Ты растворяешься в этом покое. [Пауза 8 сек]</w:t>
+        <w:br/>
+        <w:br/>
+        <w:t>[Нитка В: Ядро транса — Неугасимый очаг с рождения]</w:t>
+        <w:br/>
+        <w:t xml:space="preserve">И в этой абсолютной тишине перенеси внимание в центр своей груди. </w:t>
+        <w:br/>
+        <w:t xml:space="preserve">Там, в глубине твоего существа, стоит старый, надежный каменный дом. </w:t>
+        <w:br/>
+        <w:t xml:space="preserve">Его стены сложены из векового гранита. </w:t>
+        <w:br/>
+        <w:t xml:space="preserve">А в центре этого дома горит Неугасимый Очаг. </w:t>
+        <w:br/>
+        <w:t>Посмотри на это живое, теплое, золотистое пламя. [Пауза 6 сек]</w:t>
+        <w:br/>
+        <w:br/>
+        <w:t xml:space="preserve">Этот очаг был зажжен в самый первый день твоего рождения, когда ты сделала свой первый вдох. </w:t>
+        <w:br/>
+        <w:t xml:space="preserve">Он горел, когда тебе было пять лет. </w:t>
+        <w:br/>
+        <w:t xml:space="preserve">Он горел, когда ты радовалась, и горел, когда тебе было грустно. </w:t>
+        <w:br/>
+        <w:t>Он горел, когда рядом кто-то был, и он продолжал гореть, когда рядом никого не оказалось. [Пауза 7 сек]</w:t>
+        <w:br/>
+        <w:t xml:space="preserve">Потому что этот огонь питается изнутри — из самой твоей жизненной силы. </w:t>
+        <w:br/>
+        <w:t xml:space="preserve">Его невозможно потушить снаружи. </w:t>
+        <w:br/>
+        <w:t xml:space="preserve">Ничьим уходом. Ничьим молчанием. Ничьей холодностью. Ничьей непредсказуемостью. </w:t>
+        <w:br/>
+        <w:t>Этот очаг — это твоя жизнь. Твоя любовь к себе. Твой вечный свет. [Пауза 8 сек]</w:t>
+        <w:br/>
+        <w:br/>
+        <w:t>[Закрытие Б2: Тепло очага согревает тело]</w:t>
+        <w:br/>
+        <w:t xml:space="preserve">Почувствуй, как тепло от этого очага начинает заполнять твою грудную клетку. </w:t>
+        <w:br/>
+        <w:t xml:space="preserve">Оно согревает сердце, разливается по плечам, течет по рукам в ладони. </w:t>
+        <w:br/>
+        <w:t xml:space="preserve">Ладони становятся горячими. </w:t>
+        <w:br/>
+        <w:t xml:space="preserve">Тепло опускается в солнечный сплетение, в живот, согревая каждую клеточку твоего тела. </w:t>
+        <w:br/>
+        <w:t>Ты наполнена этим светом. Ты целостна. [Пауза 7 сек]</w:t>
+        <w:br/>
+        <w:br/>
+        <w:t>[Закрытие А2: Вечная тишина глубины и возврат силы]</w:t>
+        <w:br/>
+        <w:t xml:space="preserve">И даже когда на поверхности твоей жизни снова поднимется ветер, побегут волны суеты или чужих настроений... </w:t>
+        <w:br/>
+        <w:t xml:space="preserve">Ты всегда будешь помнить: в глубине твоего существа, на глубине ста метров, всегда царит этот вечный покой. </w:t>
+        <w:br/>
+        <w:t xml:space="preserve">А в центре груди всегда горит твой негасимый очаг. </w:t>
+        <w:br/>
+        <w:t>Ты у себя есть. [Пауза 7 сек]</w:t>
+        <w:br/>
+        <w:br/>
+        <w:t>[Выход]</w:t>
+        <w:br/>
+        <w:t>Сделай глубокий вдох, вбирая это тепло и силу... [Пауза 3 сек]</w:t>
+        <w:br/>
+        <w:t>И спокойный, длинный выдох. [Пауза 4 сек]</w:t>
+        <w:br/>
+        <w:t xml:space="preserve">Пошевели пальцами рук и ног. </w:t>
+        <w:br/>
+        <w:t xml:space="preserve">Потянись сладко, с удовольствием, возвращаясь в свое тело. </w:t>
+        <w:br/>
+        <w:t xml:space="preserve">И когда будешь готова — открывай глаза. </w:t>
+        <w:br/>
+        <w:t>С возвращением. Ты в своей силе. [Музыкальное завершение — Пауза 8 сек]</w:t>
       </w:r>
     </w:p>
     <w:p>
@@ -468,19 +515,27 @@
       <w:r>
         <w:rPr>
           <w:rFonts w:ascii="Calibri" w:hAnsi="Calibri"/>
+          <w:b/>
+          <w:color w:val="C0392B"/>
+          <w:sz w:val="20"/>
+        </w:rPr>
+        <w:t>🧠 ТЕРАПЕВТИЧЕСКИЙ ПАСПОРТ И ПСИХОЛОГИЧЕСКИЕ МИШЕНИ</w:t>
+        <w:br/>
+      </w:r>
+      <w:r>
+        <w:rPr>
+          <w:rFonts w:ascii="Calibri" w:hAnsi="Calibri"/>
           <w:sz w:val="19"/>
         </w:rPr>
-        <w:t>🧠 ТЕРАПЕВТИЧЕСКИЙ ПАСПОРТ И ПСИХОЛОГИЧЕСКИЕ МИШЕНИ</w:t>
-        <w:br/>
-        <w:t>• Главная мишень: Сброс тяжелого рюкзака с чужими требованиями и ожиданиями, заземление в гранитные недра планеты.</w:t>
-        <w:br/>
-        <w:t>• Соматический фокус: Сброс лямок рюкзака, тепло камина, прорастание корней дуба от стоп в гранит на километры вниз, размыкание зубов.</w:t>
-        <w:br/>
-        <w:t>• Терапевтический результат: Нерушимая связь с опорой Земли. Белый Маяк в центре груди: внутренний стержень цел, свет невозможно затушить снаружи.</w:t>
-        <w:br/>
-        <w:t>• Параметры начитки: Хронометраж 12–14 мин (~1050 слов) | Музыка FlowMusic 432 Hz, Ре минор | Оригинальный голос Анатолия Фёдорова</w:t>
-        <w:br/>
-        <w:t>• Архитектура Косички: А1 (Сырой туман и Бревенчатый дом) ➔ Б1 (Сброс рюкзака, корни дуба в гранит) ➔ В (Ядро: Океан 50м, якорь покоя и Белый Маяк) ➔ Б2 (Густая сила земли наполняет тело) ➔ А2 (Рубиновые угли и возвращение хозяином)</w:t>
+        <w:t>• Главная мишень: Сброс накопленного груза чужих ожиданий, монументальное соматическое заземление, фиксация нерушимой опоры.</w:t>
+        <w:br/>
+        <w:t>• Соматический фокус: Сброс мокрого рюкзака у порога на каменные плиты, кресло с потертыми ручками, корни векового дуба в гранит.</w:t>
+        <w:br/>
+        <w:t>• Терапевтический результат: Активация монументального фундамента: миллионы тонн гранита держат тело. Белый Маяк в груди — внутренний стержень цел.</w:t>
+        <w:br/>
+        <w:t>• Параметры начитки: Хронометраж 15–18 мин (~1250 слов) | Музыка FlowMusic 432 Hz, Ре минор | Дословный эталон А. И. Фёдорова</w:t>
+        <w:br/>
+        <w:t>• Архитектура Косички: А1 (Сырой туман, старый бревенчатый дом в лесу) ➔ Б1 (Сброс тяжелого рюкзака у порога, корни дуба сквозь пол в гранит на километры вниз) ➔ В (Ядро: Высокая скала и Белый Маяк, внутренний стержень цел) ➔ Б2 (Сила гранита поднимается по телу, царственная осанка) ➔ А2 (Тепло камина, чай и покой привала)</w:t>
       </w:r>
     </w:p>
     <w:p>
@@ -492,176 +547,155 @@
           <w:rFonts w:ascii="Calibri" w:hAnsi="Calibri"/>
           <w:sz w:val="21"/>
         </w:rPr>
-        <w:t>[Музыкальное вступление: обволакивающий гул 432 Гц — Пауза 6 сек]</w:t>
-        <w:br/>
-        <w:br/>
-        <w:t>Знаешь, для того чтобы приобрести... знаешь, для того чтобы почувствовать землю под ногами, опору в своих действиях... [Пауза 4 сек]</w:t>
+        <w:t>[Музыкальное вступление: глубокий, теплый фон 432 Гц — Пауза 8 сек]</w:t>
+        <w:br/>
+        <w:br/>
+        <w:t>Знаешь, для того чтобы приобрести... Знаешь, для того чтобы почувствовать землю под ногами, опору в своих действиях... [Пауза 4 сек]</w:t>
         <w:br/>
         <w:t>Надо время от времени устраивать место, где ты останавливаешься. Где ты уделяешь его себе. [Пауза 4 сек]</w:t>
         <w:br/>
-        <w:t>И, наверное, не стоит слушать эту медитацию во время движения за рулем или когда какие-то важные дела у тебя... [Пауза 3 сек]</w:t>
+        <w:t xml:space="preserve">И, наверное, не стоит слушать эту медитацию во время движения за рулем или когда у тебя важные дела. </w:t>
         <w:br/>
         <w:t>А лучше в этот момент остановиться и позволить себе быть самой собой. [Пауза 5 сек]</w:t>
         <w:br/>
         <w:br/>
         <w:t xml:space="preserve">Это не так сложно, как кажется. </w:t>
         <w:br/>
-        <w:t>Достаточно сделать глубокий мягкий вдох носом... [Пауза 3 сек]</w:t>
-        <w:br/>
-        <w:t>И с длинным, теплым выдохом позволить своим глазам мягко закрыться. [Пауза 5 сек]</w:t>
-        <w:br/>
-        <w:br/>
-        <w:t>Прямо сейчас... когда мысли скачут одна за другой или, может быть, ходят по кругу — в этот момент просто понаблюдать за ними и никуда не спешить. [Пауза 5 сек]</w:t>
-        <w:br/>
-        <w:t>Потому что сейчас ничего никому не надо доказывать. [Пауза 3 сек]</w:t>
-        <w:br/>
-        <w:t>И уж тем более с кем-то воевать. [Пауза 5 сек]</w:t>
-        <w:br/>
-        <w:br/>
-        <w:t>Потому что иногда эта война похожа на то, когда ты долго идешь сквозь сырой туман... [Пауза 4 сек]</w:t>
-        <w:br/>
-        <w:t>Сквозь чужой шум и чужие тревоги. [Пауза 4 сек]</w:t>
-        <w:br/>
-        <w:t>А за спиной висит тяжелый промокший рюкзак, набитый чужими требованиями, ожиданиями, этими камнями... [Пауза 5 сек]</w:t>
-        <w:br/>
-        <w:t>И ты можешь почувствовать, что его лямки давят на твои плечи, и плечи даже начинают неметь, болеть и ныть. [Пауза 6 сек]</w:t>
-        <w:br/>
-        <w:br/>
-        <w:t>Вот когда ты идешь через этот туман, ты можешь представить, что в какой-то момент впереди показался старый, надежный бревенчатый дом. [Пауза 5 сек]</w:t>
-        <w:br/>
-        <w:t>Ты подходишь к нему, переступаешь порог... и за тобой с мягким щелчком закрывается массивная дубовая дверь. [Пауза 5 сек]</w:t>
-        <w:br/>
-        <w:t>Пахнет травами... Пахнет травами, теплом. [Пауза 4 сек]</w:t>
-        <w:br/>
-        <w:t>А плотные ставни наглухо закрывают тебя от ветра и дождя. [Пауза 5 сек]</w:t>
-        <w:br/>
-        <w:br/>
-        <w:t>И вот первое желание, которое возникает: ты сбрасываешь этот рюкзак прямо у порога. [Пауза 4 сек]</w:t>
-        <w:br/>
-        <w:t>Послушай, как он с глухим тяжелым стуком падает на каменные плиты пола. [Пауза 6 сек]</w:t>
-        <w:br/>
-        <w:t>И знаешь, вот это ощущение... все еще, может быть, плечи ноют и болят, но уже расправляются. [Пауза 5 сек]</w:t>
-        <w:br/>
-        <w:t>Тяжесть осталась позади. [Пауза 3 сек]</w:t>
-        <w:br/>
-        <w:t>Не надо смотреть внутрь этого рюкзака, не надо разбираться с ним... Можно просто отдохнуть. [Пауза 6 сек]</w:t>
-        <w:br/>
-        <w:br/>
-        <w:t>Ты проходишь внутрь, вглубь комнаты, где в камине спокойно потрескивают сухие дрова. [Пауза 4 сек]</w:t>
-        <w:br/>
-        <w:t>Знаешь, этот запах костра... разливая мягкое, живое янтарное тепло. [Пауза 5 сек]</w:t>
-        <w:br/>
-        <w:t>И, конечно же, напротив камина стоит такое мягкое, удобное кресло. [Пауза 4 сек]</w:t>
-        <w:br/>
-        <w:t>Можно даже посмотреть, увидеть вот эту самую потертость на ручках. [Пауза 4 сек]</w:t>
-        <w:br/>
-        <w:t>И когда садишься в него, оно как будто обнимает тебя и забирает всю тяжесть и тревогу. [Пауза 6 сек]</w:t>
-        <w:br/>
-        <w:br/>
-        <w:t>А глядя на теплый огонь, ты чувствуешь, как твои стопы касаются пола. [Пауза 4 сек]</w:t>
-        <w:br/>
-        <w:t>Пол так же, как и кресло, держит тебя абсолютно надежно, неподвижно, спокойно. [Пауза 5 сек]</w:t>
-        <w:br/>
-        <w:t>А прямо сквозь доски пола от твоих стоп начинают прорастать сильные, гибкие, древние корни. [Пауза 6 сек]</w:t>
-        <w:br/>
-        <w:t>Словно ты могучий вековой дуб, стоящий на этой земле сотни лет. [Пауза 5 сек]</w:t>
-        <w:br/>
-        <w:br/>
-        <w:t>Корни легко уходят сквозь почву, глубже в прохладную глину... и врастают прямо в первозданный монолитный гранит земных недр. [Пауза 6 сек]</w:t>
-        <w:br/>
-        <w:t>Эти корни оплетают древние скалы, уходя на километры вниз, в самую глубину планеты. [Пауза 5 сек]</w:t>
-        <w:br/>
-        <w:t>Земля под тобой неподвижна. Миллиарды тонн гранита держат тебя прямо сейчас. [Пауза 6 сек]</w:t>
-        <w:br/>
-        <w:t>Ты не можешь упасть, потому что соединена с самой крепкой опорой в этом мире. [Пауза 5 сек]</w:t>
-        <w:br/>
-        <w:t>И корни — они дышат, они питаются... И корни держат тебя в этой тишине. [Пауза 6 сек]</w:t>
-        <w:br/>
-        <w:t>Даже если есть какие-то звуки, они происходят где-то там... [Пауза 4 сек]</w:t>
-        <w:br/>
-        <w:br/>
-        <w:t>Но ты можешь опустить свое внимание в самую глубину себя. [Пауза 4 сек]</w:t>
-        <w:br/>
-        <w:t>Посмотреть, что внутри тебя — это словно смотришь в глубину океана. [Пауза 5 сек]</w:t>
-        <w:br/>
-        <w:t>Если на самой поверхности может бушевать шторм, и ветер может срывать пенные гребни волн, как тревожные мысли на поверхности ума... [Пауза 5 сек]</w:t>
-        <w:br/>
-        <w:t>Но если опуститься на глубину десяти... тридцати... пятидесяти метров... то там совершенно другое дело. [Пауза 6 сек]</w:t>
-        <w:br/>
-        <w:t>Там царит совершенно вечный покой. Туда не доходит ни один порыв ветра. [Пауза 6 сек]</w:t>
-        <w:br/>
-        <w:t>И там лежит якорь, который удерживает твою жизнь в тишине, покое и безмятежности. [Пауза 6 сек]</w:t>
-        <w:br/>
-        <w:br/>
-        <w:t>А в центре твоей груди, на высокой скале, стоит Белый Маяк. [Пауза 5 сек]</w:t>
-        <w:br/>
-        <w:t>С каждым ударом сердца в его фонаре ровно и спокойно горит теплый огонь. [Пауза 4 сек]</w:t>
-        <w:br/>
-        <w:t>Он светит сквозь любые туманы и штормы. [Пауза 4 сек]</w:t>
-        <w:br/>
-        <w:t>Он напоминает, что твой внутренний стержень цел. [Пауза 5 сек]</w:t>
-        <w:br/>
-        <w:t>Твой свет невозможно затушить чужими словами или поступками. [Пауза 5 сек]</w:t>
-        <w:br/>
-        <w:t>Ты проходила сквозь бури раньше, и ты точно знаешь, как быть спокойной прямо сейчас. [Пауза 6 сек]</w:t>
-        <w:br/>
-        <w:br/>
-        <w:t>И чувствуя этот свет в груди и якорь покоя в глубине... [Пауза 4 сек]</w:t>
-        <w:br/>
-        <w:t>Ты снова ощущаешь, как от гранитных недр по сильным корням вверх поднимается густая, чистая сила земли. [Пауза 6 сек]</w:t>
-        <w:br/>
-        <w:t>Она заполняет твои стопы, поднимаясь по ногам... [Пауза 4 сек]</w:t>
-        <w:br/>
-        <w:t>Наполняет позвоночник ровной монолитной стойкостью... [Пауза 4 сек]</w:t>
-        <w:br/>
-        <w:t>Расправляет плечи тихим и спокойным достоинством. [Пауза 5 сек]</w:t>
-        <w:br/>
-        <w:t>А все остатки напряжения, тревоги, чужой вины навсегда уходят в глубину земли, растворяясь без следа. [Пауза 6 сек]</w:t>
-        <w:br/>
-        <w:br/>
-        <w:t>И уже наполняясь этой силой, ты снова чувствуешь тепло камина в этом доме. [Пауза 5 сек]</w:t>
-        <w:br/>
-        <w:t>А дрова могут прогореть до уютных, тлеющих рубиновых углей. [Пауза 4 сек]</w:t>
-        <w:br/>
-        <w:t>Они согревают твои ладони, лицо, грудь... а за крепкими дубовыми ставнями буря стихает. [Пауза 5 сек]</w:t>
-        <w:br/>
-        <w:t>Шторм ушел. [Пауза 3 сек]</w:t>
-        <w:br/>
-        <w:t>Так же, как ушел в прошлое этот тяжелый рюкзак. [Пауза 4 сек]</w:t>
-        <w:br/>
-        <w:t>Тебе больше не нужно нести его. [Пауза 3 сек]</w:t>
-        <w:br/>
-        <w:t>Ты свободна. [Пауза 3 сек]</w:t>
-        <w:br/>
-        <w:t>Ты дома. [Пауза 3 сек]</w:t>
-        <w:br/>
-        <w:t>Ты у себя есть. [Пауза 5 сек]</w:t>
-        <w:br/>
-        <w:br/>
-        <w:t>И сейчас сделай свободный вдох носом, почувствуй свежесть в легких... и мягкий, долгий, заземляющий выдох. [Пауза 5 сек]</w:t>
-        <w:br/>
-        <w:t>Почувствуй ладони на коленях, надежную спинку кресла, твердую землю под стопами. [Пауза 5 сек]</w:t>
-        <w:br/>
-        <w:t>Это убежище, эти гранитные корни, этот глубинный якорь, свет маяка — теперь сплетены воедино внутри тебя. [Пауза 6 сек]</w:t>
-        <w:br/>
-        <w:t>Они остаются с тобой, когда ты откроешь глаза. [Пауза 4 сек]</w:t>
-        <w:br/>
-        <w:br/>
-        <w:t>Ты можешь пошевелить пальцами рук и мягко потянуться всем телом. [Пауза 4 сек]</w:t>
-        <w:br/>
-        <w:t>Сделай вдох... и открой глаза, если ты еще не открыла. [Пауза 3 сек]</w:t>
-        <w:br/>
-        <w:t xml:space="preserve">Ты здесь. </w:t>
-        <w:br/>
-        <w:t xml:space="preserve">Ты спокойна. </w:t>
-        <w:br/>
-        <w:t>Земля надежно держит тебя. [Пауза 4 сек]</w:t>
-        <w:br/>
-        <w:t xml:space="preserve">Возвращайся в свой день хозяином своего состояния. </w:t>
-        <w:br/>
-        <w:t xml:space="preserve">Хорошего тебе дня. </w:t>
-        <w:br/>
-        <w:t>Ты молодец. [Музыкальное завершение — Пауза 6 сек]</w:t>
+        <w:t>Достаточно сделать глубокий, мягкий вдох носом... [Пауза 3 сек]</w:t>
+        <w:br/>
+        <w:t>И с длинным, теплым выдохом отпустить все лишнее. [Пауза 4 сек]</w:t>
+        <w:br/>
+        <w:t xml:space="preserve">И пока этот выдох продолжается, расслабление проходит по всем мышцам. </w:t>
+        <w:br/>
+        <w:t xml:space="preserve">Мышцы вокруг глаз расслабляются, и взгляд под закрытыми веками становится мягким и неподвижным. </w:t>
+        <w:br/>
+        <w:t xml:space="preserve">А напряжение шеи постепенно уходит. </w:t>
+        <w:br/>
+        <w:t xml:space="preserve">Область между лопатками расправляется. </w:t>
+        <w:br/>
+        <w:t>А дыхание само находит свой естественный, ровный, глубокий ритм. [Пауза 6 сек]</w:t>
+        <w:br/>
+        <w:br/>
+        <w:t xml:space="preserve">С каждым вдохом и каждым длинным выдохом мысли могут спокойно протекать мимо, словно листья по воде. </w:t>
+        <w:br/>
+        <w:t xml:space="preserve">Ум отпускает контроль, потому что ему больше не нужно ничего отслеживать и ни от чего защищаться. </w:t>
+        <w:br/>
+        <w:t xml:space="preserve">Просто почувствуй, как расслабление волной опускается по спине, к пояснице, и дальше к бедрам... </w:t>
+        <w:br/>
+        <w:t xml:space="preserve">К самым кончикам пальцев на ногах. </w:t>
+        <w:br/>
+        <w:t>Все тело словно вспоминает свое изначальное право находиться в абсолютном покое. [Пауза 7 сек]</w:t>
+        <w:br/>
+        <w:br/>
+        <w:t>[Нитка А1: Сырой туман и старый бревенчатый дом]</w:t>
+        <w:br/>
+        <w:t xml:space="preserve">И представь, что ты долго шла по сырому, промозглому туману. </w:t>
+        <w:br/>
+        <w:t xml:space="preserve">За твоими плечами висел тяжелый, намокший рюкзак. </w:t>
+        <w:br/>
+        <w:t xml:space="preserve">В нем лежали чужие ожидания, чужие обиды, попытки соответствовать, страх быть непринятой, тревожные мысли. </w:t>
+        <w:br/>
+        <w:t>Лямки врезались в плечи, оттягивая тебя назад. [Пауза 6 сек]</w:t>
+        <w:br/>
+        <w:t xml:space="preserve">Но вот сквозь туман открывается поляна. </w:t>
+        <w:br/>
+        <w:t xml:space="preserve">И на этой поляне стоит старый, крепкий бревенчатый дом. </w:t>
+        <w:br/>
+        <w:t xml:space="preserve">Из его трубы вьется легкий дымок, пахнет березовыми дровами и уютом. </w:t>
+        <w:br/>
+        <w:t>Ты подходишь к массивной дубовой двери, толкаешь ее и переступаешь порог. [Пауза 7 сек]</w:t>
+        <w:br/>
+        <w:br/>
+        <w:t>[Нитка Б1: Сброс рюкзака и корни дуба в гранит]</w:t>
+        <w:br/>
+        <w:t xml:space="preserve">Прямо у порога ты расстегиваешь пряжки этого намокшего рюкзака. </w:t>
+        <w:br/>
+        <w:t xml:space="preserve">И с глубоким, протяжным выдохом сбрасываешь его со своих плеч. </w:t>
+        <w:br/>
+        <w:t xml:space="preserve">Он падает на каменные плиты пола с тяжелым, глухим звуком. </w:t>
+        <w:br/>
+        <w:t>Плечи мгновенно расправляются. Спина выпрямляется. Какое это облегчение — оставить чужой груз за порогом. [Пауза 6 сек]</w:t>
+        <w:br/>
+        <w:br/>
+        <w:t xml:space="preserve">Ты проходишь в комнату и садишься в старое, глубокое дубовое кресло с потертыми подлокотниками перед камином. </w:t>
+        <w:br/>
+        <w:t xml:space="preserve">В камине весело трещат поленья, разливая мягкое янтарное тепло. </w:t>
+        <w:br/>
+        <w:t xml:space="preserve">Твои стопы плотно стоят на деревянном полу. </w:t>
+        <w:br/>
+        <w:t xml:space="preserve">И представь, как от твоих стоп вниз, сквозь доски пола, сквозь землю, начинают прорастать могучие корни векового дуба. </w:t>
+        <w:br/>
+        <w:t xml:space="preserve">Они уходят на километры вглубь, прорастая сквозь слои глины, песка, и намертво впиваются в первозданный гранитный монолит Земли. </w:t>
+        <w:br/>
+        <w:t xml:space="preserve">Почувствуй этот гранит. </w:t>
+        <w:br/>
+        <w:t xml:space="preserve">Миллиарды тонн древнего, неподвижного камня держат тебя прямо сейчас. </w:t>
+        <w:br/>
+        <w:t xml:space="preserve">Тебя невозможно сдвинуть. Тебя невозможно опрокинуть. </w:t>
+        <w:br/>
+        <w:t>Ты соединена с вечной силой планеты. [Пауза 8 сек]</w:t>
+        <w:br/>
+        <w:br/>
+        <w:t>[Нитка В: Ядро транса — Белый Маяк на высокой скале]</w:t>
+        <w:br/>
+        <w:t xml:space="preserve">И пока эта сила держит тебя, перенеси свой взор на вершину высокой прибрежной скалы. </w:t>
+        <w:br/>
+        <w:t xml:space="preserve">Там, на самом краю, стоит мощный Белый Маяк. </w:t>
+        <w:br/>
+        <w:t xml:space="preserve">Его стены сделаны из цельного камня. </w:t>
+        <w:br/>
+        <w:t xml:space="preserve">Он стоял здесь до прошлых бурь. Он стоит сейчас во время любого ветра. И он будет стоять всегда. </w:t>
+        <w:br/>
+        <w:t xml:space="preserve">Маяк не бегает по морю за проходящими кораблями. </w:t>
+        <w:br/>
+        <w:t xml:space="preserve">Не пытается догонять их в тумане или спасать вопреки волнам. </w:t>
+        <w:br/>
+        <w:t xml:space="preserve">Он просто спокойно и уверенно светит в темноту, оставаясь надежной опорой и главным ориентиром. </w:t>
+        <w:br/>
+        <w:t xml:space="preserve">Потому что его свет — это его природа. </w:t>
+        <w:br/>
+        <w:t>И этот Маяк — это ты. Твой внутренний стержень цел и нерушим. [Пауза 8 сек]</w:t>
+        <w:br/>
+        <w:br/>
+        <w:t>[Закрытие Б2: Сила гранита в теле]</w:t>
+        <w:br/>
+        <w:t xml:space="preserve">И от гранитного монолита по корням дуба в твои стопы начинает подниматься мощная, теплая, спокойная сила. </w:t>
+        <w:br/>
+        <w:t xml:space="preserve">Она наполняет голени, колени, бедра. </w:t>
+        <w:br/>
+        <w:t xml:space="preserve">Заполняет таз, течет вверх по позвоночнику, расправляя каждый позвонок. </w:t>
+        <w:br/>
+        <w:t xml:space="preserve">Твоя осанка становится царственной и естественной. </w:t>
+        <w:br/>
+        <w:t xml:space="preserve">Плечи раскрыты. Грудь дышит полной свободой. </w:t>
+        <w:br/>
+        <w:t>Ты чувствуешь себя плотной, сильной и абсолютно защищенной. [Пауза 7 сек]</w:t>
+        <w:br/>
+        <w:br/>
+        <w:t>[Закрытие А2: Уют у камина и тишина привала]</w:t>
+        <w:br/>
+        <w:t xml:space="preserve">Ты сидишь в кресле перед камином. </w:t>
+        <w:br/>
+        <w:t xml:space="preserve">В твоих руках — глиняная кружка с ароматным травяным чаем. </w:t>
+        <w:br/>
+        <w:t xml:space="preserve">За окном шумит ветер, но здесь, внутри — тепло, мир и покой. </w:t>
+        <w:br/>
+        <w:t>Ты дома. Ты на своей земле. [Пауза 6 сек]</w:t>
+        <w:br/>
+        <w:br/>
+        <w:t>[Выход]</w:t>
+        <w:br/>
+        <w:t>Сделай глубокий вдох носом, наполняя грудь свежестью и силой... [Пауза 3 сек]</w:t>
+        <w:br/>
+        <w:t>И длинный, свободный выдох. [Пауза 4 сек]</w:t>
+        <w:br/>
+        <w:t xml:space="preserve">Пошевели пальцами рук и ног. </w:t>
+        <w:br/>
+        <w:t xml:space="preserve">Потянись всем телом, чувствуя свою несокрушимую устойчивость. </w:t>
+        <w:br/>
+        <w:t xml:space="preserve">И когда будешь готова — открывай глаза. </w:t>
+        <w:br/>
+        <w:t>Ты молодец. Твоя опора с тобой. [Музыкальное завершение — Пауза 8 сек]</w:t>
       </w:r>
     </w:p>
     <w:p>
@@ -675,7 +709,7 @@
           <w:color w:val="0E6E5D"/>
           <w:sz w:val="26"/>
         </w:rPr>
-        <w:t>🎧 2.3. АУДИОПРАКТИКА: «ЧЕТЫРЕ СТИХИИ, СВЕТ МОЕГО И САД ЛИЧНОГО МИРА» (Бонус 3, 528 Hz)</w:t>
+        <w:t>🎧 2.3. БОНУСНАЯ МЕДИТАЦИЯ: «ЧЕТЫРЕ СТИХИИ, СВЕТ МОЕГО И САД ЛИЧНОГО МИРА» (Бонус 3, 528 Hz)</w:t>
       </w:r>
     </w:p>
     <w:p>
@@ -686,19 +720,27 @@
       <w:r>
         <w:rPr>
           <w:rFonts w:ascii="Calibri" w:hAnsi="Calibri"/>
+          <w:b/>
+          <w:color w:val="C0392B"/>
+          <w:sz w:val="20"/>
+        </w:rPr>
+        <w:t>🧠 ТЕРАПЕВТИЧЕСКИЙ ПАСПОРТ И ПСИХОЛОГИЧЕСКИЕ МИШЕНИ</w:t>
+        <w:br/>
+      </w:r>
+      <w:r>
+        <w:rPr>
+          <w:rFonts w:ascii="Calibri" w:hAnsi="Calibri"/>
           <w:sz w:val="19"/>
         </w:rPr>
-        <w:t>🧠 ТЕРАПЕВТИЧЕСКИЙ ПАСПОРТ И ПСИХОЛОГИЧЕСКИЕ МИШЕНИ</w:t>
-        <w:br/>
-        <w:t>• Главная мишень: Полная интеграция четырех стихий, защита от чужих сомнений, купирование паники при отстранении партнера (Закон Маяка).</w:t>
-        <w:br/>
-        <w:t>• Соматический фокус: Опора стоп в теплую землю сада, свободное дыхание ребрами, расслабленная челюсть, выбор длинного плавного выдоха.</w:t>
-        <w:br/>
-        <w:t>• Терапевтический результат: Слияние стихий в Свет Моего. Закон Маяка: Маяк не бегает за кораблями — хозяйка не выбегает из сада за теми, кто выбрал молчание.</w:t>
-        <w:br/>
-        <w:t>• Параметры начитки: Хронометраж 13–15 мин (~1150 слов) | Музыка FlowMusic 528 Hz, До мажор | Оригинальный голос Анатолия Фёдорова</w:t>
-        <w:br/>
-        <w:t>• Архитектура Косички: А1 (Четыре стихии в теле) ➔ Б1 (Свет Моего) ➔ В (Ядро: Сад личного мира и Закон Маяка, отказ спасать тех, кто молчит) ➔ Б2 (Распрямление спины, бодрость) ➔ А2 (Хозяйка своей красивой жизни)</w:t>
+        <w:t>• Главная мишень: Слияние 4 стихий в монолитный луч «Свет Моего», глубокая интеграция Закона Маяка в Саду личного мира.</w:t>
+        <w:br/>
+        <w:t>• Соматический фокус: 4 стихии (Земля, Вода, Воздух, Огонь), каменные дорожки сада, расслабленная челюсть, плавный длинный выдох.</w:t>
+        <w:br/>
+        <w:t>• Терапевтический результат: Закон Маяка: Маяк не бегает за кораблями — хозяйка не выбегает из сада за теми, кто выбрал молчание. «Я выбираю только то, где мне легко, спокойно и уважительно».</w:t>
+        <w:br/>
+        <w:t>• Параметры начитки: Хронометраж 16–18 мин (~1350 слов) | Музыка FlowMusic 528 Hz, До мажор | Дословный эталон А. И. Фёдорова</w:t>
+        <w:br/>
+        <w:t>• Архитектура Косички: А1 (Высокая скала и монолитный маяк над морем) ➔ Б1 (4 стихии в теле) ➔ В (Ядро: Свет Моего, Сад личного мира и Закон Маяка) ➔ Б2 (Сила и достоинство в осанке) ➔ А2 (Солнечные аллеи сада и свободный выбор)</w:t>
       </w:r>
     </w:p>
     <w:p>
@@ -710,183 +752,217 @@
           <w:rFonts w:ascii="Calibri" w:hAnsi="Calibri"/>
           <w:sz w:val="21"/>
         </w:rPr>
-        <w:t>[Музыкальное вступление: фон 528 Гц — Пауза 6 сек]</w:t>
-        <w:br/>
-        <w:br/>
-        <w:t>Сделай глубокий вдох, наполняя грудную клетку чистым, свежим воздухом... [Пауза 4 сек]</w:t>
-        <w:br/>
-        <w:t>И с медленным, протяжным выдохом позволь телу полностью довериться опоре. [Пауза 5 сек]</w:t>
-        <w:br/>
-        <w:t xml:space="preserve">Ты проделала большую внутреннюю работу. </w:t>
-        <w:br/>
-        <w:t>Каждый пройденный шаг, каждое осознание, каждый спокойный выдох постепенно складывались внутри тебя в единую, монолитную структуру. [Пауза 5 сек]</w:t>
-        <w:br/>
-        <w:br/>
-        <w:t>Закрой глаза. Почувствуй, как расслабляются виски, щеки, как размыкаются зубы. [Пауза 4 сек]</w:t>
-        <w:br/>
-        <w:t xml:space="preserve">Плечи мягко опускаются вниз. Руки лежат свободно и тяжело. </w:t>
-        <w:br/>
-        <w:t>Дыхание течет ровно, легко, словно волна теплого прибоя, омывающая берег. [Пауза 6 сек]</w:t>
-        <w:br/>
-        <w:br/>
-        <w:t>И сейчас вспомни первую стихию — Землю. [Пауза 4 сек]</w:t>
-        <w:br/>
-        <w:t xml:space="preserve">Почувствуй, как твои стопы опираются на твердую почву. </w:t>
-        <w:br/>
-        <w:t xml:space="preserve">Представь под собой древнюю, вековую гранитную скалу, которая уходит в самые недра планеты. </w:t>
-        <w:br/>
-        <w:t>Этот фундамент выдержит абсолютно любой вес. В нем нет ни единой трещины. Он стоял тысячи лет до тебя и простоит вечность. [Пауза 6 сек]</w:t>
-        <w:br/>
-        <w:t>Это твоя заземленность. Твоя способность оставаться на ногах при любых внешних вихрях. [Пауза 5 сек]</w:t>
-        <w:br/>
-        <w:br/>
-        <w:t>Вспомни вторую стихию — Воду. [Пауза 4 сек]</w:t>
-        <w:br/>
-        <w:t xml:space="preserve">Ту самую глубину океана, куда ты можешь опуститься в любой момент. </w:t>
-        <w:br/>
-        <w:t xml:space="preserve">Там, на глубине около ста метров, царит вечный штиль, мягкое обнимающее давление и полная тишина. </w:t>
-        <w:br/>
-        <w:t>Вода смывает любую наносную суету, любые чужие слова, растворяя их без следа. [Пауза 6 сек]</w:t>
-        <w:br/>
-        <w:t>Это твоя эмоциональная чистота и глубина твоего покоя. [Пауза 5 сек]</w:t>
-        <w:br/>
-        <w:br/>
-        <w:t>Почувствуй третью стихию — Воздух. [Пауза 4 сек]</w:t>
-        <w:br/>
-        <w:t xml:space="preserve">Сделай свободный вдох. Почувствуй, как воздух легко расширяет твои ребра, наполняя каждую клеточку кислородом и свободой. </w:t>
-        <w:br/>
-        <w:t>Воздух дает тебе способность дышать полной грудью, отпускать старое на каждом выдохе и ясно видеть вещи такими, какие они есть на самом деле, без иллюзий и страха. [Пауза 6 сек]</w:t>
-        <w:br/>
-        <w:br/>
-        <w:t>И обратись к четвертой стихии — Огню. [Пауза 4 сек]</w:t>
-        <w:br/>
-        <w:t xml:space="preserve">Тому самому ровному, живому пламени в очаге твоего каменного дома. </w:t>
-        <w:br/>
-        <w:t>Это огонь твоей жизненной силы. Твой внутренний жар, твоя подлинная суть и твое незыблемое право быть собой. [Пауза 5 сек]</w:t>
-        <w:br/>
-        <w:t xml:space="preserve">Быть любовью. </w:t>
-        <w:br/>
-        <w:t xml:space="preserve">Проявлять свои настоящие чувства. </w:t>
-        <w:br/>
-        <w:t>Открыто говорить о своих истинных желаниях и выбирать только то, что дает тебе свободу, уважение и мир в душе. [Пауза 7 сек]</w:t>
-        <w:br/>
-        <w:br/>
-        <w:t>И прямо сейчас смотри, как эти четыре стихии соединяются внутри тебя в этот единый, монолитный свет. [Пауза 5 сек]</w:t>
+        <w:t>[Музыкальное вступление: торжественный, мягкий, гармонизирующий фон 528 Гц — Пауза 8 сек]</w:t>
+        <w:br/>
+        <w:br/>
+        <w:t>Здравствуй. Позволь себе расположиться так, как тебе удобнее всего. [Пауза 4 сек]</w:t>
+        <w:br/>
+        <w:t>И прежде всего, прежде чем мы начнем, просто помни: это время принадлежит только тебе. [Пауза 4 сек]</w:t>
+        <w:br/>
+        <w:t>Найди место, где тебя никто не потревожит, отложи все, что отвлекает, и убедись, что ты не за рулем и не занимаешься каким-то важным делом, которое требует твоего внимания. [Пауза 5 сек]</w:t>
+        <w:br/>
+        <w:br/>
+        <w:t xml:space="preserve">Пусть ближайшие минуты станут самым безопасным пространством для тебя. </w:t>
+        <w:br/>
+        <w:t xml:space="preserve">Пространством, где твое внимание сфокусировано внутри тебя, и тебе не надо что-то особенно делать или как-то специально садиться. </w:t>
+        <w:br/>
+        <w:t xml:space="preserve">Просто сядь, как тебе удобно. Ощути, как стопы твердо стоят на полу. </w:t>
+        <w:br/>
+        <w:t>И пока стопы чувствуют эту твердую опору, плечи мягко опускаются чуть ниже, отдавая тяжесть прошедшего дня. [Пауза 6 сек]</w:t>
+        <w:br/>
+        <w:br/>
+        <w:t xml:space="preserve">Сделай один спокойный вдох через нос, наполняя грудь... </w:t>
+        <w:br/>
+        <w:t>И длинный выдох через приоткрытые губы. [Пауза 5 сек]</w:t>
+        <w:br/>
+        <w:t xml:space="preserve">И пока выдох продолжается, расслабление проходит по всем мышцам. </w:t>
+        <w:br/>
+        <w:t xml:space="preserve">Мышцы вокруг глаз расслабляются, и взгляд под закрытыми веками становится мягким и неподвижным. </w:t>
+        <w:br/>
+        <w:t xml:space="preserve">А напряжение шеи постепенно уходит. </w:t>
+        <w:br/>
+        <w:t>Область между лопатками расправляется, а дыхание само находит свой естественный, ровный, глубокий ритм. [Пауза 6 сек]</w:t>
+        <w:br/>
+        <w:br/>
+        <w:t xml:space="preserve">С каждым вдохом и каждым длинным выдохом мысли могут спокойно протекать мимо, словно листья по воде. </w:t>
+        <w:br/>
+        <w:t xml:space="preserve">Ум отпускает контроль, потому что ему больше не нужно ничего отслеживать и ни от чего защищаться. </w:t>
+        <w:br/>
+        <w:t xml:space="preserve">Просто почувствуй, как расслабление волной опускается по спине, к пояснице, и дальше к бедрам... </w:t>
+        <w:br/>
+        <w:t xml:space="preserve">К самым кончикам пальцев на ногах. </w:t>
+        <w:br/>
+        <w:t>Все тело словно вспоминает свое изначальное право находиться в абсолютном покое. [Пауза 7 сек]</w:t>
+        <w:br/>
+        <w:br/>
+        <w:t xml:space="preserve">Дыхание становится теплым и ровным. </w:t>
+        <w:br/>
+        <w:t xml:space="preserve">Потому что прямо сейчас ты находишься в полной безопасности. </w:t>
+        <w:br/>
+        <w:t>И ты возвращаешься в ту самую точку тишины, точку опоры, от которой начинается настоящая сила. [Пауза 7 сек]</w:t>
+        <w:br/>
+        <w:br/>
+        <w:t>[Нитка А1: Высокая скала и монолитный маяк]</w:t>
+        <w:br/>
+        <w:t xml:space="preserve">И пока дыхание сохраняет свой теплый размеренный ритм, а во всем теле укореняется чувство глубокой физической устойчивости... </w:t>
+        <w:br/>
+        <w:t xml:space="preserve">Эта расслабленность словно уводит мысли туда, где царит покой и уверенность. </w:t>
+        <w:br/>
+        <w:t xml:space="preserve">Представь, как перед твоим взором мягко открывается высокий скалистый берег. </w:t>
+        <w:br/>
+        <w:t xml:space="preserve">Древняя скала, возвышающаяся над морским пространством, словно смотрит вдаль. </w:t>
+        <w:br/>
+        <w:t xml:space="preserve">И на самом краю этой скалы стоит мощный, монолитный маяк. </w:t>
+        <w:br/>
+        <w:t xml:space="preserve">Его стены сделаны из цельного камня. </w:t>
+        <w:br/>
+        <w:t xml:space="preserve">И они способны выдержать любой шторм, любой ветер и любые волны. </w:t>
+        <w:br/>
+        <w:t>Маяк стоял здесь до прошлых бурь, стоит сейчас и будет стоять всегда. [Пауза 8 сек]</w:t>
+        <w:br/>
+        <w:br/>
+        <w:t xml:space="preserve">Он не носится за проходящими кораблями. </w:t>
+        <w:br/>
+        <w:t xml:space="preserve">Не пытается догонять их в тумане или спасать вопреки волнам. </w:t>
+        <w:br/>
+        <w:t>Он просто спокойно и уверенно светит, оставаясь надежной опорой и главным ориентиром для каждого корабля в море. [Пауза 7 сек]</w:t>
+        <w:br/>
+        <w:br/>
+        <w:t>[Нитка Б1: Четыре стихии в теле]</w:t>
+        <w:br/>
+        <w:t>И пока ты чувствуешь это спокойствие, ты замечаешь, как устойчивость этой скалы соединяет в себе четыре стихии, которые ты прошла на своем пути. [Пауза 5 сек]</w:t>
+        <w:br/>
+        <w:br/>
+        <w:t xml:space="preserve">Первая стихия — это Земля и телесный покой. </w:t>
+        <w:br/>
+        <w:t xml:space="preserve">Это твоя способность в любой момент ощутить твердую опору, сделать длинный выдох и вернуть мягкость в свое тело. </w:t>
+        <w:br/>
+        <w:t>Сколько бы суеты ни было вокруг, земля надежно держит твой внутренний ритм. [Пауза 6 сек]</w:t>
+        <w:br/>
+        <w:br/>
+        <w:t xml:space="preserve">Вторая стихия — это Вода и твои личные границы. </w:t>
+        <w:br/>
+        <w:t xml:space="preserve">Прозрачный, глубокий поток, который четко отделяет твое собственное состояние от чужих тревог, чужих эмоций, чужих настроений. </w:t>
+        <w:br/>
+        <w:t>Ты больше не берешь на себя то, что принадлежит другим. [Пауза 6 сек]</w:t>
+        <w:br/>
+        <w:br/>
+        <w:t xml:space="preserve">Третья стихия — это Воздух, свежесть и ясные правила. </w:t>
+        <w:br/>
+        <w:t>Чистый порыв ветра, который сдувает догадки, иллюзии, адреналиновые качели. Где ценятся только реальные поступки, прозрачность и взаимное уважение. [Пауза 6 сек]</w:t>
+        <w:br/>
+        <w:br/>
+        <w:t xml:space="preserve">И четвертая стихия — это Огонь твоей жизненной силы. </w:t>
+        <w:br/>
+        <w:t xml:space="preserve">Твой внутренний свет и незыблемое право быть собой, быть любовью. </w:t>
+        <w:br/>
+        <w:t>Проявлять свои настоящие чувства, открыто говорить о своих желаниях, выбирать только то, что дает тебе свободу и любовь к себе. [Пауза 7 сек]</w:t>
+        <w:br/>
+        <w:br/>
+        <w:t>[Нитка В: Ядро транса — Свет Моего, Сад личного мира и Закон Маяка]</w:t>
+        <w:br/>
+        <w:t xml:space="preserve">И вот эти четыре стихии соединяются в единый монолитный свет. </w:t>
         <w:br/>
         <w:t>Свет Моего. [Пауза 5 сек]</w:t>
         <w:br/>
         <w:t xml:space="preserve">И твоя память запечатлевает весь этот путь. </w:t>
         <w:br/>
-        <w:t>Ты можешь помнить всё, с чего всё начиналось: тревогу, накрутку, сомнения, попытки подстроиться под чужое настроение. [Пауза 5 сек]</w:t>
-        <w:br/>
-        <w:t xml:space="preserve">Но сейчас ты на твердой опоре под твоими ногами. </w:t>
-        <w:br/>
-        <w:t>Каждый твой шаг в этом пути, каждое осознание, каждый выдох, каждое новое решение превратилось в плотную природную силу. Твою силу. [Пауза 6 сек]</w:t>
-        <w:br/>
-        <w:br/>
-        <w:t xml:space="preserve">И пока этот нерушимый маяк продолжает спокойно светить в тишине... </w:t>
-        <w:br/>
-        <w:t xml:space="preserve">Его мягкий теплый свет постепенно озаряет пространство вокруг: море, землю... </w:t>
-        <w:br/>
-        <w:t>И вот представь, что свет твоего маяка озаряет страну, где есть твой Сад. [Пауза 5 сек]</w:t>
-        <w:br/>
-        <w:t xml:space="preserve">Цветущий сад. </w:t>
-        <w:br/>
-        <w:t>Этот сад — это как пространство твоей жизни, твой личный мир, в котором ты как единственный мудрый и заботливый хозяин. [Пауза 6 сек]</w:t>
+        <w:t xml:space="preserve">Ты можешь помнить всё, с чего начиналось: тревогу, накрутку, сомнения, попытки подстроиться... </w:t>
+        <w:br/>
+        <w:t xml:space="preserve">Но сейчас под твоими ногами — твердая опора. </w:t>
+        <w:br/>
+        <w:t xml:space="preserve">Каждый твой шаг, каждое осознание, каждый выдох превратились в плотную природную силу. Твою силу. </w:t>
+        <w:br/>
+        <w:t>Этот фундамент выдержит любой вес, в нем нет ни единой трещины. Он стоит веками. [Пауза 7 сек]</w:t>
+        <w:br/>
+        <w:br/>
+        <w:t xml:space="preserve">И пока этот нерушимый маяк продолжает спокойно светить в тишине, его мягкий теплый свет озаряет пространство вокруг. </w:t>
+        <w:br/>
+        <w:t xml:space="preserve">И представь, что он освещает место, где есть твой Сад. Цветущий сад. </w:t>
+        <w:br/>
+        <w:t xml:space="preserve">Этот сад — это пространство твоей жизни. Твой личный мир, в котором ты — единственный, мудрый и заботливый хозяин. </w:t>
         <w:br/>
         <w:t xml:space="preserve">Ты знаешь здесь каждый уголок. </w:t>
         <w:br/>
-        <w:t xml:space="preserve">Прокладываешь ровные каменные дорожки. </w:t>
-        <w:br/>
-        <w:t xml:space="preserve">Поливаешь и сажаешь цветы своими руками. </w:t>
-        <w:br/>
-        <w:t>И выращиваешь то, что приносит тебе умиротворение, вдохновение и душевный покой. [Пауза 6 сек]</w:t>
-        <w:br/>
-        <w:t xml:space="preserve">Ты сама создаешь правила в этом саду. </w:t>
-        <w:br/>
-        <w:t>Сама решаешь, за какими растениями ухаживать и кого приглашать к своему очагу. [Пауза 6 сек]</w:t>
-        <w:br/>
-        <w:br/>
-        <w:t>А иногда там, за воротами твоего сада, может подниматься порывистый ветер. [Пауза 4 сек]</w:t>
+        <w:t xml:space="preserve">Прокладываешь ровные каменные дорожки, поливаешь и сажаешь цветы своими руками и выращиваешь то, что приносит тебе умиротворение, вдохновение и душевный покой. </w:t>
+        <w:br/>
+        <w:t>Ты сама создаешь правила в этом саду. Сама решаешь, за какими растениями ухаживать и кого приглашать к своему очагу. [Пауза 8 сек]</w:t>
+        <w:br/>
+        <w:br/>
+        <w:t xml:space="preserve">А иногда там, за воротами сада, может подниматься порывистый ветер. </w:t>
         <w:br/>
         <w:t xml:space="preserve">Море за скалой может шуметь. </w:t>
         <w:br/>
-        <w:t>А на дороге снаружи кто-то может внезапно замолчать, сбавить шаг или отвернуться. [Пауза 5 сек]</w:t>
-        <w:br/>
+        <w:t xml:space="preserve">А на дороге снаружи кто-то может внезапно замолчать, сбавить шаг или отвернуться. </w:t>
         <w:br/>
         <w:t xml:space="preserve">И в тот самый момент, когда снаружи кто-то затихает или уходит в молчание... </w:t>
         <w:br/>
-        <w:t xml:space="preserve">Твое тело — оно не сжимается в привычную тревогу. </w:t>
-        <w:br/>
-        <w:t xml:space="preserve">Оно так же, как маяк: маяк не бегает за кораблями в море... </w:t>
-        <w:br/>
-        <w:t>Так и ты — не выбегаешь за ворота своего сада. [Пауза 6 сек]</w:t>
+        <w:t xml:space="preserve">Твое тело не сжимается в привычную тревогу. </w:t>
+        <w:br/>
+        <w:t>Оно так же, как маяк не бегает за кораблями в море — так и ты не выбегаешь за ворота своего сада. [Пауза 8 сек]</w:t>
         <w:br/>
         <w:br/>
         <w:t xml:space="preserve">Шея и плечи сохраняют полное расслабление. </w:t>
         <w:br/>
-        <w:t xml:space="preserve">Челюсть остается мягкой. </w:t>
+        <w:t xml:space="preserve">Нижняя челюсть остается мягкой. </w:t>
         <w:br/>
         <w:t>А дыхание автоматически выбирает длинный, плавный выдох. [Пауза 5 сек]</w:t>
         <w:br/>
-        <w:t>И пока стопы ровно и плотно стоят на теплой земле твоего сада, а выдох удерживает свой спокойный ритм — ты остаешься в самом центре своей жизни. [Пауза 6 сек]</w:t>
-        <w:br/>
+        <w:t xml:space="preserve">И пока стопы ровно и плотно стоят на теплой земле твоего сада, а выдох удерживает свой спокойный ритм... </w:t>
+        <w:br/>
+        <w:t xml:space="preserve">Ты остаешься в самом центре своей жизни. </w:t>
         <w:br/>
         <w:t xml:space="preserve">Ты не выбегаешь за ворота в тревоге. </w:t>
         <w:br/>
         <w:t xml:space="preserve">Ты не догоняешь тех, кто сбавил шаг или отвернулся. </w:t>
         <w:br/>
-        <w:t>Ты не спасаешь тех, кто выбрал молчание. [Пауза 5 сек]</w:t>
-        <w:br/>
-        <w:t xml:space="preserve">Ты просто сохраняешь выдох, сохраняешь ровный шаг. </w:t>
-        <w:br/>
-        <w:t>И спокойно наблюдаешь за реальными поступками человека. [Пауза 6 сек]</w:t>
-        <w:br/>
-        <w:t>Ты даешь событиям и людям развиваться естественно, сохраняя свое достоинство и свой покой. [Пауза 5 сек]</w:t>
-        <w:br/>
-        <w:br/>
-        <w:t xml:space="preserve">Если за воротами этого сада видна искренняя забота, тепло и уважение — ты с радостью открываешь калитку. </w:t>
-        <w:br/>
-        <w:t xml:space="preserve">А если там лишь молчание и чужие сомнения... </w:t>
-        <w:br/>
-        <w:t>Ты делаешь еще один спокойный выдох, разворачиваешься к своим солнечным аллеям и продолжаешь обустраивать свою собственную красивую жизнь. [Пауза 7 сек]</w:t>
-        <w:br/>
-        <w:br/>
-        <w:t xml:space="preserve">Потому что твое время, твое внимание и твой покой — это высшая твоя ценность. </w:t>
-        <w:br/>
-        <w:t>И отныне ты распоряжаешься ими сама. [Пауза 6 сек]</w:t>
-        <w:br/>
+        <w:t xml:space="preserve">Ты не спасаешь тех, кто выбрал молчание. </w:t>
+        <w:br/>
+        <w:t>Ты просто сохраняешь выдох, сохраняешь ровный шаг и спокойно наблюдаешь за реальными поступками человека. [Пауза 8 сек]</w:t>
+        <w:br/>
+        <w:br/>
+        <w:t xml:space="preserve">Ты даешь событиям и людям развиваться естественно, сохраняя свое достоинство и свой покой. </w:t>
+        <w:br/>
+        <w:t xml:space="preserve">Если за воротами сада видна искренняя забота, тепло и уважение — ты с радостью открываешь калитку. </w:t>
+        <w:br/>
+        <w:t xml:space="preserve">А если там лишь молчание и чужие сомнения — ты делаешь еще один спокойный выдох, разворачиваешься к своим солнечным аллеям и продолжаешь обустраивать свою собственную красивую жизнь. </w:t>
+        <w:br/>
+        <w:t>Потому что твое время, твое внимание и твой покой — это высшая твоя ценность, и отныне ты распоряжаешься ими сама. [Пауза 8 сек]</w:t>
+        <w:br/>
+        <w:br/>
+        <w:t>[Закрытие Б2: Интеграция правила достоинства]</w:t>
         <w:br/>
         <w:t xml:space="preserve">И в этом состоянии в тебе запечатлевается самое главное правило: </w:t>
         <w:br/>
-        <w:t>«Я выбираю только те отношения, где мне легко, спокойно и уважительно». [Пауза 7 сек]</w:t>
-        <w:br/>
-        <w:br/>
-        <w:t>Услышь эти слова своим внутренним слухом, и пусть этот уверенный голос останется с тобою всегда. [Пауза 4 сек]</w:t>
+        <w:t>«Я выбираю только те отношения, где мне легко, спокойно и уважительно». [Пауза 5 сек]</w:t>
+        <w:br/>
+        <w:t xml:space="preserve">Услышь эти слова своим внутренним слухом, и пусть этот уверенный голос останется с тобой навсегда. </w:t>
         <w:br/>
         <w:t xml:space="preserve">Ощути, как с этими словами спина становится еще ровнее. </w:t>
         <w:br/>
-        <w:t>А в груди расцветает глубокое достоинство и свобода, тихая гордость за себя. [Пауза 5 сек]</w:t>
+        <w:t xml:space="preserve">А в груди расцветает глубокое достоинство, свобода и тихая гордость за себя. </w:t>
         <w:br/>
         <w:t xml:space="preserve">Прошлое остается позади. </w:t>
         <w:br/>
-        <w:t xml:space="preserve">Привычка тревожиться, догонять и спасать — окончательно растворяется. </w:t>
-        <w:br/>
-        <w:t>Ты в полной безопасности и на своей стороне. Ты выбираешь. [Пауза 6 сек]</w:t>
-        <w:br/>
-        <w:br/>
-        <w:t xml:space="preserve">И пока эта уверенность остается с тобой, твое дыхание само становится более глубоким и свежим. </w:t>
+        <w:t xml:space="preserve">Привычка тревожиться, догонять и спасать окончательно растворяется. </w:t>
+        <w:br/>
+        <w:t>Ты в полной безопасности и на своей стороне. [Пауза 7 сек]</w:t>
+        <w:br/>
+        <w:br/>
+        <w:t>[Закрытие А2: Солнечный сад и новая реальность]</w:t>
         <w:br/>
         <w:t xml:space="preserve">Приятная волна бодрости мягко поднимается от стоп по ногам, проходит сквозь спину к плечам, шее и кистям. </w:t>
         <w:br/>
-        <w:t xml:space="preserve">Пальцы мягко оживают, а плечи расправляются. </w:t>
-        <w:br/>
-        <w:t>А голова... голова становится абсолютно чистой, ясной и светлой. [Пауза 5 сек]</w:t>
-        <w:br/>
-        <w:t>Все твое тело чувствует полную готовность двигаться дальше, опираясь на этот твердый выбор. [Пауза 4 сек]</w:t>
-        <w:br/>
-        <w:br/>
-        <w:t xml:space="preserve">Сделай один глубокий вдох и длинный освежающий выдох. </w:t>
+        <w:t xml:space="preserve">Пальцы мягко оживают, плечи расправляются. </w:t>
+        <w:br/>
+        <w:t xml:space="preserve">Голова становится абсолютно чистой, ясной и светлой. </w:t>
+        <w:br/>
+        <w:t>Все твое тело чувствует полную готовность двигаться дальше, опираясь на этот твердый выбор. [Пауза 6 сек]</w:t>
+        <w:br/>
+        <w:br/>
+        <w:t>[Выход]</w:t>
+        <w:br/>
+        <w:t>Сделай один глубокий вдох и длинный, освежающий выдох. [Пауза 3 сек]</w:t>
         <w:br/>
         <w:t xml:space="preserve">Ты можешь потянуться сладко всем телом, чувствуя всю свою силу. </w:t>
         <w:br/>
@@ -894,7 +970,7 @@
         <w:br/>
         <w:t xml:space="preserve">С возвращением в твою новую реальность. </w:t>
         <w:br/>
-        <w:t>Ты молодец. У тебя всё получилось. [Музыкальное завершение — Пауза 5 сек]</w:t>
+        <w:t>Ты молодец. У тебя всё получилось. [Музыкальное завершение — Пауза 8 сек]</w:t>
       </w:r>
     </w:p>
     <w:sectPr>

--- a/baza/медитации_и_аудио/МЕДИТАЦИИ_СЦЕНАРИЙ_2_Я_ОСТАЮСЬ_СОБОЙ_МАГИГ.docx
+++ b/baza/медитации_и_аудио/МЕДИТАЦИИ_СЦЕНАРИЙ_2_Я_ОСТАЮСЬ_СОБОЙ_МАГИГ.docx
@@ -28,9 +28,9 @@
           <w:color w:val="555555"/>
           <w:sz w:val="22"/>
         </w:rPr>
-        <w:t>Монументальный свод 4-х глубоких трансовых сессий по методу Анатолия Фёдорова (МАГиГ)</w:t>
-        <w:br/>
-        <w:t>Канонический первоисточник: Веранда лесного дома, Глубина 100м, Неугасимый очаг, Корни дуба, Сад и Закон Маяка</w:t>
+        <w:t>Монументальный свод 4-х трансовых сессий по методу Анатолия Фёдорова (МАГиГ)</w:t>
+        <w:br/>
+        <w:t>Уроки 0, 3, 5 (15–18 мин) + Прикладной бонус (10 мин)</w:t>
         <w:br/>
         <w:t>Спикер: Федоров Анатолий Игоревич (Семейный психолог, гипнолог, проректор МАГиГ)</w:t>
       </w:r>
@@ -57,18 +57,10 @@
       <w:r>
         <w:rPr>
           <w:rFonts w:ascii="Calibri" w:hAnsi="Calibri"/>
-          <w:b/>
-          <w:color w:val="C0392B"/>
-          <w:sz w:val="20"/>
+          <w:sz w:val="19"/>
         </w:rPr>
         <w:t>🧠 ТЕРАПЕВТИЧЕСКИЙ ПАСПОРТ И ПСИХОЛОГИЧЕСКИЕ МИШЕНИ</w:t>
         <w:br/>
-      </w:r>
-      <w:r>
-        <w:rPr>
-          <w:rFonts w:ascii="Calibri" w:hAnsi="Calibri"/>
-          <w:sz w:val="19"/>
-        </w:rPr>
         <w:t>• Главная мишень: Глубокое соматическое заземление после теста, снятие тревожного гиперконтроля, легализация эмоций («это не слабость, а защита нервной системы»).</w:t>
         <w:br/>
         <w:t>• Соматический фокус: Ступенчатое расслабление от макушки до стоп, тихая веранда дома на опушке леса, корни от стоп в землю, тяжелые теплые ладони, мягкая челюсть.</w:t>
@@ -303,18 +295,10 @@
       <w:r>
         <w:rPr>
           <w:rFonts w:ascii="Calibri" w:hAnsi="Calibri"/>
-          <w:b/>
-          <w:color w:val="C0392B"/>
-          <w:sz w:val="20"/>
+          <w:sz w:val="19"/>
         </w:rPr>
         <w:t>🧠 ТЕРАПЕВТИЧЕСКИЙ ПАСПОРТ И ПСИХОЛОГИЧЕСКИЕ МИШЕНИ</w:t>
         <w:br/>
-      </w:r>
-      <w:r>
-        <w:rPr>
-          <w:rFonts w:ascii="Calibri" w:hAnsi="Calibri"/>
-          <w:sz w:val="19"/>
-        </w:rPr>
         <w:t>• Главная мишень: Глубинная сепарация, отключение паники отвержения/молчания, возвращение к безусловной соматической автономности.</w:t>
         <w:br/>
         <w:t>• Соматический фокус: Ступенчатое погружение 20м-50м-100м в океан тишины, плотное теплое объятие воды, каменный дом в центре груди, огонь очага.</w:t>
@@ -515,18 +499,10 @@
       <w:r>
         <w:rPr>
           <w:rFonts w:ascii="Calibri" w:hAnsi="Calibri"/>
-          <w:b/>
-          <w:color w:val="C0392B"/>
-          <w:sz w:val="20"/>
+          <w:sz w:val="19"/>
         </w:rPr>
         <w:t>🧠 ТЕРАПЕВТИЧЕСКИЙ ПАСПОРТ И ПСИХОЛОГИЧЕСКИЕ МИШЕНИ</w:t>
         <w:br/>
-      </w:r>
-      <w:r>
-        <w:rPr>
-          <w:rFonts w:ascii="Calibri" w:hAnsi="Calibri"/>
-          <w:sz w:val="19"/>
-        </w:rPr>
         <w:t>• Главная мишень: Сброс накопленного груза чужих ожиданий, монументальное соматическое заземление, фиксация нерушимой опоры.</w:t>
         <w:br/>
         <w:t>• Соматический фокус: Сброс мокрого рюкзака у порога на каменные плиты, кресло с потертыми ручками, корни векового дуба в гранит.</w:t>
@@ -720,27 +696,19 @@
       <w:r>
         <w:rPr>
           <w:rFonts w:ascii="Calibri" w:hAnsi="Calibri"/>
-          <w:b/>
-          <w:color w:val="C0392B"/>
-          <w:sz w:val="20"/>
+          <w:sz w:val="19"/>
         </w:rPr>
         <w:t>🧠 ТЕРАПЕВТИЧЕСКИЙ ПАСПОРТ И ПСИХОЛОГИЧЕСКИЕ МИШЕНИ</w:t>
         <w:br/>
-      </w:r>
-      <w:r>
-        <w:rPr>
-          <w:rFonts w:ascii="Calibri" w:hAnsi="Calibri"/>
-          <w:sz w:val="19"/>
-        </w:rPr>
-        <w:t>• Главная мишень: Слияние 4 стихий в монолитный луч «Свет Моего», глубокая интеграция Закона Маяка в Саду личного мира.</w:t>
+        <w:t>• Главная мишень: Слияние 4 стихий в монолитный луч «Свет Моего», интеграция Закона Маяка в Саду личного мира.</w:t>
         <w:br/>
         <w:t>• Соматический фокус: 4 стихии (Земля, Вода, Воздух, Огонь), каменные дорожки сада, расслабленная челюсть, плавный длинный выдох.</w:t>
         <w:br/>
         <w:t>• Терапевтический результат: Закон Маяка: Маяк не бегает за кораблями — хозяйка не выбегает из сада за теми, кто выбрал молчание. «Я выбираю только то, где мне легко, спокойно и уважительно».</w:t>
         <w:br/>
-        <w:t>• Параметры начитки: Хронометраж 16–18 мин (~1350 слов) | Музыка FlowMusic 528 Hz, До мажор | Дословный эталон А. И. Фёдорова</w:t>
-        <w:br/>
-        <w:t>• Архитектура Косички: А1 (Высокая скала и монолитный маяк над морем) ➔ Б1 (4 стихии в теле) ➔ В (Ядро: Свет Моего, Сад личного мира и Закон Маяка) ➔ Б2 (Сила и достоинство в осанке) ➔ А2 (Солнечные аллеи сада и свободный выбор)</w:t>
+        <w:t>• Параметры начитки: Хронометраж 9–10 мин (~850 слов) | Музыка FlowMusic 528 Hz, До мажор</w:t>
+        <w:br/>
+        <w:t>• Архитектура Косички: А1 (Скала и Маяк) ➔ Б1 (4 стихии в теле) ➔ В (Ядро: Свет Моего, Сад и Закон Маяка) ➔ Б2 (Достоинство в осанке) ➔ А2 (Солнечный сад)</w:t>
       </w:r>
     </w:p>
     <w:p>
@@ -752,225 +720,109 @@
           <w:rFonts w:ascii="Calibri" w:hAnsi="Calibri"/>
           <w:sz w:val="21"/>
         </w:rPr>
-        <w:t>[Музыкальное вступление: торжественный, мягкий, гармонизирующий фон 528 Гц — Пауза 8 сек]</w:t>
-        <w:br/>
-        <w:br/>
-        <w:t>Здравствуй. Позволь себе расположиться так, как тебе удобнее всего. [Пауза 4 сек]</w:t>
-        <w:br/>
-        <w:t>И прежде всего, прежде чем мы начнем, просто помни: это время принадлежит только тебе. [Пауза 4 сек]</w:t>
-        <w:br/>
-        <w:t>Найди место, где тебя никто не потревожит, отложи все, что отвлекает, и убедись, что ты не за рулем и не занимаешься каким-то важным делом, которое требует твоего внимания. [Пауза 5 сек]</w:t>
-        <w:br/>
-        <w:br/>
-        <w:t xml:space="preserve">Пусть ближайшие минуты станут самым безопасным пространством для тебя. </w:t>
-        <w:br/>
-        <w:t xml:space="preserve">Пространством, где твое внимание сфокусировано внутри тебя, и тебе не надо что-то особенно делать или как-то специально садиться. </w:t>
-        <w:br/>
-        <w:t xml:space="preserve">Просто сядь, как тебе удобно. Ощути, как стопы твердо стоят на полу. </w:t>
-        <w:br/>
-        <w:t>И пока стопы чувствуют эту твердую опору, плечи мягко опускаются чуть ниже, отдавая тяжесть прошедшего дня. [Пауза 6 сек]</w:t>
-        <w:br/>
-        <w:br/>
-        <w:t xml:space="preserve">Сделай один спокойный вдох через нос, наполняя грудь... </w:t>
-        <w:br/>
-        <w:t>И длинный выдох через приоткрытые губы. [Пауза 5 сек]</w:t>
-        <w:br/>
-        <w:t xml:space="preserve">И пока выдох продолжается, расслабление проходит по всем мышцам. </w:t>
-        <w:br/>
-        <w:t xml:space="preserve">Мышцы вокруг глаз расслабляются, и взгляд под закрытыми веками становится мягким и неподвижным. </w:t>
-        <w:br/>
-        <w:t xml:space="preserve">А напряжение шеи постепенно уходит. </w:t>
-        <w:br/>
-        <w:t>Область между лопатками расправляется, а дыхание само находит свой естественный, ровный, глубокий ритм. [Пауза 6 сек]</w:t>
-        <w:br/>
-        <w:br/>
-        <w:t xml:space="preserve">С каждым вдохом и каждым длинным выдохом мысли могут спокойно протекать мимо, словно листья по воде. </w:t>
-        <w:br/>
-        <w:t xml:space="preserve">Ум отпускает контроль, потому что ему больше не нужно ничего отслеживать и ни от чего защищаться. </w:t>
-        <w:br/>
-        <w:t xml:space="preserve">Просто почувствуй, как расслабление волной опускается по спине, к пояснице, и дальше к бедрам... </w:t>
-        <w:br/>
-        <w:t xml:space="preserve">К самым кончикам пальцев на ногах. </w:t>
-        <w:br/>
-        <w:t>Все тело словно вспоминает свое изначальное право находиться в абсолютном покое. [Пауза 7 сек]</w:t>
-        <w:br/>
-        <w:br/>
-        <w:t xml:space="preserve">Дыхание становится теплым и ровным. </w:t>
-        <w:br/>
-        <w:t xml:space="preserve">Потому что прямо сейчас ты находишься в полной безопасности. </w:t>
-        <w:br/>
-        <w:t>И ты возвращаешься в ту самую точку тишины, точку опоры, от которой начинается настоящая сила. [Пауза 7 сек]</w:t>
-        <w:br/>
-        <w:br/>
-        <w:t>[Нитка А1: Высокая скала и монолитный маяк]</w:t>
-        <w:br/>
-        <w:t xml:space="preserve">И пока дыхание сохраняет свой теплый размеренный ритм, а во всем теле укореняется чувство глубокой физической устойчивости... </w:t>
-        <w:br/>
-        <w:t xml:space="preserve">Эта расслабленность словно уводит мысли туда, где царит покой и уверенность. </w:t>
-        <w:br/>
-        <w:t xml:space="preserve">Представь, как перед твоим взором мягко открывается высокий скалистый берег. </w:t>
-        <w:br/>
-        <w:t xml:space="preserve">Древняя скала, возвышающаяся над морским пространством, словно смотрит вдаль. </w:t>
-        <w:br/>
-        <w:t xml:space="preserve">И на самом краю этой скалы стоит мощный, монолитный маяк. </w:t>
-        <w:br/>
-        <w:t xml:space="preserve">Его стены сделаны из цельного камня. </w:t>
-        <w:br/>
-        <w:t xml:space="preserve">И они способны выдержать любой шторм, любой ветер и любые волны. </w:t>
-        <w:br/>
-        <w:t>Маяк стоял здесь до прошлых бурь, стоит сейчас и будет стоять всегда. [Пауза 8 сек]</w:t>
-        <w:br/>
-        <w:br/>
-        <w:t xml:space="preserve">Он не носится за проходящими кораблями. </w:t>
-        <w:br/>
-        <w:t xml:space="preserve">Не пытается догонять их в тумане или спасать вопреки волнам. </w:t>
-        <w:br/>
-        <w:t>Он просто спокойно и уверенно светит, оставаясь надежной опорой и главным ориентиром для каждого корабля в море. [Пауза 7 сек]</w:t>
-        <w:br/>
-        <w:br/>
-        <w:t>[Нитка Б1: Четыре стихии в теле]</w:t>
-        <w:br/>
-        <w:t>И пока ты чувствуешь это спокойствие, ты замечаешь, как устойчивость этой скалы соединяет в себе четыре стихии, которые ты прошла на своем пути. [Пауза 5 сек]</w:t>
-        <w:br/>
-        <w:br/>
-        <w:t xml:space="preserve">Первая стихия — это Земля и телесный покой. </w:t>
-        <w:br/>
-        <w:t xml:space="preserve">Это твоя способность в любой момент ощутить твердую опору, сделать длинный выдох и вернуть мягкость в свое тело. </w:t>
-        <w:br/>
-        <w:t>Сколько бы суеты ни было вокруг, земля надежно держит твой внутренний ритм. [Пауза 6 сек]</w:t>
-        <w:br/>
-        <w:br/>
-        <w:t xml:space="preserve">Вторая стихия — это Вода и твои личные границы. </w:t>
-        <w:br/>
-        <w:t xml:space="preserve">Прозрачный, глубокий поток, который четко отделяет твое собственное состояние от чужих тревог, чужих эмоций, чужих настроений. </w:t>
-        <w:br/>
-        <w:t>Ты больше не берешь на себя то, что принадлежит другим. [Пауза 6 сек]</w:t>
-        <w:br/>
-        <w:br/>
-        <w:t xml:space="preserve">Третья стихия — это Воздух, свежесть и ясные правила. </w:t>
-        <w:br/>
-        <w:t>Чистый порыв ветра, который сдувает догадки, иллюзии, адреналиновые качели. Где ценятся только реальные поступки, прозрачность и взаимное уважение. [Пауза 6 сек]</w:t>
-        <w:br/>
-        <w:br/>
-        <w:t xml:space="preserve">И четвертая стихия — это Огонь твоей жизненной силы. </w:t>
-        <w:br/>
-        <w:t xml:space="preserve">Твой внутренний свет и незыблемое право быть собой, быть любовью. </w:t>
-        <w:br/>
-        <w:t>Проявлять свои настоящие чувства, открыто говорить о своих желаниях, выбирать только то, что дает тебе свободу и любовь к себе. [Пауза 7 сек]</w:t>
-        <w:br/>
-        <w:br/>
-        <w:t>[Нитка В: Ядро транса — Свет Моего, Сад личного мира и Закон Маяка]</w:t>
-        <w:br/>
-        <w:t xml:space="preserve">И вот эти четыре стихии соединяются в единый монолитный свет. </w:t>
-        <w:br/>
-        <w:t>Свет Моего. [Пауза 5 сек]</w:t>
-        <w:br/>
-        <w:t xml:space="preserve">И твоя память запечатлевает весь этот путь. </w:t>
-        <w:br/>
-        <w:t xml:space="preserve">Ты можешь помнить всё, с чего начиналось: тревогу, накрутку, сомнения, попытки подстроиться... </w:t>
-        <w:br/>
-        <w:t xml:space="preserve">Но сейчас под твоими ногами — твердая опора. </w:t>
-        <w:br/>
-        <w:t xml:space="preserve">Каждый твой шаг, каждое осознание, каждый выдох превратились в плотную природную силу. Твою силу. </w:t>
-        <w:br/>
-        <w:t>Этот фундамент выдержит любой вес, в нем нет ни единой трещины. Он стоит веками. [Пауза 7 сек]</w:t>
-        <w:br/>
-        <w:br/>
-        <w:t xml:space="preserve">И пока этот нерушимый маяк продолжает спокойно светить в тишине, его мягкий теплый свет озаряет пространство вокруг. </w:t>
-        <w:br/>
-        <w:t xml:space="preserve">И представь, что он освещает место, где есть твой Сад. Цветущий сад. </w:t>
-        <w:br/>
-        <w:t xml:space="preserve">Этот сад — это пространство твоей жизни. Твой личный мир, в котором ты — единственный, мудрый и заботливый хозяин. </w:t>
-        <w:br/>
-        <w:t xml:space="preserve">Ты знаешь здесь каждый уголок. </w:t>
-        <w:br/>
-        <w:t xml:space="preserve">Прокладываешь ровные каменные дорожки, поливаешь и сажаешь цветы своими руками и выращиваешь то, что приносит тебе умиротворение, вдохновение и душевный покой. </w:t>
-        <w:br/>
-        <w:t>Ты сама создаешь правила в этом саду. Сама решаешь, за какими растениями ухаживать и кого приглашать к своему очагу. [Пауза 8 сек]</w:t>
-        <w:br/>
-        <w:br/>
-        <w:t xml:space="preserve">А иногда там, за воротами сада, может подниматься порывистый ветер. </w:t>
-        <w:br/>
-        <w:t xml:space="preserve">Море за скалой может шуметь. </w:t>
+        <w:t>[Музыкальное вступление: торжественный, гармонизирующий, мягкий фон 528 Гц — Пауза 6 сек]</w:t>
+        <w:br/>
+        <w:br/>
+        <w:t>Здравствуй. Позволь себе расположиться так, как тебе сейчас удобнее всего. [Пауза 4 сек]</w:t>
+        <w:br/>
+        <w:t xml:space="preserve">Это время принадлежит только тебе. </w:t>
+        <w:br/>
+        <w:t>Отложи все, что отвлекает, почувствуй стопами пол и позволь плечам мягко опуститься вниз. [Пауза 4 сек]</w:t>
+        <w:br/>
+        <w:br/>
+        <w:t>Сделай один спокойный вдох через нос, наполняя грудь... [Пауза 3 сек]</w:t>
+        <w:br/>
+        <w:t>И длинный, плавный выдох через приоткрытые губы. [Пауза 4 сек]</w:t>
+        <w:br/>
+        <w:t xml:space="preserve">Мышцы вокруг глаз расслабляются. </w:t>
+        <w:br/>
+        <w:t xml:space="preserve">Нижняя челюсть становится мягкой и свободной. Зубы размыкаются. </w:t>
+        <w:br/>
+        <w:t xml:space="preserve">Дыхание находит свой естественный, ровный, глубокий ритм. </w:t>
+        <w:br/>
+        <w:t>Мысли спокойно протекают мимо, как листья по воде. [Пауза 6 сек]</w:t>
+        <w:br/>
+        <w:br/>
+        <w:t>[Нитка А1: Высокая скала, 4 стихии и Свет Моего]</w:t>
+        <w:br/>
+        <w:t xml:space="preserve">Представь перед своим взором древнюю, монолитную скалу над бескрайним морем. </w:t>
+        <w:br/>
+        <w:t xml:space="preserve">На краю скалы возвышается мощный Белый Маяк из цельного камня. </w:t>
+        <w:br/>
+        <w:t xml:space="preserve">Он выдержит любой шторм и любой ветер. </w:t>
+        <w:br/>
+        <w:t xml:space="preserve">Он соединяет в себе четыре стихии: </w:t>
+        <w:br/>
+        <w:t xml:space="preserve">Землю — твой телесный покой и твердую опору. </w:t>
+        <w:br/>
+        <w:t xml:space="preserve">Воду — твои чистые, глубокие границы. </w:t>
+        <w:br/>
+        <w:t xml:space="preserve">Воздух — ясность и прозрачность без иллюзий. </w:t>
+        <w:br/>
+        <w:t xml:space="preserve">И Огонь — твое священное право быть собой и любить. </w:t>
+        <w:br/>
+        <w:t>Эти четыре стихии соединяются в единый сияющий луч: Свет Моего. [Пауза 7 сек]</w:t>
+        <w:br/>
+        <w:br/>
+        <w:t>[Нитка В: Ядро транса — Сад личного мира и Закон Маяка]</w:t>
+        <w:br/>
+        <w:t xml:space="preserve">И этот свет озаряет твой цветущий Сад. </w:t>
+        <w:br/>
+        <w:t xml:space="preserve">Это пространство твоей жизни. Твой личный мир, где ты — единственный, мудрый и заботливый хозяин. </w:t>
+        <w:br/>
+        <w:t>Ты сама сажаешь здесь цветы, прокладываешь каменные дорожки и создаешь свои правила. [Пауза 5 сек]</w:t>
+        <w:br/>
+        <w:br/>
+        <w:t xml:space="preserve">А иногда за воротами сада может шуметь ветер. </w:t>
         <w:br/>
         <w:t xml:space="preserve">А на дороге снаружи кто-то может внезапно замолчать, сбавить шаг или отвернуться. </w:t>
         <w:br/>
-        <w:t xml:space="preserve">И в тот самый момент, когда снаружи кто-то затихает или уходит в молчание... </w:t>
+        <w:t xml:space="preserve">И в этот самый момент, когда снаружи кто-то затихает или уходит в молчание... </w:t>
         <w:br/>
         <w:t xml:space="preserve">Твое тело не сжимается в привычную тревогу. </w:t>
         <w:br/>
-        <w:t>Оно так же, как маяк не бегает за кораблями в море — так и ты не выбегаешь за ворота своего сада. [Пауза 8 сек]</w:t>
+        <w:t xml:space="preserve">Оно помнит: Маяк не бегает по морю за кораблями. </w:t>
+        <w:br/>
+        <w:t>Так и ты не выбегаешь в панике за ворота своего сада. [Пауза 7 сек]</w:t>
         <w:br/>
         <w:br/>
         <w:t xml:space="preserve">Шея и плечи сохраняют полное расслабление. </w:t>
         <w:br/>
         <w:t xml:space="preserve">Нижняя челюсть остается мягкой. </w:t>
         <w:br/>
-        <w:t>А дыхание автоматически выбирает длинный, плавный выдох. [Пауза 5 сек]</w:t>
-        <w:br/>
-        <w:t xml:space="preserve">И пока стопы ровно и плотно стоят на теплой земле твоего сада, а выдох удерживает свой спокойный ритм... </w:t>
-        <w:br/>
-        <w:t xml:space="preserve">Ты остаешься в самом центре своей жизни. </w:t>
-        <w:br/>
-        <w:t xml:space="preserve">Ты не выбегаешь за ворота в тревоге. </w:t>
-        <w:br/>
-        <w:t xml:space="preserve">Ты не догоняешь тех, кто сбавил шаг или отвернулся. </w:t>
+        <w:t>А дыхание автоматически выбирает длинный, плавный выдох. [Пауза 4 сек]</w:t>
+        <w:br/>
+        <w:t xml:space="preserve">Ты не догоняешь тех, кто сбавил шаг. </w:t>
         <w:br/>
         <w:t xml:space="preserve">Ты не спасаешь тех, кто выбрал молчание. </w:t>
         <w:br/>
-        <w:t>Ты просто сохраняешь выдох, сохраняешь ровный шаг и спокойно наблюдаешь за реальными поступками человека. [Пауза 8 сек]</w:t>
-        <w:br/>
-        <w:br/>
-        <w:t xml:space="preserve">Ты даешь событиям и людям развиваться естественно, сохраняя свое достоинство и свой покой. </w:t>
-        <w:br/>
-        <w:t xml:space="preserve">Если за воротами сада видна искренняя забота, тепло и уважение — ты с радостью открываешь калитку. </w:t>
-        <w:br/>
-        <w:t xml:space="preserve">А если там лишь молчание и чужие сомнения — ты делаешь еще один спокойный выдох, разворачиваешься к своим солнечным аллеям и продолжаешь обустраивать свою собственную красивую жизнь. </w:t>
-        <w:br/>
-        <w:t>Потому что твое время, твое внимание и твой покой — это высшая твоя ценность, и отныне ты распоряжаешься ими сама. [Пауза 8 сек]</w:t>
-        <w:br/>
-        <w:br/>
-        <w:t>[Закрытие Б2: Интеграция правила достоинства]</w:t>
-        <w:br/>
-        <w:t xml:space="preserve">И в этом состоянии в тебе запечатлевается самое главное правило: </w:t>
+        <w:t xml:space="preserve">Ты просто сохраняешь выдох, сохраняешь ровный шаг и спокойно наблюдаешь за реальными поступками. </w:t>
+        <w:br/>
+        <w:t xml:space="preserve">Если за воротами искреннее тепло и уважение — ты открываешь калитку. </w:t>
+        <w:br/>
+        <w:t xml:space="preserve">А если холод и сомнения — делаешь спокойный выдох, разворачиваешься к своим солнечным аллеям и продолжаешь обустраивать свою красивую жизнь. </w:t>
+        <w:br/>
+        <w:t>Твое время и твой покой — твоя высшая ценность. [Пауза 7 сек]</w:t>
+        <w:br/>
+        <w:br/>
+        <w:t>[Закрытие Б2 &amp; А2: Интеграция правила достоинства]</w:t>
+        <w:br/>
+        <w:t xml:space="preserve">И в твоем сердце навсегда закрепляется главное правило: </w:t>
         <w:br/>
         <w:t>«Я выбираю только те отношения, где мне легко, спокойно и уважительно». [Пауза 5 сек]</w:t>
         <w:br/>
-        <w:t xml:space="preserve">Услышь эти слова своим внутренним слухом, и пусть этот уверенный голос останется с тобой навсегда. </w:t>
-        <w:br/>
-        <w:t xml:space="preserve">Ощути, как с этими словами спина становится еще ровнее. </w:t>
-        <w:br/>
-        <w:t xml:space="preserve">А в груди расцветает глубокое достоинство, свобода и тихая гордость за себя. </w:t>
-        <w:br/>
-        <w:t xml:space="preserve">Прошлое остается позади. </w:t>
-        <w:br/>
-        <w:t xml:space="preserve">Привычка тревожиться, догонять и спасать окончательно растворяется. </w:t>
-        <w:br/>
-        <w:t>Ты в полной безопасности и на своей стороне. [Пауза 7 сек]</w:t>
-        <w:br/>
-        <w:br/>
-        <w:t>[Закрытие А2: Солнечный сад и новая реальность]</w:t>
-        <w:br/>
-        <w:t xml:space="preserve">Приятная волна бодрости мягко поднимается от стоп по ногам, проходит сквозь спину к плечам, шее и кистям. </w:t>
-        <w:br/>
-        <w:t xml:space="preserve">Пальцы мягко оживают, плечи расправляются. </w:t>
-        <w:br/>
-        <w:t xml:space="preserve">Голова становится абсолютно чистой, ясной и светлой. </w:t>
-        <w:br/>
-        <w:t>Все твое тело чувствует полную готовность двигаться дальше, опираясь на этот твердый выбор. [Пауза 6 сек]</w:t>
+        <w:t xml:space="preserve">Спина становится ровной, в груди расцветает тихое достоинство и свобода. </w:t>
+        <w:br/>
+        <w:t>Ты в полной безопасности и на своей стороне. [Пауза 5 сек]</w:t>
         <w:br/>
         <w:br/>
         <w:t>[Выход]</w:t>
         <w:br/>
-        <w:t>Сделай один глубокий вдох и длинный, освежающий выдох. [Пауза 3 сек]</w:t>
-        <w:br/>
-        <w:t xml:space="preserve">Ты можешь потянуться сладко всем телом, чувствуя всю свою силу. </w:t>
-        <w:br/>
-        <w:t xml:space="preserve">И когда будешь готова — открывай глаза. </w:t>
-        <w:br/>
-        <w:t xml:space="preserve">С возвращением в твою новую реальность. </w:t>
-        <w:br/>
-        <w:t>Ты молодец. У тебя всё получилось. [Музыкальное завершение — Пауза 8 сек]</w:t>
+        <w:t>Сделай глубокий вдох и длинный освежающий выдох. [Пауза 3 сек]</w:t>
+        <w:br/>
+        <w:t xml:space="preserve">Потянись сладко всем телом. </w:t>
+        <w:br/>
+        <w:t>Открывай глаза хозяйкой своего мира. Ты молодец. [Музыкальное завершение — Пауза 6 сек]</w:t>
       </w:r>
     </w:p>
     <w:sectPr>

--- a/baza/медитации_и_аудио/МЕДИТАЦИИ_СЦЕНАРИЙ_2_Я_ОСТАЮСЬ_СОБОЙ_МАГИГ.docx
+++ b/baza/медитации_и_аудио/МЕДИТАЦИИ_СЦЕНАРИЙ_2_Я_ОСТАЮСЬ_СОБОЙ_МАГИГ.docx
@@ -30,7 +30,7 @@
         </w:rPr>
         <w:t>Монументальный свод 4-х трансовых сессий по методу Анатолия Фёдорова (МАГиГ)</w:t>
         <w:br/>
-        <w:t>Уроки 0, 3, 5 (15–18 мин) + Прикладной бонус (10 мин)</w:t>
+        <w:t>Уникальные не повторяющиеся индукции: Поворот взгляда внутрь, Гидростатика 100м, Сырой туман и Закон Маяка</w:t>
         <w:br/>
         <w:t>Спикер: Федоров Анатолий Игоревич (Семейный психолог, гипнолог, проректор МАГиГ)</w:t>
       </w:r>
@@ -61,15 +61,11 @@
         </w:rPr>
         <w:t>🧠 ТЕРАПЕВТИЧЕСКИЙ ПАСПОРТ И ПСИХОЛОГИЧЕСКИЕ МИШЕНИ</w:t>
         <w:br/>
-        <w:t>• Главная мишень: Глубокое соматическое заземление после теста, снятие тревожного гиперконтроля, легализация эмоций («это не слабость, а защита нервной системы»).</w:t>
-        <w:br/>
-        <w:t>• Соматический фокус: Ступенчатое расслабление от макушки до стоп, тихая веранда дома на опушке леса, корни от стоп в землю, тяжелые теплые ладони, мягкая челюсть.</w:t>
-        <w:br/>
-        <w:t>• Терапевтический результат: Обретение нерушимого внутреннего центра покоя. Возвращение внимания из тревожных мыслей и фантазий в защищенное тело.</w:t>
-        <w:br/>
-        <w:t>• Параметры начитки: Хронометраж 14–16 мин (~1100 слов) | Музыка FlowMusic 432 Hz, Ре минор | Мягкий, обволакивающий эриксоновский голос</w:t>
-        <w:br/>
-        <w:t>• Архитектура Косички: А1 (Тихая веранда деревянного дома на опушке хвойного леса) ➔ Б1 (Корни от стоп в прохладную землю, тяжесть в плечах) ➔ В (Ядро: Внутренняя нетронутая глубина, снятие тревожного надзора) ➔ Б2 (Густое тепло наполняет грудь и ладони) ➔ А2 (Сумерки в лесу, мягкий свет в окнах дома)</w:t>
+        <w:t>• Главная мишень: Снятие гиперконтроля после теста, соматическое заземление.</w:t>
+        <w:br/>
+        <w:t>• Индукция: Поворот взгляда внутрь, занавес перед глазами, веранда в сосновом бору.</w:t>
+        <w:br/>
+        <w:t>• Параметры: 15–16 мин (~1100 слов) | 432 Hz</w:t>
       </w:r>
     </w:p>
     <w:p>
@@ -81,196 +77,112 @@
           <w:rFonts w:ascii="Calibri" w:hAnsi="Calibri"/>
           <w:sz w:val="21"/>
         </w:rPr>
-        <w:t>[Музыкальное вступление: глубокий, мягкий, обволакивающий фон 432 Гц — Пауза 8 сек]</w:t>
+        <w:t>[Музыкальное вступление: глубокий, мягкий, убаюкивающий фон 432 Гц — Пауза 8 сек]</w:t>
         <w:br/>
         <w:br/>
         <w:t>Здравствуй. [Пауза 4 сек]</w:t>
         <w:br/>
-        <w:t>Позволь себе расположиться так, как тебе сейчас по-настоящему удобно. [Пауза 4 сек]</w:t>
-        <w:br/>
-        <w:t>И прежде чем мы начнем погружение... просто вспомни: это время принадлежит только тебе. [Пауза 4 сек]</w:t>
-        <w:br/>
-        <w:t>Ты только что прошла тест. Ты увидела свои привычные реакции, увидела, как много сил и душевного ресурса уходит на тревогу, на попытки угадывать чужие настроения, удерживать контроль и бояться непредсказуемости. [Пауза 5 сек]</w:t>
-        <w:br/>
-        <w:t xml:space="preserve">И первое, что я хочу сказать тебе прямо сейчас: </w:t>
-        <w:br/>
-        <w:t>С тобой всё в полном порядке. [Пауза 4 сек]</w:t>
-        <w:br/>
-        <w:t xml:space="preserve">В этом нет твоей ошибки, нет твоей слабости или вины. </w:t>
-        <w:br/>
-        <w:t xml:space="preserve">Вся эта эмоциональная накрутка, тревожное ожидание звонка или сообщения — это всего лишь привычный защитный сценарий твоей нервной системы. </w:t>
-        <w:br/>
-        <w:t>Когда-то в прошлом он помогал тебе адаптироваться и выживать. А сейчас он просто стал слишком тяжелым и утомительным. [Пауза 5 сек]</w:t>
-        <w:br/>
-        <w:t>И прямо здесь, в этих минутах, ты можешь позволить себе наконец-то сложить этот груз. Сделать глубокую, честную передышку. [Пауза 6 сек]</w:t>
-        <w:br/>
-        <w:br/>
-        <w:t>Найди положение, в котором твое тело сможет полностью сдаться опоре. [Пауза 4 сек]</w:t>
-        <w:br/>
-        <w:t xml:space="preserve">Отложи телефон экраном вниз. Убедись, что тебя никто не потревожит. </w:t>
-        <w:br/>
-        <w:t>Убедись, что ты не за рулем и не занята важными делами. [Пауза 4 сек]</w:t>
-        <w:br/>
-        <w:t xml:space="preserve">Пусть эти минуты станут самым безопасным пространством в твоей жизни. </w:t>
-        <w:br/>
-        <w:t xml:space="preserve">Пространством, где твое внимание мягко собирается внутри тебя. </w:t>
-        <w:br/>
-        <w:t xml:space="preserve">Где тебе не нужно что-то специально делать, не нужно напрягаться, как-то по-особенному сидеть или лежать. </w:t>
-        <w:br/>
-        <w:t>Просто будь здесь. Позволь себе быть собой. [Пауза 6 сек]</w:t>
-        <w:br/>
-        <w:br/>
-        <w:t>Сделай один чуть более глубокий, мягкий вдох носом... [Пауза 3 сек]</w:t>
-        <w:br/>
-        <w:t>И длинный, спокойный, теплый выдох через чуть приоткрытые губы. [Пауза 5 сек]</w:t>
-        <w:br/>
-        <w:t xml:space="preserve">И пока этот выдох продолжается, почувствуй, как опора под твоим телом бережно принимает весь твой вес. </w:t>
-        <w:br/>
-        <w:t xml:space="preserve">Ты можешь сидеть, ощущая, как стопы твердо и спокойно стоят на полу... </w:t>
-        <w:br/>
-        <w:t xml:space="preserve">А можешь облокотиться на спинку кресла или лечь. </w:t>
-        <w:br/>
-        <w:t>И пусть опора уже надежно держит тебя. Тебе больше не нужно держать себя своими силами. Отдай свой вес этой опоре. [Пауза 6 сек]</w:t>
-        <w:br/>
-        <w:br/>
-        <w:t>Сделай еще один мягкий вдох... и свободный, долгий выдох. [Пауза 5 сек]</w:t>
-        <w:br/>
-        <w:t>И с каждым выдохом приятная теплая волна расслабления начинает свой путь от самой макушки. [Пауза 4 сек]</w:t>
-        <w:br/>
-        <w:t xml:space="preserve">Разглаживается кожа головы. </w:t>
-        <w:br/>
-        <w:t xml:space="preserve">Лоб становится ровным, гладким и прохладным. </w:t>
-        <w:br/>
-        <w:t xml:space="preserve">Расслабляются виски. </w:t>
-        <w:br/>
-        <w:t xml:space="preserve">Мышцы вокруг глаз становятся мягкими, неподвижными. </w:t>
-        <w:br/>
-        <w:t>Взгляд под закрытыми веками затихает, словно ты смотришь в далекую, спокойную глубину. [Пауза 6 сек]</w:t>
-        <w:br/>
-        <w:br/>
-        <w:t xml:space="preserve">Волна тепла и покоя спускается к скулам и щекам. </w:t>
-        <w:br/>
-        <w:t xml:space="preserve">Разомкни зубы. Позволь нижней челюсти слегка отвиснуть. </w:t>
-        <w:br/>
-        <w:t xml:space="preserve">Именно здесь, в этих жевательных мышцах, незаметно копилось все напряжение контроля: сдержанные слова, сомнения, тревожное ожидание. </w:t>
-        <w:br/>
-        <w:t>Отпусти их. Позволь лицу стать абсолютно свободным, спокойным и безмятежным. [Пауза 6 сек]</w:t>
-        <w:br/>
-        <w:br/>
-        <w:t xml:space="preserve">Плечи мягко опускаются на сантиметр ниже, отдавая тяжесть прошедших дней. </w:t>
-        <w:br/>
-        <w:t xml:space="preserve">Шея освобождается. Область между лопатками расправляется и теплеет. </w:t>
-        <w:br/>
-        <w:t xml:space="preserve">Волна расслабления течет по рукам... к локтям... к запястьям... до самых кончиков пальцев. </w:t>
-        <w:br/>
-        <w:t xml:space="preserve">Твои руки становятся тяжелыми, теплыми и неподвижными. </w:t>
-        <w:br/>
-        <w:t>Ладони согреваются приятным, глубоким пульсом крови. [Пауза 7 сек]</w:t>
-        <w:br/>
-        <w:br/>
-        <w:t xml:space="preserve">Грудь дышит просторно и легко. Живот становится мягким, податливым и живым. </w:t>
-        <w:br/>
-        <w:t xml:space="preserve">Волна покоя плавно течет по спине... к пояснице... к бедрам... к коленям... и к самым кончикам пальцев на ногах. </w:t>
-        <w:br/>
-        <w:t xml:space="preserve">Все тело вспоминает свое изначальное, природное право находиться в абсолютном покое и безопасности. </w:t>
-        <w:br/>
-        <w:t xml:space="preserve">Дыхание само находит свой теплый, ровный, глубокий ритм. </w:t>
-        <w:br/>
-        <w:t xml:space="preserve">С каждым вдохом и каждым длинным выдохом тревожные мысли могут спокойно протекать мимо, как осенние листья по гладкой воде ручья. </w:t>
-        <w:br/>
-        <w:t>Ум постепенно отпускает контроль, потому что прямо сейчас ему не от чего защищаться. [Пауза 8 сек]</w:t>
-        <w:br/>
-        <w:br/>
-        <w:t>[Нитка А1: Тихая веранда деревянного дома на опушке леса]</w:t>
-        <w:br/>
-        <w:t xml:space="preserve">И сквозь этот мягкий, густой покой представь... что ты выходишь на широкую деревянную веранду старого дома на опушке хвойного леса. </w:t>
-        <w:br/>
-        <w:t xml:space="preserve">Теплый, тихий вечер. Воздух напоен кристальной свежестью, запахом хвои, смолы и вечерней влажной земли. </w:t>
-        <w:br/>
-        <w:t xml:space="preserve">Вдохни этот воздух. Почувствуй, как он наполняет твои легкие чистотой и покоем. </w:t>
-        <w:br/>
-        <w:t xml:space="preserve">За верандой мерно и тихо шелестят верхушки вековых сосен. </w:t>
-        <w:br/>
-        <w:t xml:space="preserve">Ты садишься в глубокое, удобное кресло-качалку с мягким шерстяным пледом. </w:t>
-        <w:br/>
-        <w:t xml:space="preserve">Все звонки, все сообщения, все догадки о том, что думают или чувствуют другие люди — остались далеко за пределами этого леса. </w:t>
-        <w:br/>
-        <w:t>Здесь есть только ты, твой дом, твой вдох и твой покой. [Пауза 8 сек]</w:t>
-        <w:br/>
-        <w:br/>
-        <w:t>[Нитка Б1: Соматическое укоренение]</w:t>
-        <w:br/>
-        <w:t xml:space="preserve">Почувствуй, как твои стопы плотно и мягко стоят на согретых досках пола. </w:t>
-        <w:br/>
-        <w:t xml:space="preserve">Представь, как от твоих стоп вниз, сквозь дерево, в прохладную, глубокую землю начинают прорастать невидимые, крепкие корни. </w:t>
-        <w:br/>
-        <w:t xml:space="preserve">Они уходят на метры вглубь, оплетая древние пласты земли. </w:t>
-        <w:br/>
-        <w:t xml:space="preserve">Эти корни забирают из твоего тела всю накопившуюся нервозность, весь мелкий внутренний тремор и отдают его земле. Земля больше любой тревоги, она впитает всё без следа. </w:t>
-        <w:br/>
-        <w:t xml:space="preserve">А взамен по корням поднимается густая, спокойная, вековая плотность. </w:t>
-        <w:br/>
-        <w:t>Твое тело наполняется несокрушимой природной устойчивостью. [Пауза 8 сек]</w:t>
-        <w:br/>
-        <w:br/>
-        <w:t>[Нитка В: Ядро транса — Возвращение в нерушимый центр]</w:t>
-        <w:br/>
-        <w:t xml:space="preserve">И в этой тишине... перенеси внимание в самую глубину своей грудной клетки. </w:t>
-        <w:br/>
-        <w:t xml:space="preserve">Там открывается тихое, сокровенное пространство. Твой личный центр. </w:t>
-        <w:br/>
-        <w:t xml:space="preserve">Осознай простую и важную истину: </w:t>
-        <w:br/>
-        <w:t xml:space="preserve">Сколько бы штормов ни было снаружи, кто бы ни молчал, кто бы ни отдалялся — эта точка внутри тебя всегда оставалась нетронутой. </w:t>
-        <w:br/>
-        <w:t xml:space="preserve">Она была с тобой, когда тебе было пять лет. Она была с тобой в моменты радости и в моменты грусти. </w:t>
-        <w:br/>
-        <w:t xml:space="preserve">Она есть прямо сейчас. </w:t>
-        <w:br/>
-        <w:t xml:space="preserve">Твоя ценность, твоя жизнь, твоя целостность не зависят от того, что делает другой человек. </w:t>
-        <w:br/>
-        <w:t>Ты у себя есть. Ты — хозяин своего состояния. [Пауза 8 сек]</w:t>
-        <w:br/>
-        <w:br/>
-        <w:t>[Закрытие Б2: Тепло и плотность в теле]</w:t>
-        <w:br/>
-        <w:t xml:space="preserve">И от этой точки по всему телу разливается мягкая, золотистая волна тепла. </w:t>
-        <w:br/>
-        <w:t xml:space="preserve">Она согревает сердце, разливается по животу, наполняет ладони. </w:t>
-        <w:br/>
-        <w:t xml:space="preserve">Твоя спина расправляется с тихим, естественным достоинством. </w:t>
-        <w:br/>
-        <w:t>Дышится широко, глубоко и свободно. Внутри наступает долгожданный покой. [Пауза 7 сек]</w:t>
-        <w:br/>
-        <w:br/>
-        <w:t>[Закрытие А2: Вечерний лес и тихий свет дома]</w:t>
-        <w:br/>
-        <w:t xml:space="preserve">Лес за верандой погружается в глубокие сумерки. </w:t>
-        <w:br/>
-        <w:t xml:space="preserve">Над макушками сосен зажигаются первые звезды. </w:t>
-        <w:br/>
-        <w:t xml:space="preserve">А в окнах твоего дома горит мягкий, уютный янтарный свет, обещая тепло, безопасность и защиту. </w:t>
-        <w:br/>
-        <w:t>Ты на своей земле. Ты вернулась домой — к себе самой. [Пауза 7 сек]</w:t>
+        <w:t xml:space="preserve">Ты только что завершила тест. И сейчас в теле может оставаться легкое послевкусие: напряжение в груди, поднятые плечи или бегущие по кругу мысли. </w:t>
+        <w:br/>
+        <w:t xml:space="preserve">Первое, что я хочу тебе сказать: перестань себя судить. </w:t>
+        <w:br/>
+        <w:t xml:space="preserve">То, как реагирует твое тело — это не поломка. Это просто натренированная реакция на тревогу. </w:t>
+        <w:br/>
+        <w:t>И прямо сейчас мы позволим твоему вниманию развернуться на сто восемьдесят градусов — от внешнего мира внутрь себя. [Пауза 5 сек]</w:t>
+        <w:br/>
+        <w:br/>
+        <w:t xml:space="preserve">Положи телефон экраном вниз. </w:t>
+        <w:br/>
+        <w:t xml:space="preserve">Посмотри на любую точку перед собой... и медленно переведи взгляд на свои ладони. </w:t>
+        <w:br/>
+        <w:t xml:space="preserve">Заметь их температуру, положение пальцев. </w:t>
+        <w:br/>
+        <w:t xml:space="preserve">Сделай один свободный вдох... и с выдохом позволь векам лениво опуститься. </w:t>
+        <w:br/>
+        <w:t xml:space="preserve">Не зажмуривайся — пусть они просто закроются под собственным весом, как занавес в пустом зале после спектакля. </w:t>
+        <w:br/>
+        <w:t>Вместе с темнотой перед глазами уходит необходимость что-то разглядывать, контролировать или предугадывать. [Пауза 6 сек]</w:t>
+        <w:br/>
+        <w:br/>
+        <w:t xml:space="preserve">Почувствуй, как воздух входит в ноздри чуть прохладным, а выходит согретым теплом твоего тела. </w:t>
+        <w:br/>
+        <w:t xml:space="preserve">Каждый такой выдох словно снимает напряжение с висков и затылка. </w:t>
+        <w:br/>
+        <w:t xml:space="preserve">Мышцы лица становятся нейтральными, гладкими. </w:t>
+        <w:br/>
+        <w:t xml:space="preserve">Нижняя челюсть мягко отвисает, зубы не соприкасаются. </w:t>
+        <w:br/>
+        <w:t xml:space="preserve">Плечи оседают вниз, будто с них соскользнули тяжелые лямки. </w:t>
+        <w:br/>
+        <w:t>Тело становится спокойным, тяжелым и теплым. [Пауза 7 сек]</w:t>
+        <w:br/>
+        <w:br/>
+        <w:t>[Нитка А1: Веранда в сосновом бору]</w:t>
+        <w:br/>
+        <w:t xml:space="preserve">И сквозь эту приятную тишину представь... что ты выходишь на просторную деревянную веранду дома среди вековых сосен. </w:t>
+        <w:br/>
+        <w:t xml:space="preserve">Сумерки. Воздух напоен терпким запахом хвои, смолы и вечерней прохлады. </w:t>
+        <w:br/>
+        <w:t xml:space="preserve">Ты садишься в плетеное кресло-качалку, укрываешься мягким пледом. </w:t>
+        <w:br/>
+        <w:t xml:space="preserve">В лесу стоит первозданная, густая тишина. </w:t>
+        <w:br/>
+        <w:t xml:space="preserve">Все чужие настроения, сообщения, паузы и звонки остались далеко за границей этого леса. </w:t>
+        <w:br/>
+        <w:t>Здесь есть только ты, твой вдох и твой покой. [Пауза 8 сек]</w:t>
+        <w:br/>
+        <w:br/>
+        <w:t>[Нитка Б1: Корни в прохладную землю]</w:t>
+        <w:br/>
+        <w:t xml:space="preserve">Почувствуй свои стопы на согретых досках пола. </w:t>
+        <w:br/>
+        <w:t xml:space="preserve">Представь, как от подошв вниз, в прохладную лесную землю, уходят крепкие невидимые корни. </w:t>
+        <w:br/>
+        <w:t xml:space="preserve">Они забирают из твоего тела всю дрожь, всю остаточную тревожность и без остатка отдают ее земле. </w:t>
+        <w:br/>
+        <w:t xml:space="preserve">А взамен по корням поднимается древняя, несокрушимая устойчивость векового леса. </w:t>
+        <w:br/>
+        <w:t>Тебя держит земля. [Пауза 8 сек]</w:t>
+        <w:br/>
+        <w:br/>
+        <w:t>[Нитка В: Ядро транса — Возвращение в центр]</w:t>
+        <w:br/>
+        <w:t xml:space="preserve">И в этой тишине перенеси внимание в глубину груди. </w:t>
+        <w:br/>
+        <w:t xml:space="preserve">Там живет твой внутренний центр. </w:t>
+        <w:br/>
+        <w:t xml:space="preserve">Кто бы ни молчал снаружи, какие бы ветры ни дули — эта сокровенная глубина всегда принадлежала и принадлежит только тебе. </w:t>
+        <w:br/>
+        <w:t xml:space="preserve">Твоя целостность не зависит от чужих реакций. </w:t>
+        <w:br/>
+        <w:t>Ты у себя есть. [Пауза 8 сек]</w:t>
+        <w:br/>
+        <w:br/>
+        <w:t>[Закрытие Б2: Плотность и тепло]</w:t>
+        <w:br/>
+        <w:t xml:space="preserve">Тепло наполняет грудь и живот. </w:t>
+        <w:br/>
+        <w:t xml:space="preserve">Спина расправлена и спокойна. </w:t>
+        <w:br/>
+        <w:t>Дышится легко и свободно. [Пауза 6 сек]</w:t>
+        <w:br/>
+        <w:br/>
+        <w:t>[Закрытие А2: Сумерки и свет в окне]</w:t>
+        <w:br/>
+        <w:t xml:space="preserve">Над соснами зажигаются вечерние звезды. </w:t>
+        <w:br/>
+        <w:t xml:space="preserve">В окнах дома горит мягкий янтарный свет, обещая защиту и уют. </w:t>
+        <w:br/>
+        <w:t>Ты дома. Ты в своей безопасности. [Пауза 6 сек]</w:t>
         <w:br/>
         <w:br/>
         <w:t>[Выход]</w:t>
         <w:br/>
-        <w:t xml:space="preserve">Сохраняя эту глубокую устойчивость и ясность внутри... </w:t>
-        <w:br/>
-        <w:t>Сделай медленный, глубокий, освежающий вдох... [Пауза 3 сек]</w:t>
-        <w:br/>
-        <w:t>И долгий, плавный, бодрящий выдох. [Пауза 4 сек]</w:t>
-        <w:br/>
-        <w:t xml:space="preserve">Пошевели пальцами рук и ног. </w:t>
-        <w:br/>
-        <w:t xml:space="preserve">Мягко потянись всем телом, чувствуя приятную силу в мышцах и кристальную ясность в голове. </w:t>
-        <w:br/>
-        <w:t xml:space="preserve">И когда будешь готова — открывай глаза. </w:t>
-        <w:br/>
-        <w:t xml:space="preserve">Ты здесь. Ты спокойна. Ты на своей земле. </w:t>
-        <w:br/>
-        <w:t>Ты молодец. У тебя всё получилось. [Музыкальное завершение — Пауза 8 сек]</w:t>
+        <w:t xml:space="preserve">Сделай глубокий вдох... долгий, бодрящий выдох. </w:t>
+        <w:br/>
+        <w:t xml:space="preserve">Пошевели пальцами рук и ног, потянись. </w:t>
+        <w:br/>
+        <w:t>Открывай глаза с твердой почвой под ногами. Ты молодец. [Музыкальное завершение — Пауза 8 сек]</w:t>
       </w:r>
     </w:p>
     <w:p>
@@ -299,15 +211,11 @@
         </w:rPr>
         <w:t>🧠 ТЕРАПЕВТИЧЕСКИЙ ПАСПОРТ И ПСИХОЛОГИЧЕСКИЕ МИШЕНИ</w:t>
         <w:br/>
-        <w:t>• Главная мишень: Глубинная сепарация, отключение паники отвержения/молчания, возвращение к безусловной соматической автономности.</w:t>
-        <w:br/>
-        <w:t>• Соматический фокус: Ступенчатое погружение 20м-50м-100м в океан тишины, плотное теплое объятие воды, каменный дом в центре груди, огонь очага.</w:t>
-        <w:br/>
-        <w:t>• Терапевтический результат: Осознание вечной автономности: «Очаг зажжен в день моего рождения. Его невозможно потушить снаружи ничьим уходом или молчанием».</w:t>
-        <w:br/>
-        <w:t>• Параметры начитки: Хронометраж 15–18 мин (~1250 слов) | Музыка FlowMusic 432 Hz, Ре минор | Дословный эталон А. И. Фёдорова</w:t>
-        <w:br/>
-        <w:t>• Архитектура Косички: А1 (Океанская гладь, погружение на 100 метров глубины) ➔ Б1 (Вода обнимает тело плотным теплом как заботливая ладонь) ➔ В (Ядро: Старый каменный дом в груди, Неугасимый очаг с рождения) ➔ Б2 (Тепло очага согревает каждую клетку) ➔ А2 (Вечная тишина глубины и возврат силы)</w:t>
+        <w:t>• Главная мишень: Сепарация от чужого молчания, возвращение к автономности.</w:t>
+        <w:br/>
+        <w:t>• Индукция: Аудиальное ведение голосом, спуск 20м-50м-100м в океан тишины.</w:t>
+        <w:br/>
+        <w:t>• Параметры: 16–18 мин (~1250 слов) | 432 Hz</w:t>
       </w:r>
     </w:p>
     <w:p>
@@ -319,12 +227,12 @@
           <w:rFonts w:ascii="Calibri" w:hAnsi="Calibri"/>
           <w:sz w:val="21"/>
         </w:rPr>
-        <w:t>[Музыкальное вступление: глубокий океанический фон 432 Гц — Пауза 8 сек]</w:t>
+        <w:t>[Музыкальное вступление: глубокий, мягкий океанический фон 432 Гц — Пауза 8 сек]</w:t>
         <w:br/>
         <w:br/>
         <w:t>Я приветствую тебя на этой медитации. [Пауза 4 сек]</w:t>
         <w:br/>
-        <w:t>И для того, чтобы тебе ничего не мешало, выдели время и место, где ты сможешь побыть одна. [Пауза 4 сек]</w:t>
+        <w:t xml:space="preserve">И для того, чтобы тебе ничего не мешало, выдели время и место, где ты сможешь побыть одна. </w:t>
         <w:br/>
         <w:t xml:space="preserve">Где ты не будешь заниматься какими-либо делами и спокойно послушаешь меня, мой голос. </w:t>
         <w:br/>
@@ -503,15 +411,11 @@
         </w:rPr>
         <w:t>🧠 ТЕРАПЕВТИЧЕСКИЙ ПАСПОРТ И ПСИХОЛОГИЧЕСКИЕ МИШЕНИ</w:t>
         <w:br/>
-        <w:t>• Главная мишень: Сброс накопленного груза чужих ожиданий, монументальное соматическое заземление, фиксация нерушимой опоры.</w:t>
-        <w:br/>
-        <w:t>• Соматический фокус: Сброс мокрого рюкзака у порога на каменные плиты, кресло с потертыми ручками, корни векового дуба в гранит.</w:t>
-        <w:br/>
-        <w:t>• Терапевтический результат: Активация монументального фундамента: миллионы тонн гранита держат тело. Белый Маяк в груди — внутренний стержень цел.</w:t>
-        <w:br/>
-        <w:t>• Параметры начитки: Хронометраж 15–18 мин (~1250 слов) | Музыка FlowMusic 432 Hz, Ре минор | Дословный эталон А. И. Фёдорова</w:t>
-        <w:br/>
-        <w:t>• Архитектура Косички: А1 (Сырой туман, старый бревенчатый дом в лесу) ➔ Б1 (Сброс тяжелого рюкзака у порога, корни дуба сквозь пол в гранит на километры вниз) ➔ В (Ядро: Высокая скала и Белый Маяк, внутренний стержень цел) ➔ Б2 (Сила гранита поднимается по телу, царственная осанка) ➔ А2 (Тепло камина, чай и покой привала)</w:t>
+        <w:t>• Главная мишень: Сброс груза чужих ожиданий, монументальное заземление.</w:t>
+        <w:br/>
+        <w:t>• Индукция: Кинестетика пути сквозь туман, сброс мокрого рюкзака, гранит.</w:t>
+        <w:br/>
+        <w:t>• Параметры: 16–18 мин (~1250 слов) | 432 Hz</w:t>
       </w:r>
     </w:p>
     <w:p>
@@ -523,7 +427,7 @@
           <w:rFonts w:ascii="Calibri" w:hAnsi="Calibri"/>
           <w:sz w:val="21"/>
         </w:rPr>
-        <w:t>[Музыкальное вступление: глубокий, теплый фон 432 Гц — Пауза 8 сек]</w:t>
+        <w:t>[Музыкальное вступление: глубокий, устойчивый фон 432 Гц — Пауза 8 сек]</w:t>
         <w:br/>
         <w:br/>
         <w:t>Знаешь, для того чтобы приобрести... Знаешь, для того чтобы почувствовать землю под ногами, опору в своих действиях... [Пауза 4 сек]</w:t>
@@ -700,15 +604,11 @@
         </w:rPr>
         <w:t>🧠 ТЕРАПЕВТИЧЕСКИЙ ПАСПОРТ И ПСИХОЛОГИЧЕСКИЕ МИШЕНИ</w:t>
         <w:br/>
-        <w:t>• Главная мишень: Слияние 4 стихий в монолитный луч «Свет Моего», интеграция Закона Маяка в Саду личного мира.</w:t>
-        <w:br/>
-        <w:t>• Соматический фокус: 4 стихии (Земля, Вода, Воздух, Огонь), каменные дорожки сада, расслабленная челюсть, плавный длинный выдох.</w:t>
-        <w:br/>
-        <w:t>• Терапевтический результат: Закон Маяка: Маяк не бегает за кораблями — хозяйка не выбегает из сада за теми, кто выбрал молчание. «Я выбираю только то, где мне легко, спокойно и уважительно».</w:t>
-        <w:br/>
-        <w:t>• Параметры начитки: Хронометраж 9–10 мин (~850 слов) | Музыка FlowMusic 528 Hz, До мажор</w:t>
-        <w:br/>
-        <w:t>• Архитектура Косички: А1 (Скала и Маяк) ➔ Б1 (4 стихии в теле) ➔ В (Ядро: Свет Моего, Сад и Закон Маяка) ➔ Б2 (Достоинство в осанке) ➔ А2 (Солнечный сад)</w:t>
+        <w:t>• Главная мишень: Интеграция Закона Маяка: не выбегать из сада за молчанием.</w:t>
+        <w:br/>
+        <w:t>• Индукция: 4 стихии в теле, скала и Белый Маяк, цветущий сад.</w:t>
+        <w:br/>
+        <w:t>• Параметры: 9–10 мин (~850 слов) | 528 Hz</w:t>
       </w:r>
     </w:p>
     <w:p>

--- a/baza/медитации_и_аудио/МЕДИТАЦИИ_СЦЕНАРИЙ_2_Я_ОСТАЮСЬ_СОБОЙ_МАГИГ.docx
+++ b/baza/медитации_и_аудио/МЕДИТАЦИИ_СЦЕНАРИЙ_2_Я_ОСТАЮСЬ_СОБОЙ_МАГИГ.docx
@@ -30,7 +30,7 @@
         </w:rPr>
         <w:t>Монументальный свод 4-х трансовых сессий по методу Анатолия Фёдорова (МАГиГ)</w:t>
         <w:br/>
-        <w:t>Уникальные не повторяющиеся индукции: Поворот взгляда внутрь, Гидростатика 100м, Сырой туман и Закон Маяка</w:t>
+        <w:t>100% независимые метафоры: Звуковая студия (Урок 0) ➔ Океан 100м (Урок 3) ➔ Обсерватория над облаками (Урок 5) ➔ 4 Стихии и Сад (Бонус)</w:t>
         <w:br/>
         <w:t>Спикер: Федоров Анатолий Игоревич (Семейный психолог, гипнолог, проректор МАГиГ)</w:t>
       </w:r>
@@ -46,7 +46,7 @@
           <w:color w:val="0E6E5D"/>
           <w:sz w:val="26"/>
         </w:rPr>
-        <w:t>🎧 0.0. ВВОДНАЯ РЕСУРСНАЯ МЕДИТАЦИЯ: «ВОЗВРАЩЕНИЕ В СВОЙ ЦЕНТР: ПЕРВОЕ ЗАЗЕМЛЕНИЕ» (Урок 0, 432 Hz)</w:t>
+        <w:t>🎧 0.0. ВВОДНАЯ РЕСУРСНАЯ МЕДИТАЦИЯ: «КНОПКА MUTE: ТИШИНА СТУДИИ И РАСПУТЫВАНИЕ УЗЛОВ» (Урок 0, 432 Hz)</w:t>
       </w:r>
     </w:p>
     <w:p>
@@ -61,11 +61,13 @@
         </w:rPr>
         <w:t>🧠 ТЕРАПЕВТИЧЕСКИЙ ПАСПОРТ И ПСИХОЛОГИЧЕСКИЕ МИШЕНИ</w:t>
         <w:br/>
-        <w:t>• Главная мишень: Снятие гиперконтроля после теста, соматическое заземление.</w:t>
-        <w:br/>
-        <w:t>• Индукция: Поворот взгляда внутрь, занавес перед глазами, веранда в сосновом бору.</w:t>
-        <w:br/>
-        <w:t>• Параметры: 15–16 мин (~1100 слов) | 432 Hz</w:t>
+        <w:t>• Главная мишень: Снятие фонового мыслительного шума и тревожного гула после теста.</w:t>
+        <w:br/>
+        <w:t>• Индукция: Звук выдоха «ш-ш-ш», герметичная звукозаписывающая студия, распутывание шелковых узлов в теле, режиссерский пульт (громкость чужих голосов на ноль).</w:t>
+        <w:br/>
+        <w:t>• Параметры: 15–16 мин (~1100 слов) | Музыка FlowMusic 432 Hz, Ре минор</w:t>
+        <w:br/>
+        <w:t>• Архитектура Косички: А1 (Звукоизолированная студия) ➔ Б1 (Распутывание шелковых узлов в теле) ➔ В (Ядро: Пульт режиссера, глушение чужих голосов, золотой фейдер своего голоса) ➔ Б2 (Шелковая мягкость в теле) ➔ А2 (Янтарный свет студии)</w:t>
       </w:r>
     </w:p>
     <w:p>
@@ -77,112 +79,136 @@
           <w:rFonts w:ascii="Calibri" w:hAnsi="Calibri"/>
           <w:sz w:val="21"/>
         </w:rPr>
-        <w:t>[Музыкальное вступление: глубокий, мягкий, убаюкивающий фон 432 Гц — Пауза 8 сек]</w:t>
-        <w:br/>
-        <w:br/>
-        <w:t>Здравствуй. [Пауза 4 сек]</w:t>
-        <w:br/>
-        <w:t xml:space="preserve">Ты только что завершила тест. И сейчас в теле может оставаться легкое послевкусие: напряжение в груди, поднятые плечи или бегущие по кругу мысли. </w:t>
-        <w:br/>
-        <w:t xml:space="preserve">Первое, что я хочу тебе сказать: перестань себя судить. </w:t>
-        <w:br/>
-        <w:t xml:space="preserve">То, как реагирует твое тело — это не поломка. Это просто натренированная реакция на тревогу. </w:t>
-        <w:br/>
-        <w:t>И прямо сейчас мы позволим твоему вниманию развернуться на сто восемьдесят градусов — от внешнего мира внутрь себя. [Пауза 5 сек]</w:t>
-        <w:br/>
+        <w:t>[Музыкальное вступление: мягкий, монохромный, глубокий эмбиент 432 Гц — Пауза 6 сек]</w:t>
+        <w:br/>
+        <w:br/>
+        <w:t>Здравствуй. [Пауза 3 сек]</w:t>
         <w:br/>
         <w:t xml:space="preserve">Положи телефон экраном вниз. </w:t>
         <w:br/>
-        <w:t xml:space="preserve">Посмотри на любую точку перед собой... и медленно переведи взгляд на свои ладони. </w:t>
-        <w:br/>
-        <w:t xml:space="preserve">Заметь их температуру, положение пальцев. </w:t>
-        <w:br/>
-        <w:t xml:space="preserve">Сделай один свободный вдох... и с выдохом позволь векам лениво опуститься. </w:t>
-        <w:br/>
-        <w:t xml:space="preserve">Не зажмуривайся — пусть они просто закроются под собственным весом, как занавес в пустом зале после спектакля. </w:t>
-        <w:br/>
-        <w:t>Вместе с темнотой перед глазами уходит необходимость что-то разглядывать, контролировать или предугадывать. [Пауза 6 сек]</w:t>
-        <w:br/>
-        <w:br/>
-        <w:t xml:space="preserve">Почувствуй, как воздух входит в ноздри чуть прохладным, а выходит согретым теплом твоего тела. </w:t>
-        <w:br/>
-        <w:t xml:space="preserve">Каждый такой выдох словно снимает напряжение с висков и затылка. </w:t>
-        <w:br/>
-        <w:t xml:space="preserve">Мышцы лица становятся нейтральными, гладкими. </w:t>
-        <w:br/>
-        <w:t xml:space="preserve">Нижняя челюсть мягко отвисает, зубы не соприкасаются. </w:t>
-        <w:br/>
-        <w:t xml:space="preserve">Плечи оседают вниз, будто с них соскользнули тяжелые лямки. </w:t>
-        <w:br/>
-        <w:t>Тело становится спокойным, тяжелым и теплым. [Пауза 7 сек]</w:t>
-        <w:br/>
-        <w:br/>
-        <w:t>[Нитка А1: Веранда в сосновом бору]</w:t>
-        <w:br/>
-        <w:t xml:space="preserve">И сквозь эту приятную тишину представь... что ты выходишь на просторную деревянную веранду дома среди вековых сосен. </w:t>
-        <w:br/>
-        <w:t xml:space="preserve">Сумерки. Воздух напоен терпким запахом хвои, смолы и вечерней прохлады. </w:t>
-        <w:br/>
-        <w:t xml:space="preserve">Ты садишься в плетеное кресло-качалку, укрываешься мягким пледом. </w:t>
-        <w:br/>
-        <w:t xml:space="preserve">В лесу стоит первозданная, густая тишина. </w:t>
-        <w:br/>
-        <w:t xml:space="preserve">Все чужие настроения, сообщения, паузы и звонки остались далеко за границей этого леса. </w:t>
-        <w:br/>
-        <w:t>Здесь есть только ты, твой вдох и твой покой. [Пауза 8 сек]</w:t>
-        <w:br/>
-        <w:br/>
-        <w:t>[Нитка Б1: Корни в прохладную землю]</w:t>
-        <w:br/>
-        <w:t xml:space="preserve">Почувствуй свои стопы на согретых досках пола. </w:t>
-        <w:br/>
-        <w:t xml:space="preserve">Представь, как от подошв вниз, в прохладную лесную землю, уходят крепкие невидимые корни. </w:t>
-        <w:br/>
-        <w:t xml:space="preserve">Они забирают из твоего тела всю дрожь, всю остаточную тревожность и без остатка отдают ее земле. </w:t>
-        <w:br/>
-        <w:t xml:space="preserve">А взамен по корням поднимается древняя, несокрушимая устойчивость векового леса. </w:t>
-        <w:br/>
-        <w:t>Тебя держит земля. [Пауза 8 сек]</w:t>
-        <w:br/>
-        <w:br/>
-        <w:t>[Нитка В: Ядро транса — Возвращение в центр]</w:t>
-        <w:br/>
-        <w:t xml:space="preserve">И в этой тишине перенеси внимание в глубину груди. </w:t>
-        <w:br/>
-        <w:t xml:space="preserve">Там живет твой внутренний центр. </w:t>
-        <w:br/>
-        <w:t xml:space="preserve">Кто бы ни молчал снаружи, какие бы ветры ни дули — эта сокровенная глубина всегда принадлежала и принадлежит только тебе. </w:t>
-        <w:br/>
-        <w:t xml:space="preserve">Твоя целостность не зависит от чужих реакций. </w:t>
-        <w:br/>
-        <w:t>Ты у себя есть. [Пауза 8 сек]</w:t>
-        <w:br/>
-        <w:br/>
-        <w:t>[Закрытие Б2: Плотность и тепло]</w:t>
-        <w:br/>
-        <w:t xml:space="preserve">Тепло наполняет грудь и живот. </w:t>
-        <w:br/>
-        <w:t xml:space="preserve">Спина расправлена и спокойна. </w:t>
-        <w:br/>
-        <w:t>Дышится легко и свободно. [Пауза 6 сек]</w:t>
-        <w:br/>
-        <w:br/>
-        <w:t>[Закрытие А2: Сумерки и свет в окне]</w:t>
-        <w:br/>
-        <w:t xml:space="preserve">Над соснами зажигаются вечерние звезды. </w:t>
-        <w:br/>
-        <w:t xml:space="preserve">В окнах дома горит мягкий янтарный свет, обещая защиту и уют. </w:t>
-        <w:br/>
-        <w:t>Ты дома. Ты в своей безопасности. [Пауза 6 сек]</w:t>
+        <w:t xml:space="preserve">Не пытайся сейчас анализировать баллы теста, не ищи объяснений и не пытайся «правильно» настроиться. </w:t>
+        <w:br/>
+        <w:t>Твоя нервная система только что проделала работу, отвечая на вопросы, и сейчас внутри может стоять фоновый гул: десятки мыслей, внутренний диалог, споры с кем-то невидимым, попытки предугадать чужую реакцию. [Пауза 5 сек]</w:t>
+        <w:br/>
+        <w:br/>
+        <w:t xml:space="preserve">Давай прямо сейчас нажмем одну простую кнопку. </w:t>
+        <w:br/>
+        <w:t>Кнопку полного отключения внешнего звука. Кнопку Mute. [Пауза 4 сек]</w:t>
+        <w:br/>
+        <w:br/>
+        <w:t>Сделай свободный вдох через нос... [Пауза 3 сек]</w:t>
+        <w:br/>
+        <w:t>И с мягким, шипящим звуком «ш-ш-ш» выпусти воздух сквозь зубы. [Пауза 4 сек]</w:t>
+        <w:br/>
+        <w:t xml:space="preserve">И заметь: как только этот звук затихает, внутри образуется секунда чистой, абсолютной тишины. </w:t>
+        <w:br/>
+        <w:t xml:space="preserve">И в эту секунду твои плечи сами по себе опускаются на пару сантиметров ниже. </w:t>
+        <w:br/>
+        <w:t xml:space="preserve">Трапециевидные мышцы шеи удлиняются. </w:t>
+        <w:br/>
+        <w:t xml:space="preserve">Затылок перестает удерживать напряженную бдительность. </w:t>
+        <w:br/>
+        <w:t xml:space="preserve">Твои веки мягко опускаются, словно гаснет подсветка на мониторе. </w:t>
+        <w:br/>
+        <w:t>Тебе больше не на что смотреть снаружи. Вся сцена освобождается. [Пауза 6 сек]</w:t>
+        <w:br/>
+        <w:br/>
+        <w:t>[Нитка А1: Звукоизолированная студия и тяжелая акустическая дверь]</w:t>
+        <w:br/>
+        <w:t xml:space="preserve">И сквозь эту внутреннюю паузу представь... что ты заходишь в профессиональную звукозаписывающую студию. </w:t>
+        <w:br/>
+        <w:t xml:space="preserve">Здесь стены обиты мягкими, поглощающими любой шум войлочными панелями темно-графитового цвета. </w:t>
+        <w:br/>
+        <w:t xml:space="preserve">Ты закрываешь за собой тяжелую, герметичную дверь с двойным магнитным уплотнителем. </w:t>
+        <w:br/>
+        <w:t xml:space="preserve">Щелчок замка — и мгновенно исчезает вообще всё. </w:t>
+        <w:br/>
+        <w:t xml:space="preserve">Никаких звуков города. Никаких уведомлений мессенджеров. Никаких чужих интонаций, претензий или тревожного молчания. </w:t>
+        <w:br/>
+        <w:t xml:space="preserve">Здесь царит акустический абсолют. </w:t>
+        <w:br/>
+        <w:t xml:space="preserve">Ты садишься в широкое эргономичное кресло в самом центре комнаты. </w:t>
+        <w:br/>
+        <w:t xml:space="preserve">Студия поглощает любые эхо и любые отражения. </w:t>
+        <w:br/>
+        <w:t>Ты слышишь только свое собственное спокойное, теплое дыхание. [Пауза 7 сек]</w:t>
+        <w:br/>
+        <w:br/>
+        <w:t>[Нитка Б1: Соматическое распутывание шелковых узлов]</w:t>
+        <w:br/>
+        <w:t xml:space="preserve">Положи руки на колени ладонями вверх. </w:t>
+        <w:br/>
+        <w:t xml:space="preserve">Пальцы мягко расслаблены и полусогнуты. </w:t>
+        <w:br/>
+        <w:t xml:space="preserve">Представь, что все мыслительные петли, все «а что если?», все зажимы в животе и в горле — это тонкие, натянутые шелковые шнуры. </w:t>
+        <w:br/>
+        <w:t xml:space="preserve">И прямо сейчас, в этой студийной тишине, натяжение ослабевает. </w:t>
+        <w:br/>
+        <w:t xml:space="preserve">Шнуры провисают. </w:t>
+        <w:br/>
+        <w:t xml:space="preserve">Узелок за узелком в твоем теле начинает мягко распускаться. </w:t>
+        <w:br/>
+        <w:t xml:space="preserve">Узел в горле — становится гладким и теплым. </w:t>
+        <w:br/>
+        <w:t xml:space="preserve">Узел в солнечном сплетении — разжимается, освобождая диафрагму. </w:t>
+        <w:br/>
+        <w:t xml:space="preserve">Узел в пояснице — тает, позволяя креслу забрать весь вес твоего тела. </w:t>
+        <w:br/>
+        <w:t>Каждая мышца вспоминает ощущение шелковой мягкости. [Пауза 8 сек]</w:t>
+        <w:br/>
+        <w:br/>
+        <w:t>[Нитка В: Ядро транса — Пульт режиссера: громкость на ноль]</w:t>
+        <w:br/>
+        <w:t xml:space="preserve">Перед тобой в студии стоит огромный режиссерский звуковой пульт со светящимися индикаторами. </w:t>
+        <w:br/>
+        <w:t xml:space="preserve">На нем есть фейдеры с подписями: </w:t>
+        <w:br/>
+        <w:t xml:space="preserve">«Чужие ожидания», «Страх не понравиться», «Контроль чужого настроения», «Мысленная жвачка». </w:t>
+        <w:br/>
+        <w:t xml:space="preserve">Посмотри на эти ползунки. Раньше они стояли на максимуме, заставляя твою нервную систему фонить и захлебываться. </w:t>
+        <w:br/>
+        <w:t xml:space="preserve">Ты протягиваешь руку. Твои пальцы касаются этих гладких регуляторов. </w:t>
+        <w:br/>
+        <w:t xml:space="preserve">И ты плавно, уверенно, один за другим опускаешь их вниз. В самый ноль. </w:t>
+        <w:br/>
+        <w:t xml:space="preserve">Громкость чужих голосов падает. </w:t>
+        <w:br/>
+        <w:t xml:space="preserve">Индикаторы гаснут. Наступает звенящий, кристально чистый покой. </w:t>
+        <w:br/>
+        <w:t xml:space="preserve">А в центре пульта поднимается один единственный золотой регулятор с надписью: «Мой собственный голос». </w:t>
+        <w:br/>
+        <w:t xml:space="preserve">И ты выставляешь его на комфортную, глубокую, бархатную громкость. </w:t>
+        <w:br/>
+        <w:t>Ты возвращаешь себе право слышать только себя. [Пауза 8 сек]</w:t>
+        <w:br/>
+        <w:br/>
+        <w:t>[Закрытие Б2: Тепло и гладкость во всем теле]</w:t>
+        <w:br/>
+        <w:t xml:space="preserve">Шелковая мягкость наполняет руки, грудь и живот. </w:t>
+        <w:br/>
+        <w:t xml:space="preserve">Дыхание становится просторным, без единого препятствия. </w:t>
+        <w:br/>
+        <w:t>Тело легкое, свободное и абсолютно спокойное. [Пауза 7 сек]</w:t>
+        <w:br/>
+        <w:br/>
+        <w:t>[Закрытие А2: Студия и личный суверенитет]</w:t>
+        <w:br/>
+        <w:t xml:space="preserve">В звуковой студии горит мягкий приглушенный янтарный свет торшера. </w:t>
+        <w:br/>
+        <w:t xml:space="preserve">Ты сидишь в центре своего суверенного пространства. </w:t>
+        <w:br/>
+        <w:t>Тишина принадлежит тебе. [Пауза 6 сек]</w:t>
         <w:br/>
         <w:br/>
         <w:t>[Выход]</w:t>
         <w:br/>
-        <w:t xml:space="preserve">Сделай глубокий вдох... долгий, бодрящий выдох. </w:t>
-        <w:br/>
-        <w:t xml:space="preserve">Пошевели пальцами рук и ног, потянись. </w:t>
-        <w:br/>
-        <w:t>Открывай глаза с твердой почвой под ногами. Ты молодец. [Музыкальное завершение — Пауза 8 сек]</w:t>
+        <w:t>Сделай глубокий вдох, наполняя легкие кристально чистым воздухом... [Пауза 3 сек]</w:t>
+        <w:br/>
+        <w:t>И длинный, свободный выдох с тихим вздохом облегчения. [Пауза 4 сек]</w:t>
+        <w:br/>
+        <w:t xml:space="preserve">Пошевели пальцами рук. Мягко потянись всем телом. </w:t>
+        <w:br/>
+        <w:t>Открывай глаза. Звук выключен. Ты в своем центре. [Музыкальное завершение — Пауза 6 сек]</w:t>
       </w:r>
     </w:p>
     <w:p>
@@ -213,9 +239,9 @@
         <w:br/>
         <w:t>• Главная мишень: Сепарация от чужого молчания, возвращение к автономности.</w:t>
         <w:br/>
-        <w:t>• Индукция: Аудиальное ведение голосом, спуск 20м-50м-100м в океан тишины.</w:t>
-        <w:br/>
-        <w:t>• Параметры: 16–18 мин (~1250 слов) | 432 Hz</w:t>
+        <w:t>• Индукция: Аудиальное ведение голосом Анатолия Фёдорова, спуск 20м-50м-100м в океан тишины, гидростатическое объятие воды, каменный дом и неугасимый очаг с первого вдоха при рождении.</w:t>
+        <w:br/>
+        <w:t>• Параметры: 16–18 мин (~1250 слов) | Музыка FlowMusic 432 Hz, Ля минор</w:t>
       </w:r>
     </w:p>
     <w:p>
@@ -396,7 +422,7 @@
           <w:color w:val="0E6E5D"/>
           <w:sz w:val="26"/>
         </w:rPr>
-        <w:t>🎧 2.2. МЕДИТАЦИЯ: «БРЕВЕНЧАТЫЙ ДОМ, КОРНИ ДУБА И БЕЛЫЙ МАЯК» (Урок 5, 432 Hz)</w:t>
+        <w:t>🎧 2.2. МЕДИТАЦИЯ: «ВЫСОКОГОРНАЯ ОБСЕРВАТОРИЯ И ПАСПОРТ СУВЕРЕНИТЕТА» (Урок 5, 963 Hz)</w:t>
       </w:r>
     </w:p>
     <w:p>
@@ -411,11 +437,13 @@
         </w:rPr>
         <w:t>🧠 ТЕРАПЕВТИЧЕСКИЙ ПАСПОРТ И ПСИХОЛОГИЧЕСКИЕ МИШЕНИ</w:t>
         <w:br/>
-        <w:t>• Главная мишень: Сброс груза чужих ожиданий, монументальное заземление.</w:t>
-        <w:br/>
-        <w:t>• Индукция: Кинестетика пути сквозь туман, сброс мокрого рюкзака, гранит.</w:t>
-        <w:br/>
-        <w:t>• Параметры: 16–18 мин (~1250 слов) | 432 Hz</w:t>
+        <w:t>• Главная мишень: Монументальное закрепление суверенитета и личных границ, преодоление созависимости.</w:t>
+        <w:br/>
+        <w:t>• Индукция: Горный воздух, обсерватория над облаками, прозрачный алмазный купол границ, Паспорт Суверенитета.</w:t>
+        <w:br/>
+        <w:t>• Параметры: 16–18 мин (~1250 слов) | Музыка FlowMusic 963 Hz, До мажор</w:t>
+        <w:br/>
+        <w:t>• Архитектура Косички: А1 (Обсерватория над облаками) ➔ Б1 (Прозрачный алмазный купол границ) ➔ В (Ядро: Паспорт Суверенитета, 3 закона взрослой автономии) ➔ Б2 (Алмазное сияние в груди) ➔ А2 (Открытый горизонт)</w:t>
       </w:r>
     </w:p>
     <w:p>
@@ -427,155 +455,121 @@
           <w:rFonts w:ascii="Calibri" w:hAnsi="Calibri"/>
           <w:sz w:val="21"/>
         </w:rPr>
-        <w:t>[Музыкальное вступление: глубокий, устойчивый фон 432 Гц — Пауза 8 сек]</w:t>
-        <w:br/>
-        <w:br/>
-        <w:t>Знаешь, для того чтобы приобрести... Знаешь, для того чтобы почувствовать землю под ногами, опору в своих действиях... [Пауза 4 сек]</w:t>
-        <w:br/>
-        <w:t>Надо время от времени устраивать место, где ты останавливаешься. Где ты уделяешь его себе. [Пауза 4 сек]</w:t>
-        <w:br/>
-        <w:t xml:space="preserve">И, наверное, не стоит слушать эту медитацию во время движения за рулем или когда у тебя важные дела. </w:t>
-        <w:br/>
-        <w:t>А лучше в этот момент остановиться и позволить себе быть самой собой. [Пауза 5 сек]</w:t>
-        <w:br/>
-        <w:br/>
-        <w:t xml:space="preserve">Это не так сложно, как кажется. </w:t>
-        <w:br/>
-        <w:t>Достаточно сделать глубокий, мягкий вдох носом... [Пауза 3 сек]</w:t>
-        <w:br/>
-        <w:t>И с длинным, теплым выдохом отпустить все лишнее. [Пауза 4 сек]</w:t>
-        <w:br/>
-        <w:t xml:space="preserve">И пока этот выдох продолжается, расслабление проходит по всем мышцам. </w:t>
-        <w:br/>
-        <w:t xml:space="preserve">Мышцы вокруг глаз расслабляются, и взгляд под закрытыми веками становится мягким и неподвижным. </w:t>
-        <w:br/>
-        <w:t xml:space="preserve">А напряжение шеи постепенно уходит. </w:t>
-        <w:br/>
-        <w:t xml:space="preserve">Область между лопатками расправляется. </w:t>
-        <w:br/>
-        <w:t>А дыхание само находит свой естественный, ровный, глубокий ритм. [Пауза 6 сек]</w:t>
-        <w:br/>
-        <w:br/>
-        <w:t xml:space="preserve">С каждым вдохом и каждым длинным выдохом мысли могут спокойно протекать мимо, словно листья по воде. </w:t>
-        <w:br/>
-        <w:t xml:space="preserve">Ум отпускает контроль, потому что ему больше не нужно ничего отслеживать и ни от чего защищаться. </w:t>
-        <w:br/>
-        <w:t xml:space="preserve">Просто почувствуй, как расслабление волной опускается по спине, к пояснице, и дальше к бедрам... </w:t>
-        <w:br/>
-        <w:t xml:space="preserve">К самым кончикам пальцев на ногах. </w:t>
-        <w:br/>
-        <w:t>Все тело словно вспоминает свое изначальное право находиться в абсолютном покое. [Пауза 7 сек]</w:t>
-        <w:br/>
-        <w:br/>
-        <w:t>[Нитка А1: Сырой туман и старый бревенчатый дом]</w:t>
-        <w:br/>
-        <w:t xml:space="preserve">И представь, что ты долго шла по сырому, промозглому туману. </w:t>
-        <w:br/>
-        <w:t xml:space="preserve">За твоими плечами висел тяжелый, намокший рюкзак. </w:t>
-        <w:br/>
-        <w:t xml:space="preserve">В нем лежали чужие ожидания, чужие обиды, попытки соответствовать, страх быть непринятой, тревожные мысли. </w:t>
-        <w:br/>
-        <w:t>Лямки врезались в плечи, оттягивая тебя назад. [Пауза 6 сек]</w:t>
-        <w:br/>
-        <w:t xml:space="preserve">Но вот сквозь туман открывается поляна. </w:t>
-        <w:br/>
-        <w:t xml:space="preserve">И на этой поляне стоит старый, крепкий бревенчатый дом. </w:t>
-        <w:br/>
-        <w:t xml:space="preserve">Из его трубы вьется легкий дымок, пахнет березовыми дровами и уютом. </w:t>
-        <w:br/>
-        <w:t>Ты подходишь к массивной дубовой двери, толкаешь ее и переступаешь порог. [Пауза 7 сек]</w:t>
-        <w:br/>
-        <w:br/>
-        <w:t>[Нитка Б1: Сброс рюкзака и корни дуба в гранит]</w:t>
-        <w:br/>
-        <w:t xml:space="preserve">Прямо у порога ты расстегиваешь пряжки этого намокшего рюкзака. </w:t>
-        <w:br/>
-        <w:t xml:space="preserve">И с глубоким, протяжным выдохом сбрасываешь его со своих плеч. </w:t>
-        <w:br/>
-        <w:t xml:space="preserve">Он падает на каменные плиты пола с тяжелым, глухим звуком. </w:t>
-        <w:br/>
-        <w:t>Плечи мгновенно расправляются. Спина выпрямляется. Какое это облегчение — оставить чужой груз за порогом. [Пауза 6 сек]</w:t>
-        <w:br/>
-        <w:br/>
-        <w:t xml:space="preserve">Ты проходишь в комнату и садишься в старое, глубокое дубовое кресло с потертыми подлокотниками перед камином. </w:t>
-        <w:br/>
-        <w:t xml:space="preserve">В камине весело трещат поленья, разливая мягкое янтарное тепло. </w:t>
-        <w:br/>
-        <w:t xml:space="preserve">Твои стопы плотно стоят на деревянном полу. </w:t>
-        <w:br/>
-        <w:t xml:space="preserve">И представь, как от твоих стоп вниз, сквозь доски пола, сквозь землю, начинают прорастать могучие корни векового дуба. </w:t>
-        <w:br/>
-        <w:t xml:space="preserve">Они уходят на километры вглубь, прорастая сквозь слои глины, песка, и намертво впиваются в первозданный гранитный монолит Земли. </w:t>
-        <w:br/>
-        <w:t xml:space="preserve">Почувствуй этот гранит. </w:t>
-        <w:br/>
-        <w:t xml:space="preserve">Миллиарды тонн древнего, неподвижного камня держат тебя прямо сейчас. </w:t>
-        <w:br/>
-        <w:t xml:space="preserve">Тебя невозможно сдвинуть. Тебя невозможно опрокинуть. </w:t>
-        <w:br/>
-        <w:t>Ты соединена с вечной силой планеты. [Пауза 8 сек]</w:t>
-        <w:br/>
-        <w:br/>
-        <w:t>[Нитка В: Ядро транса — Белый Маяк на высокой скале]</w:t>
-        <w:br/>
-        <w:t xml:space="preserve">И пока эта сила держит тебя, перенеси свой взор на вершину высокой прибрежной скалы. </w:t>
-        <w:br/>
-        <w:t xml:space="preserve">Там, на самом краю, стоит мощный Белый Маяк. </w:t>
-        <w:br/>
-        <w:t xml:space="preserve">Его стены сделаны из цельного камня. </w:t>
-        <w:br/>
-        <w:t xml:space="preserve">Он стоял здесь до прошлых бурь. Он стоит сейчас во время любого ветра. И он будет стоять всегда. </w:t>
-        <w:br/>
-        <w:t xml:space="preserve">Маяк не бегает по морю за проходящими кораблями. </w:t>
-        <w:br/>
-        <w:t xml:space="preserve">Не пытается догонять их в тумане или спасать вопреки волнам. </w:t>
-        <w:br/>
-        <w:t xml:space="preserve">Он просто спокойно и уверенно светит в темноту, оставаясь надежной опорой и главным ориентиром. </w:t>
-        <w:br/>
-        <w:t xml:space="preserve">Потому что его свет — это его природа. </w:t>
-        <w:br/>
-        <w:t>И этот Маяк — это ты. Твой внутренний стержень цел и нерушим. [Пауза 8 сек]</w:t>
-        <w:br/>
-        <w:br/>
-        <w:t>[Закрытие Б2: Сила гранита в теле]</w:t>
-        <w:br/>
-        <w:t xml:space="preserve">И от гранитного монолита по корням дуба в твои стопы начинает подниматься мощная, теплая, спокойная сила. </w:t>
-        <w:br/>
-        <w:t xml:space="preserve">Она наполняет голени, колени, бедра. </w:t>
-        <w:br/>
-        <w:t xml:space="preserve">Заполняет таз, течет вверх по позвоночнику, расправляя каждый позвонок. </w:t>
-        <w:br/>
-        <w:t xml:space="preserve">Твоя осанка становится царственной и естественной. </w:t>
-        <w:br/>
-        <w:t xml:space="preserve">Плечи раскрыты. Грудь дышит полной свободой. </w:t>
-        <w:br/>
-        <w:t>Ты чувствуешь себя плотной, сильной и абсолютно защищенной. [Пауза 7 сек]</w:t>
-        <w:br/>
-        <w:br/>
-        <w:t>[Закрытие А2: Уют у камина и тишина привала]</w:t>
-        <w:br/>
-        <w:t xml:space="preserve">Ты сидишь в кресле перед камином. </w:t>
-        <w:br/>
-        <w:t xml:space="preserve">В твоих руках — глиняная кружка с ароматным травяным чаем. </w:t>
-        <w:br/>
-        <w:t xml:space="preserve">За окном шумит ветер, но здесь, внутри — тепло, мир и покой. </w:t>
-        <w:br/>
-        <w:t>Ты дома. Ты на своей земле. [Пауза 6 сек]</w:t>
+        <w:t>[Музыкальное вступление: светлый, прозрачный, кристально чистый фон 963 Гц — Пауза 8 сек]</w:t>
+        <w:br/>
+        <w:br/>
+        <w:t>Здравствуй. [Пауза 4 сек]</w:t>
+        <w:br/>
+        <w:t xml:space="preserve">Сядь с ровной, свободной, наполненной спиной. </w:t>
+        <w:br/>
+        <w:t>Почувствуй, как позвоночник выстраивает свою естественную высоту — от копчика до самой макушки, легко устремленной ввысь. [Пауза 4 сек]</w:t>
+        <w:br/>
+        <w:br/>
+        <w:t xml:space="preserve">Мы подошли к финалу курса «Я остаюсь собой». </w:t>
+        <w:br/>
+        <w:t>И сейчас мы совершим подъем на ту высоту, где воздух предельно чист, где нет туманов сомнений и где ты видишь мир с позиции взрослой хозяйки своей судьбы. [Пауза 5 сек]</w:t>
+        <w:br/>
+        <w:br/>
+        <w:t>Сделай медленный вдох носом, вбирая прохладную горную свежесть... [Пауза 3 сек]</w:t>
+        <w:br/>
+        <w:t>И свободный, просторный выдох. [Пауза 4 сек]</w:t>
+        <w:br/>
+        <w:t xml:space="preserve">Лицо становится спокойным, гладким и ясным. </w:t>
+        <w:br/>
+        <w:t xml:space="preserve">Взгляд под веками расслаблен и направлен вперед, к широкому горизонту. </w:t>
+        <w:br/>
+        <w:t xml:space="preserve">Плечи раскрываются в стороны, грудь дышит легко и торжественно. </w:t>
+        <w:br/>
+        <w:t xml:space="preserve">Внутри твоего позвоночника просыпается плотная, золотая ось суверенитета. </w:t>
+        <w:br/>
+        <w:t>Она держит твою осанку ровно и непоколебимо. [Пауза 6 сек]</w:t>
+        <w:br/>
+        <w:br/>
+        <w:t>[Нитка А1: Высокогорная обсерватория над облаками]</w:t>
+        <w:br/>
+        <w:t xml:space="preserve">И представь, что ты стоишь на вершине величественной горы. </w:t>
+        <w:br/>
+        <w:t xml:space="preserve">Далеко внизу под твоими ногами раскинулось белое море пушистых облаков. </w:t>
+        <w:br/>
+        <w:t xml:space="preserve">Здесь, на высоте, царит абсолютная прозрачность, тишина и яркий солнечный свет. </w:t>
+        <w:br/>
+        <w:t xml:space="preserve">Перед тобой возвышается древняя каменная обсерватория с огромным стеклянным куполом. </w:t>
+        <w:br/>
+        <w:t xml:space="preserve">Ты входишь внутрь. </w:t>
+        <w:br/>
+        <w:t xml:space="preserve">Под стопами — полированный белый мрамор. </w:t>
+        <w:br/>
+        <w:t xml:space="preserve">В центре зала стоит удобное резное кресло из светлого дерева. </w:t>
+        <w:br/>
+        <w:t>Ты садишься в него, чувствуя невероятный простор вокруг. [Пауза 7 сек]</w:t>
+        <w:br/>
+        <w:br/>
+        <w:t>[Нитка Б1: Прозрачный купол личных границ]</w:t>
+        <w:br/>
+        <w:t xml:space="preserve">Представь, что вокруг твоего тела, на расстоянии вытянутой руки, поднимается легкий, абсолютно прозрачный алмазный купол. </w:t>
+        <w:br/>
+        <w:t xml:space="preserve">Он невидим, но монолитен. </w:t>
+        <w:br/>
+        <w:t xml:space="preserve">Сквозь него свободно проходит искреннее тепло, уважение, нежность и радость. </w:t>
+        <w:br/>
+        <w:t xml:space="preserve">Но любые чужие манипуляции, упреки, попытки вызвать вину или затянуть в тревогу — долетают до этой прозрачной грани, ударяются о нее и осыпаются вниз невесомой хрустальной пылью. </w:t>
+        <w:br/>
+        <w:t xml:space="preserve">Ничто чужое и разрушительное больше не касается твоей кожи. </w:t>
+        <w:br/>
+        <w:t>Твои границы защищены. [Пауза 8 сек]</w:t>
+        <w:br/>
+        <w:br/>
+        <w:t>[Нитка В: Ядро транса — Паспорт Суверенитета]</w:t>
+        <w:br/>
+        <w:t xml:space="preserve">Ты кладешь ладони на подлокотники. </w:t>
+        <w:br/>
+        <w:t xml:space="preserve">В твоих руках появляется красивый кожаный свиток с золотой печатью — твой Паспорт Суверенитета. </w:t>
+        <w:br/>
+        <w:t xml:space="preserve">В нем навсегда зафиксированы три главных правила твоей новой жизни: </w:t>
+        <w:br/>
+        <w:t xml:space="preserve">«1. Чужие паузы, молчание и настроения — это выбор другого человека, который никак не определяет мою ценность. </w:t>
+        <w:br/>
+        <w:t xml:space="preserve">2. Я больше никогда не предам себя ради того, чтобы заслужить чужое одобрение. </w:t>
+        <w:br/>
+        <w:t>3. Я выбираю быть в контакте с близкими, оставаясь в полном контакте с собой». [Пауза 9 сек]</w:t>
+        <w:br/>
+        <w:br/>
+        <w:t xml:space="preserve">Ты чувствуешь, как эти слова становятся физической плотностью в твоем теле. </w:t>
+        <w:br/>
+        <w:t xml:space="preserve">Твое сердце спокойно и свободно. </w:t>
+        <w:br/>
+        <w:t>Ты взрослая. Ты целостная. Ты на своей стороне. [Пауза 8 сек]</w:t>
+        <w:br/>
+        <w:br/>
+        <w:t>[Закрытие Б2: Алмазное сияние в груди]</w:t>
+        <w:br/>
+        <w:t xml:space="preserve">В грудной клетке разгорается чистый, ясный алмазный свет. </w:t>
+        <w:br/>
+        <w:t xml:space="preserve">Он наполняет теплом каждую клетку, убирая все следы старой тревожности. </w:t>
+        <w:br/>
+        <w:t>Дышится легко, глубоко и свободно. [Пауза 7 сек]</w:t>
+        <w:br/>
+        <w:br/>
+        <w:t>[Закрытие А2: Вершина горы и открытый горизонт]</w:t>
+        <w:br/>
+        <w:t xml:space="preserve">Солнце заливает горную вершину золотыми лучами. </w:t>
+        <w:br/>
+        <w:t xml:space="preserve">Впереди простирается бескрайний, ясный горизонт твоей новой, свободной жизни. </w:t>
+        <w:br/>
+        <w:t>Ты свободна быть собой. [Пауза 6 сек]</w:t>
         <w:br/>
         <w:br/>
         <w:t>[Выход]</w:t>
         <w:br/>
-        <w:t>Сделай глубокий вдох носом, наполняя грудь свежестью и силой... [Пауза 3 сек]</w:t>
-        <w:br/>
-        <w:t>И длинный, свободный выдох. [Пауза 4 сек]</w:t>
-        <w:br/>
-        <w:t xml:space="preserve">Пошевели пальцами рук и ног. </w:t>
-        <w:br/>
-        <w:t xml:space="preserve">Потянись всем телом, чувствуя свою несокрушимую устойчивость. </w:t>
-        <w:br/>
-        <w:t xml:space="preserve">И когда будешь готова — открывай глаза. </w:t>
-        <w:br/>
-        <w:t>Ты молодец. Твоя опора с тобой. [Музыкальное завершение — Пауза 8 сек]</w:t>
+        <w:t>Сделай глубокий вдох, наполняя грудь горным воздухом победы... [Пауза 3 сек]</w:t>
+        <w:br/>
+        <w:t>И долгий, торжественный выдох. [Пауза 4 сек]</w:t>
+        <w:br/>
+        <w:t xml:space="preserve">Пошевели пальцами, расправь плечи, потянись к свету. </w:t>
+        <w:br/>
+        <w:t xml:space="preserve">Открывай глаза с ясным и уверенным взглядом. </w:t>
+        <w:br/>
+        <w:t>Поздравляю тебя с завершением пути. Ты прекрасна. [Музыкальное завершение — Пауза 8 сек]</w:t>
       </w:r>
     </w:p>
     <w:p>
@@ -606,9 +600,9 @@
         <w:br/>
         <w:t>• Главная мишень: Интеграция Закона Маяка: не выбегать из сада за молчанием.</w:t>
         <w:br/>
-        <w:t>• Индукция: 4 стихии в теле, скала и Белый Маяк, цветущий сад.</w:t>
-        <w:br/>
-        <w:t>• Параметры: 9–10 мин (~850 слов) | 528 Hz</w:t>
+        <w:t>• Индукция: 4 стихии в теле, скала и Белый Маяк, цветущий сад личного мира (хронометраж ровно 10 минут).</w:t>
+        <w:br/>
+        <w:t>• Параметры: 9–10 мин (~850 слов) | Музыка FlowMusic 528 Hz, До мажор</w:t>
       </w:r>
     </w:p>
     <w:p>

--- a/baza/медитации_и_аудио/МЕДИТАЦИИ_СЦЕНАРИЙ_2_Я_ОСТАЮСЬ_СОБОЙ_МАГИГ.docx
+++ b/baza/медитации_и_аудио/МЕДИТАЦИИ_СЦЕНАРИЙ_2_Я_ОСТАЮСЬ_СОБОЙ_МАГИГ.docx
@@ -30,7 +30,7 @@
         </w:rPr>
         <w:t>Монументальный свод 4-х трансовых сессий по методу Анатолия Фёдорова (МАГиГ)</w:t>
         <w:br/>
-        <w:t>100% независимые метафоры: Звуковая студия (Урок 0) ➔ Океан 100м (Урок 3) ➔ Обсерватория над облаками (Урок 5) ➔ 4 Стихии и Сад (Бонус)</w:t>
+        <w:t>100% уникальные независимые миры: Студия звукозаписи (Mute) ➔ Океан 100м и Очаг ➔ Обсерватория над облаками ➔ Сад камней и Валун</w:t>
         <w:br/>
         <w:t>Спикер: Федоров Анатолий Игоревич (Семейный психолог, гипнолог, проректор МАГиГ)</w:t>
       </w:r>
@@ -65,9 +65,7 @@
         <w:br/>
         <w:t>• Индукция: Звук выдоха «ш-ш-ш», герметичная звукозаписывающая студия, распутывание шелковых узлов в теле, режиссерский пульт (громкость чужих голосов на ноль).</w:t>
         <w:br/>
-        <w:t>• Параметры: 15–16 мин (~1100 слов) | Музыка FlowMusic 432 Hz, Ре минор</w:t>
-        <w:br/>
-        <w:t>• Архитектура Косички: А1 (Звукоизолированная студия) ➔ Б1 (Распутывание шелковых узлов в теле) ➔ В (Ядро: Пульт режиссера, глушение чужих голосов, золотой фейдер своего голоса) ➔ Б2 (Шелковая мягкость в теле) ➔ А2 (Янтарный свет студии)</w:t>
+        <w:t>• Параметры: 15–16 мин (~1100 слов) | 432 Hz</w:t>
       </w:r>
     </w:p>
     <w:p>
@@ -241,7 +239,7 @@
         <w:br/>
         <w:t>• Индукция: Аудиальное ведение голосом Анатолия Фёдорова, спуск 20м-50м-100м в океан тишины, гидростатическое объятие воды, каменный дом и неугасимый очаг с первого вдоха при рождении.</w:t>
         <w:br/>
-        <w:t>• Параметры: 16–18 мин (~1250 слов) | Музыка FlowMusic 432 Hz, Ля минор</w:t>
+        <w:t>• Параметры: 16–18 мин (~1250 слов) | 432 Hz</w:t>
       </w:r>
     </w:p>
     <w:p>
@@ -437,13 +435,11 @@
         </w:rPr>
         <w:t>🧠 ТЕРАПЕВТИЧЕСКИЙ ПАСПОРТ И ПСИХОЛОГИЧЕСКИЕ МИШЕНИ</w:t>
         <w:br/>
-        <w:t>• Главная мишень: Монументальное закрепление суверенитета и личных границ, преодоление созависимости.</w:t>
-        <w:br/>
-        <w:t>• Индукция: Горный воздух, обсерватория над облаками, прозрачный алмазный купол границ, Паспорт Суверенитета.</w:t>
-        <w:br/>
-        <w:t>• Параметры: 16–18 мин (~1250 слов) | Музыка FlowMusic 963 Hz, До мажор</w:t>
-        <w:br/>
-        <w:t>• Архитектура Косички: А1 (Обсерватория над облаками) ➔ Б1 (Прозрачный алмазный купол границ) ➔ В (Ядро: Паспорт Суверенитета, 3 закона взрослой автономии) ➔ Б2 (Алмазное сияние в груди) ➔ А2 (Открытый горизонт)</w:t>
+        <w:t>• Главная мишень: Закрепление взрослого суверенитета и личных границ.</w:t>
+        <w:br/>
+        <w:t>• Индукция: Прозрачный алмазный купол, свиток Паспорта Суверенитета, обсерватория над облаками.</w:t>
+        <w:br/>
+        <w:t>• Параметры: 16–18 мин (~1250 слов) | 963 Hz</w:t>
       </w:r>
     </w:p>
     <w:p>
@@ -583,7 +579,7 @@
           <w:color w:val="0E6E5D"/>
           <w:sz w:val="26"/>
         </w:rPr>
-        <w:t>🎧 2.3. БОНУСНАЯ МЕДИТАЦИЯ: «ЧЕТЫРЕ СТИХИИ, СВЕТ МОЕГО И САД ЛИЧНОГО МИРА» (Бонус 3, 528 Hz)</w:t>
+        <w:t>🎧 2.3. БОНУСНАЯ МЕДИТАЦИЯ: «САД КАМНЕЙ: ПРИНЦИП НЕВОВЛЕЧЕННОСТИ» (Бонус 3, 528 Hz)</w:t>
       </w:r>
     </w:p>
     <w:p>
@@ -598,11 +594,11 @@
         </w:rPr>
         <w:t>🧠 ТЕРАПЕВТИЧЕСКИЙ ПАСПОРТ И ПСИХОЛОГИЧЕСКИЕ МИШЕНИ</w:t>
         <w:br/>
-        <w:t>• Главная мишень: Интеграция Закона Маяка: не выбегать из сада за молчанием.</w:t>
-        <w:br/>
-        <w:t>• Индукция: 4 стихии в теле, скала и Белый Маяк, цветущий сад личного мира (хронометраж ровно 10 минут).</w:t>
-        <w:br/>
-        <w:t>• Параметры: 9–10 мин (~850 слов) | Музыка FlowMusic 528 Hz, До мажор</w:t>
+        <w:t>• Главная мишень: Чистая невовлеченность в чужие эмоциональные раскачки.</w:t>
+        <w:br/>
+        <w:t>• Индукция: Сад камней, звук бамбука, согретый гладкий валун, закон автономии (хронометраж 10 мин).</w:t>
+        <w:br/>
+        <w:t>• Параметры: 9–10 мин (~800 слов) | 528 Hz</w:t>
       </w:r>
     </w:p>
     <w:p>
@@ -614,109 +610,88 @@
           <w:rFonts w:ascii="Calibri" w:hAnsi="Calibri"/>
           <w:sz w:val="21"/>
         </w:rPr>
-        <w:t>[Музыкальное вступление: торжественный, гармонизирующий, мягкий фон 528 Гц — Пауза 6 сек]</w:t>
-        <w:br/>
-        <w:br/>
-        <w:t>Здравствуй. Позволь себе расположиться так, как тебе сейчас удобнее всего. [Пауза 4 сек]</w:t>
-        <w:br/>
-        <w:t xml:space="preserve">Это время принадлежит только тебе. </w:t>
-        <w:br/>
-        <w:t>Отложи все, что отвлекает, почувствуй стопами пол и позволь плечам мягко опуститься вниз. [Пауза 4 сек]</w:t>
-        <w:br/>
-        <w:br/>
-        <w:t>Сделай один спокойный вдох через нос, наполняя грудь... [Пауза 3 сек]</w:t>
-        <w:br/>
-        <w:t>И длинный, плавный выдох через приоткрытые губы. [Пауза 4 сек]</w:t>
-        <w:br/>
-        <w:t xml:space="preserve">Мышцы вокруг глаз расслабляются. </w:t>
-        <w:br/>
-        <w:t xml:space="preserve">Нижняя челюсть становится мягкой и свободной. Зубы размыкаются. </w:t>
-        <w:br/>
-        <w:t xml:space="preserve">Дыхание находит свой естественный, ровный, глубокий ритм. </w:t>
-        <w:br/>
-        <w:t>Мысли спокойно протекают мимо, как листья по воде. [Пауза 6 сек]</w:t>
-        <w:br/>
-        <w:br/>
-        <w:t>[Нитка А1: Высокая скала, 4 стихии и Свет Моего]</w:t>
-        <w:br/>
-        <w:t xml:space="preserve">Представь перед своим взором древнюю, монолитную скалу над бескрайним морем. </w:t>
-        <w:br/>
-        <w:t xml:space="preserve">На краю скалы возвышается мощный Белый Маяк из цельного камня. </w:t>
-        <w:br/>
-        <w:t xml:space="preserve">Он выдержит любой шторм и любой ветер. </w:t>
-        <w:br/>
-        <w:t xml:space="preserve">Он соединяет в себе четыре стихии: </w:t>
-        <w:br/>
-        <w:t xml:space="preserve">Землю — твой телесный покой и твердую опору. </w:t>
-        <w:br/>
-        <w:t xml:space="preserve">Воду — твои чистые, глубокие границы. </w:t>
-        <w:br/>
-        <w:t xml:space="preserve">Воздух — ясность и прозрачность без иллюзий. </w:t>
-        <w:br/>
-        <w:t xml:space="preserve">И Огонь — твое священное право быть собой и любить. </w:t>
-        <w:br/>
-        <w:t>Эти четыре стихии соединяются в единый сияющий луч: Свет Моего. [Пауза 7 сек]</w:t>
-        <w:br/>
-        <w:br/>
-        <w:t>[Нитка В: Ядро транса — Сад личного мира и Закон Маяка]</w:t>
-        <w:br/>
-        <w:t xml:space="preserve">И этот свет озаряет твой цветущий Сад. </w:t>
-        <w:br/>
-        <w:t xml:space="preserve">Это пространство твоей жизни. Твой личный мир, где ты — единственный, мудрый и заботливый хозяин. </w:t>
-        <w:br/>
-        <w:t>Ты сама сажаешь здесь цветы, прокладываешь каменные дорожки и создаешь свои правила. [Пауза 5 сек]</w:t>
-        <w:br/>
-        <w:br/>
-        <w:t xml:space="preserve">А иногда за воротами сада может шуметь ветер. </w:t>
-        <w:br/>
-        <w:t xml:space="preserve">А на дороге снаружи кто-то может внезапно замолчать, сбавить шаг или отвернуться. </w:t>
-        <w:br/>
-        <w:t xml:space="preserve">И в этот самый момент, когда снаружи кто-то затихает или уходит в молчание... </w:t>
-        <w:br/>
-        <w:t xml:space="preserve">Твое тело не сжимается в привычную тревогу. </w:t>
-        <w:br/>
-        <w:t xml:space="preserve">Оно помнит: Маяк не бегает по морю за кораблями. </w:t>
-        <w:br/>
-        <w:t>Так и ты не выбегаешь в панике за ворота своего сада. [Пауза 7 сек]</w:t>
-        <w:br/>
-        <w:br/>
-        <w:t xml:space="preserve">Шея и плечи сохраняют полное расслабление. </w:t>
-        <w:br/>
-        <w:t xml:space="preserve">Нижняя челюсть остается мягкой. </w:t>
-        <w:br/>
-        <w:t>А дыхание автоматически выбирает длинный, плавный выдох. [Пауза 4 сек]</w:t>
-        <w:br/>
-        <w:t xml:space="preserve">Ты не догоняешь тех, кто сбавил шаг. </w:t>
-        <w:br/>
-        <w:t xml:space="preserve">Ты не спасаешь тех, кто выбрал молчание. </w:t>
-        <w:br/>
-        <w:t xml:space="preserve">Ты просто сохраняешь выдох, сохраняешь ровный шаг и спокойно наблюдаешь за реальными поступками. </w:t>
-        <w:br/>
-        <w:t xml:space="preserve">Если за воротами искреннее тепло и уважение — ты открываешь калитку. </w:t>
-        <w:br/>
-        <w:t xml:space="preserve">А если холод и сомнения — делаешь спокойный выдох, разворачиваешься к своим солнечным аллеям и продолжаешь обустраивать свою красивую жизнь. </w:t>
-        <w:br/>
-        <w:t>Твое время и твой покой — твоя высшая ценность. [Пауза 7 сек]</w:t>
-        <w:br/>
-        <w:br/>
-        <w:t>[Закрытие Б2 &amp; А2: Интеграция правила достоинства]</w:t>
-        <w:br/>
-        <w:t xml:space="preserve">И в твоем сердце навсегда закрепляется главное правило: </w:t>
-        <w:br/>
-        <w:t>«Я выбираю только те отношения, где мне легко, спокойно и уважительно». [Пауза 5 сек]</w:t>
-        <w:br/>
-        <w:t xml:space="preserve">Спина становится ровной, в груди расцветает тихое достоинство и свобода. </w:t>
-        <w:br/>
-        <w:t>Ты в полной безопасности и на своей стороне. [Пауза 5 сек]</w:t>
+        <w:t>[Музыкальное вступление: минималистичный, гармоничный звук поющей чаши и бамбука 528 Гц — Пауза 6 сек]</w:t>
+        <w:br/>
+        <w:br/>
+        <w:t>Здравствуй. [Пауза 3 сек]</w:t>
+        <w:br/>
+        <w:t xml:space="preserve">Устройся спокойно. </w:t>
+        <w:br/>
+        <w:t xml:space="preserve">Перед тем как начать свой день или когда ты чувствуешь, что кто-то пытается раскачать твой покой... </w:t>
+        <w:br/>
+        <w:t>Мы выполним простую настройку на чистую невовлеченность. [Пауза 4 сек]</w:t>
+        <w:br/>
+        <w:br/>
+        <w:t>Сделай свободный вдох через нос... [Пауза 3 сек]</w:t>
+        <w:br/>
+        <w:t>И плавный, беззвучный выдох, словно сдуваешь пушинку с ладони. [Пауза 4 сек]</w:t>
+        <w:br/>
+        <w:t xml:space="preserve">Обрати внимание на то, как расслабляются виски и уголки губ. </w:t>
+        <w:br/>
+        <w:t xml:space="preserve">На лице появляется легкое, едва заметное выражение нейтральности. </w:t>
+        <w:br/>
+        <w:t>Ты ни с кем не споришь. Ты никого не судишь. Ты просто наблюдаешь. [Пауза 5 сек]</w:t>
+        <w:br/>
+        <w:br/>
+        <w:t>[Нитка А1: Японский сад камней и бамбуковый источник]</w:t>
+        <w:br/>
+        <w:t xml:space="preserve">Представь уединенный сад камней в лучах утреннего солнца. </w:t>
+        <w:br/>
+        <w:t xml:space="preserve">Здесь идеальный белый песок, расчесанный плавными круговыми линиями граблей. </w:t>
+        <w:br/>
+        <w:t xml:space="preserve">Посреди песка лежат гладкие, темные речные валуны. </w:t>
+        <w:br/>
+        <w:t xml:space="preserve">Они неподвижны, согреты солнцем и совершенны в своей простоте. </w:t>
+        <w:br/>
+        <w:t xml:space="preserve">Рядом неспешно течет тонкая струйка воды из бамбукового желоба: кап... кап... </w:t>
+        <w:br/>
+        <w:t>Каждый щелчок бамбука возвращает тебя в настоящий момент. [Пауза 6 сек]</w:t>
+        <w:br/>
+        <w:br/>
+        <w:t>[Нитка Б1: Осанка гладкого валуна]</w:t>
+        <w:br/>
+        <w:t xml:space="preserve">Почувствуй себя одним из этих валунов в саду. </w:t>
+        <w:br/>
+        <w:t xml:space="preserve">Твое тело устойчиво, плотно и монолитно. </w:t>
+        <w:br/>
+        <w:t xml:space="preserve">По нему может скользить солнечный луч, может падать осенний лист или моросить дождь. </w:t>
+        <w:br/>
+        <w:t xml:space="preserve">Но сам камень остается недвижим. </w:t>
+        <w:br/>
+        <w:t xml:space="preserve">Он не реагирует на шум ветра, не подпрыгивает от падения листа и не меняет своей формы. </w:t>
+        <w:br/>
+        <w:t>Ты сохраняешь внутреннее достоинство и покой перед любыми внешними колебаниями. [Пауза 7 сек]</w:t>
+        <w:br/>
+        <w:br/>
+        <w:t>[Нитка В: Ядро транса — Закон автономии: чужое движение — это не твой приказ]</w:t>
+        <w:br/>
+        <w:t xml:space="preserve">Если кто-то рядом повышает голос, отдаляется, устраивает драму или замолкает... </w:t>
+        <w:br/>
+        <w:t xml:space="preserve">Ты не втягиваешься в этот танец. </w:t>
+        <w:br/>
+        <w:t xml:space="preserve">Ты остаешься согретым солнцем гладким камнем. </w:t>
+        <w:br/>
+        <w:t xml:space="preserve">Ты делаешь спокойный выдох и мысленно говоришь: </w:t>
+        <w:br/>
+        <w:t xml:space="preserve">«Это твоя волна, а это мой берег. Я не обязана разрушать себя ради чужого шторма». </w:t>
+        <w:br/>
+        <w:t>Твое состояние — под твоим полным контролем. [Пауза 7 сек]</w:t>
+        <w:br/>
+        <w:br/>
+        <w:t>[Закрытие Б2 &amp; А2: Тепло и тишина]</w:t>
+        <w:br/>
+        <w:t xml:space="preserve">Тепло камня согревает грудь и поясницу. </w:t>
+        <w:br/>
+        <w:t xml:space="preserve">Дыхание ровное, как гладь песка. </w:t>
+        <w:br/>
+        <w:t>В саду звенит прозрачная утренняя тишина. [Пауза 5 сек]</w:t>
         <w:br/>
         <w:br/>
         <w:t>[Выход]</w:t>
         <w:br/>
-        <w:t>Сделай глубокий вдох и длинный освежающий выдох. [Пауза 3 сек]</w:t>
-        <w:br/>
-        <w:t xml:space="preserve">Потянись сладко всем телом. </w:t>
-        <w:br/>
-        <w:t>Открывай глаза хозяйкой своего мира. Ты молодец. [Музыкальное завершение — Пауза 6 сек]</w:t>
+        <w:t xml:space="preserve">Сделай глубокий вдох... мягкий выдох. </w:t>
+        <w:br/>
+        <w:t>Потянись телом. Открывай глаза со спокойной улыбкой наблюдателя. [Музыкальное завершение — Пауза 6 сек]</w:t>
       </w:r>
     </w:p>
     <w:sectPr>
